--- a/MongoDB/MongoDB.docx
+++ b/MongoDB/MongoDB.docx
@@ -2,6 +2,100 @@
 <file path=word/document.xml><?xml version="1.0" encoding="utf-8"?>
 <w:document xmlns:wpc="http://schemas.microsoft.com/office/word/2010/wordprocessingCanvas" xmlns:cx="http://schemas.microsoft.com/office/drawing/2014/chartex" xmlns:cx1="http://schemas.microsoft.com/office/drawing/2015/9/8/chartex" xmlns:cx2="http://schemas.microsoft.com/office/drawing/2015/10/21/chartex" xmlns:cx3="http://schemas.microsoft.com/office/drawing/2016/5/9/chartex" xmlns:cx4="http://schemas.microsoft.com/office/drawing/2016/5/10/chartex" xmlns:cx5="http://schemas.microsoft.com/office/drawing/2016/5/11/chartex" xmlns:cx6="http://schemas.microsoft.com/office/drawing/2016/5/12/chartex" xmlns:cx7="http://schemas.microsoft.com/office/drawing/2016/5/13/chartex" xmlns:cx8="http://schemas.microsoft.com/office/drawing/2016/5/14/chartex" xmlns:mc="http://schemas.openxmlformats.org/markup-compatibility/2006" xmlns:aink="http://schemas.microsoft.com/office/drawing/2016/ink" xmlns:am3d="http://schemas.microsoft.com/office/drawing/2017/model3d" xmlns:o="urn:schemas-microsoft-com:office:office" xmlns:oel="http://schemas.microsoft.com/office/2019/extlst" xmlns:r="http://schemas.openxmlformats.org/officeDocument/2006/relationships" xmlns:m="http://schemas.openxmlformats.org/officeDocument/2006/math" xmlns:v="urn:schemas-microsoft-com:vml" xmlns:wp14="http://schemas.microsoft.com/office/word/2010/wordprocessingDrawing" xmlns:wp="http://schemas.openxmlformats.org/drawingml/2006/wordprocessingDrawing" xmlns:w10="urn:schemas-microsoft-com:office:word" xmlns:w="http://schemas.openxmlformats.org/wordprocessingml/2006/main" xmlns:w14="http://schemas.microsoft.com/office/word/2010/wordml" xmlns:w15="http://schemas.microsoft.com/office/word/2012/wordml" xmlns:w16cex="http://schemas.microsoft.com/office/word/2018/wordml/cex" xmlns:w16cid="http://schemas.microsoft.com/office/word/2016/wordml/cid" xmlns:w16="http://schemas.microsoft.com/office/word/2018/wordml" xmlns:w16sdtdh="http://schemas.microsoft.com/office/word/2020/wordml/sdtdatahash" xmlns:w16se="http://schemas.microsoft.com/office/word/2015/wordml/symex" xmlns:wpg="http://schemas.microsoft.com/office/word/2010/wordprocessingGroup" xmlns:wpi="http://schemas.microsoft.com/office/word/2010/wordprocessingInk" xmlns:wne="http://schemas.microsoft.com/office/word/2006/wordml" xmlns:wps="http://schemas.microsoft.com/office/word/2010/wordprocessingShape" mc:Ignorable="w14 w15 w16se w16cid w16 w16cex w16sdtdh wp14">
   <w:body>
+    <w:p>
+      <w:pPr>
+        <w:rPr>
+          <w:lang w:val="en-US"/>
+        </w:rPr>
+      </w:pPr>
+      <w:proofErr w:type="spellStart"/>
+      <w:r>
+        <w:rPr>
+          <w:lang w:val="en-US"/>
+        </w:rPr>
+        <w:t>Procedimento</w:t>
+      </w:r>
+      <w:proofErr w:type="spellEnd"/>
+      <w:r>
+        <w:rPr>
+          <w:lang w:val="en-US"/>
+        </w:rPr>
+        <w:t xml:space="preserve"> per il </w:t>
+      </w:r>
+      <w:proofErr w:type="spellStart"/>
+      <w:r>
+        <w:rPr>
+          <w:lang w:val="en-US"/>
+        </w:rPr>
+        <w:t>LateX</w:t>
+      </w:r>
+      <w:proofErr w:type="spellEnd"/>
+      <w:r>
+        <w:rPr>
+          <w:lang w:val="en-US"/>
+        </w:rPr>
+        <w:t>:</w:t>
+      </w:r>
+    </w:p>
+    <w:p>
+      <w:pPr>
+        <w:pStyle w:val="ListParagraph"/>
+        <w:numPr>
+          <w:ilvl w:val="0"/>
+          <w:numId w:val="2"/>
+        </w:numPr>
+      </w:pPr>
+      <w:r>
+        <w:t xml:space="preserve">Strutturato il DB con un grafico </w:t>
+      </w:r>
+      <w:r>
+        <w:t>a documenti</w:t>
+      </w:r>
+    </w:p>
+    <w:p>
+      <w:pPr>
+        <w:pStyle w:val="ListParagraph"/>
+        <w:numPr>
+          <w:ilvl w:val="0"/>
+          <w:numId w:val="2"/>
+        </w:numPr>
+      </w:pPr>
+      <w:r>
+        <w:t xml:space="preserve">Secondo il grafico abbiamo generato i dati con il tool online </w:t>
+      </w:r>
+      <w:proofErr w:type="spellStart"/>
+      <w:r>
+        <w:t>mockaroo</w:t>
+      </w:r>
+      <w:proofErr w:type="spellEnd"/>
+      <w:r>
+        <w:t xml:space="preserve"> (alcuni casuali, alcuni presi dal vecchio DB utilizzato per Neo4J)</w:t>
+      </w:r>
+    </w:p>
+    <w:p>
+      <w:pPr>
+        <w:pStyle w:val="ListParagraph"/>
+        <w:numPr>
+          <w:ilvl w:val="0"/>
+          <w:numId w:val="2"/>
+        </w:numPr>
+      </w:pPr>
+      <w:r>
+        <w:t xml:space="preserve">Utilizzando degli script in </w:t>
+      </w:r>
+      <w:proofErr w:type="spellStart"/>
+      <w:r>
+        <w:t>python</w:t>
+      </w:r>
+      <w:proofErr w:type="spellEnd"/>
+      <w:r>
+        <w:t xml:space="preserve"> abbiamo aggiustato alcuni errori di forma e utilizzato dei tag e dei testi non casuali.</w:t>
+      </w:r>
+    </w:p>
+    <w:p/>
+    <w:p/>
+    <w:p/>
+    <w:p/>
     <w:p>
       <w:pPr>
         <w:rPr>
@@ -154,6 +248,119 @@
 <file path=word/numbering.xml><?xml version="1.0" encoding="utf-8"?>
 <w:numbering xmlns:wpc="http://schemas.microsoft.com/office/word/2010/wordprocessingCanvas" xmlns:cx="http://schemas.microsoft.com/office/drawing/2014/chartex" xmlns:cx1="http://schemas.microsoft.com/office/drawing/2015/9/8/chartex" xmlns:cx2="http://schemas.microsoft.com/office/drawing/2015/10/21/chartex" xmlns:cx3="http://schemas.microsoft.com/office/drawing/2016/5/9/chartex" xmlns:cx4="http://schemas.microsoft.com/office/drawing/2016/5/10/chartex" xmlns:cx5="http://schemas.microsoft.com/office/drawing/2016/5/11/chartex" xmlns:cx6="http://schemas.microsoft.com/office/drawing/2016/5/12/chartex" xmlns:cx7="http://schemas.microsoft.com/office/drawing/2016/5/13/chartex" xmlns:cx8="http://schemas.microsoft.com/office/drawing/2016/5/14/chartex" xmlns:mc="http://schemas.openxmlformats.org/markup-compatibility/2006" xmlns:aink="http://schemas.microsoft.com/office/drawing/2016/ink" xmlns:am3d="http://schemas.microsoft.com/office/drawing/2017/model3d" xmlns:o="urn:schemas-microsoft-com:office:office" xmlns:oel="http://schemas.microsoft.com/office/2019/extlst" xmlns:r="http://schemas.openxmlformats.org/officeDocument/2006/relationships" xmlns:m="http://schemas.openxmlformats.org/officeDocument/2006/math" xmlns:v="urn:schemas-microsoft-com:vml" xmlns:wp14="http://schemas.microsoft.com/office/word/2010/wordprocessingDrawing" xmlns:wp="http://schemas.openxmlformats.org/drawingml/2006/wordprocessingDrawing" xmlns:w10="urn:schemas-microsoft-com:office:word" xmlns:w="http://schemas.openxmlformats.org/wordprocessingml/2006/main" xmlns:w14="http://schemas.microsoft.com/office/word/2010/wordml" xmlns:w15="http://schemas.microsoft.com/office/word/2012/wordml" xmlns:w16cex="http://schemas.microsoft.com/office/word/2018/wordml/cex" xmlns:w16cid="http://schemas.microsoft.com/office/word/2016/wordml/cid" xmlns:w16="http://schemas.microsoft.com/office/word/2018/wordml" xmlns:w16sdtdh="http://schemas.microsoft.com/office/word/2020/wordml/sdtdatahash" xmlns:w16se="http://schemas.microsoft.com/office/word/2015/wordml/symex" xmlns:wpg="http://schemas.microsoft.com/office/word/2010/wordprocessingGroup" xmlns:wpi="http://schemas.microsoft.com/office/word/2010/wordprocessingInk" xmlns:wne="http://schemas.microsoft.com/office/word/2006/wordml" xmlns:wps="http://schemas.microsoft.com/office/word/2010/wordprocessingShape" mc:Ignorable="w14 w15 w16se w16cid w16 w16cex w16sdtdh wp14">
   <w:abstractNum w:abstractNumId="0" w15:restartNumberingAfterBreak="0">
+    <w:nsid w:val="239C5230"/>
+    <w:multiLevelType w:val="hybridMultilevel"/>
+    <w:tmpl w:val="7CE4B3B8"/>
+    <w:lvl w:ilvl="0" w:tplc="08090001">
+      <w:start w:val="1"/>
+      <w:numFmt w:val="bullet"/>
+      <w:lvlText w:val=""/>
+      <w:lvlJc w:val="left"/>
+      <w:pPr>
+        <w:ind w:left="720" w:hanging="360"/>
+      </w:pPr>
+      <w:rPr>
+        <w:rFonts w:ascii="Symbol" w:hAnsi="Symbol" w:hint="default"/>
+      </w:rPr>
+    </w:lvl>
+    <w:lvl w:ilvl="1" w:tplc="08090003" w:tentative="1">
+      <w:start w:val="1"/>
+      <w:numFmt w:val="bullet"/>
+      <w:lvlText w:val="o"/>
+      <w:lvlJc w:val="left"/>
+      <w:pPr>
+        <w:ind w:left="1440" w:hanging="360"/>
+      </w:pPr>
+      <w:rPr>
+        <w:rFonts w:ascii="Courier New" w:hAnsi="Courier New" w:cs="Courier New" w:hint="default"/>
+      </w:rPr>
+    </w:lvl>
+    <w:lvl w:ilvl="2" w:tplc="08090005" w:tentative="1">
+      <w:start w:val="1"/>
+      <w:numFmt w:val="bullet"/>
+      <w:lvlText w:val=""/>
+      <w:lvlJc w:val="left"/>
+      <w:pPr>
+        <w:ind w:left="2160" w:hanging="360"/>
+      </w:pPr>
+      <w:rPr>
+        <w:rFonts w:ascii="Wingdings" w:hAnsi="Wingdings" w:hint="default"/>
+      </w:rPr>
+    </w:lvl>
+    <w:lvl w:ilvl="3" w:tplc="08090001" w:tentative="1">
+      <w:start w:val="1"/>
+      <w:numFmt w:val="bullet"/>
+      <w:lvlText w:val=""/>
+      <w:lvlJc w:val="left"/>
+      <w:pPr>
+        <w:ind w:left="2880" w:hanging="360"/>
+      </w:pPr>
+      <w:rPr>
+        <w:rFonts w:ascii="Symbol" w:hAnsi="Symbol" w:hint="default"/>
+      </w:rPr>
+    </w:lvl>
+    <w:lvl w:ilvl="4" w:tplc="08090003" w:tentative="1">
+      <w:start w:val="1"/>
+      <w:numFmt w:val="bullet"/>
+      <w:lvlText w:val="o"/>
+      <w:lvlJc w:val="left"/>
+      <w:pPr>
+        <w:ind w:left="3600" w:hanging="360"/>
+      </w:pPr>
+      <w:rPr>
+        <w:rFonts w:ascii="Courier New" w:hAnsi="Courier New" w:cs="Courier New" w:hint="default"/>
+      </w:rPr>
+    </w:lvl>
+    <w:lvl w:ilvl="5" w:tplc="08090005" w:tentative="1">
+      <w:start w:val="1"/>
+      <w:numFmt w:val="bullet"/>
+      <w:lvlText w:val=""/>
+      <w:lvlJc w:val="left"/>
+      <w:pPr>
+        <w:ind w:left="4320" w:hanging="360"/>
+      </w:pPr>
+      <w:rPr>
+        <w:rFonts w:ascii="Wingdings" w:hAnsi="Wingdings" w:hint="default"/>
+      </w:rPr>
+    </w:lvl>
+    <w:lvl w:ilvl="6" w:tplc="08090001" w:tentative="1">
+      <w:start w:val="1"/>
+      <w:numFmt w:val="bullet"/>
+      <w:lvlText w:val=""/>
+      <w:lvlJc w:val="left"/>
+      <w:pPr>
+        <w:ind w:left="5040" w:hanging="360"/>
+      </w:pPr>
+      <w:rPr>
+        <w:rFonts w:ascii="Symbol" w:hAnsi="Symbol" w:hint="default"/>
+      </w:rPr>
+    </w:lvl>
+    <w:lvl w:ilvl="7" w:tplc="08090003" w:tentative="1">
+      <w:start w:val="1"/>
+      <w:numFmt w:val="bullet"/>
+      <w:lvlText w:val="o"/>
+      <w:lvlJc w:val="left"/>
+      <w:pPr>
+        <w:ind w:left="5760" w:hanging="360"/>
+      </w:pPr>
+      <w:rPr>
+        <w:rFonts w:ascii="Courier New" w:hAnsi="Courier New" w:cs="Courier New" w:hint="default"/>
+      </w:rPr>
+    </w:lvl>
+    <w:lvl w:ilvl="8" w:tplc="08090005" w:tentative="1">
+      <w:start w:val="1"/>
+      <w:numFmt w:val="bullet"/>
+      <w:lvlText w:val=""/>
+      <w:lvlJc w:val="left"/>
+      <w:pPr>
+        <w:ind w:left="6480" w:hanging="360"/>
+      </w:pPr>
+      <w:rPr>
+        <w:rFonts w:ascii="Wingdings" w:hAnsi="Wingdings" w:hint="default"/>
+      </w:rPr>
+    </w:lvl>
+  </w:abstractNum>
+  <w:abstractNum w:abstractNumId="1" w15:restartNumberingAfterBreak="0">
     <w:nsid w:val="2ACA4619"/>
     <w:multiLevelType w:val="hybridMultilevel"/>
     <w:tmpl w:val="2C0C15B0"/>
@@ -266,6 +473,9 @@
     </w:lvl>
   </w:abstractNum>
   <w:num w:numId="1" w16cid:durableId="1365670270">
+    <w:abstractNumId w:val="1"/>
+  </w:num>
+  <w:num w:numId="2" w16cid:durableId="1500999047">
     <w:abstractNumId w:val="0"/>
   </w:num>
 </w:numbering>

--- a/MongoDB/MongoDB.docx
+++ b/MongoDB/MongoDB.docx
@@ -93,148 +93,6 @@
       </w:r>
     </w:p>
     <w:p/>
-    <w:p/>
-    <w:p/>
-    <w:p/>
-    <w:p>
-      <w:pPr>
-        <w:rPr>
-          <w:lang w:val="en-US"/>
-        </w:rPr>
-      </w:pPr>
-      <w:proofErr w:type="spellStart"/>
-      <w:r>
-        <w:rPr>
-          <w:lang w:val="en-US"/>
-        </w:rPr>
-        <w:t>Consegne</w:t>
-      </w:r>
-      <w:proofErr w:type="spellEnd"/>
-      <w:r>
-        <w:rPr>
-          <w:lang w:val="en-US"/>
-        </w:rPr>
-        <w:t>:</w:t>
-      </w:r>
-    </w:p>
-    <w:p>
-      <w:pPr>
-        <w:rPr>
-          <w:lang w:val="en-US"/>
-        </w:rPr>
-      </w:pPr>
-    </w:p>
-    <w:p>
-      <w:pPr>
-        <w:rPr>
-          <w:lang w:val="en-US"/>
-        </w:rPr>
-      </w:pPr>
-      <w:r>
-        <w:rPr>
-          <w:lang w:val="en-US"/>
-        </w:rPr>
-        <w:t>Proceedings:</w:t>
-      </w:r>
-    </w:p>
-    <w:p>
-      <w:pPr>
-        <w:rPr>
-          <w:lang w:val="en-US"/>
-        </w:rPr>
-      </w:pPr>
-    </w:p>
-    <w:p>
-      <w:pPr>
-        <w:pStyle w:val="ListParagraph"/>
-        <w:numPr>
-          <w:ilvl w:val="0"/>
-          <w:numId w:val="1"/>
-        </w:numPr>
-        <w:rPr>
-          <w:lang w:val="en-US"/>
-        </w:rPr>
-      </w:pPr>
-      <w:r>
-        <w:rPr>
-          <w:lang w:val="en-US"/>
-        </w:rPr>
-        <w:t xml:space="preserve">DB </w:t>
-      </w:r>
-      <w:r>
-        <w:rPr>
-          <w:lang w:val="en-US"/>
-        </w:rPr>
-        <w:t>openslr.org/12</w:t>
-      </w:r>
-    </w:p>
-    <w:p>
-      <w:pPr>
-        <w:pStyle w:val="ListParagraph"/>
-        <w:numPr>
-          <w:ilvl w:val="1"/>
-          <w:numId w:val="1"/>
-        </w:numPr>
-        <w:rPr>
-          <w:lang w:val="en-US"/>
-        </w:rPr>
-      </w:pPr>
-      <w:r>
-        <w:rPr>
-          <w:lang w:val="en-US"/>
-        </w:rPr>
-        <w:t>hosting speech and language resources</w:t>
-      </w:r>
-    </w:p>
-    <w:p>
-      <w:pPr>
-        <w:rPr>
-          <w:lang w:val="en-US"/>
-        </w:rPr>
-      </w:pPr>
-    </w:p>
-    <w:p>
-      <w:pPr>
-        <w:pStyle w:val="ListParagraph"/>
-        <w:numPr>
-          <w:ilvl w:val="0"/>
-          <w:numId w:val="1"/>
-        </w:numPr>
-      </w:pPr>
-      <w:r>
-        <w:t>I dati devono essere pronti prima di importarli</w:t>
-      </w:r>
-    </w:p>
-    <w:p>
-      <w:pPr>
-        <w:pStyle w:val="ListParagraph"/>
-        <w:numPr>
-          <w:ilvl w:val="0"/>
-          <w:numId w:val="1"/>
-        </w:numPr>
-        <w:rPr>
-          <w:lang w:val="en-US"/>
-        </w:rPr>
-      </w:pPr>
-      <w:r>
-        <w:rPr>
-          <w:lang w:val="en-US"/>
-        </w:rPr>
-        <w:t>Data structure</w:t>
-      </w:r>
-    </w:p>
-    <w:p>
-      <w:pPr>
-        <w:pStyle w:val="ListParagraph"/>
-        <w:numPr>
-          <w:ilvl w:val="1"/>
-          <w:numId w:val="1"/>
-        </w:numPr>
-        <w:rPr>
-          <w:lang w:val="en-US"/>
-        </w:rPr>
-      </w:pPr>
-    </w:p>
     <w:sectPr>
       <w:pgSz w:w="11906" w:h="16838"/>
       <w:pgMar w:top="1417" w:right="1134" w:bottom="1134" w:left="1134" w:header="708" w:footer="708" w:gutter="0"/>

--- a/MongoDB/MongoDB.docx
+++ b/MongoDB/MongoDB.docx
@@ -81,7 +81,19 @@
         </w:numPr>
       </w:pPr>
       <w:r>
-        <w:t xml:space="preserve">Utilizzando degli script in </w:t>
+        <w:t>Usando gli script Python abbiamo corretto alcuni errori di modulo e utilizzato tag non casuali e abbiamo anche analizzato del testo significativo (generato da uno strumento)</w:t>
+      </w:r>
+    </w:p>
+    <w:p>
+      <w:pPr>
+        <w:pStyle w:val="ListParagraph"/>
+        <w:numPr>
+          <w:ilvl w:val="0"/>
+          <w:numId w:val="2"/>
+        </w:numPr>
+      </w:pPr>
+      <w:r>
+        <w:t xml:space="preserve">Sempre con degli script in </w:t>
       </w:r>
       <w:proofErr w:type="spellStart"/>
       <w:r>
@@ -89,7 +101,59 @@
       </w:r>
       <w:proofErr w:type="spellEnd"/>
       <w:r>
-        <w:t xml:space="preserve"> abbiamo aggiustato alcuni errori di forma e utilizzato dei tag e dei testi non casuali.</w:t>
+        <w:t xml:space="preserve"> abbiamo creato delle relazioni (coerenti) e completato il dataset.</w:t>
+      </w:r>
+    </w:p>
+    <w:p>
+      <w:pPr>
+        <w:pStyle w:val="ListParagraph"/>
+        <w:numPr>
+          <w:ilvl w:val="0"/>
+          <w:numId w:val="2"/>
+        </w:numPr>
+      </w:pPr>
+      <w:r>
+        <w:t>L’</w:t>
+      </w:r>
+      <w:proofErr w:type="spellStart"/>
+      <w:r>
+        <w:t>importing</w:t>
+      </w:r>
+      <w:proofErr w:type="spellEnd"/>
+      <w:r>
+        <w:t xml:space="preserve"> su </w:t>
+      </w:r>
+      <w:proofErr w:type="spellStart"/>
+      <w:r>
+        <w:t>mongodb</w:t>
+      </w:r>
+      <w:proofErr w:type="spellEnd"/>
+      <w:r>
+        <w:t xml:space="preserve"> consisteva nel creare due collezioni: </w:t>
+      </w:r>
+      <w:proofErr w:type="spellStart"/>
+      <w:r>
+        <w:t>articles</w:t>
+      </w:r>
+      <w:proofErr w:type="spellEnd"/>
+      <w:r>
+        <w:t xml:space="preserve"> e </w:t>
+      </w:r>
+      <w:proofErr w:type="spellStart"/>
+      <w:r>
+        <w:t>authors</w:t>
+      </w:r>
+      <w:proofErr w:type="spellEnd"/>
+      <w:r>
+        <w:t xml:space="preserve"> e di importare i due </w:t>
+      </w:r>
+      <w:proofErr w:type="spellStart"/>
+      <w:r>
+        <w:t>json</w:t>
+      </w:r>
+      <w:proofErr w:type="spellEnd"/>
+      <w:r>
+        <w:t xml:space="preserve"> generati negli step precedenti.</w:t>
       </w:r>
     </w:p>
     <w:p/>

--- a/MongoDB/MongoDB.docx
+++ b/MongoDB/MongoDB.docx
@@ -93,6 +93,7264 @@
       </w:r>
     </w:p>
     <w:p/>
+    <w:p/>
+    <w:p>
+      <w:r>
+        <w:t>--Lorenzo--</w:t>
+      </w:r>
+    </w:p>
+    <w:p>
+      <w:r>
+        <w:t xml:space="preserve">1==&gt; </w:t>
+      </w:r>
+      <w:proofErr w:type="spellStart"/>
+      <w:r>
+        <w:t>Find</w:t>
+      </w:r>
+      <w:proofErr w:type="spellEnd"/>
+      <w:r>
+        <w:t xml:space="preserve"> the top 5 </w:t>
+      </w:r>
+      <w:proofErr w:type="spellStart"/>
+      <w:r>
+        <w:t>articles</w:t>
+      </w:r>
+      <w:proofErr w:type="spellEnd"/>
+      <w:r>
+        <w:t xml:space="preserve"> con data di </w:t>
+      </w:r>
+      <w:proofErr w:type="spellStart"/>
+      <w:r>
+        <w:t>publicazione</w:t>
+      </w:r>
+      <w:proofErr w:type="spellEnd"/>
+      <w:r>
+        <w:t xml:space="preserve"> successiva al 2005 with more co-</w:t>
+      </w:r>
+      <w:proofErr w:type="spellStart"/>
+      <w:r>
+        <w:t>authors</w:t>
+      </w:r>
+      <w:proofErr w:type="spellEnd"/>
+      <w:r>
+        <w:t xml:space="preserve"> che abbiano </w:t>
+      </w:r>
+      <w:proofErr w:type="gramStart"/>
+      <w:r>
+        <w:t>tra  il</w:t>
+      </w:r>
+      <w:proofErr w:type="gramEnd"/>
+      <w:r>
+        <w:t xml:space="preserve">  tag “</w:t>
+      </w:r>
+      <w:proofErr w:type="spellStart"/>
+      <w:r>
+        <w:t>datascience</w:t>
+      </w:r>
+      <w:proofErr w:type="spellEnd"/>
+      <w:r>
+        <w:t xml:space="preserve">”. </w:t>
+      </w:r>
+    </w:p>
+    <w:p/>
+    <w:p>
+      <w:pPr>
+        <w:spacing w:line="360" w:lineRule="exact"/>
+        <w:rPr>
+          <w:rFonts w:ascii="Menlo" w:eastAsia="Menlo" w:hAnsi="Menlo" w:cs="Menlo"/>
+          <w:color w:val="000000" w:themeColor="text1"/>
+          <w:sz w:val="19"/>
+          <w:szCs w:val="19"/>
+        </w:rPr>
+      </w:pPr>
+      <w:r>
+        <w:rPr>
+          <w:rFonts w:ascii="Menlo" w:eastAsia="Menlo" w:hAnsi="Menlo" w:cs="Menlo"/>
+          <w:color w:val="000000" w:themeColor="text1"/>
+          <w:sz w:val="19"/>
+          <w:szCs w:val="19"/>
+        </w:rPr>
+        <w:t xml:space="preserve"> </w:t>
+      </w:r>
+      <w:proofErr w:type="spellStart"/>
+      <w:r>
+        <w:rPr>
+          <w:rFonts w:ascii="Menlo" w:eastAsia="Menlo" w:hAnsi="Menlo" w:cs="Menlo"/>
+          <w:color w:val="000000" w:themeColor="text1"/>
+          <w:sz w:val="19"/>
+          <w:szCs w:val="19"/>
+        </w:rPr>
+        <w:t>db.articles.aggregate</w:t>
+      </w:r>
+      <w:proofErr w:type="spellEnd"/>
+      <w:r>
+        <w:rPr>
+          <w:rFonts w:ascii="Menlo" w:eastAsia="Menlo" w:hAnsi="Menlo" w:cs="Menlo"/>
+          <w:color w:val="000000" w:themeColor="text1"/>
+          <w:sz w:val="19"/>
+          <w:szCs w:val="19"/>
+        </w:rPr>
+        <w:t>([</w:t>
+      </w:r>
+      <w:r>
+        <w:br/>
+      </w:r>
+      <w:r>
+        <w:rPr>
+          <w:rFonts w:ascii="Menlo" w:eastAsia="Menlo" w:hAnsi="Menlo" w:cs="Menlo"/>
+          <w:color w:val="000000" w:themeColor="text1"/>
+          <w:sz w:val="19"/>
+          <w:szCs w:val="19"/>
+        </w:rPr>
+        <w:t xml:space="preserve">   {</w:t>
+      </w:r>
+      <w:r>
+        <w:br/>
+      </w:r>
+      <w:r>
+        <w:rPr>
+          <w:rFonts w:ascii="Menlo" w:eastAsia="Menlo" w:hAnsi="Menlo" w:cs="Menlo"/>
+          <w:color w:val="000000" w:themeColor="text1"/>
+          <w:sz w:val="19"/>
+          <w:szCs w:val="19"/>
+        </w:rPr>
+        <w:t xml:space="preserve">    $match:</w:t>
+      </w:r>
+      <w:r>
+        <w:br/>
+      </w:r>
+      <w:r>
+        <w:rPr>
+          <w:rFonts w:ascii="Menlo" w:eastAsia="Menlo" w:hAnsi="Menlo" w:cs="Menlo"/>
+          <w:color w:val="000000" w:themeColor="text1"/>
+          <w:sz w:val="19"/>
+          <w:szCs w:val="19"/>
+        </w:rPr>
+        <w:t xml:space="preserve">    {"$and":[</w:t>
+      </w:r>
+      <w:r>
+        <w:br/>
+      </w:r>
+      <w:r>
+        <w:rPr>
+          <w:rFonts w:ascii="Menlo" w:eastAsia="Menlo" w:hAnsi="Menlo" w:cs="Menlo"/>
+          <w:color w:val="000000" w:themeColor="text1"/>
+          <w:sz w:val="19"/>
+          <w:szCs w:val="19"/>
+        </w:rPr>
+        <w:t xml:space="preserve">       {date:{"$</w:t>
+      </w:r>
+      <w:proofErr w:type="spellStart"/>
+      <w:r>
+        <w:rPr>
+          <w:rFonts w:ascii="Menlo" w:eastAsia="Menlo" w:hAnsi="Menlo" w:cs="Menlo"/>
+          <w:color w:val="000000" w:themeColor="text1"/>
+          <w:sz w:val="19"/>
+          <w:szCs w:val="19"/>
+        </w:rPr>
+        <w:t>gte</w:t>
+      </w:r>
+      <w:proofErr w:type="spellEnd"/>
+      <w:r>
+        <w:rPr>
+          <w:rFonts w:ascii="Menlo" w:eastAsia="Menlo" w:hAnsi="Menlo" w:cs="Menlo"/>
+          <w:color w:val="000000" w:themeColor="text1"/>
+          <w:sz w:val="19"/>
+          <w:szCs w:val="19"/>
+        </w:rPr>
+        <w:t>":new Date("2005-01-01")}},</w:t>
+      </w:r>
+      <w:r>
+        <w:br/>
+      </w:r>
+      <w:r>
+        <w:rPr>
+          <w:rFonts w:ascii="Menlo" w:eastAsia="Menlo" w:hAnsi="Menlo" w:cs="Menlo"/>
+          <w:color w:val="000000" w:themeColor="text1"/>
+          <w:sz w:val="19"/>
+          <w:szCs w:val="19"/>
+        </w:rPr>
+        <w:t xml:space="preserve">        {tags:"#</w:t>
+      </w:r>
+      <w:proofErr w:type="spellStart"/>
+      <w:r>
+        <w:rPr>
+          <w:rFonts w:ascii="Menlo" w:eastAsia="Menlo" w:hAnsi="Menlo" w:cs="Menlo"/>
+          <w:color w:val="000000" w:themeColor="text1"/>
+          <w:sz w:val="19"/>
+          <w:szCs w:val="19"/>
+        </w:rPr>
+        <w:t>datascience</w:t>
+      </w:r>
+      <w:proofErr w:type="spellEnd"/>
+      <w:r>
+        <w:rPr>
+          <w:rFonts w:ascii="Menlo" w:eastAsia="Menlo" w:hAnsi="Menlo" w:cs="Menlo"/>
+          <w:color w:val="000000" w:themeColor="text1"/>
+          <w:sz w:val="19"/>
+          <w:szCs w:val="19"/>
+        </w:rPr>
+        <w:t>"}</w:t>
+      </w:r>
+      <w:r>
+        <w:br/>
+      </w:r>
+      <w:r>
+        <w:rPr>
+          <w:rFonts w:ascii="Menlo" w:eastAsia="Menlo" w:hAnsi="Menlo" w:cs="Menlo"/>
+          <w:color w:val="000000" w:themeColor="text1"/>
+          <w:sz w:val="19"/>
+          <w:szCs w:val="19"/>
+        </w:rPr>
+        <w:t xml:space="preserve">        ]</w:t>
+      </w:r>
+      <w:r>
+        <w:br/>
+      </w:r>
+      <w:r>
+        <w:rPr>
+          <w:rFonts w:ascii="Menlo" w:eastAsia="Menlo" w:hAnsi="Menlo" w:cs="Menlo"/>
+          <w:color w:val="000000" w:themeColor="text1"/>
+          <w:sz w:val="19"/>
+          <w:szCs w:val="19"/>
+        </w:rPr>
+        <w:t xml:space="preserve">    }</w:t>
+      </w:r>
+      <w:r>
+        <w:br/>
+      </w:r>
+      <w:r>
+        <w:rPr>
+          <w:rFonts w:ascii="Menlo" w:eastAsia="Menlo" w:hAnsi="Menlo" w:cs="Menlo"/>
+          <w:color w:val="000000" w:themeColor="text1"/>
+          <w:sz w:val="19"/>
+          <w:szCs w:val="19"/>
+        </w:rPr>
+        <w:t xml:space="preserve">   },</w:t>
+      </w:r>
+      <w:r>
+        <w:br/>
+      </w:r>
+      <w:r>
+        <w:rPr>
+          <w:rFonts w:ascii="Menlo" w:eastAsia="Menlo" w:hAnsi="Menlo" w:cs="Menlo"/>
+          <w:color w:val="000000" w:themeColor="text1"/>
+          <w:sz w:val="19"/>
+          <w:szCs w:val="19"/>
+        </w:rPr>
+        <w:t xml:space="preserve">   {</w:t>
+      </w:r>
+      <w:r>
+        <w:br/>
+      </w:r>
+      <w:r>
+        <w:rPr>
+          <w:rFonts w:ascii="Menlo" w:eastAsia="Menlo" w:hAnsi="Menlo" w:cs="Menlo"/>
+          <w:color w:val="000000" w:themeColor="text1"/>
+          <w:sz w:val="19"/>
+          <w:szCs w:val="19"/>
+        </w:rPr>
+        <w:t xml:space="preserve">      $project:{</w:t>
+      </w:r>
+      <w:r>
+        <w:br/>
+      </w:r>
+      <w:r>
+        <w:rPr>
+          <w:rFonts w:ascii="Menlo" w:eastAsia="Menlo" w:hAnsi="Menlo" w:cs="Menlo"/>
+          <w:color w:val="000000" w:themeColor="text1"/>
+          <w:sz w:val="19"/>
+          <w:szCs w:val="19"/>
+        </w:rPr>
+        <w:t xml:space="preserve">          title:1,</w:t>
+      </w:r>
+      <w:r>
+        <w:br/>
+      </w:r>
+      <w:r>
+        <w:rPr>
+          <w:rFonts w:ascii="Menlo" w:eastAsia="Menlo" w:hAnsi="Menlo" w:cs="Menlo"/>
+          <w:color w:val="000000" w:themeColor="text1"/>
+          <w:sz w:val="19"/>
+          <w:szCs w:val="19"/>
+        </w:rPr>
+        <w:t xml:space="preserve">          tags:1,</w:t>
+      </w:r>
+      <w:r>
+        <w:br/>
+      </w:r>
+      <w:r>
+        <w:rPr>
+          <w:rFonts w:ascii="Menlo" w:eastAsia="Menlo" w:hAnsi="Menlo" w:cs="Menlo"/>
+          <w:color w:val="000000" w:themeColor="text1"/>
+          <w:sz w:val="19"/>
+          <w:szCs w:val="19"/>
+        </w:rPr>
+        <w:t xml:space="preserve">          date:1,</w:t>
+      </w:r>
+      <w:r>
+        <w:br/>
+      </w:r>
+      <w:r>
+        <w:rPr>
+          <w:rFonts w:ascii="Menlo" w:eastAsia="Menlo" w:hAnsi="Menlo" w:cs="Menlo"/>
+          <w:color w:val="000000" w:themeColor="text1"/>
+          <w:sz w:val="19"/>
+          <w:szCs w:val="19"/>
+        </w:rPr>
+        <w:t xml:space="preserve">         </w:t>
+      </w:r>
+      <w:proofErr w:type="spellStart"/>
+      <w:r>
+        <w:rPr>
+          <w:rFonts w:ascii="Menlo" w:eastAsia="Menlo" w:hAnsi="Menlo" w:cs="Menlo"/>
+          <w:color w:val="000000" w:themeColor="text1"/>
+          <w:sz w:val="19"/>
+          <w:szCs w:val="19"/>
+        </w:rPr>
+        <w:t>numAuthors</w:t>
+      </w:r>
+      <w:proofErr w:type="spellEnd"/>
+      <w:r>
+        <w:rPr>
+          <w:rFonts w:ascii="Menlo" w:eastAsia="Menlo" w:hAnsi="Menlo" w:cs="Menlo"/>
+          <w:color w:val="000000" w:themeColor="text1"/>
+          <w:sz w:val="19"/>
+          <w:szCs w:val="19"/>
+        </w:rPr>
+        <w:t>: { $</w:t>
+      </w:r>
+      <w:proofErr w:type="spellStart"/>
+      <w:r>
+        <w:rPr>
+          <w:rFonts w:ascii="Menlo" w:eastAsia="Menlo" w:hAnsi="Menlo" w:cs="Menlo"/>
+          <w:color w:val="000000" w:themeColor="text1"/>
+          <w:sz w:val="19"/>
+          <w:szCs w:val="19"/>
+        </w:rPr>
+        <w:t>cond</w:t>
+      </w:r>
+      <w:proofErr w:type="spellEnd"/>
+      <w:r>
+        <w:rPr>
+          <w:rFonts w:ascii="Menlo" w:eastAsia="Menlo" w:hAnsi="Menlo" w:cs="Menlo"/>
+          <w:color w:val="000000" w:themeColor="text1"/>
+          <w:sz w:val="19"/>
+          <w:szCs w:val="19"/>
+        </w:rPr>
+        <w:t xml:space="preserve">: { </w:t>
+      </w:r>
+      <w:proofErr w:type="spellStart"/>
+      <w:r>
+        <w:rPr>
+          <w:rFonts w:ascii="Menlo" w:eastAsia="Menlo" w:hAnsi="Menlo" w:cs="Menlo"/>
+          <w:color w:val="000000" w:themeColor="text1"/>
+          <w:sz w:val="19"/>
+          <w:szCs w:val="19"/>
+        </w:rPr>
+        <w:t>if</w:t>
+      </w:r>
+      <w:proofErr w:type="spellEnd"/>
+      <w:r>
+        <w:rPr>
+          <w:rFonts w:ascii="Menlo" w:eastAsia="Menlo" w:hAnsi="Menlo" w:cs="Menlo"/>
+          <w:color w:val="000000" w:themeColor="text1"/>
+          <w:sz w:val="19"/>
+          <w:szCs w:val="19"/>
+        </w:rPr>
+        <w:t>: { $</w:t>
+      </w:r>
+      <w:proofErr w:type="spellStart"/>
+      <w:r>
+        <w:rPr>
+          <w:rFonts w:ascii="Menlo" w:eastAsia="Menlo" w:hAnsi="Menlo" w:cs="Menlo"/>
+          <w:color w:val="000000" w:themeColor="text1"/>
+          <w:sz w:val="19"/>
+          <w:szCs w:val="19"/>
+        </w:rPr>
+        <w:t>isArray</w:t>
+      </w:r>
+      <w:proofErr w:type="spellEnd"/>
+      <w:r>
+        <w:rPr>
+          <w:rFonts w:ascii="Menlo" w:eastAsia="Menlo" w:hAnsi="Menlo" w:cs="Menlo"/>
+          <w:color w:val="000000" w:themeColor="text1"/>
+          <w:sz w:val="19"/>
+          <w:szCs w:val="19"/>
+        </w:rPr>
+        <w:t>: "$</w:t>
+      </w:r>
+      <w:proofErr w:type="spellStart"/>
+      <w:r>
+        <w:rPr>
+          <w:rFonts w:ascii="Menlo" w:eastAsia="Menlo" w:hAnsi="Menlo" w:cs="Menlo"/>
+          <w:color w:val="000000" w:themeColor="text1"/>
+          <w:sz w:val="19"/>
+          <w:szCs w:val="19"/>
+        </w:rPr>
+        <w:t>authors</w:t>
+      </w:r>
+      <w:proofErr w:type="spellEnd"/>
+      <w:r>
+        <w:rPr>
+          <w:rFonts w:ascii="Menlo" w:eastAsia="Menlo" w:hAnsi="Menlo" w:cs="Menlo"/>
+          <w:color w:val="000000" w:themeColor="text1"/>
+          <w:sz w:val="19"/>
+          <w:szCs w:val="19"/>
+        </w:rPr>
+        <w:t xml:space="preserve">" }, </w:t>
+      </w:r>
+      <w:proofErr w:type="spellStart"/>
+      <w:r>
+        <w:rPr>
+          <w:rFonts w:ascii="Menlo" w:eastAsia="Menlo" w:hAnsi="Menlo" w:cs="Menlo"/>
+          <w:color w:val="000000" w:themeColor="text1"/>
+          <w:sz w:val="19"/>
+          <w:szCs w:val="19"/>
+        </w:rPr>
+        <w:t>then</w:t>
+      </w:r>
+      <w:proofErr w:type="spellEnd"/>
+      <w:r>
+        <w:rPr>
+          <w:rFonts w:ascii="Menlo" w:eastAsia="Menlo" w:hAnsi="Menlo" w:cs="Menlo"/>
+          <w:color w:val="000000" w:themeColor="text1"/>
+          <w:sz w:val="19"/>
+          <w:szCs w:val="19"/>
+        </w:rPr>
+        <w:t>: { $size: "$</w:t>
+      </w:r>
+      <w:proofErr w:type="spellStart"/>
+      <w:r>
+        <w:rPr>
+          <w:rFonts w:ascii="Menlo" w:eastAsia="Menlo" w:hAnsi="Menlo" w:cs="Menlo"/>
+          <w:color w:val="000000" w:themeColor="text1"/>
+          <w:sz w:val="19"/>
+          <w:szCs w:val="19"/>
+        </w:rPr>
+        <w:t>authors</w:t>
+      </w:r>
+      <w:proofErr w:type="spellEnd"/>
+      <w:r>
+        <w:rPr>
+          <w:rFonts w:ascii="Menlo" w:eastAsia="Menlo" w:hAnsi="Menlo" w:cs="Menlo"/>
+          <w:color w:val="000000" w:themeColor="text1"/>
+          <w:sz w:val="19"/>
+          <w:szCs w:val="19"/>
+        </w:rPr>
+        <w:t>" }, else: "NA"} }</w:t>
+      </w:r>
+      <w:r>
+        <w:br/>
+      </w:r>
+      <w:r>
+        <w:rPr>
+          <w:rFonts w:ascii="Menlo" w:eastAsia="Menlo" w:hAnsi="Menlo" w:cs="Menlo"/>
+          <w:color w:val="000000" w:themeColor="text1"/>
+          <w:sz w:val="19"/>
+          <w:szCs w:val="19"/>
+        </w:rPr>
+        <w:t xml:space="preserve">      }</w:t>
+      </w:r>
+      <w:r>
+        <w:br/>
+      </w:r>
+      <w:r>
+        <w:rPr>
+          <w:rFonts w:ascii="Menlo" w:eastAsia="Menlo" w:hAnsi="Menlo" w:cs="Menlo"/>
+          <w:color w:val="000000" w:themeColor="text1"/>
+          <w:sz w:val="19"/>
+          <w:szCs w:val="19"/>
+        </w:rPr>
+        <w:t xml:space="preserve">   },</w:t>
+      </w:r>
+      <w:r>
+        <w:br/>
+      </w:r>
+      <w:r>
+        <w:rPr>
+          <w:rFonts w:ascii="Menlo" w:eastAsia="Menlo" w:hAnsi="Menlo" w:cs="Menlo"/>
+          <w:color w:val="000000" w:themeColor="text1"/>
+          <w:sz w:val="19"/>
+          <w:szCs w:val="19"/>
+        </w:rPr>
+        <w:t xml:space="preserve">   {</w:t>
+      </w:r>
+      <w:r>
+        <w:br/>
+      </w:r>
+      <w:r>
+        <w:rPr>
+          <w:rFonts w:ascii="Menlo" w:eastAsia="Menlo" w:hAnsi="Menlo" w:cs="Menlo"/>
+          <w:color w:val="000000" w:themeColor="text1"/>
+          <w:sz w:val="19"/>
+          <w:szCs w:val="19"/>
+        </w:rPr>
+        <w:t xml:space="preserve">       $sort : { </w:t>
+      </w:r>
+      <w:proofErr w:type="spellStart"/>
+      <w:r>
+        <w:rPr>
+          <w:rFonts w:ascii="Menlo" w:eastAsia="Menlo" w:hAnsi="Menlo" w:cs="Menlo"/>
+          <w:color w:val="000000" w:themeColor="text1"/>
+          <w:sz w:val="19"/>
+          <w:szCs w:val="19"/>
+        </w:rPr>
+        <w:t>numAuthors</w:t>
+      </w:r>
+      <w:proofErr w:type="spellEnd"/>
+      <w:r>
+        <w:rPr>
+          <w:rFonts w:ascii="Menlo" w:eastAsia="Menlo" w:hAnsi="Menlo" w:cs="Menlo"/>
+          <w:color w:val="000000" w:themeColor="text1"/>
+          <w:sz w:val="19"/>
+          <w:szCs w:val="19"/>
+        </w:rPr>
+        <w:t xml:space="preserve"> : -1 }</w:t>
+      </w:r>
+      <w:r>
+        <w:br/>
+      </w:r>
+      <w:r>
+        <w:rPr>
+          <w:rFonts w:ascii="Menlo" w:eastAsia="Menlo" w:hAnsi="Menlo" w:cs="Menlo"/>
+          <w:color w:val="000000" w:themeColor="text1"/>
+          <w:sz w:val="19"/>
+          <w:szCs w:val="19"/>
+        </w:rPr>
+        <w:t xml:space="preserve">   },</w:t>
+      </w:r>
+      <w:r>
+        <w:br/>
+      </w:r>
+      <w:r>
+        <w:rPr>
+          <w:rFonts w:ascii="Menlo" w:eastAsia="Menlo" w:hAnsi="Menlo" w:cs="Menlo"/>
+          <w:color w:val="000000" w:themeColor="text1"/>
+          <w:sz w:val="19"/>
+          <w:szCs w:val="19"/>
+        </w:rPr>
+        <w:t xml:space="preserve">   {</w:t>
+      </w:r>
+      <w:r>
+        <w:br/>
+      </w:r>
+      <w:r>
+        <w:rPr>
+          <w:rFonts w:ascii="Menlo" w:eastAsia="Menlo" w:hAnsi="Menlo" w:cs="Menlo"/>
+          <w:color w:val="000000" w:themeColor="text1"/>
+          <w:sz w:val="19"/>
+          <w:szCs w:val="19"/>
+        </w:rPr>
+        <w:t xml:space="preserve">     $limit:5</w:t>
+      </w:r>
+      <w:r>
+        <w:br/>
+      </w:r>
+      <w:r>
+        <w:rPr>
+          <w:rFonts w:ascii="Menlo" w:eastAsia="Menlo" w:hAnsi="Menlo" w:cs="Menlo"/>
+          <w:color w:val="000000" w:themeColor="text1"/>
+          <w:sz w:val="19"/>
+          <w:szCs w:val="19"/>
+        </w:rPr>
+        <w:t xml:space="preserve">   }</w:t>
+      </w:r>
+      <w:r>
+        <w:br/>
+      </w:r>
+      <w:r>
+        <w:rPr>
+          <w:rFonts w:ascii="Menlo" w:eastAsia="Menlo" w:hAnsi="Menlo" w:cs="Menlo"/>
+          <w:color w:val="000000" w:themeColor="text1"/>
+          <w:sz w:val="19"/>
+          <w:szCs w:val="19"/>
+        </w:rPr>
+        <w:t>] )</w:t>
+      </w:r>
+      <w:r>
+        <w:br/>
+      </w:r>
+    </w:p>
+    <w:p>
+      <w:pPr>
+        <w:spacing w:line="360" w:lineRule="exact"/>
+      </w:pPr>
+      <w:r>
+        <w:br/>
+      </w:r>
+    </w:p>
+    <w:p>
+      <w:pPr>
+        <w:rPr>
+          <w:rFonts w:ascii="Menlo" w:eastAsia="Menlo" w:hAnsi="Menlo" w:cs="Menlo"/>
+          <w:color w:val="000000" w:themeColor="text1"/>
+          <w:sz w:val="19"/>
+          <w:szCs w:val="19"/>
+        </w:rPr>
+      </w:pPr>
+    </w:p>
+    <w:p>
+      <w:pPr>
+        <w:rPr>
+          <w:rFonts w:ascii="Menlo" w:eastAsia="Menlo" w:hAnsi="Menlo" w:cs="Menlo"/>
+          <w:color w:val="000000" w:themeColor="text1"/>
+          <w:sz w:val="19"/>
+          <w:szCs w:val="19"/>
+        </w:rPr>
+      </w:pPr>
+    </w:p>
+    <w:p>
+      <w:pPr>
+        <w:rPr>
+          <w:rFonts w:ascii="Menlo" w:eastAsia="Menlo" w:hAnsi="Menlo" w:cs="Menlo"/>
+          <w:color w:val="000000" w:themeColor="text1"/>
+          <w:sz w:val="19"/>
+          <w:szCs w:val="19"/>
+        </w:rPr>
+      </w:pPr>
+    </w:p>
+    <w:p>
+      <w:pPr>
+        <w:rPr>
+          <w:rFonts w:ascii="Menlo" w:eastAsia="Menlo" w:hAnsi="Menlo" w:cs="Menlo"/>
+          <w:color w:val="000000" w:themeColor="text1"/>
+          <w:sz w:val="19"/>
+          <w:szCs w:val="19"/>
+        </w:rPr>
+      </w:pPr>
+    </w:p>
+    <w:p>
+      <w:pPr>
+        <w:rPr>
+          <w:rFonts w:ascii="Menlo" w:eastAsia="Menlo" w:hAnsi="Menlo" w:cs="Menlo"/>
+          <w:color w:val="000000" w:themeColor="text1"/>
+          <w:sz w:val="19"/>
+          <w:szCs w:val="19"/>
+        </w:rPr>
+      </w:pPr>
+    </w:p>
+    <w:p>
+      <w:pPr>
+        <w:rPr>
+          <w:rFonts w:ascii="Menlo" w:eastAsia="Menlo" w:hAnsi="Menlo" w:cs="Menlo"/>
+          <w:color w:val="000000" w:themeColor="text1"/>
+          <w:sz w:val="19"/>
+          <w:szCs w:val="19"/>
+        </w:rPr>
+      </w:pPr>
+      <w:r>
+        <w:rPr>
+          <w:rFonts w:ascii="Menlo" w:eastAsia="Menlo" w:hAnsi="Menlo" w:cs="Menlo"/>
+          <w:color w:val="000000" w:themeColor="text1"/>
+          <w:sz w:val="19"/>
+          <w:szCs w:val="19"/>
+        </w:rPr>
+        <w:t xml:space="preserve">2=&gt; </w:t>
+      </w:r>
+    </w:p>
+    <w:p>
+      <w:pPr>
+        <w:rPr>
+          <w:rFonts w:ascii="Menlo" w:eastAsia="Menlo" w:hAnsi="Menlo" w:cs="Menlo"/>
+          <w:sz w:val="19"/>
+          <w:szCs w:val="19"/>
+        </w:rPr>
+      </w:pPr>
+      <w:proofErr w:type="spellStart"/>
+      <w:r>
+        <w:rPr>
+          <w:rFonts w:ascii="Menlo" w:eastAsia="Menlo" w:hAnsi="Menlo" w:cs="Menlo"/>
+          <w:sz w:val="19"/>
+          <w:szCs w:val="19"/>
+        </w:rPr>
+        <w:t>db.articles.aggregate</w:t>
+      </w:r>
+      <w:proofErr w:type="spellEnd"/>
+      <w:r>
+        <w:rPr>
+          <w:rFonts w:ascii="Menlo" w:eastAsia="Menlo" w:hAnsi="Menlo" w:cs="Menlo"/>
+          <w:sz w:val="19"/>
+          <w:szCs w:val="19"/>
+        </w:rPr>
+        <w:t>([</w:t>
+      </w:r>
+      <w:r>
+        <w:br/>
+      </w:r>
+      <w:r>
+        <w:rPr>
+          <w:rFonts w:ascii="Menlo" w:eastAsia="Menlo" w:hAnsi="Menlo" w:cs="Menlo"/>
+          <w:sz w:val="19"/>
+          <w:szCs w:val="19"/>
+        </w:rPr>
+        <w:t xml:space="preserve">   {</w:t>
+      </w:r>
+      <w:r>
+        <w:br/>
+      </w:r>
+      <w:r>
+        <w:rPr>
+          <w:rFonts w:ascii="Menlo" w:eastAsia="Menlo" w:hAnsi="Menlo" w:cs="Menlo"/>
+          <w:sz w:val="19"/>
+          <w:szCs w:val="19"/>
+        </w:rPr>
+        <w:t xml:space="preserve">      $match:{ $or:</w:t>
+      </w:r>
+      <w:r>
+        <w:br/>
+      </w:r>
+      <w:r>
+        <w:rPr>
+          <w:rFonts w:ascii="Menlo" w:eastAsia="Menlo" w:hAnsi="Menlo" w:cs="Menlo"/>
+          <w:sz w:val="19"/>
+          <w:szCs w:val="19"/>
+        </w:rPr>
+        <w:t xml:space="preserve">               [</w:t>
+      </w:r>
+      <w:r>
+        <w:br/>
+      </w:r>
+      <w:r>
+        <w:rPr>
+          <w:rFonts w:ascii="Menlo" w:eastAsia="Menlo" w:hAnsi="Menlo" w:cs="Menlo"/>
+          <w:sz w:val="19"/>
+          <w:szCs w:val="19"/>
+        </w:rPr>
+        <w:t xml:space="preserve">                   {$and:[{ tags:{$in:["#</w:t>
+      </w:r>
+      <w:proofErr w:type="spellStart"/>
+      <w:r>
+        <w:rPr>
+          <w:rFonts w:ascii="Menlo" w:eastAsia="Menlo" w:hAnsi="Menlo" w:cs="Menlo"/>
+          <w:sz w:val="19"/>
+          <w:szCs w:val="19"/>
+        </w:rPr>
+        <w:t>datascience</w:t>
+      </w:r>
+      <w:proofErr w:type="spellEnd"/>
+      <w:r>
+        <w:rPr>
+          <w:rFonts w:ascii="Menlo" w:eastAsia="Menlo" w:hAnsi="Menlo" w:cs="Menlo"/>
+          <w:sz w:val="19"/>
+          <w:szCs w:val="19"/>
+        </w:rPr>
+        <w:t>","#programming"]}} , {date:{"$</w:t>
+      </w:r>
+      <w:proofErr w:type="spellStart"/>
+      <w:r>
+        <w:rPr>
+          <w:rFonts w:ascii="Menlo" w:eastAsia="Menlo" w:hAnsi="Menlo" w:cs="Menlo"/>
+          <w:sz w:val="19"/>
+          <w:szCs w:val="19"/>
+        </w:rPr>
+        <w:t>gte</w:t>
+      </w:r>
+      <w:proofErr w:type="spellEnd"/>
+      <w:r>
+        <w:rPr>
+          <w:rFonts w:ascii="Menlo" w:eastAsia="Menlo" w:hAnsi="Menlo" w:cs="Menlo"/>
+          <w:sz w:val="19"/>
+          <w:szCs w:val="19"/>
+        </w:rPr>
+        <w:t>":new Date("2005-01-01")}}]},</w:t>
+      </w:r>
+      <w:r>
+        <w:br/>
+      </w:r>
+      <w:r>
+        <w:rPr>
+          <w:rFonts w:ascii="Menlo" w:eastAsia="Menlo" w:hAnsi="Menlo" w:cs="Menlo"/>
+          <w:sz w:val="19"/>
+          <w:szCs w:val="19"/>
+        </w:rPr>
+        <w:t xml:space="preserve">                   {$and:[{tags:"#computer"},{ date:{"$</w:t>
+      </w:r>
+      <w:proofErr w:type="spellStart"/>
+      <w:r>
+        <w:rPr>
+          <w:rFonts w:ascii="Menlo" w:eastAsia="Menlo" w:hAnsi="Menlo" w:cs="Menlo"/>
+          <w:sz w:val="19"/>
+          <w:szCs w:val="19"/>
+        </w:rPr>
+        <w:t>lt":new</w:t>
+      </w:r>
+      <w:proofErr w:type="spellEnd"/>
+      <w:r>
+        <w:rPr>
+          <w:rFonts w:ascii="Menlo" w:eastAsia="Menlo" w:hAnsi="Menlo" w:cs="Menlo"/>
+          <w:sz w:val="19"/>
+          <w:szCs w:val="19"/>
+        </w:rPr>
+        <w:t xml:space="preserve"> Date("2005-01-01")} }]}</w:t>
+      </w:r>
+      <w:r>
+        <w:br/>
+      </w:r>
+      <w:r>
+        <w:rPr>
+          <w:rFonts w:ascii="Menlo" w:eastAsia="Menlo" w:hAnsi="Menlo" w:cs="Menlo"/>
+          <w:sz w:val="19"/>
+          <w:szCs w:val="19"/>
+        </w:rPr>
+        <w:t xml:space="preserve">               ]</w:t>
+      </w:r>
+      <w:r>
+        <w:br/>
+      </w:r>
+      <w:r>
+        <w:rPr>
+          <w:rFonts w:ascii="Menlo" w:eastAsia="Menlo" w:hAnsi="Menlo" w:cs="Menlo"/>
+          <w:sz w:val="19"/>
+          <w:szCs w:val="19"/>
+        </w:rPr>
+        <w:t xml:space="preserve">            }</w:t>
+      </w:r>
+      <w:r>
+        <w:br/>
+      </w:r>
+      <w:r>
+        <w:rPr>
+          <w:rFonts w:ascii="Menlo" w:eastAsia="Menlo" w:hAnsi="Menlo" w:cs="Menlo"/>
+          <w:sz w:val="19"/>
+          <w:szCs w:val="19"/>
+        </w:rPr>
+        <w:t xml:space="preserve">   },</w:t>
+      </w:r>
+      <w:r>
+        <w:br/>
+      </w:r>
+      <w:r>
+        <w:rPr>
+          <w:rFonts w:ascii="Menlo" w:eastAsia="Menlo" w:hAnsi="Menlo" w:cs="Menlo"/>
+          <w:sz w:val="19"/>
+          <w:szCs w:val="19"/>
+        </w:rPr>
+        <w:t xml:space="preserve">   {</w:t>
+      </w:r>
+      <w:r>
+        <w:br/>
+      </w:r>
+      <w:r>
+        <w:rPr>
+          <w:rFonts w:ascii="Menlo" w:eastAsia="Menlo" w:hAnsi="Menlo" w:cs="Menlo"/>
+          <w:sz w:val="19"/>
+          <w:szCs w:val="19"/>
+        </w:rPr>
+        <w:t xml:space="preserve">      $project: {</w:t>
+      </w:r>
+      <w:r>
+        <w:br/>
+      </w:r>
+      <w:r>
+        <w:rPr>
+          <w:rFonts w:ascii="Menlo" w:eastAsia="Menlo" w:hAnsi="Menlo" w:cs="Menlo"/>
+          <w:sz w:val="19"/>
+          <w:szCs w:val="19"/>
+        </w:rPr>
+        <w:t xml:space="preserve">          tags:1,</w:t>
+      </w:r>
+      <w:r>
+        <w:br/>
+      </w:r>
+      <w:r>
+        <w:rPr>
+          <w:rFonts w:ascii="Menlo" w:eastAsia="Menlo" w:hAnsi="Menlo" w:cs="Menlo"/>
+          <w:sz w:val="19"/>
+          <w:szCs w:val="19"/>
+        </w:rPr>
+        <w:t xml:space="preserve">          title:1,</w:t>
+      </w:r>
+      <w:r>
+        <w:br/>
+      </w:r>
+      <w:r>
+        <w:rPr>
+          <w:rFonts w:ascii="Menlo" w:eastAsia="Menlo" w:hAnsi="Menlo" w:cs="Menlo"/>
+          <w:sz w:val="19"/>
+          <w:szCs w:val="19"/>
+        </w:rPr>
+        <w:t xml:space="preserve">          date:1</w:t>
+      </w:r>
+      <w:r>
+        <w:br/>
+      </w:r>
+      <w:r>
+        <w:rPr>
+          <w:rFonts w:ascii="Menlo" w:eastAsia="Menlo" w:hAnsi="Menlo" w:cs="Menlo"/>
+          <w:sz w:val="19"/>
+          <w:szCs w:val="19"/>
+        </w:rPr>
+        <w:t xml:space="preserve">      }</w:t>
+      </w:r>
+      <w:r>
+        <w:br/>
+      </w:r>
+      <w:r>
+        <w:rPr>
+          <w:rFonts w:ascii="Menlo" w:eastAsia="Menlo" w:hAnsi="Menlo" w:cs="Menlo"/>
+          <w:sz w:val="19"/>
+          <w:szCs w:val="19"/>
+        </w:rPr>
+        <w:t xml:space="preserve">   }</w:t>
+      </w:r>
+      <w:r>
+        <w:br/>
+      </w:r>
+      <w:r>
+        <w:rPr>
+          <w:rFonts w:ascii="Menlo" w:eastAsia="Menlo" w:hAnsi="Menlo" w:cs="Menlo"/>
+          <w:sz w:val="19"/>
+          <w:szCs w:val="19"/>
+        </w:rPr>
+        <w:t>] )</w:t>
+      </w:r>
+    </w:p>
+    <w:p>
+      <w:pPr>
+        <w:rPr>
+          <w:rFonts w:ascii="Menlo" w:eastAsia="Menlo" w:hAnsi="Menlo" w:cs="Menlo"/>
+          <w:sz w:val="19"/>
+          <w:szCs w:val="19"/>
+        </w:rPr>
+      </w:pPr>
+    </w:p>
+    <w:p>
+      <w:pPr>
+        <w:rPr>
+          <w:rFonts w:ascii="Menlo" w:eastAsia="Menlo" w:hAnsi="Menlo" w:cs="Menlo"/>
+          <w:sz w:val="19"/>
+          <w:szCs w:val="19"/>
+          <w:lang w:val="en-US"/>
+        </w:rPr>
+      </w:pPr>
+      <w:r>
+        <w:rPr>
+          <w:rFonts w:ascii="Menlo" w:eastAsia="Menlo" w:hAnsi="Menlo" w:cs="Menlo"/>
+          <w:sz w:val="19"/>
+          <w:szCs w:val="19"/>
+          <w:lang w:val="en-US"/>
+        </w:rPr>
+        <w:t xml:space="preserve">3==&gt; </w:t>
+      </w:r>
+      <w:r>
+        <w:rPr>
+          <w:lang w:val="en-US"/>
+        </w:rPr>
+        <w:br/>
+      </w:r>
+      <w:proofErr w:type="spellStart"/>
+      <w:proofErr w:type="gramStart"/>
+      <w:r>
+        <w:rPr>
+          <w:rFonts w:ascii="Menlo" w:eastAsia="Menlo" w:hAnsi="Menlo" w:cs="Menlo"/>
+          <w:sz w:val="19"/>
+          <w:szCs w:val="19"/>
+          <w:lang w:val="en-US"/>
+        </w:rPr>
+        <w:t>db.articles</w:t>
+      </w:r>
+      <w:proofErr w:type="gramEnd"/>
+      <w:r>
+        <w:rPr>
+          <w:rFonts w:ascii="Menlo" w:eastAsia="Menlo" w:hAnsi="Menlo" w:cs="Menlo"/>
+          <w:sz w:val="19"/>
+          <w:szCs w:val="19"/>
+          <w:lang w:val="en-US"/>
+        </w:rPr>
+        <w:t>.aggregate</w:t>
+      </w:r>
+      <w:proofErr w:type="spellEnd"/>
+      <w:r>
+        <w:rPr>
+          <w:rFonts w:ascii="Menlo" w:eastAsia="Menlo" w:hAnsi="Menlo" w:cs="Menlo"/>
+          <w:sz w:val="19"/>
+          <w:szCs w:val="19"/>
+          <w:lang w:val="en-US"/>
+        </w:rPr>
+        <w:t>([</w:t>
+      </w:r>
+    </w:p>
+    <w:p>
+      <w:pPr>
+        <w:rPr>
+          <w:lang w:val="en-US"/>
+        </w:rPr>
+      </w:pPr>
+      <w:r>
+        <w:rPr>
+          <w:rFonts w:ascii="Menlo" w:eastAsia="Menlo" w:hAnsi="Menlo" w:cs="Menlo"/>
+          <w:sz w:val="19"/>
+          <w:szCs w:val="19"/>
+          <w:lang w:val="en-US"/>
+        </w:rPr>
+        <w:t xml:space="preserve">   {</w:t>
+      </w:r>
+    </w:p>
+    <w:p>
+      <w:pPr>
+        <w:rPr>
+          <w:lang w:val="en-US"/>
+        </w:rPr>
+      </w:pPr>
+      <w:r>
+        <w:rPr>
+          <w:rFonts w:ascii="Menlo" w:eastAsia="Menlo" w:hAnsi="Menlo" w:cs="Menlo"/>
+          <w:sz w:val="19"/>
+          <w:szCs w:val="19"/>
+          <w:lang w:val="en-US"/>
+        </w:rPr>
+        <w:t xml:space="preserve">      $</w:t>
+      </w:r>
+      <w:proofErr w:type="gramStart"/>
+      <w:r>
+        <w:rPr>
+          <w:rFonts w:ascii="Menlo" w:eastAsia="Menlo" w:hAnsi="Menlo" w:cs="Menlo"/>
+          <w:sz w:val="19"/>
+          <w:szCs w:val="19"/>
+          <w:lang w:val="en-US"/>
+        </w:rPr>
+        <w:t>match:{</w:t>
+      </w:r>
+      <w:proofErr w:type="gramEnd"/>
+    </w:p>
+    <w:p>
+      <w:pPr>
+        <w:rPr>
+          <w:lang w:val="en-US"/>
+        </w:rPr>
+      </w:pPr>
+      <w:r>
+        <w:rPr>
+          <w:rFonts w:ascii="Menlo" w:eastAsia="Menlo" w:hAnsi="Menlo" w:cs="Menlo"/>
+          <w:sz w:val="19"/>
+          <w:szCs w:val="19"/>
+          <w:lang w:val="en-US"/>
+        </w:rPr>
+        <w:t xml:space="preserve">          $</w:t>
+      </w:r>
+      <w:proofErr w:type="gramStart"/>
+      <w:r>
+        <w:rPr>
+          <w:rFonts w:ascii="Menlo" w:eastAsia="Menlo" w:hAnsi="Menlo" w:cs="Menlo"/>
+          <w:sz w:val="19"/>
+          <w:szCs w:val="19"/>
+          <w:lang w:val="en-US"/>
+        </w:rPr>
+        <w:t>and:[</w:t>
+      </w:r>
+      <w:proofErr w:type="gramEnd"/>
+      <w:r>
+        <w:rPr>
+          <w:rFonts w:ascii="Menlo" w:eastAsia="Menlo" w:hAnsi="Menlo" w:cs="Menlo"/>
+          <w:sz w:val="19"/>
+          <w:szCs w:val="19"/>
+          <w:lang w:val="en-US"/>
+        </w:rPr>
+        <w:t>{ tags:{$in:["#datascience","#programming","#programmer","#phythonprogramming","#aws", "#</w:t>
+      </w:r>
+      <w:proofErr w:type="spellStart"/>
+      <w:r>
+        <w:rPr>
+          <w:rFonts w:ascii="Menlo" w:eastAsia="Menlo" w:hAnsi="Menlo" w:cs="Menlo"/>
+          <w:sz w:val="19"/>
+          <w:szCs w:val="19"/>
+          <w:lang w:val="en-US"/>
+        </w:rPr>
+        <w:t>cloudengineercourses</w:t>
+      </w:r>
+      <w:proofErr w:type="spellEnd"/>
+      <w:r>
+        <w:rPr>
+          <w:rFonts w:ascii="Menlo" w:eastAsia="Menlo" w:hAnsi="Menlo" w:cs="Menlo"/>
+          <w:sz w:val="19"/>
+          <w:szCs w:val="19"/>
+          <w:lang w:val="en-US"/>
+        </w:rPr>
+        <w:t>"]}} , {date:{"$</w:t>
+      </w:r>
+      <w:proofErr w:type="spellStart"/>
+      <w:r>
+        <w:rPr>
+          <w:rFonts w:ascii="Menlo" w:eastAsia="Menlo" w:hAnsi="Menlo" w:cs="Menlo"/>
+          <w:sz w:val="19"/>
+          <w:szCs w:val="19"/>
+          <w:lang w:val="en-US"/>
+        </w:rPr>
+        <w:t>gte</w:t>
+      </w:r>
+      <w:proofErr w:type="spellEnd"/>
+      <w:r>
+        <w:rPr>
+          <w:rFonts w:ascii="Menlo" w:eastAsia="Menlo" w:hAnsi="Menlo" w:cs="Menlo"/>
+          <w:sz w:val="19"/>
+          <w:szCs w:val="19"/>
+          <w:lang w:val="en-US"/>
+        </w:rPr>
+        <w:t>":new Date("2000-01-01")}}]</w:t>
+      </w:r>
+    </w:p>
+    <w:p>
+      <w:pPr>
+        <w:rPr>
+          <w:lang w:val="en-US"/>
+        </w:rPr>
+      </w:pPr>
+      <w:r>
+        <w:rPr>
+          <w:rFonts w:ascii="Menlo" w:eastAsia="Menlo" w:hAnsi="Menlo" w:cs="Menlo"/>
+          <w:sz w:val="19"/>
+          <w:szCs w:val="19"/>
+          <w:lang w:val="en-US"/>
+        </w:rPr>
+        <w:t xml:space="preserve">      }</w:t>
+      </w:r>
+    </w:p>
+    <w:p>
+      <w:pPr>
+        <w:rPr>
+          <w:lang w:val="en-US"/>
+        </w:rPr>
+      </w:pPr>
+      <w:r>
+        <w:rPr>
+          <w:rFonts w:ascii="Menlo" w:eastAsia="Menlo" w:hAnsi="Menlo" w:cs="Menlo"/>
+          <w:sz w:val="19"/>
+          <w:szCs w:val="19"/>
+          <w:lang w:val="en-US"/>
+        </w:rPr>
+        <w:t xml:space="preserve">   },</w:t>
+      </w:r>
+    </w:p>
+    <w:p>
+      <w:pPr>
+        <w:rPr>
+          <w:lang w:val="en-US"/>
+        </w:rPr>
+      </w:pPr>
+      <w:r>
+        <w:rPr>
+          <w:rFonts w:ascii="Menlo" w:eastAsia="Menlo" w:hAnsi="Menlo" w:cs="Menlo"/>
+          <w:sz w:val="19"/>
+          <w:szCs w:val="19"/>
+          <w:lang w:val="en-US"/>
+        </w:rPr>
+        <w:t xml:space="preserve">   {</w:t>
+      </w:r>
+    </w:p>
+    <w:p>
+      <w:pPr>
+        <w:rPr>
+          <w:lang w:val="en-US"/>
+        </w:rPr>
+      </w:pPr>
+      <w:r>
+        <w:rPr>
+          <w:rFonts w:ascii="Menlo" w:eastAsia="Menlo" w:hAnsi="Menlo" w:cs="Menlo"/>
+          <w:sz w:val="19"/>
+          <w:szCs w:val="19"/>
+          <w:lang w:val="en-US"/>
+        </w:rPr>
+        <w:t xml:space="preserve">     $</w:t>
+      </w:r>
+      <w:proofErr w:type="gramStart"/>
+      <w:r>
+        <w:rPr>
+          <w:rFonts w:ascii="Menlo" w:eastAsia="Menlo" w:hAnsi="Menlo" w:cs="Menlo"/>
+          <w:sz w:val="19"/>
+          <w:szCs w:val="19"/>
+          <w:lang w:val="en-US"/>
+        </w:rPr>
+        <w:t>group:{</w:t>
+      </w:r>
+      <w:proofErr w:type="gramEnd"/>
+    </w:p>
+    <w:p>
+      <w:pPr>
+        <w:rPr>
+          <w:lang w:val="en-US"/>
+        </w:rPr>
+      </w:pPr>
+      <w:r>
+        <w:rPr>
+          <w:rFonts w:ascii="Menlo" w:eastAsia="Menlo" w:hAnsi="Menlo" w:cs="Menlo"/>
+          <w:sz w:val="19"/>
+          <w:szCs w:val="19"/>
+          <w:lang w:val="en-US"/>
+        </w:rPr>
+        <w:t xml:space="preserve">       _</w:t>
+      </w:r>
+      <w:proofErr w:type="gramStart"/>
+      <w:r>
+        <w:rPr>
+          <w:rFonts w:ascii="Menlo" w:eastAsia="Menlo" w:hAnsi="Menlo" w:cs="Menlo"/>
+          <w:sz w:val="19"/>
+          <w:szCs w:val="19"/>
+          <w:lang w:val="en-US"/>
+        </w:rPr>
+        <w:t>id:{</w:t>
+      </w:r>
+      <w:proofErr w:type="gramEnd"/>
+      <w:r>
+        <w:rPr>
+          <w:rFonts w:ascii="Menlo" w:eastAsia="Menlo" w:hAnsi="Menlo" w:cs="Menlo"/>
+          <w:sz w:val="19"/>
+          <w:szCs w:val="19"/>
+          <w:lang w:val="en-US"/>
+        </w:rPr>
+        <w:t>$year:"$date" }, count:{$sum:1}</w:t>
+      </w:r>
+    </w:p>
+    <w:p>
+      <w:pPr>
+        <w:rPr>
+          <w:lang w:val="en-US"/>
+        </w:rPr>
+      </w:pPr>
+      <w:r>
+        <w:rPr>
+          <w:rFonts w:ascii="Menlo" w:eastAsia="Menlo" w:hAnsi="Menlo" w:cs="Menlo"/>
+          <w:sz w:val="19"/>
+          <w:szCs w:val="19"/>
+          <w:lang w:val="en-US"/>
+        </w:rPr>
+        <w:t xml:space="preserve">     }</w:t>
+      </w:r>
+    </w:p>
+    <w:p>
+      <w:pPr>
+        <w:rPr>
+          <w:lang w:val="en-US"/>
+        </w:rPr>
+      </w:pPr>
+      <w:r>
+        <w:rPr>
+          <w:rFonts w:ascii="Menlo" w:eastAsia="Menlo" w:hAnsi="Menlo" w:cs="Menlo"/>
+          <w:sz w:val="19"/>
+          <w:szCs w:val="19"/>
+          <w:lang w:val="en-US"/>
+        </w:rPr>
+        <w:t xml:space="preserve">   }</w:t>
+      </w:r>
+    </w:p>
+    <w:p>
+      <w:pPr>
+        <w:rPr>
+          <w:lang w:val="en-US"/>
+        </w:rPr>
+      </w:pPr>
+      <w:r>
+        <w:rPr>
+          <w:rFonts w:ascii="Menlo" w:eastAsia="Menlo" w:hAnsi="Menlo" w:cs="Menlo"/>
+          <w:sz w:val="19"/>
+          <w:szCs w:val="19"/>
+          <w:lang w:val="en-US"/>
+        </w:rPr>
+        <w:t xml:space="preserve">   ,</w:t>
+      </w:r>
+    </w:p>
+    <w:p>
+      <w:pPr>
+        <w:rPr>
+          <w:lang w:val="en-US"/>
+        </w:rPr>
+      </w:pPr>
+      <w:r>
+        <w:rPr>
+          <w:rFonts w:ascii="Menlo" w:eastAsia="Menlo" w:hAnsi="Menlo" w:cs="Menlo"/>
+          <w:sz w:val="19"/>
+          <w:szCs w:val="19"/>
+          <w:lang w:val="en-US"/>
+        </w:rPr>
+        <w:t xml:space="preserve">   {</w:t>
+      </w:r>
+    </w:p>
+    <w:p>
+      <w:pPr>
+        <w:rPr>
+          <w:lang w:val="en-US"/>
+        </w:rPr>
+      </w:pPr>
+      <w:r>
+        <w:rPr>
+          <w:rFonts w:ascii="Menlo" w:eastAsia="Menlo" w:hAnsi="Menlo" w:cs="Menlo"/>
+          <w:sz w:val="19"/>
+          <w:szCs w:val="19"/>
+          <w:lang w:val="en-US"/>
+        </w:rPr>
+        <w:t xml:space="preserve">      $project: {</w:t>
+      </w:r>
+    </w:p>
+    <w:p>
+      <w:pPr>
+        <w:rPr>
+          <w:lang w:val="en-US"/>
+        </w:rPr>
+      </w:pPr>
+      <w:r>
+        <w:rPr>
+          <w:rFonts w:ascii="Menlo" w:eastAsia="Menlo" w:hAnsi="Menlo" w:cs="Menlo"/>
+          <w:sz w:val="19"/>
+          <w:szCs w:val="19"/>
+          <w:lang w:val="en-US"/>
+        </w:rPr>
+        <w:t xml:space="preserve">          count:1,</w:t>
+      </w:r>
+    </w:p>
+    <w:p>
+      <w:pPr>
+        <w:rPr>
+          <w:lang w:val="en-US"/>
+        </w:rPr>
+      </w:pPr>
+      <w:r>
+        <w:rPr>
+          <w:rFonts w:ascii="Menlo" w:eastAsia="Menlo" w:hAnsi="Menlo" w:cs="Menlo"/>
+          <w:sz w:val="19"/>
+          <w:szCs w:val="19"/>
+          <w:lang w:val="en-US"/>
+        </w:rPr>
+        <w:t xml:space="preserve">          _id:1</w:t>
+      </w:r>
+    </w:p>
+    <w:p>
+      <w:pPr>
+        <w:rPr>
+          <w:lang w:val="en-US"/>
+        </w:rPr>
+      </w:pPr>
+      <w:r>
+        <w:rPr>
+          <w:rFonts w:ascii="Menlo" w:eastAsia="Menlo" w:hAnsi="Menlo" w:cs="Menlo"/>
+          <w:sz w:val="19"/>
+          <w:szCs w:val="19"/>
+          <w:lang w:val="en-US"/>
+        </w:rPr>
+        <w:t xml:space="preserve">      }</w:t>
+      </w:r>
+    </w:p>
+    <w:p>
+      <w:pPr>
+        <w:rPr>
+          <w:lang w:val="en-US"/>
+        </w:rPr>
+      </w:pPr>
+      <w:r>
+        <w:rPr>
+          <w:rFonts w:ascii="Menlo" w:eastAsia="Menlo" w:hAnsi="Menlo" w:cs="Menlo"/>
+          <w:sz w:val="19"/>
+          <w:szCs w:val="19"/>
+          <w:lang w:val="en-US"/>
+        </w:rPr>
+        <w:t xml:space="preserve">   },</w:t>
+      </w:r>
+    </w:p>
+    <w:p>
+      <w:pPr>
+        <w:rPr>
+          <w:lang w:val="en-US"/>
+        </w:rPr>
+      </w:pPr>
+      <w:r>
+        <w:rPr>
+          <w:rFonts w:ascii="Menlo" w:eastAsia="Menlo" w:hAnsi="Menlo" w:cs="Menlo"/>
+          <w:sz w:val="19"/>
+          <w:szCs w:val="19"/>
+          <w:lang w:val="en-US"/>
+        </w:rPr>
+        <w:t xml:space="preserve">    {</w:t>
+      </w:r>
+    </w:p>
+    <w:p>
+      <w:pPr>
+        <w:rPr>
+          <w:lang w:val="en-US"/>
+        </w:rPr>
+      </w:pPr>
+      <w:r>
+        <w:rPr>
+          <w:rFonts w:ascii="Menlo" w:eastAsia="Menlo" w:hAnsi="Menlo" w:cs="Menlo"/>
+          <w:sz w:val="19"/>
+          <w:szCs w:val="19"/>
+          <w:lang w:val="en-US"/>
+        </w:rPr>
+        <w:t xml:space="preserve">       $</w:t>
+      </w:r>
+      <w:proofErr w:type="gramStart"/>
+      <w:r>
+        <w:rPr>
+          <w:rFonts w:ascii="Menlo" w:eastAsia="Menlo" w:hAnsi="Menlo" w:cs="Menlo"/>
+          <w:sz w:val="19"/>
+          <w:szCs w:val="19"/>
+          <w:lang w:val="en-US"/>
+        </w:rPr>
+        <w:t>sort :</w:t>
+      </w:r>
+      <w:proofErr w:type="gramEnd"/>
+      <w:r>
+        <w:rPr>
+          <w:rFonts w:ascii="Menlo" w:eastAsia="Menlo" w:hAnsi="Menlo" w:cs="Menlo"/>
+          <w:sz w:val="19"/>
+          <w:szCs w:val="19"/>
+          <w:lang w:val="en-US"/>
+        </w:rPr>
+        <w:t xml:space="preserve"> { count : -1 }</w:t>
+      </w:r>
+    </w:p>
+    <w:p>
+      <w:pPr>
+        <w:rPr>
+          <w:lang w:val="en-US"/>
+        </w:rPr>
+      </w:pPr>
+      <w:r>
+        <w:rPr>
+          <w:rFonts w:ascii="Menlo" w:eastAsia="Menlo" w:hAnsi="Menlo" w:cs="Menlo"/>
+          <w:sz w:val="19"/>
+          <w:szCs w:val="19"/>
+          <w:lang w:val="en-US"/>
+        </w:rPr>
+        <w:t xml:space="preserve">   }</w:t>
+      </w:r>
+    </w:p>
+    <w:p>
+      <w:pPr>
+        <w:rPr>
+          <w:rFonts w:ascii="Menlo" w:eastAsia="Menlo" w:hAnsi="Menlo" w:cs="Menlo"/>
+          <w:sz w:val="19"/>
+          <w:szCs w:val="19"/>
+          <w:lang w:val="en-US"/>
+        </w:rPr>
+      </w:pPr>
+      <w:r>
+        <w:rPr>
+          <w:rFonts w:ascii="Menlo" w:eastAsia="Menlo" w:hAnsi="Menlo" w:cs="Menlo"/>
+          <w:sz w:val="19"/>
+          <w:szCs w:val="19"/>
+          <w:lang w:val="en-US"/>
+        </w:rPr>
+        <w:t>] )</w:t>
+      </w:r>
+      <w:r>
+        <w:rPr>
+          <w:lang w:val="en-US"/>
+        </w:rPr>
+        <w:br/>
+      </w:r>
+      <w:r>
+        <w:rPr>
+          <w:lang w:val="en-US"/>
+        </w:rPr>
+        <w:br/>
+      </w:r>
+    </w:p>
+    <w:p>
+      <w:pPr>
+        <w:rPr>
+          <w:rFonts w:ascii="Menlo" w:eastAsia="Menlo" w:hAnsi="Menlo" w:cs="Menlo"/>
+          <w:sz w:val="19"/>
+          <w:szCs w:val="19"/>
+          <w:lang w:val="en-US"/>
+        </w:rPr>
+      </w:pPr>
+      <w:r>
+        <w:rPr>
+          <w:rFonts w:ascii="Menlo" w:eastAsia="Menlo" w:hAnsi="Menlo" w:cs="Menlo"/>
+          <w:sz w:val="19"/>
+          <w:szCs w:val="19"/>
+          <w:lang w:val="en-US"/>
+        </w:rPr>
+        <w:t>==&gt;</w:t>
+      </w:r>
+    </w:p>
+    <w:p>
+      <w:pPr>
+        <w:rPr>
+          <w:rFonts w:ascii="Menlo" w:eastAsia="Menlo" w:hAnsi="Menlo" w:cs="Menlo"/>
+          <w:sz w:val="19"/>
+          <w:szCs w:val="19"/>
+          <w:lang w:val="en-US"/>
+        </w:rPr>
+      </w:pPr>
+    </w:p>
+    <w:p>
+      <w:pPr>
+        <w:rPr>
+          <w:rFonts w:ascii="Menlo" w:eastAsia="Menlo" w:hAnsi="Menlo" w:cs="Menlo"/>
+          <w:sz w:val="19"/>
+          <w:szCs w:val="19"/>
+          <w:lang w:val="en-US"/>
+        </w:rPr>
+      </w:pPr>
+      <w:proofErr w:type="spellStart"/>
+      <w:proofErr w:type="gramStart"/>
+      <w:r>
+        <w:rPr>
+          <w:rFonts w:ascii="Menlo" w:eastAsia="Menlo" w:hAnsi="Menlo" w:cs="Menlo"/>
+          <w:sz w:val="19"/>
+          <w:szCs w:val="19"/>
+          <w:lang w:val="en-US"/>
+        </w:rPr>
+        <w:t>db.articles</w:t>
+      </w:r>
+      <w:proofErr w:type="gramEnd"/>
+      <w:r>
+        <w:rPr>
+          <w:rFonts w:ascii="Menlo" w:eastAsia="Menlo" w:hAnsi="Menlo" w:cs="Menlo"/>
+          <w:sz w:val="19"/>
+          <w:szCs w:val="19"/>
+          <w:lang w:val="en-US"/>
+        </w:rPr>
+        <w:t>.aggregate</w:t>
+      </w:r>
+      <w:proofErr w:type="spellEnd"/>
+      <w:r>
+        <w:rPr>
+          <w:rFonts w:ascii="Menlo" w:eastAsia="Menlo" w:hAnsi="Menlo" w:cs="Menlo"/>
+          <w:sz w:val="19"/>
+          <w:szCs w:val="19"/>
+          <w:lang w:val="en-US"/>
+        </w:rPr>
+        <w:t>([</w:t>
+      </w:r>
+    </w:p>
+    <w:p>
+      <w:pPr>
+        <w:rPr>
+          <w:lang w:val="en-US"/>
+        </w:rPr>
+      </w:pPr>
+      <w:r>
+        <w:rPr>
+          <w:rFonts w:ascii="Menlo" w:eastAsia="Menlo" w:hAnsi="Menlo" w:cs="Menlo"/>
+          <w:sz w:val="19"/>
+          <w:szCs w:val="19"/>
+          <w:lang w:val="en-US"/>
+        </w:rPr>
+        <w:t xml:space="preserve">   {</w:t>
+      </w:r>
+    </w:p>
+    <w:p>
+      <w:pPr>
+        <w:rPr>
+          <w:lang w:val="en-US"/>
+        </w:rPr>
+      </w:pPr>
+      <w:r>
+        <w:rPr>
+          <w:rFonts w:ascii="Menlo" w:eastAsia="Menlo" w:hAnsi="Menlo" w:cs="Menlo"/>
+          <w:sz w:val="19"/>
+          <w:szCs w:val="19"/>
+          <w:lang w:val="en-US"/>
+        </w:rPr>
+        <w:t xml:space="preserve">      $match:</w:t>
+      </w:r>
+    </w:p>
+    <w:p>
+      <w:pPr>
+        <w:rPr>
+          <w:lang w:val="en-US"/>
+        </w:rPr>
+      </w:pPr>
+      <w:r>
+        <w:rPr>
+          <w:rFonts w:ascii="Menlo" w:eastAsia="Menlo" w:hAnsi="Menlo" w:cs="Menlo"/>
+          <w:sz w:val="19"/>
+          <w:szCs w:val="19"/>
+          <w:lang w:val="en-US"/>
+        </w:rPr>
+        <w:t xml:space="preserve">        {date: {</w:t>
+      </w:r>
+    </w:p>
+    <w:p>
+      <w:pPr>
+        <w:rPr>
+          <w:lang w:val="en-US"/>
+        </w:rPr>
+      </w:pPr>
+      <w:r>
+        <w:rPr>
+          <w:rFonts w:ascii="Menlo" w:eastAsia="Menlo" w:hAnsi="Menlo" w:cs="Menlo"/>
+          <w:sz w:val="19"/>
+          <w:szCs w:val="19"/>
+          <w:lang w:val="en-US"/>
+        </w:rPr>
+        <w:t xml:space="preserve">          "$</w:t>
+      </w:r>
+      <w:proofErr w:type="spellStart"/>
+      <w:r>
+        <w:rPr>
+          <w:rFonts w:ascii="Menlo" w:eastAsia="Menlo" w:hAnsi="Menlo" w:cs="Menlo"/>
+          <w:sz w:val="19"/>
+          <w:szCs w:val="19"/>
+          <w:lang w:val="en-US"/>
+        </w:rPr>
+        <w:t>gte</w:t>
+      </w:r>
+      <w:proofErr w:type="spellEnd"/>
+      <w:proofErr w:type="gramStart"/>
+      <w:r>
+        <w:rPr>
+          <w:rFonts w:ascii="Menlo" w:eastAsia="Menlo" w:hAnsi="Menlo" w:cs="Menlo"/>
+          <w:sz w:val="19"/>
+          <w:szCs w:val="19"/>
+          <w:lang w:val="en-US"/>
+        </w:rPr>
+        <w:t>":new</w:t>
+      </w:r>
+      <w:proofErr w:type="gramEnd"/>
+      <w:r>
+        <w:rPr>
+          <w:rFonts w:ascii="Menlo" w:eastAsia="Menlo" w:hAnsi="Menlo" w:cs="Menlo"/>
+          <w:sz w:val="19"/>
+          <w:szCs w:val="19"/>
+          <w:lang w:val="en-US"/>
+        </w:rPr>
+        <w:t xml:space="preserve"> Date("2000-01-01"),</w:t>
+      </w:r>
+    </w:p>
+    <w:p>
+      <w:pPr>
+        <w:rPr>
+          <w:lang w:val="en-US"/>
+        </w:rPr>
+      </w:pPr>
+      <w:r>
+        <w:rPr>
+          <w:rFonts w:ascii="Menlo" w:eastAsia="Menlo" w:hAnsi="Menlo" w:cs="Menlo"/>
+          <w:sz w:val="19"/>
+          <w:szCs w:val="19"/>
+          <w:lang w:val="en-US"/>
+        </w:rPr>
+        <w:t xml:space="preserve">          "$</w:t>
+      </w:r>
+      <w:proofErr w:type="spellStart"/>
+      <w:r>
+        <w:rPr>
+          <w:rFonts w:ascii="Menlo" w:eastAsia="Menlo" w:hAnsi="Menlo" w:cs="Menlo"/>
+          <w:sz w:val="19"/>
+          <w:szCs w:val="19"/>
+          <w:lang w:val="en-US"/>
+        </w:rPr>
+        <w:t>lt</w:t>
+      </w:r>
+      <w:proofErr w:type="spellEnd"/>
+      <w:proofErr w:type="gramStart"/>
+      <w:r>
+        <w:rPr>
+          <w:rFonts w:ascii="Menlo" w:eastAsia="Menlo" w:hAnsi="Menlo" w:cs="Menlo"/>
+          <w:sz w:val="19"/>
+          <w:szCs w:val="19"/>
+          <w:lang w:val="en-US"/>
+        </w:rPr>
+        <w:t>":new</w:t>
+      </w:r>
+      <w:proofErr w:type="gramEnd"/>
+      <w:r>
+        <w:rPr>
+          <w:rFonts w:ascii="Menlo" w:eastAsia="Menlo" w:hAnsi="Menlo" w:cs="Menlo"/>
+          <w:sz w:val="19"/>
+          <w:szCs w:val="19"/>
+          <w:lang w:val="en-US"/>
+        </w:rPr>
+        <w:t xml:space="preserve"> Date("2019-01-01"),</w:t>
+      </w:r>
+    </w:p>
+    <w:p>
+      <w:pPr>
+        <w:rPr>
+          <w:lang w:val="en-US"/>
+        </w:rPr>
+      </w:pPr>
+      <w:r>
+        <w:rPr>
+          <w:rFonts w:ascii="Menlo" w:eastAsia="Menlo" w:hAnsi="Menlo" w:cs="Menlo"/>
+          <w:sz w:val="19"/>
+          <w:szCs w:val="19"/>
+          <w:lang w:val="en-US"/>
+        </w:rPr>
+        <w:t xml:space="preserve">          </w:t>
+      </w:r>
+    </w:p>
+    <w:p>
+      <w:pPr>
+        <w:rPr>
+          <w:lang w:val="en-US"/>
+        </w:rPr>
+      </w:pPr>
+      <w:r>
+        <w:rPr>
+          <w:rFonts w:ascii="Menlo" w:eastAsia="Menlo" w:hAnsi="Menlo" w:cs="Menlo"/>
+          <w:sz w:val="19"/>
+          <w:szCs w:val="19"/>
+          <w:lang w:val="en-US"/>
+        </w:rPr>
+        <w:t xml:space="preserve">        }</w:t>
+      </w:r>
+    </w:p>
+    <w:p>
+      <w:pPr>
+        <w:rPr>
+          <w:lang w:val="en-US"/>
+        </w:rPr>
+      </w:pPr>
+      <w:r>
+        <w:rPr>
+          <w:rFonts w:ascii="Menlo" w:eastAsia="Menlo" w:hAnsi="Menlo" w:cs="Menlo"/>
+          <w:sz w:val="19"/>
+          <w:szCs w:val="19"/>
+          <w:lang w:val="en-US"/>
+        </w:rPr>
+        <w:t xml:space="preserve">          </w:t>
+      </w:r>
+    </w:p>
+    <w:p>
+      <w:pPr>
+        <w:rPr>
+          <w:lang w:val="en-US"/>
+        </w:rPr>
+      </w:pPr>
+      <w:r>
+        <w:rPr>
+          <w:rFonts w:ascii="Menlo" w:eastAsia="Menlo" w:hAnsi="Menlo" w:cs="Menlo"/>
+          <w:sz w:val="19"/>
+          <w:szCs w:val="19"/>
+          <w:lang w:val="en-US"/>
+        </w:rPr>
+        <w:t xml:space="preserve">        }</w:t>
+      </w:r>
+    </w:p>
+    <w:p>
+      <w:pPr>
+        <w:rPr>
+          <w:lang w:val="en-US"/>
+        </w:rPr>
+      </w:pPr>
+      <w:r>
+        <w:rPr>
+          <w:rFonts w:ascii="Menlo" w:eastAsia="Menlo" w:hAnsi="Menlo" w:cs="Menlo"/>
+          <w:sz w:val="19"/>
+          <w:szCs w:val="19"/>
+          <w:lang w:val="en-US"/>
+        </w:rPr>
+        <w:t xml:space="preserve">   },</w:t>
+      </w:r>
+    </w:p>
+    <w:p>
+      <w:pPr>
+        <w:rPr>
+          <w:lang w:val="en-US"/>
+        </w:rPr>
+      </w:pPr>
+      <w:r>
+        <w:rPr>
+          <w:rFonts w:ascii="Menlo" w:eastAsia="Menlo" w:hAnsi="Menlo" w:cs="Menlo"/>
+          <w:sz w:val="19"/>
+          <w:szCs w:val="19"/>
+          <w:lang w:val="en-US"/>
+        </w:rPr>
+        <w:t xml:space="preserve">   {</w:t>
+      </w:r>
+    </w:p>
+    <w:p>
+      <w:pPr>
+        <w:rPr>
+          <w:lang w:val="en-US"/>
+        </w:rPr>
+      </w:pPr>
+      <w:r>
+        <w:rPr>
+          <w:rFonts w:ascii="Menlo" w:eastAsia="Menlo" w:hAnsi="Menlo" w:cs="Menlo"/>
+          <w:sz w:val="19"/>
+          <w:szCs w:val="19"/>
+          <w:lang w:val="en-US"/>
+        </w:rPr>
+        <w:t xml:space="preserve">     $unwind:"$tags"</w:t>
+      </w:r>
+    </w:p>
+    <w:p>
+      <w:pPr>
+        <w:rPr>
+          <w:lang w:val="en-US"/>
+        </w:rPr>
+      </w:pPr>
+      <w:r>
+        <w:rPr>
+          <w:rFonts w:ascii="Menlo" w:eastAsia="Menlo" w:hAnsi="Menlo" w:cs="Menlo"/>
+          <w:sz w:val="19"/>
+          <w:szCs w:val="19"/>
+          <w:lang w:val="en-US"/>
+        </w:rPr>
+        <w:t xml:space="preserve">   },</w:t>
+      </w:r>
+    </w:p>
+    <w:p>
+      <w:pPr>
+        <w:rPr>
+          <w:lang w:val="en-US"/>
+        </w:rPr>
+      </w:pPr>
+      <w:r>
+        <w:rPr>
+          <w:rFonts w:ascii="Menlo" w:eastAsia="Menlo" w:hAnsi="Menlo" w:cs="Menlo"/>
+          <w:sz w:val="19"/>
+          <w:szCs w:val="19"/>
+          <w:lang w:val="en-US"/>
+        </w:rPr>
+        <w:t xml:space="preserve">   {</w:t>
+      </w:r>
+    </w:p>
+    <w:p>
+      <w:pPr>
+        <w:rPr>
+          <w:lang w:val="en-US"/>
+        </w:rPr>
+      </w:pPr>
+      <w:r>
+        <w:rPr>
+          <w:rFonts w:ascii="Menlo" w:eastAsia="Menlo" w:hAnsi="Menlo" w:cs="Menlo"/>
+          <w:sz w:val="19"/>
+          <w:szCs w:val="19"/>
+          <w:lang w:val="en-US"/>
+        </w:rPr>
+        <w:t xml:space="preserve">     $</w:t>
+      </w:r>
+      <w:proofErr w:type="gramStart"/>
+      <w:r>
+        <w:rPr>
+          <w:rFonts w:ascii="Menlo" w:eastAsia="Menlo" w:hAnsi="Menlo" w:cs="Menlo"/>
+          <w:sz w:val="19"/>
+          <w:szCs w:val="19"/>
+          <w:lang w:val="en-US"/>
+        </w:rPr>
+        <w:t>group:{</w:t>
+      </w:r>
+      <w:proofErr w:type="gramEnd"/>
+      <w:r>
+        <w:rPr>
+          <w:rFonts w:ascii="Menlo" w:eastAsia="Menlo" w:hAnsi="Menlo" w:cs="Menlo"/>
+          <w:sz w:val="19"/>
+          <w:szCs w:val="19"/>
+          <w:lang w:val="en-US"/>
+        </w:rPr>
+        <w:t xml:space="preserve">  _id:{year:{$year:"$date"} , tag:"$tags"}, count:{$sum:1} }</w:t>
+      </w:r>
+    </w:p>
+    <w:p>
+      <w:pPr>
+        <w:rPr>
+          <w:lang w:val="en-US"/>
+        </w:rPr>
+      </w:pPr>
+      <w:r>
+        <w:rPr>
+          <w:rFonts w:ascii="Menlo" w:eastAsia="Menlo" w:hAnsi="Menlo" w:cs="Menlo"/>
+          <w:sz w:val="19"/>
+          <w:szCs w:val="19"/>
+          <w:lang w:val="en-US"/>
+        </w:rPr>
+        <w:t xml:space="preserve">   }</w:t>
+      </w:r>
+    </w:p>
+    <w:p>
+      <w:pPr>
+        <w:rPr>
+          <w:lang w:val="en-US"/>
+        </w:rPr>
+      </w:pPr>
+      <w:r>
+        <w:rPr>
+          <w:rFonts w:ascii="Menlo" w:eastAsia="Menlo" w:hAnsi="Menlo" w:cs="Menlo"/>
+          <w:sz w:val="19"/>
+          <w:szCs w:val="19"/>
+          <w:lang w:val="en-US"/>
+        </w:rPr>
+        <w:t xml:space="preserve">    ,</w:t>
+      </w:r>
+    </w:p>
+    <w:p>
+      <w:pPr>
+        <w:rPr>
+          <w:lang w:val="en-US"/>
+        </w:rPr>
+      </w:pPr>
+      <w:r>
+        <w:rPr>
+          <w:rFonts w:ascii="Menlo" w:eastAsia="Menlo" w:hAnsi="Menlo" w:cs="Menlo"/>
+          <w:sz w:val="19"/>
+          <w:szCs w:val="19"/>
+          <w:lang w:val="en-US"/>
+        </w:rPr>
+        <w:t xml:space="preserve">   {</w:t>
+      </w:r>
+    </w:p>
+    <w:p>
+      <w:pPr>
+        <w:rPr>
+          <w:lang w:val="en-US"/>
+        </w:rPr>
+      </w:pPr>
+      <w:r>
+        <w:rPr>
+          <w:rFonts w:ascii="Menlo" w:eastAsia="Menlo" w:hAnsi="Menlo" w:cs="Menlo"/>
+          <w:sz w:val="19"/>
+          <w:szCs w:val="19"/>
+          <w:lang w:val="en-US"/>
+        </w:rPr>
+        <w:t xml:space="preserve">      $project: {</w:t>
+      </w:r>
+    </w:p>
+    <w:p>
+      <w:pPr>
+        <w:rPr>
+          <w:lang w:val="en-US"/>
+        </w:rPr>
+      </w:pPr>
+      <w:r>
+        <w:rPr>
+          <w:rFonts w:ascii="Menlo" w:eastAsia="Menlo" w:hAnsi="Menlo" w:cs="Menlo"/>
+          <w:sz w:val="19"/>
+          <w:szCs w:val="19"/>
+          <w:lang w:val="en-US"/>
+        </w:rPr>
+        <w:t xml:space="preserve">          _id:0,</w:t>
+      </w:r>
+    </w:p>
+    <w:p>
+      <w:pPr>
+        <w:rPr>
+          <w:lang w:val="en-US"/>
+        </w:rPr>
+      </w:pPr>
+      <w:r>
+        <w:rPr>
+          <w:rFonts w:ascii="Menlo" w:eastAsia="Menlo" w:hAnsi="Menlo" w:cs="Menlo"/>
+          <w:sz w:val="19"/>
+          <w:szCs w:val="19"/>
+          <w:lang w:val="en-US"/>
+        </w:rPr>
+        <w:t xml:space="preserve">          "tag":"$_</w:t>
+      </w:r>
+      <w:proofErr w:type="spellStart"/>
+      <w:r>
+        <w:rPr>
+          <w:rFonts w:ascii="Menlo" w:eastAsia="Menlo" w:hAnsi="Menlo" w:cs="Menlo"/>
+          <w:sz w:val="19"/>
+          <w:szCs w:val="19"/>
+          <w:lang w:val="en-US"/>
+        </w:rPr>
+        <w:t>id.tag</w:t>
+      </w:r>
+      <w:proofErr w:type="spellEnd"/>
+      <w:r>
+        <w:rPr>
+          <w:rFonts w:ascii="Menlo" w:eastAsia="Menlo" w:hAnsi="Menlo" w:cs="Menlo"/>
+          <w:sz w:val="19"/>
+          <w:szCs w:val="19"/>
+          <w:lang w:val="en-US"/>
+        </w:rPr>
+        <w:t>",</w:t>
+      </w:r>
+    </w:p>
+    <w:p>
+      <w:pPr>
+        <w:rPr>
+          <w:lang w:val="en-US"/>
+        </w:rPr>
+      </w:pPr>
+      <w:r>
+        <w:rPr>
+          <w:rFonts w:ascii="Menlo" w:eastAsia="Menlo" w:hAnsi="Menlo" w:cs="Menlo"/>
+          <w:sz w:val="19"/>
+          <w:szCs w:val="19"/>
+          <w:lang w:val="en-US"/>
+        </w:rPr>
+        <w:t xml:space="preserve">           "year":"$_</w:t>
+      </w:r>
+      <w:proofErr w:type="spellStart"/>
+      <w:proofErr w:type="gramStart"/>
+      <w:r>
+        <w:rPr>
+          <w:rFonts w:ascii="Menlo" w:eastAsia="Menlo" w:hAnsi="Menlo" w:cs="Menlo"/>
+          <w:sz w:val="19"/>
+          <w:szCs w:val="19"/>
+          <w:lang w:val="en-US"/>
+        </w:rPr>
+        <w:t>id.year</w:t>
+      </w:r>
+      <w:proofErr w:type="spellEnd"/>
+      <w:proofErr w:type="gramEnd"/>
+      <w:r>
+        <w:rPr>
+          <w:rFonts w:ascii="Menlo" w:eastAsia="Menlo" w:hAnsi="Menlo" w:cs="Menlo"/>
+          <w:sz w:val="19"/>
+          <w:szCs w:val="19"/>
+          <w:lang w:val="en-US"/>
+        </w:rPr>
+        <w:t>",</w:t>
+      </w:r>
+    </w:p>
+    <w:p>
+      <w:pPr>
+        <w:rPr>
+          <w:lang w:val="en-US"/>
+        </w:rPr>
+      </w:pPr>
+      <w:r>
+        <w:rPr>
+          <w:rFonts w:ascii="Menlo" w:eastAsia="Menlo" w:hAnsi="Menlo" w:cs="Menlo"/>
+          <w:sz w:val="19"/>
+          <w:szCs w:val="19"/>
+          <w:lang w:val="en-US"/>
+        </w:rPr>
+        <w:t xml:space="preserve">           count:1</w:t>
+      </w:r>
+    </w:p>
+    <w:p>
+      <w:pPr>
+        <w:rPr>
+          <w:lang w:val="en-US"/>
+        </w:rPr>
+      </w:pPr>
+      <w:r>
+        <w:rPr>
+          <w:rFonts w:ascii="Menlo" w:eastAsia="Menlo" w:hAnsi="Menlo" w:cs="Menlo"/>
+          <w:sz w:val="19"/>
+          <w:szCs w:val="19"/>
+          <w:lang w:val="en-US"/>
+        </w:rPr>
+        <w:t xml:space="preserve">       }</w:t>
+      </w:r>
+    </w:p>
+    <w:p>
+      <w:pPr>
+        <w:rPr>
+          <w:lang w:val="en-US"/>
+        </w:rPr>
+      </w:pPr>
+      <w:r>
+        <w:rPr>
+          <w:rFonts w:ascii="Menlo" w:eastAsia="Menlo" w:hAnsi="Menlo" w:cs="Menlo"/>
+          <w:sz w:val="19"/>
+          <w:szCs w:val="19"/>
+          <w:lang w:val="en-US"/>
+        </w:rPr>
+        <w:t xml:space="preserve">   },</w:t>
+      </w:r>
+    </w:p>
+    <w:p>
+      <w:pPr>
+        <w:rPr>
+          <w:lang w:val="en-US"/>
+        </w:rPr>
+      </w:pPr>
+      <w:r>
+        <w:rPr>
+          <w:rFonts w:ascii="Menlo" w:eastAsia="Menlo" w:hAnsi="Menlo" w:cs="Menlo"/>
+          <w:sz w:val="19"/>
+          <w:szCs w:val="19"/>
+          <w:lang w:val="en-US"/>
+        </w:rPr>
+        <w:t xml:space="preserve">    {</w:t>
+      </w:r>
+    </w:p>
+    <w:p>
+      <w:pPr>
+        <w:rPr>
+          <w:lang w:val="en-US"/>
+        </w:rPr>
+      </w:pPr>
+      <w:r>
+        <w:rPr>
+          <w:rFonts w:ascii="Menlo" w:eastAsia="Menlo" w:hAnsi="Menlo" w:cs="Menlo"/>
+          <w:sz w:val="19"/>
+          <w:szCs w:val="19"/>
+          <w:lang w:val="en-US"/>
+        </w:rPr>
+        <w:t xml:space="preserve">       $</w:t>
+      </w:r>
+      <w:proofErr w:type="gramStart"/>
+      <w:r>
+        <w:rPr>
+          <w:rFonts w:ascii="Menlo" w:eastAsia="Menlo" w:hAnsi="Menlo" w:cs="Menlo"/>
+          <w:sz w:val="19"/>
+          <w:szCs w:val="19"/>
+          <w:lang w:val="en-US"/>
+        </w:rPr>
+        <w:t>sort :</w:t>
+      </w:r>
+      <w:proofErr w:type="gramEnd"/>
+      <w:r>
+        <w:rPr>
+          <w:rFonts w:ascii="Menlo" w:eastAsia="Menlo" w:hAnsi="Menlo" w:cs="Menlo"/>
+          <w:sz w:val="19"/>
+          <w:szCs w:val="19"/>
+          <w:lang w:val="en-US"/>
+        </w:rPr>
+        <w:t xml:space="preserve"> { "year" : -1,"count": -1 }</w:t>
+      </w:r>
+    </w:p>
+    <w:p>
+      <w:r>
+        <w:rPr>
+          <w:rFonts w:ascii="Menlo" w:eastAsia="Menlo" w:hAnsi="Menlo" w:cs="Menlo"/>
+          <w:sz w:val="19"/>
+          <w:szCs w:val="19"/>
+          <w:lang w:val="en-US"/>
+        </w:rPr>
+        <w:t xml:space="preserve">   </w:t>
+      </w:r>
+      <w:r>
+        <w:rPr>
+          <w:rFonts w:ascii="Menlo" w:eastAsia="Menlo" w:hAnsi="Menlo" w:cs="Menlo"/>
+          <w:sz w:val="19"/>
+          <w:szCs w:val="19"/>
+        </w:rPr>
+        <w:t>}</w:t>
+      </w:r>
+    </w:p>
+    <w:p>
+      <w:r>
+        <w:rPr>
+          <w:rFonts w:ascii="Menlo" w:eastAsia="Menlo" w:hAnsi="Menlo" w:cs="Menlo"/>
+          <w:sz w:val="19"/>
+          <w:szCs w:val="19"/>
+        </w:rPr>
+        <w:t>] )</w:t>
+      </w:r>
+    </w:p>
+    <w:p>
+      <w:pPr>
+        <w:rPr>
+          <w:rFonts w:ascii="Menlo" w:eastAsia="Menlo" w:hAnsi="Menlo" w:cs="Menlo"/>
+          <w:sz w:val="19"/>
+          <w:szCs w:val="19"/>
+        </w:rPr>
+      </w:pPr>
+    </w:p>
+    <w:p>
+      <w:pPr>
+        <w:rPr>
+          <w:rFonts w:ascii="Menlo" w:eastAsia="Menlo" w:hAnsi="Menlo" w:cs="Menlo"/>
+          <w:color w:val="000000" w:themeColor="text1"/>
+          <w:sz w:val="19"/>
+          <w:szCs w:val="19"/>
+        </w:rPr>
+      </w:pPr>
+    </w:p>
+    <w:p>
+      <w:pPr>
+        <w:rPr>
+          <w:rFonts w:ascii="Menlo" w:eastAsia="Menlo" w:hAnsi="Menlo" w:cs="Menlo"/>
+          <w:color w:val="000000" w:themeColor="text1"/>
+          <w:sz w:val="19"/>
+          <w:szCs w:val="19"/>
+        </w:rPr>
+      </w:pPr>
+    </w:p>
+    <w:p>
+      <w:pPr>
+        <w:rPr>
+          <w:rFonts w:ascii="Menlo" w:eastAsia="Menlo" w:hAnsi="Menlo" w:cs="Menlo"/>
+          <w:color w:val="000000" w:themeColor="text1"/>
+          <w:sz w:val="19"/>
+          <w:szCs w:val="19"/>
+        </w:rPr>
+      </w:pPr>
+    </w:p>
+    <w:p>
+      <w:pPr>
+        <w:rPr>
+          <w:rFonts w:ascii="Menlo" w:eastAsia="Menlo" w:hAnsi="Menlo" w:cs="Menlo"/>
+          <w:color w:val="000000" w:themeColor="text1"/>
+          <w:sz w:val="19"/>
+          <w:szCs w:val="19"/>
+        </w:rPr>
+      </w:pPr>
+    </w:p>
+    <w:p>
+      <w:pPr>
+        <w:rPr>
+          <w:rFonts w:ascii="Menlo" w:eastAsia="Menlo" w:hAnsi="Menlo" w:cs="Menlo"/>
+          <w:color w:val="000000" w:themeColor="text1"/>
+          <w:sz w:val="19"/>
+          <w:szCs w:val="19"/>
+        </w:rPr>
+      </w:pPr>
+    </w:p>
+    <w:p>
+      <w:pPr>
+        <w:rPr>
+          <w:rFonts w:ascii="Menlo" w:eastAsia="Menlo" w:hAnsi="Menlo" w:cs="Menlo"/>
+          <w:color w:val="000000" w:themeColor="text1"/>
+          <w:sz w:val="19"/>
+          <w:szCs w:val="19"/>
+        </w:rPr>
+      </w:pPr>
+    </w:p>
+    <w:p>
+      <w:pPr>
+        <w:rPr>
+          <w:rFonts w:ascii="Menlo" w:eastAsia="Menlo" w:hAnsi="Menlo" w:cs="Menlo"/>
+          <w:color w:val="000000" w:themeColor="text1"/>
+          <w:sz w:val="19"/>
+          <w:szCs w:val="19"/>
+        </w:rPr>
+      </w:pPr>
+    </w:p>
+    <w:p>
+      <w:pPr>
+        <w:rPr>
+          <w:rFonts w:ascii="Menlo" w:eastAsia="Menlo" w:hAnsi="Menlo" w:cs="Menlo"/>
+          <w:color w:val="000000" w:themeColor="text1"/>
+          <w:sz w:val="19"/>
+          <w:szCs w:val="19"/>
+        </w:rPr>
+      </w:pPr>
+    </w:p>
+    <w:p>
+      <w:pPr>
+        <w:rPr>
+          <w:rFonts w:ascii="Menlo" w:eastAsia="Menlo" w:hAnsi="Menlo" w:cs="Menlo"/>
+          <w:color w:val="000000" w:themeColor="text1"/>
+          <w:sz w:val="19"/>
+          <w:szCs w:val="19"/>
+        </w:rPr>
+      </w:pPr>
+    </w:p>
+    <w:p>
+      <w:pPr>
+        <w:rPr>
+          <w:rFonts w:ascii="Menlo" w:eastAsia="Menlo" w:hAnsi="Menlo" w:cs="Menlo"/>
+          <w:color w:val="000000" w:themeColor="text1"/>
+          <w:sz w:val="19"/>
+          <w:szCs w:val="19"/>
+        </w:rPr>
+      </w:pPr>
+    </w:p>
+    <w:p>
+      <w:pPr>
+        <w:rPr>
+          <w:rFonts w:ascii="Menlo" w:eastAsia="Menlo" w:hAnsi="Menlo" w:cs="Menlo"/>
+          <w:b/>
+          <w:bCs/>
+          <w:color w:val="000000" w:themeColor="text1"/>
+          <w:sz w:val="24"/>
+          <w:szCs w:val="24"/>
+        </w:rPr>
+      </w:pPr>
+      <w:r>
+        <w:rPr>
+          <w:rFonts w:ascii="Menlo" w:eastAsia="Menlo" w:hAnsi="Menlo" w:cs="Menlo"/>
+          <w:b/>
+          <w:bCs/>
+          <w:color w:val="000000" w:themeColor="text1"/>
+          <w:sz w:val="24"/>
+          <w:szCs w:val="24"/>
+        </w:rPr>
+        <w:t xml:space="preserve">Simone </w:t>
+      </w:r>
+    </w:p>
+    <w:p>
+      <w:pPr>
+        <w:pStyle w:val="ListParagraph"/>
+        <w:numPr>
+          <w:ilvl w:val="0"/>
+          <w:numId w:val="3"/>
+        </w:numPr>
+        <w:rPr>
+          <w:rFonts w:ascii="Menlo" w:eastAsia="Menlo" w:hAnsi="Menlo" w:cs="Menlo"/>
+          <w:color w:val="000000" w:themeColor="text1"/>
+          <w:sz w:val="19"/>
+          <w:szCs w:val="19"/>
+        </w:rPr>
+      </w:pPr>
+      <w:proofErr w:type="spellStart"/>
+      <w:r>
+        <w:rPr>
+          <w:rFonts w:ascii="Menlo" w:eastAsia="Menlo" w:hAnsi="Menlo" w:cs="Menlo"/>
+          <w:color w:val="000000" w:themeColor="text1"/>
+          <w:sz w:val="19"/>
+          <w:szCs w:val="19"/>
+        </w:rPr>
+        <w:t>Condition</w:t>
+      </w:r>
+      <w:proofErr w:type="spellEnd"/>
+      <w:r>
+        <w:rPr>
+          <w:rFonts w:ascii="Menlo" w:eastAsia="Menlo" w:hAnsi="Menlo" w:cs="Menlo"/>
+          <w:color w:val="000000" w:themeColor="text1"/>
+          <w:sz w:val="19"/>
+          <w:szCs w:val="19"/>
+        </w:rPr>
+        <w:t xml:space="preserve">, </w:t>
+      </w:r>
+      <w:proofErr w:type="spellStart"/>
+      <w:r>
+        <w:rPr>
+          <w:rFonts w:ascii="Menlo" w:eastAsia="Menlo" w:hAnsi="Menlo" w:cs="Menlo"/>
+          <w:color w:val="000000" w:themeColor="text1"/>
+          <w:sz w:val="19"/>
+          <w:szCs w:val="19"/>
+        </w:rPr>
+        <w:t>Aggregation</w:t>
+      </w:r>
+      <w:proofErr w:type="spellEnd"/>
+    </w:p>
+    <w:p>
+      <w:pPr>
+        <w:rPr>
+          <w:rFonts w:ascii="Consolas" w:eastAsia="Consolas" w:hAnsi="Consolas" w:cs="Consolas"/>
+          <w:color w:val="000000" w:themeColor="text1"/>
+          <w:sz w:val="19"/>
+          <w:szCs w:val="19"/>
+          <w:lang w:val="en-US"/>
+        </w:rPr>
+      </w:pPr>
+      <w:r>
+        <w:rPr>
+          <w:rFonts w:ascii="Menlo" w:eastAsia="Menlo" w:hAnsi="Menlo" w:cs="Menlo"/>
+          <w:color w:val="000000" w:themeColor="text1"/>
+          <w:sz w:val="19"/>
+          <w:szCs w:val="19"/>
+          <w:lang w:val="en-US"/>
+        </w:rPr>
+        <w:t xml:space="preserve">This query returns the 5 articles of the journal </w:t>
+      </w:r>
+      <w:r>
+        <w:rPr>
+          <w:rFonts w:ascii="Calibri" w:eastAsia="Calibri" w:hAnsi="Calibri" w:cs="Calibri"/>
+          <w:lang w:val="en-GB"/>
+        </w:rPr>
+        <w:t>“LILOG-Report” written between 2000 and 2006 by the largest number of authors. The result is sorted by the n</w:t>
+      </w:r>
+      <w:r>
+        <w:rPr>
+          <w:rFonts w:ascii="Consolas" w:eastAsia="Consolas" w:hAnsi="Consolas" w:cs="Consolas"/>
+          <w:color w:val="000000" w:themeColor="text1"/>
+          <w:sz w:val="19"/>
+          <w:szCs w:val="19"/>
+          <w:lang w:val="en-US"/>
+        </w:rPr>
+        <w:t>umber of authors and the publication date in descending order.</w:t>
+      </w:r>
+    </w:p>
+    <w:p>
+      <w:pPr>
+        <w:spacing w:line="360" w:lineRule="exact"/>
+        <w:rPr>
+          <w:rFonts w:ascii="Consolas" w:eastAsia="Consolas" w:hAnsi="Consolas" w:cs="Consolas"/>
+          <w:color w:val="000000" w:themeColor="text1"/>
+          <w:sz w:val="19"/>
+          <w:szCs w:val="19"/>
+          <w:lang w:val="en-US"/>
+        </w:rPr>
+      </w:pPr>
+      <w:proofErr w:type="spellStart"/>
+      <w:proofErr w:type="gramStart"/>
+      <w:r>
+        <w:rPr>
+          <w:rFonts w:ascii="Consolas" w:eastAsia="Consolas" w:hAnsi="Consolas" w:cs="Consolas"/>
+          <w:color w:val="000000" w:themeColor="text1"/>
+          <w:sz w:val="19"/>
+          <w:szCs w:val="19"/>
+          <w:lang w:val="en-US"/>
+        </w:rPr>
+        <w:t>db.articles</w:t>
+      </w:r>
+      <w:proofErr w:type="gramEnd"/>
+      <w:r>
+        <w:rPr>
+          <w:rFonts w:ascii="Consolas" w:eastAsia="Consolas" w:hAnsi="Consolas" w:cs="Consolas"/>
+          <w:color w:val="000000" w:themeColor="text1"/>
+          <w:sz w:val="19"/>
+          <w:szCs w:val="19"/>
+          <w:lang w:val="en-US"/>
+        </w:rPr>
+        <w:t>.aggregate</w:t>
+      </w:r>
+      <w:proofErr w:type="spellEnd"/>
+      <w:r>
+        <w:rPr>
+          <w:rFonts w:ascii="Consolas" w:eastAsia="Consolas" w:hAnsi="Consolas" w:cs="Consolas"/>
+          <w:color w:val="000000" w:themeColor="text1"/>
+          <w:sz w:val="19"/>
+          <w:szCs w:val="19"/>
+          <w:lang w:val="en-US"/>
+        </w:rPr>
+        <w:t>([</w:t>
+      </w:r>
+    </w:p>
+    <w:p>
+      <w:pPr>
+        <w:spacing w:line="360" w:lineRule="exact"/>
+        <w:rPr>
+          <w:rFonts w:ascii="Consolas" w:eastAsia="Consolas" w:hAnsi="Consolas" w:cs="Consolas"/>
+          <w:color w:val="000000" w:themeColor="text1"/>
+          <w:sz w:val="19"/>
+          <w:szCs w:val="19"/>
+          <w:lang w:val="en-US"/>
+        </w:rPr>
+      </w:pPr>
+      <w:r>
+        <w:rPr>
+          <w:rFonts w:ascii="Consolas" w:eastAsia="Consolas" w:hAnsi="Consolas" w:cs="Consolas"/>
+          <w:color w:val="000000" w:themeColor="text1"/>
+          <w:sz w:val="19"/>
+          <w:szCs w:val="19"/>
+          <w:lang w:val="en-US"/>
+        </w:rPr>
+        <w:t>{"$match</w:t>
+      </w:r>
+      <w:proofErr w:type="gramStart"/>
+      <w:r>
+        <w:rPr>
+          <w:rFonts w:ascii="Consolas" w:eastAsia="Consolas" w:hAnsi="Consolas" w:cs="Consolas"/>
+          <w:color w:val="000000" w:themeColor="text1"/>
+          <w:sz w:val="19"/>
+          <w:szCs w:val="19"/>
+          <w:lang w:val="en-US"/>
+        </w:rPr>
+        <w:t>":{</w:t>
+      </w:r>
+      <w:proofErr w:type="gramEnd"/>
+      <w:r>
+        <w:rPr>
+          <w:rFonts w:ascii="Consolas" w:eastAsia="Consolas" w:hAnsi="Consolas" w:cs="Consolas"/>
+          <w:color w:val="000000" w:themeColor="text1"/>
+          <w:sz w:val="19"/>
+          <w:szCs w:val="19"/>
+          <w:lang w:val="en-US"/>
+        </w:rPr>
+        <w:t>"</w:t>
+      </w:r>
+      <w:proofErr w:type="spellStart"/>
+      <w:r>
+        <w:rPr>
+          <w:rFonts w:ascii="Consolas" w:eastAsia="Consolas" w:hAnsi="Consolas" w:cs="Consolas"/>
+          <w:color w:val="000000" w:themeColor="text1"/>
+          <w:sz w:val="19"/>
+          <w:szCs w:val="19"/>
+          <w:lang w:val="en-US"/>
+        </w:rPr>
+        <w:t>journal":"LILOG-Report</w:t>
+      </w:r>
+      <w:proofErr w:type="spellEnd"/>
+      <w:r>
+        <w:rPr>
+          <w:rFonts w:ascii="Consolas" w:eastAsia="Consolas" w:hAnsi="Consolas" w:cs="Consolas"/>
+          <w:color w:val="000000" w:themeColor="text1"/>
+          <w:sz w:val="19"/>
+          <w:szCs w:val="19"/>
+          <w:lang w:val="en-US"/>
+        </w:rPr>
+        <w:t>", "date": {$</w:t>
+      </w:r>
+      <w:proofErr w:type="spellStart"/>
+      <w:r>
+        <w:rPr>
+          <w:rFonts w:ascii="Consolas" w:eastAsia="Consolas" w:hAnsi="Consolas" w:cs="Consolas"/>
+          <w:color w:val="000000" w:themeColor="text1"/>
+          <w:sz w:val="19"/>
+          <w:szCs w:val="19"/>
+          <w:lang w:val="en-US"/>
+        </w:rPr>
+        <w:t>gte</w:t>
+      </w:r>
+      <w:proofErr w:type="spellEnd"/>
+      <w:r>
+        <w:rPr>
+          <w:rFonts w:ascii="Consolas" w:eastAsia="Consolas" w:hAnsi="Consolas" w:cs="Consolas"/>
+          <w:color w:val="000000" w:themeColor="text1"/>
+          <w:sz w:val="19"/>
+          <w:szCs w:val="19"/>
+          <w:lang w:val="en-US"/>
+        </w:rPr>
+        <w:t xml:space="preserve">: </w:t>
+      </w:r>
+      <w:proofErr w:type="spellStart"/>
+      <w:r>
+        <w:rPr>
+          <w:rFonts w:ascii="Consolas" w:eastAsia="Consolas" w:hAnsi="Consolas" w:cs="Consolas"/>
+          <w:color w:val="000000" w:themeColor="text1"/>
+          <w:sz w:val="19"/>
+          <w:szCs w:val="19"/>
+          <w:lang w:val="en-US"/>
+        </w:rPr>
+        <w:t>ISODate</w:t>
+      </w:r>
+      <w:proofErr w:type="spellEnd"/>
+      <w:r>
+        <w:rPr>
+          <w:rFonts w:ascii="Consolas" w:eastAsia="Consolas" w:hAnsi="Consolas" w:cs="Consolas"/>
+          <w:color w:val="000000" w:themeColor="text1"/>
+          <w:sz w:val="19"/>
+          <w:szCs w:val="19"/>
+          <w:lang w:val="en-US"/>
+        </w:rPr>
+        <w:t>('2000-01-01'),$</w:t>
+      </w:r>
+      <w:proofErr w:type="spellStart"/>
+      <w:r>
+        <w:rPr>
+          <w:rFonts w:ascii="Consolas" w:eastAsia="Consolas" w:hAnsi="Consolas" w:cs="Consolas"/>
+          <w:color w:val="000000" w:themeColor="text1"/>
+          <w:sz w:val="19"/>
+          <w:szCs w:val="19"/>
+          <w:lang w:val="en-US"/>
+        </w:rPr>
+        <w:t>lt</w:t>
+      </w:r>
+      <w:proofErr w:type="spellEnd"/>
+      <w:r>
+        <w:rPr>
+          <w:rFonts w:ascii="Consolas" w:eastAsia="Consolas" w:hAnsi="Consolas" w:cs="Consolas"/>
+          <w:color w:val="000000" w:themeColor="text1"/>
+          <w:sz w:val="19"/>
+          <w:szCs w:val="19"/>
+          <w:lang w:val="en-US"/>
+        </w:rPr>
+        <w:t xml:space="preserve">: </w:t>
+      </w:r>
+      <w:proofErr w:type="spellStart"/>
+      <w:r>
+        <w:rPr>
+          <w:rFonts w:ascii="Consolas" w:eastAsia="Consolas" w:hAnsi="Consolas" w:cs="Consolas"/>
+          <w:color w:val="000000" w:themeColor="text1"/>
+          <w:sz w:val="19"/>
+          <w:szCs w:val="19"/>
+          <w:lang w:val="en-US"/>
+        </w:rPr>
+        <w:t>ISODate</w:t>
+      </w:r>
+      <w:proofErr w:type="spellEnd"/>
+      <w:r>
+        <w:rPr>
+          <w:rFonts w:ascii="Consolas" w:eastAsia="Consolas" w:hAnsi="Consolas" w:cs="Consolas"/>
+          <w:color w:val="000000" w:themeColor="text1"/>
+          <w:sz w:val="19"/>
+          <w:szCs w:val="19"/>
+          <w:lang w:val="en-US"/>
+        </w:rPr>
+        <w:t>('2007-01-01')}}},</w:t>
+      </w:r>
+    </w:p>
+    <w:p>
+      <w:pPr>
+        <w:spacing w:line="360" w:lineRule="exact"/>
+        <w:rPr>
+          <w:rFonts w:ascii="Consolas" w:eastAsia="Consolas" w:hAnsi="Consolas" w:cs="Consolas"/>
+          <w:color w:val="000000" w:themeColor="text1"/>
+          <w:sz w:val="19"/>
+          <w:szCs w:val="19"/>
+          <w:lang w:val="en-US"/>
+        </w:rPr>
+      </w:pPr>
+      <w:r>
+        <w:rPr>
+          <w:rFonts w:ascii="Consolas" w:eastAsia="Consolas" w:hAnsi="Consolas" w:cs="Consolas"/>
+          <w:color w:val="000000" w:themeColor="text1"/>
+          <w:sz w:val="19"/>
+          <w:szCs w:val="19"/>
+          <w:lang w:val="en-US"/>
+        </w:rPr>
+        <w:t>{"$project</w:t>
+      </w:r>
+      <w:proofErr w:type="gramStart"/>
+      <w:r>
+        <w:rPr>
+          <w:rFonts w:ascii="Consolas" w:eastAsia="Consolas" w:hAnsi="Consolas" w:cs="Consolas"/>
+          <w:color w:val="000000" w:themeColor="text1"/>
+          <w:sz w:val="19"/>
+          <w:szCs w:val="19"/>
+          <w:lang w:val="en-US"/>
+        </w:rPr>
+        <w:t>":{</w:t>
+      </w:r>
+      <w:proofErr w:type="gramEnd"/>
+      <w:r>
+        <w:rPr>
+          <w:rFonts w:ascii="Consolas" w:eastAsia="Consolas" w:hAnsi="Consolas" w:cs="Consolas"/>
+          <w:color w:val="000000" w:themeColor="text1"/>
+          <w:sz w:val="19"/>
+          <w:szCs w:val="19"/>
+          <w:lang w:val="en-US"/>
+        </w:rPr>
+        <w:t>"title":"$title", "number of authors": {"$size" : "$authors"}, "date of publication" : "$date"}},</w:t>
+      </w:r>
+    </w:p>
+    <w:p>
+      <w:pPr>
+        <w:spacing w:line="360" w:lineRule="exact"/>
+        <w:rPr>
+          <w:rFonts w:ascii="Consolas" w:eastAsia="Consolas" w:hAnsi="Consolas" w:cs="Consolas"/>
+          <w:color w:val="000000" w:themeColor="text1"/>
+          <w:sz w:val="19"/>
+          <w:szCs w:val="19"/>
+          <w:lang w:val="en-US"/>
+        </w:rPr>
+      </w:pPr>
+      <w:r>
+        <w:rPr>
+          <w:rFonts w:ascii="Consolas" w:eastAsia="Consolas" w:hAnsi="Consolas" w:cs="Consolas"/>
+          <w:color w:val="000000" w:themeColor="text1"/>
+          <w:sz w:val="19"/>
+          <w:szCs w:val="19"/>
+          <w:lang w:val="en-US"/>
+        </w:rPr>
+        <w:t xml:space="preserve">{"$sort": </w:t>
+      </w:r>
+      <w:proofErr w:type="gramStart"/>
+      <w:r>
+        <w:rPr>
+          <w:rFonts w:ascii="Consolas" w:eastAsia="Consolas" w:hAnsi="Consolas" w:cs="Consolas"/>
+          <w:color w:val="000000" w:themeColor="text1"/>
+          <w:sz w:val="19"/>
+          <w:szCs w:val="19"/>
+          <w:lang w:val="en-US"/>
+        </w:rPr>
+        <w:t>{ "</w:t>
+      </w:r>
+      <w:proofErr w:type="gramEnd"/>
+      <w:r>
+        <w:rPr>
+          <w:rFonts w:ascii="Consolas" w:eastAsia="Consolas" w:hAnsi="Consolas" w:cs="Consolas"/>
+          <w:color w:val="000000" w:themeColor="text1"/>
+          <w:sz w:val="19"/>
+          <w:szCs w:val="19"/>
+          <w:lang w:val="en-US"/>
+        </w:rPr>
+        <w:t>number of authors" : -1,"date of publication":-1}},</w:t>
+      </w:r>
+    </w:p>
+    <w:p>
+      <w:pPr>
+        <w:spacing w:line="360" w:lineRule="exact"/>
+        <w:rPr>
+          <w:rFonts w:ascii="Consolas" w:eastAsia="Consolas" w:hAnsi="Consolas" w:cs="Consolas"/>
+          <w:color w:val="000000" w:themeColor="text1"/>
+          <w:sz w:val="19"/>
+          <w:szCs w:val="19"/>
+        </w:rPr>
+      </w:pPr>
+      <w:r>
+        <w:rPr>
+          <w:rFonts w:ascii="Consolas" w:eastAsia="Consolas" w:hAnsi="Consolas" w:cs="Consolas"/>
+          <w:color w:val="000000" w:themeColor="text1"/>
+          <w:sz w:val="19"/>
+          <w:szCs w:val="19"/>
+        </w:rPr>
+        <w:t>{"$limit":5}])</w:t>
+      </w:r>
+      <w:r>
+        <w:br/>
+      </w:r>
+      <w:r>
+        <w:rPr>
+          <w:rFonts w:ascii="Consolas" w:eastAsia="Consolas" w:hAnsi="Consolas" w:cs="Consolas"/>
+          <w:color w:val="000000" w:themeColor="text1"/>
+          <w:sz w:val="19"/>
+          <w:szCs w:val="19"/>
+        </w:rPr>
+        <w:t xml:space="preserve"> </w:t>
+      </w:r>
+    </w:p>
+    <w:tbl>
+      <w:tblPr>
+        <w:tblStyle w:val="TableGrid"/>
+        <w:tblW w:w="0" w:type="auto"/>
+        <w:tblBorders>
+          <w:top w:val="single" w:sz="0" w:space="0" w:color="auto"/>
+          <w:left w:val="single" w:sz="0" w:space="0" w:color="auto"/>
+          <w:bottom w:val="single" w:sz="0" w:space="0" w:color="auto"/>
+          <w:right w:val="single" w:sz="0" w:space="0" w:color="auto"/>
+        </w:tblBorders>
+        <w:tblLayout w:type="fixed"/>
+        <w:tblLook w:val="06A0" w:firstRow="1" w:lastRow="0" w:firstColumn="1" w:lastColumn="0" w:noHBand="1" w:noVBand="1"/>
+      </w:tblPr>
+      <w:tblGrid>
+        <w:gridCol w:w="9630"/>
+      </w:tblGrid>
+      <w:tr>
+        <w:tc>
+          <w:tcPr>
+            <w:tcW w:w="9630" w:type="dxa"/>
+            <w:tcBorders>
+              <w:top w:val="single" w:sz="0" w:space="0" w:color="auto"/>
+              <w:left w:val="single" w:sz="0" w:space="0" w:color="auto"/>
+              <w:bottom w:val="single" w:sz="0" w:space="0" w:color="auto"/>
+              <w:right w:val="single" w:sz="0" w:space="0" w:color="auto"/>
+            </w:tcBorders>
+          </w:tcPr>
+          <w:p>
+            <w:pPr>
+              <w:spacing w:line="360" w:lineRule="exact"/>
+            </w:pPr>
+            <w:proofErr w:type="gramStart"/>
+            <w:r>
+              <w:t xml:space="preserve">{ </w:t>
+            </w:r>
+            <w:r>
+              <w:rPr>
+                <w:color w:val="FF6F44"/>
+              </w:rPr>
+              <w:t>_</w:t>
+            </w:r>
+            <w:proofErr w:type="gramEnd"/>
+            <w:r>
+              <w:rPr>
+                <w:color w:val="FF6F44"/>
+              </w:rPr>
+              <w:t>id</w:t>
+            </w:r>
+            <w:r>
+              <w:t xml:space="preserve">: </w:t>
+            </w:r>
+            <w:proofErr w:type="spellStart"/>
+            <w:r>
+              <w:rPr>
+                <w:color w:val="000000" w:themeColor="text1"/>
+              </w:rPr>
+              <w:t>ObjectId</w:t>
+            </w:r>
+            <w:proofErr w:type="spellEnd"/>
+            <w:r>
+              <w:t>(</w:t>
+            </w:r>
+            <w:r>
+              <w:rPr>
+                <w:b/>
+                <w:bCs/>
+                <w:color w:val="35DE7B"/>
+              </w:rPr>
+              <w:t>"6370f61c47d1922dd1d383b1"</w:t>
+            </w:r>
+            <w:r>
+              <w:t>),</w:t>
+            </w:r>
+          </w:p>
+        </w:tc>
+      </w:tr>
+      <w:tr>
+        <w:tc>
+          <w:tcPr>
+            <w:tcW w:w="9630" w:type="dxa"/>
+            <w:tcBorders>
+              <w:top w:val="single" w:sz="0" w:space="0" w:color="auto"/>
+              <w:left w:val="single" w:sz="0" w:space="0" w:color="auto"/>
+              <w:bottom w:val="single" w:sz="0" w:space="0" w:color="auto"/>
+              <w:right w:val="single" w:sz="0" w:space="0" w:color="auto"/>
+            </w:tcBorders>
+          </w:tcPr>
+          <w:p>
+            <w:pPr>
+              <w:spacing w:line="360" w:lineRule="exact"/>
+              <w:rPr>
+                <w:lang w:val="en-US"/>
+              </w:rPr>
+            </w:pPr>
+            <w:r>
+              <w:rPr>
+                <w:color w:val="FF6F44"/>
+                <w:lang w:val="en-US"/>
+              </w:rPr>
+              <w:t>title</w:t>
+            </w:r>
+            <w:r>
+              <w:rPr>
+                <w:lang w:val="en-US"/>
+              </w:rPr>
+              <w:t xml:space="preserve">: </w:t>
+            </w:r>
+            <w:r>
+              <w:rPr>
+                <w:b/>
+                <w:bCs/>
+                <w:color w:val="35DE7B"/>
+                <w:lang w:val="en-US"/>
+              </w:rPr>
+              <w:t>'Semantics of Logic Programs with Equational Abstract Data Type Specifications'</w:t>
+            </w:r>
+            <w:r>
+              <w:rPr>
+                <w:lang w:val="en-US"/>
+              </w:rPr>
+              <w:t>,</w:t>
+            </w:r>
+          </w:p>
+        </w:tc>
+      </w:tr>
+      <w:tr>
+        <w:tc>
+          <w:tcPr>
+            <w:tcW w:w="9630" w:type="dxa"/>
+            <w:tcBorders>
+              <w:top w:val="single" w:sz="0" w:space="0" w:color="auto"/>
+              <w:left w:val="single" w:sz="0" w:space="0" w:color="auto"/>
+              <w:bottom w:val="single" w:sz="0" w:space="0" w:color="auto"/>
+              <w:right w:val="single" w:sz="0" w:space="0" w:color="auto"/>
+            </w:tcBorders>
+          </w:tcPr>
+          <w:p>
+            <w:pPr>
+              <w:spacing w:line="360" w:lineRule="exact"/>
+            </w:pPr>
+            <w:r>
+              <w:rPr>
+                <w:b/>
+                <w:bCs/>
+                <w:color w:val="35DE7B"/>
+              </w:rPr>
+              <w:t>'</w:t>
+            </w:r>
+            <w:proofErr w:type="spellStart"/>
+            <w:r>
+              <w:rPr>
+                <w:b/>
+                <w:bCs/>
+                <w:color w:val="35DE7B"/>
+              </w:rPr>
+              <w:t>number</w:t>
+            </w:r>
+            <w:proofErr w:type="spellEnd"/>
+            <w:r>
+              <w:rPr>
+                <w:b/>
+                <w:bCs/>
+                <w:color w:val="35DE7B"/>
+              </w:rPr>
+              <w:t xml:space="preserve"> of </w:t>
+            </w:r>
+            <w:proofErr w:type="spellStart"/>
+            <w:r>
+              <w:rPr>
+                <w:b/>
+                <w:bCs/>
+                <w:color w:val="35DE7B"/>
+              </w:rPr>
+              <w:t>authors</w:t>
+            </w:r>
+            <w:proofErr w:type="spellEnd"/>
+            <w:r>
+              <w:rPr>
+                <w:b/>
+                <w:bCs/>
+                <w:color w:val="35DE7B"/>
+              </w:rPr>
+              <w:t>'</w:t>
+            </w:r>
+            <w:r>
+              <w:t xml:space="preserve">: </w:t>
+            </w:r>
+            <w:r>
+              <w:rPr>
+                <w:color w:val="2DC4FF"/>
+              </w:rPr>
+              <w:t>5</w:t>
+            </w:r>
+            <w:r>
+              <w:t>,</w:t>
+            </w:r>
+          </w:p>
+        </w:tc>
+      </w:tr>
+      <w:tr>
+        <w:tc>
+          <w:tcPr>
+            <w:tcW w:w="9630" w:type="dxa"/>
+            <w:tcBorders>
+              <w:top w:val="single" w:sz="0" w:space="0" w:color="auto"/>
+              <w:left w:val="single" w:sz="0" w:space="0" w:color="auto"/>
+              <w:bottom w:val="single" w:sz="0" w:space="0" w:color="auto"/>
+              <w:right w:val="single" w:sz="0" w:space="0" w:color="auto"/>
+            </w:tcBorders>
+          </w:tcPr>
+          <w:p>
+            <w:pPr>
+              <w:spacing w:line="360" w:lineRule="exact"/>
+              <w:rPr>
+                <w:lang w:val="en-US"/>
+              </w:rPr>
+            </w:pPr>
+            <w:r>
+              <w:rPr>
+                <w:b/>
+                <w:bCs/>
+                <w:color w:val="35DE7B"/>
+                <w:lang w:val="en-US"/>
+              </w:rPr>
+              <w:t>'date of publication'</w:t>
+            </w:r>
+            <w:r>
+              <w:rPr>
+                <w:lang w:val="en-US"/>
+              </w:rPr>
+              <w:t xml:space="preserve">: </w:t>
+            </w:r>
+            <w:r>
+              <w:rPr>
+                <w:color w:val="2DC4FF"/>
+                <w:lang w:val="en-US"/>
+              </w:rPr>
+              <w:t>2001</w:t>
+            </w:r>
+            <w:r>
+              <w:rPr>
+                <w:lang w:val="en-US"/>
+              </w:rPr>
+              <w:t>-</w:t>
+            </w:r>
+            <w:r>
+              <w:rPr>
+                <w:color w:val="2DC4FF"/>
+                <w:lang w:val="en-US"/>
+              </w:rPr>
+              <w:t>12</w:t>
+            </w:r>
+            <w:r>
+              <w:rPr>
+                <w:lang w:val="en-US"/>
+              </w:rPr>
+              <w:t>-17</w:t>
+            </w:r>
+            <w:r>
+              <w:rPr>
+                <w:color w:val="FF6F44"/>
+                <w:lang w:val="en-US"/>
+              </w:rPr>
+              <w:t>T00</w:t>
+            </w:r>
+            <w:r>
+              <w:rPr>
+                <w:lang w:val="en-US"/>
+              </w:rPr>
+              <w:t>:</w:t>
+            </w:r>
+            <w:r>
+              <w:rPr>
+                <w:color w:val="2DC4FF"/>
+                <w:lang w:val="en-US"/>
+              </w:rPr>
+              <w:t>09</w:t>
+            </w:r>
+            <w:r>
+              <w:rPr>
+                <w:lang w:val="en-US"/>
+              </w:rPr>
+              <w:t>:</w:t>
+            </w:r>
+            <w:r>
+              <w:rPr>
+                <w:color w:val="2DC4FF"/>
+                <w:lang w:val="en-US"/>
+              </w:rPr>
+              <w:t>52.</w:t>
+            </w:r>
+            <w:r>
+              <w:rPr>
+                <w:lang w:val="en-US"/>
+              </w:rPr>
+              <w:t>000</w:t>
+            </w:r>
+            <w:proofErr w:type="gramStart"/>
+            <w:r>
+              <w:rPr>
+                <w:lang w:val="en-US"/>
+              </w:rPr>
+              <w:t>Z }</w:t>
+            </w:r>
+            <w:proofErr w:type="gramEnd"/>
+          </w:p>
+        </w:tc>
+      </w:tr>
+      <w:tr>
+        <w:tc>
+          <w:tcPr>
+            <w:tcW w:w="9630" w:type="dxa"/>
+            <w:tcBorders>
+              <w:top w:val="single" w:sz="0" w:space="0" w:color="auto"/>
+              <w:left w:val="single" w:sz="0" w:space="0" w:color="auto"/>
+              <w:bottom w:val="single" w:sz="0" w:space="0" w:color="auto"/>
+              <w:right w:val="single" w:sz="0" w:space="0" w:color="auto"/>
+            </w:tcBorders>
+          </w:tcPr>
+          <w:p>
+            <w:pPr>
+              <w:spacing w:line="360" w:lineRule="exact"/>
+            </w:pPr>
+            <w:proofErr w:type="gramStart"/>
+            <w:r>
+              <w:t xml:space="preserve">{ </w:t>
+            </w:r>
+            <w:r>
+              <w:rPr>
+                <w:color w:val="FF6F44"/>
+              </w:rPr>
+              <w:t>_</w:t>
+            </w:r>
+            <w:proofErr w:type="gramEnd"/>
+            <w:r>
+              <w:rPr>
+                <w:color w:val="FF6F44"/>
+              </w:rPr>
+              <w:t>id</w:t>
+            </w:r>
+            <w:r>
+              <w:t xml:space="preserve">: </w:t>
+            </w:r>
+            <w:proofErr w:type="spellStart"/>
+            <w:r>
+              <w:rPr>
+                <w:color w:val="000000" w:themeColor="text1"/>
+              </w:rPr>
+              <w:t>ObjectId</w:t>
+            </w:r>
+            <w:proofErr w:type="spellEnd"/>
+            <w:r>
+              <w:t>(</w:t>
+            </w:r>
+            <w:r>
+              <w:rPr>
+                <w:b/>
+                <w:bCs/>
+                <w:color w:val="35DE7B"/>
+              </w:rPr>
+              <w:t>"6370f61c47d1922dd1d383b0"</w:t>
+            </w:r>
+            <w:r>
+              <w:t>),</w:t>
+            </w:r>
+          </w:p>
+        </w:tc>
+      </w:tr>
+      <w:tr>
+        <w:tc>
+          <w:tcPr>
+            <w:tcW w:w="9630" w:type="dxa"/>
+            <w:tcBorders>
+              <w:top w:val="single" w:sz="0" w:space="0" w:color="auto"/>
+              <w:left w:val="single" w:sz="0" w:space="0" w:color="auto"/>
+              <w:bottom w:val="single" w:sz="0" w:space="0" w:color="auto"/>
+              <w:right w:val="single" w:sz="0" w:space="0" w:color="auto"/>
+            </w:tcBorders>
+          </w:tcPr>
+          <w:p>
+            <w:pPr>
+              <w:spacing w:line="360" w:lineRule="exact"/>
+              <w:rPr>
+                <w:lang w:val="en-US"/>
+              </w:rPr>
+            </w:pPr>
+            <w:r>
+              <w:rPr>
+                <w:color w:val="FF6F44"/>
+                <w:lang w:val="en-US"/>
+              </w:rPr>
+              <w:t>title</w:t>
+            </w:r>
+            <w:r>
+              <w:rPr>
+                <w:lang w:val="en-US"/>
+              </w:rPr>
+              <w:t xml:space="preserve">: </w:t>
+            </w:r>
+            <w:r>
+              <w:rPr>
+                <w:b/>
+                <w:bCs/>
+                <w:color w:val="35DE7B"/>
+                <w:lang w:val="en-US"/>
+              </w:rPr>
+              <w:t>'Computational aspects of three-valued logic'</w:t>
+            </w:r>
+            <w:r>
+              <w:rPr>
+                <w:lang w:val="en-US"/>
+              </w:rPr>
+              <w:t>,</w:t>
+            </w:r>
+          </w:p>
+        </w:tc>
+      </w:tr>
+      <w:tr>
+        <w:tc>
+          <w:tcPr>
+            <w:tcW w:w="9630" w:type="dxa"/>
+            <w:tcBorders>
+              <w:top w:val="single" w:sz="0" w:space="0" w:color="auto"/>
+              <w:left w:val="single" w:sz="0" w:space="0" w:color="auto"/>
+              <w:bottom w:val="single" w:sz="0" w:space="0" w:color="auto"/>
+              <w:right w:val="single" w:sz="0" w:space="0" w:color="auto"/>
+            </w:tcBorders>
+          </w:tcPr>
+          <w:p>
+            <w:pPr>
+              <w:spacing w:line="360" w:lineRule="exact"/>
+            </w:pPr>
+            <w:r>
+              <w:rPr>
+                <w:b/>
+                <w:bCs/>
+                <w:color w:val="35DE7B"/>
+              </w:rPr>
+              <w:t>'</w:t>
+            </w:r>
+            <w:proofErr w:type="spellStart"/>
+            <w:r>
+              <w:rPr>
+                <w:b/>
+                <w:bCs/>
+                <w:color w:val="35DE7B"/>
+              </w:rPr>
+              <w:t>number</w:t>
+            </w:r>
+            <w:proofErr w:type="spellEnd"/>
+            <w:r>
+              <w:rPr>
+                <w:b/>
+                <w:bCs/>
+                <w:color w:val="35DE7B"/>
+              </w:rPr>
+              <w:t xml:space="preserve"> of </w:t>
+            </w:r>
+            <w:proofErr w:type="spellStart"/>
+            <w:r>
+              <w:rPr>
+                <w:b/>
+                <w:bCs/>
+                <w:color w:val="35DE7B"/>
+              </w:rPr>
+              <w:t>authors</w:t>
+            </w:r>
+            <w:proofErr w:type="spellEnd"/>
+            <w:r>
+              <w:rPr>
+                <w:b/>
+                <w:bCs/>
+                <w:color w:val="35DE7B"/>
+              </w:rPr>
+              <w:t>'</w:t>
+            </w:r>
+            <w:r>
+              <w:t xml:space="preserve">: </w:t>
+            </w:r>
+            <w:r>
+              <w:rPr>
+                <w:color w:val="2DC4FF"/>
+              </w:rPr>
+              <w:t>4</w:t>
+            </w:r>
+            <w:r>
+              <w:t>,</w:t>
+            </w:r>
+          </w:p>
+        </w:tc>
+      </w:tr>
+      <w:tr>
+        <w:tc>
+          <w:tcPr>
+            <w:tcW w:w="9630" w:type="dxa"/>
+            <w:tcBorders>
+              <w:top w:val="single" w:sz="0" w:space="0" w:color="auto"/>
+              <w:left w:val="single" w:sz="0" w:space="0" w:color="auto"/>
+              <w:bottom w:val="single" w:sz="0" w:space="0" w:color="auto"/>
+              <w:right w:val="single" w:sz="0" w:space="0" w:color="auto"/>
+            </w:tcBorders>
+          </w:tcPr>
+          <w:p>
+            <w:pPr>
+              <w:spacing w:line="360" w:lineRule="exact"/>
+              <w:rPr>
+                <w:lang w:val="en-US"/>
+              </w:rPr>
+            </w:pPr>
+            <w:r>
+              <w:rPr>
+                <w:b/>
+                <w:bCs/>
+                <w:color w:val="35DE7B"/>
+                <w:lang w:val="en-US"/>
+              </w:rPr>
+              <w:t>'date of publication'</w:t>
+            </w:r>
+            <w:r>
+              <w:rPr>
+                <w:lang w:val="en-US"/>
+              </w:rPr>
+              <w:t xml:space="preserve">: </w:t>
+            </w:r>
+            <w:r>
+              <w:rPr>
+                <w:color w:val="2DC4FF"/>
+                <w:lang w:val="en-US"/>
+              </w:rPr>
+              <w:t>2006</w:t>
+            </w:r>
+            <w:r>
+              <w:rPr>
+                <w:lang w:val="en-US"/>
+              </w:rPr>
+              <w:t>-</w:t>
+            </w:r>
+            <w:r>
+              <w:rPr>
+                <w:color w:val="2DC4FF"/>
+                <w:lang w:val="en-US"/>
+              </w:rPr>
+              <w:t>12</w:t>
+            </w:r>
+            <w:r>
+              <w:rPr>
+                <w:lang w:val="en-US"/>
+              </w:rPr>
+              <w:t>-31</w:t>
+            </w:r>
+            <w:r>
+              <w:rPr>
+                <w:color w:val="FF6F44"/>
+                <w:lang w:val="en-US"/>
+              </w:rPr>
+              <w:t>T13</w:t>
+            </w:r>
+            <w:r>
+              <w:rPr>
+                <w:lang w:val="en-US"/>
+              </w:rPr>
+              <w:t>:</w:t>
+            </w:r>
+            <w:r>
+              <w:rPr>
+                <w:color w:val="2DC4FF"/>
+                <w:lang w:val="en-US"/>
+              </w:rPr>
+              <w:t>31</w:t>
+            </w:r>
+            <w:r>
+              <w:rPr>
+                <w:lang w:val="en-US"/>
+              </w:rPr>
+              <w:t>:</w:t>
+            </w:r>
+            <w:r>
+              <w:rPr>
+                <w:color w:val="2DC4FF"/>
+                <w:lang w:val="en-US"/>
+              </w:rPr>
+              <w:t>13.</w:t>
+            </w:r>
+            <w:r>
+              <w:rPr>
+                <w:lang w:val="en-US"/>
+              </w:rPr>
+              <w:t>000</w:t>
+            </w:r>
+            <w:proofErr w:type="gramStart"/>
+            <w:r>
+              <w:rPr>
+                <w:lang w:val="en-US"/>
+              </w:rPr>
+              <w:t>Z }</w:t>
+            </w:r>
+            <w:proofErr w:type="gramEnd"/>
+          </w:p>
+        </w:tc>
+      </w:tr>
+      <w:tr>
+        <w:tc>
+          <w:tcPr>
+            <w:tcW w:w="9630" w:type="dxa"/>
+            <w:tcBorders>
+              <w:top w:val="single" w:sz="0" w:space="0" w:color="auto"/>
+              <w:left w:val="single" w:sz="0" w:space="0" w:color="auto"/>
+              <w:bottom w:val="single" w:sz="0" w:space="0" w:color="auto"/>
+              <w:right w:val="single" w:sz="0" w:space="0" w:color="auto"/>
+            </w:tcBorders>
+          </w:tcPr>
+          <w:p>
+            <w:pPr>
+              <w:spacing w:line="360" w:lineRule="exact"/>
+            </w:pPr>
+            <w:proofErr w:type="gramStart"/>
+            <w:r>
+              <w:t xml:space="preserve">{ </w:t>
+            </w:r>
+            <w:r>
+              <w:rPr>
+                <w:color w:val="FF6F44"/>
+              </w:rPr>
+              <w:t>_</w:t>
+            </w:r>
+            <w:proofErr w:type="gramEnd"/>
+            <w:r>
+              <w:rPr>
+                <w:color w:val="FF6F44"/>
+              </w:rPr>
+              <w:t>id</w:t>
+            </w:r>
+            <w:r>
+              <w:t xml:space="preserve">: </w:t>
+            </w:r>
+            <w:proofErr w:type="spellStart"/>
+            <w:r>
+              <w:rPr>
+                <w:color w:val="000000" w:themeColor="text1"/>
+              </w:rPr>
+              <w:t>ObjectId</w:t>
+            </w:r>
+            <w:proofErr w:type="spellEnd"/>
+            <w:r>
+              <w:t>(</w:t>
+            </w:r>
+            <w:r>
+              <w:rPr>
+                <w:b/>
+                <w:bCs/>
+                <w:color w:val="35DE7B"/>
+              </w:rPr>
+              <w:t>"6370f61c47d1922dd1d38398"</w:t>
+            </w:r>
+            <w:r>
+              <w:t>),</w:t>
+            </w:r>
+          </w:p>
+        </w:tc>
+      </w:tr>
+      <w:tr>
+        <w:tc>
+          <w:tcPr>
+            <w:tcW w:w="9630" w:type="dxa"/>
+            <w:tcBorders>
+              <w:top w:val="single" w:sz="0" w:space="0" w:color="auto"/>
+              <w:left w:val="single" w:sz="0" w:space="0" w:color="auto"/>
+              <w:bottom w:val="single" w:sz="0" w:space="0" w:color="auto"/>
+              <w:right w:val="single" w:sz="0" w:space="0" w:color="auto"/>
+            </w:tcBorders>
+          </w:tcPr>
+          <w:p>
+            <w:pPr>
+              <w:spacing w:line="360" w:lineRule="exact"/>
+              <w:rPr>
+                <w:lang w:val="en-US"/>
+              </w:rPr>
+            </w:pPr>
+            <w:r>
+              <w:rPr>
+                <w:color w:val="FF6F44"/>
+                <w:lang w:val="en-US"/>
+              </w:rPr>
+              <w:t>title</w:t>
+            </w:r>
+            <w:r>
+              <w:rPr>
+                <w:lang w:val="en-US"/>
+              </w:rPr>
+              <w:t xml:space="preserve">: </w:t>
+            </w:r>
+            <w:r>
+              <w:rPr>
+                <w:b/>
+                <w:bCs/>
+                <w:color w:val="35DE7B"/>
+                <w:lang w:val="en-US"/>
+              </w:rPr>
+              <w:t xml:space="preserve">'Ein Fact Manager </w:t>
+            </w:r>
+            <w:proofErr w:type="spellStart"/>
+            <w:r>
+              <w:rPr>
+                <w:b/>
+                <w:bCs/>
+                <w:color w:val="35DE7B"/>
+                <w:lang w:val="en-US"/>
+              </w:rPr>
+              <w:t>zur</w:t>
+            </w:r>
+            <w:proofErr w:type="spellEnd"/>
+            <w:r>
+              <w:rPr>
+                <w:b/>
+                <w:bCs/>
+                <w:color w:val="35DE7B"/>
+                <w:lang w:val="en-US"/>
+              </w:rPr>
+              <w:t xml:space="preserve"> </w:t>
+            </w:r>
+            <w:proofErr w:type="spellStart"/>
+            <w:r>
+              <w:rPr>
+                <w:b/>
+                <w:bCs/>
+                <w:color w:val="35DE7B"/>
+                <w:lang w:val="en-US"/>
+              </w:rPr>
+              <w:t>persistenten</w:t>
+            </w:r>
+            <w:proofErr w:type="spellEnd"/>
+            <w:r>
+              <w:rPr>
+                <w:b/>
+                <w:bCs/>
+                <w:color w:val="35DE7B"/>
+                <w:lang w:val="en-US"/>
+              </w:rPr>
+              <w:t xml:space="preserve"> </w:t>
+            </w:r>
+            <w:proofErr w:type="spellStart"/>
+            <w:r>
+              <w:rPr>
+                <w:b/>
+                <w:bCs/>
+                <w:color w:val="35DE7B"/>
+                <w:lang w:val="en-US"/>
+              </w:rPr>
+              <w:t>Speicherung</w:t>
+            </w:r>
+            <w:proofErr w:type="spellEnd"/>
+            <w:r>
+              <w:rPr>
+                <w:b/>
+                <w:bCs/>
+                <w:color w:val="35DE7B"/>
+                <w:lang w:val="en-US"/>
+              </w:rPr>
+              <w:t xml:space="preserve"> </w:t>
+            </w:r>
+            <w:proofErr w:type="spellStart"/>
+            <w:r>
+              <w:rPr>
+                <w:b/>
+                <w:bCs/>
+                <w:color w:val="35DE7B"/>
+                <w:lang w:val="en-US"/>
+              </w:rPr>
+              <w:t>variabel</w:t>
+            </w:r>
+            <w:proofErr w:type="spellEnd"/>
+            <w:r>
+              <w:rPr>
+                <w:b/>
+                <w:bCs/>
+                <w:color w:val="35DE7B"/>
+                <w:lang w:val="en-US"/>
+              </w:rPr>
+              <w:t xml:space="preserve"> </w:t>
+            </w:r>
+            <w:proofErr w:type="spellStart"/>
+            <w:r>
+              <w:rPr>
+                <w:b/>
+                <w:bCs/>
+                <w:color w:val="35DE7B"/>
+                <w:lang w:val="en-US"/>
+              </w:rPr>
+              <w:t>strukturierter</w:t>
+            </w:r>
+            <w:proofErr w:type="spellEnd"/>
+            <w:r>
+              <w:rPr>
+                <w:b/>
+                <w:bCs/>
+                <w:color w:val="35DE7B"/>
+                <w:lang w:val="en-US"/>
+              </w:rPr>
+              <w:t xml:space="preserve"> </w:t>
+            </w:r>
+            <w:proofErr w:type="spellStart"/>
+            <w:r>
+              <w:rPr>
+                <w:b/>
+                <w:bCs/>
+                <w:color w:val="35DE7B"/>
+                <w:lang w:val="en-US"/>
+              </w:rPr>
+              <w:t>komplexer</w:t>
+            </w:r>
+            <w:proofErr w:type="spellEnd"/>
+            <w:r>
+              <w:rPr>
+                <w:b/>
+                <w:bCs/>
+                <w:color w:val="35DE7B"/>
+                <w:lang w:val="en-US"/>
+              </w:rPr>
+              <w:t xml:space="preserve"> </w:t>
+            </w:r>
+            <w:proofErr w:type="spellStart"/>
+            <w:r>
+              <w:rPr>
+                <w:b/>
+                <w:bCs/>
+                <w:color w:val="35DE7B"/>
+                <w:lang w:val="en-US"/>
+              </w:rPr>
+              <w:t>Objekte</w:t>
+            </w:r>
+            <w:proofErr w:type="spellEnd"/>
+            <w:r>
+              <w:rPr>
+                <w:b/>
+                <w:bCs/>
+                <w:color w:val="35DE7B"/>
+                <w:lang w:val="en-US"/>
+              </w:rPr>
+              <w:t>'</w:t>
+            </w:r>
+            <w:r>
+              <w:rPr>
+                <w:lang w:val="en-US"/>
+              </w:rPr>
+              <w:t>,</w:t>
+            </w:r>
+          </w:p>
+        </w:tc>
+      </w:tr>
+      <w:tr>
+        <w:tc>
+          <w:tcPr>
+            <w:tcW w:w="9630" w:type="dxa"/>
+            <w:tcBorders>
+              <w:top w:val="single" w:sz="0" w:space="0" w:color="auto"/>
+              <w:left w:val="single" w:sz="0" w:space="0" w:color="auto"/>
+              <w:bottom w:val="single" w:sz="0" w:space="0" w:color="auto"/>
+              <w:right w:val="single" w:sz="0" w:space="0" w:color="auto"/>
+            </w:tcBorders>
+          </w:tcPr>
+          <w:p>
+            <w:pPr>
+              <w:spacing w:line="360" w:lineRule="exact"/>
+            </w:pPr>
+            <w:r>
+              <w:rPr>
+                <w:b/>
+                <w:bCs/>
+                <w:color w:val="35DE7B"/>
+              </w:rPr>
+              <w:t>'</w:t>
+            </w:r>
+            <w:proofErr w:type="spellStart"/>
+            <w:r>
+              <w:rPr>
+                <w:b/>
+                <w:bCs/>
+                <w:color w:val="35DE7B"/>
+              </w:rPr>
+              <w:t>number</w:t>
+            </w:r>
+            <w:proofErr w:type="spellEnd"/>
+            <w:r>
+              <w:rPr>
+                <w:b/>
+                <w:bCs/>
+                <w:color w:val="35DE7B"/>
+              </w:rPr>
+              <w:t xml:space="preserve"> of </w:t>
+            </w:r>
+            <w:proofErr w:type="spellStart"/>
+            <w:r>
+              <w:rPr>
+                <w:b/>
+                <w:bCs/>
+                <w:color w:val="35DE7B"/>
+              </w:rPr>
+              <w:t>authors</w:t>
+            </w:r>
+            <w:proofErr w:type="spellEnd"/>
+            <w:r>
+              <w:rPr>
+                <w:b/>
+                <w:bCs/>
+                <w:color w:val="35DE7B"/>
+              </w:rPr>
+              <w:t>'</w:t>
+            </w:r>
+            <w:r>
+              <w:t xml:space="preserve">: </w:t>
+            </w:r>
+            <w:r>
+              <w:rPr>
+                <w:color w:val="2DC4FF"/>
+              </w:rPr>
+              <w:t>4</w:t>
+            </w:r>
+            <w:r>
+              <w:t>,</w:t>
+            </w:r>
+          </w:p>
+        </w:tc>
+      </w:tr>
+      <w:tr>
+        <w:tc>
+          <w:tcPr>
+            <w:tcW w:w="9630" w:type="dxa"/>
+            <w:tcBorders>
+              <w:top w:val="single" w:sz="0" w:space="0" w:color="auto"/>
+              <w:left w:val="single" w:sz="0" w:space="0" w:color="auto"/>
+              <w:bottom w:val="single" w:sz="0" w:space="0" w:color="auto"/>
+              <w:right w:val="single" w:sz="0" w:space="0" w:color="auto"/>
+            </w:tcBorders>
+          </w:tcPr>
+          <w:p>
+            <w:pPr>
+              <w:spacing w:line="360" w:lineRule="exact"/>
+              <w:rPr>
+                <w:lang w:val="en-US"/>
+              </w:rPr>
+            </w:pPr>
+            <w:r>
+              <w:rPr>
+                <w:b/>
+                <w:bCs/>
+                <w:color w:val="35DE7B"/>
+                <w:lang w:val="en-US"/>
+              </w:rPr>
+              <w:t>'date of publication'</w:t>
+            </w:r>
+            <w:r>
+              <w:rPr>
+                <w:lang w:val="en-US"/>
+              </w:rPr>
+              <w:t xml:space="preserve">: </w:t>
+            </w:r>
+            <w:r>
+              <w:rPr>
+                <w:color w:val="2DC4FF"/>
+                <w:lang w:val="en-US"/>
+              </w:rPr>
+              <w:t>2005</w:t>
+            </w:r>
+            <w:r>
+              <w:rPr>
+                <w:lang w:val="en-US"/>
+              </w:rPr>
+              <w:t>-</w:t>
+            </w:r>
+            <w:r>
+              <w:rPr>
+                <w:color w:val="2DC4FF"/>
+                <w:lang w:val="en-US"/>
+              </w:rPr>
+              <w:t>10</w:t>
+            </w:r>
+            <w:r>
+              <w:rPr>
+                <w:lang w:val="en-US"/>
+              </w:rPr>
+              <w:t>-17</w:t>
+            </w:r>
+            <w:r>
+              <w:rPr>
+                <w:color w:val="FF6F44"/>
+                <w:lang w:val="en-US"/>
+              </w:rPr>
+              <w:t>T17</w:t>
+            </w:r>
+            <w:r>
+              <w:rPr>
+                <w:lang w:val="en-US"/>
+              </w:rPr>
+              <w:t>:</w:t>
+            </w:r>
+            <w:r>
+              <w:rPr>
+                <w:color w:val="2DC4FF"/>
+                <w:lang w:val="en-US"/>
+              </w:rPr>
+              <w:t>38</w:t>
+            </w:r>
+            <w:r>
+              <w:rPr>
+                <w:lang w:val="en-US"/>
+              </w:rPr>
+              <w:t>:</w:t>
+            </w:r>
+            <w:r>
+              <w:rPr>
+                <w:color w:val="2DC4FF"/>
+                <w:lang w:val="en-US"/>
+              </w:rPr>
+              <w:t>57.</w:t>
+            </w:r>
+            <w:r>
+              <w:rPr>
+                <w:lang w:val="en-US"/>
+              </w:rPr>
+              <w:t>000</w:t>
+            </w:r>
+            <w:proofErr w:type="gramStart"/>
+            <w:r>
+              <w:rPr>
+                <w:lang w:val="en-US"/>
+              </w:rPr>
+              <w:t>Z }</w:t>
+            </w:r>
+            <w:proofErr w:type="gramEnd"/>
+          </w:p>
+        </w:tc>
+      </w:tr>
+      <w:tr>
+        <w:tc>
+          <w:tcPr>
+            <w:tcW w:w="9630" w:type="dxa"/>
+            <w:tcBorders>
+              <w:top w:val="single" w:sz="0" w:space="0" w:color="auto"/>
+              <w:left w:val="single" w:sz="0" w:space="0" w:color="auto"/>
+              <w:bottom w:val="single" w:sz="0" w:space="0" w:color="auto"/>
+              <w:right w:val="single" w:sz="0" w:space="0" w:color="auto"/>
+            </w:tcBorders>
+          </w:tcPr>
+          <w:p>
+            <w:pPr>
+              <w:spacing w:line="360" w:lineRule="exact"/>
+            </w:pPr>
+            <w:proofErr w:type="gramStart"/>
+            <w:r>
+              <w:t xml:space="preserve">{ </w:t>
+            </w:r>
+            <w:r>
+              <w:rPr>
+                <w:color w:val="FF6F44"/>
+              </w:rPr>
+              <w:t>_</w:t>
+            </w:r>
+            <w:proofErr w:type="gramEnd"/>
+            <w:r>
+              <w:rPr>
+                <w:color w:val="FF6F44"/>
+              </w:rPr>
+              <w:t>id</w:t>
+            </w:r>
+            <w:r>
+              <w:t xml:space="preserve">: </w:t>
+            </w:r>
+            <w:proofErr w:type="spellStart"/>
+            <w:r>
+              <w:rPr>
+                <w:color w:val="000000" w:themeColor="text1"/>
+              </w:rPr>
+              <w:t>ObjectId</w:t>
+            </w:r>
+            <w:proofErr w:type="spellEnd"/>
+            <w:r>
+              <w:t>(</w:t>
+            </w:r>
+            <w:r>
+              <w:rPr>
+                <w:b/>
+                <w:bCs/>
+                <w:color w:val="35DE7B"/>
+              </w:rPr>
+              <w:t>"6370f61c47d1922dd1d38434"</w:t>
+            </w:r>
+            <w:r>
+              <w:t>),</w:t>
+            </w:r>
+          </w:p>
+        </w:tc>
+      </w:tr>
+      <w:tr>
+        <w:tc>
+          <w:tcPr>
+            <w:tcW w:w="9630" w:type="dxa"/>
+            <w:tcBorders>
+              <w:top w:val="single" w:sz="0" w:space="0" w:color="auto"/>
+              <w:left w:val="single" w:sz="0" w:space="0" w:color="auto"/>
+              <w:bottom w:val="single" w:sz="0" w:space="0" w:color="auto"/>
+              <w:right w:val="single" w:sz="0" w:space="0" w:color="auto"/>
+            </w:tcBorders>
+          </w:tcPr>
+          <w:p>
+            <w:pPr>
+              <w:spacing w:line="360" w:lineRule="exact"/>
+              <w:rPr>
+                <w:lang w:val="en-US"/>
+              </w:rPr>
+            </w:pPr>
+            <w:r>
+              <w:rPr>
+                <w:color w:val="FF6F44"/>
+                <w:lang w:val="en-US"/>
+              </w:rPr>
+              <w:t>title</w:t>
+            </w:r>
+            <w:r>
+              <w:rPr>
+                <w:lang w:val="en-US"/>
+              </w:rPr>
+              <w:t xml:space="preserve">: </w:t>
+            </w:r>
+            <w:r>
+              <w:rPr>
+                <w:b/>
+                <w:bCs/>
+                <w:color w:val="35DE7B"/>
+                <w:lang w:val="en-US"/>
+              </w:rPr>
+              <w:t>'</w:t>
+            </w:r>
+            <w:proofErr w:type="spellStart"/>
+            <w:r>
+              <w:rPr>
+                <w:b/>
+                <w:bCs/>
+                <w:color w:val="35DE7B"/>
+                <w:lang w:val="en-US"/>
+              </w:rPr>
+              <w:t>Textunderstanding</w:t>
+            </w:r>
+            <w:proofErr w:type="spellEnd"/>
+            <w:r>
+              <w:rPr>
+                <w:b/>
+                <w:bCs/>
+                <w:color w:val="35DE7B"/>
+                <w:lang w:val="en-US"/>
+              </w:rPr>
+              <w:t xml:space="preserve"> in LILOG - Sorts and Reference Objects'</w:t>
+            </w:r>
+            <w:r>
+              <w:rPr>
+                <w:lang w:val="en-US"/>
+              </w:rPr>
+              <w:t>,</w:t>
+            </w:r>
+          </w:p>
+        </w:tc>
+      </w:tr>
+      <w:tr>
+        <w:tc>
+          <w:tcPr>
+            <w:tcW w:w="9630" w:type="dxa"/>
+            <w:tcBorders>
+              <w:top w:val="single" w:sz="0" w:space="0" w:color="auto"/>
+              <w:left w:val="single" w:sz="0" w:space="0" w:color="auto"/>
+              <w:bottom w:val="single" w:sz="0" w:space="0" w:color="auto"/>
+              <w:right w:val="single" w:sz="0" w:space="0" w:color="auto"/>
+            </w:tcBorders>
+          </w:tcPr>
+          <w:p>
+            <w:pPr>
+              <w:spacing w:line="360" w:lineRule="exact"/>
+            </w:pPr>
+            <w:r>
+              <w:rPr>
+                <w:b/>
+                <w:bCs/>
+                <w:color w:val="35DE7B"/>
+              </w:rPr>
+              <w:t>'</w:t>
+            </w:r>
+            <w:proofErr w:type="spellStart"/>
+            <w:r>
+              <w:rPr>
+                <w:b/>
+                <w:bCs/>
+                <w:color w:val="35DE7B"/>
+              </w:rPr>
+              <w:t>number</w:t>
+            </w:r>
+            <w:proofErr w:type="spellEnd"/>
+            <w:r>
+              <w:rPr>
+                <w:b/>
+                <w:bCs/>
+                <w:color w:val="35DE7B"/>
+              </w:rPr>
+              <w:t xml:space="preserve"> of </w:t>
+            </w:r>
+            <w:proofErr w:type="spellStart"/>
+            <w:r>
+              <w:rPr>
+                <w:b/>
+                <w:bCs/>
+                <w:color w:val="35DE7B"/>
+              </w:rPr>
+              <w:t>authors</w:t>
+            </w:r>
+            <w:proofErr w:type="spellEnd"/>
+            <w:r>
+              <w:rPr>
+                <w:b/>
+                <w:bCs/>
+                <w:color w:val="35DE7B"/>
+              </w:rPr>
+              <w:t>'</w:t>
+            </w:r>
+            <w:r>
+              <w:t xml:space="preserve">: </w:t>
+            </w:r>
+            <w:r>
+              <w:rPr>
+                <w:color w:val="2DC4FF"/>
+              </w:rPr>
+              <w:t>4</w:t>
+            </w:r>
+            <w:r>
+              <w:t>,</w:t>
+            </w:r>
+          </w:p>
+        </w:tc>
+      </w:tr>
+      <w:tr>
+        <w:tc>
+          <w:tcPr>
+            <w:tcW w:w="9630" w:type="dxa"/>
+            <w:tcBorders>
+              <w:top w:val="single" w:sz="0" w:space="0" w:color="auto"/>
+              <w:left w:val="single" w:sz="0" w:space="0" w:color="auto"/>
+              <w:bottom w:val="single" w:sz="0" w:space="0" w:color="auto"/>
+              <w:right w:val="single" w:sz="0" w:space="0" w:color="auto"/>
+            </w:tcBorders>
+          </w:tcPr>
+          <w:p>
+            <w:pPr>
+              <w:spacing w:line="360" w:lineRule="exact"/>
+              <w:rPr>
+                <w:lang w:val="en-US"/>
+              </w:rPr>
+            </w:pPr>
+            <w:r>
+              <w:rPr>
+                <w:b/>
+                <w:color w:val="35DE7B"/>
+                <w:lang w:val="en-US"/>
+              </w:rPr>
+              <w:t>'date of publication'</w:t>
+            </w:r>
+            <w:r>
+              <w:rPr>
+                <w:lang w:val="en-US"/>
+              </w:rPr>
+              <w:t xml:space="preserve">: </w:t>
+            </w:r>
+            <w:r>
+              <w:rPr>
+                <w:color w:val="2DC4FF"/>
+                <w:lang w:val="en-US"/>
+              </w:rPr>
+              <w:t>2001</w:t>
+            </w:r>
+            <w:r>
+              <w:rPr>
+                <w:lang w:val="en-US"/>
+              </w:rPr>
+              <w:t>-</w:t>
+            </w:r>
+            <w:r>
+              <w:rPr>
+                <w:color w:val="2DC4FF"/>
+                <w:lang w:val="en-US"/>
+              </w:rPr>
+              <w:t>10</w:t>
+            </w:r>
+            <w:r>
+              <w:rPr>
+                <w:lang w:val="en-US"/>
+              </w:rPr>
+              <w:t>-26</w:t>
+            </w:r>
+            <w:r>
+              <w:rPr>
+                <w:color w:val="FF6F44"/>
+                <w:lang w:val="en-US"/>
+              </w:rPr>
+              <w:t>T13</w:t>
+            </w:r>
+            <w:r>
+              <w:rPr>
+                <w:lang w:val="en-US"/>
+              </w:rPr>
+              <w:t>:</w:t>
+            </w:r>
+            <w:r>
+              <w:rPr>
+                <w:color w:val="2DC4FF"/>
+                <w:lang w:val="en-US"/>
+              </w:rPr>
+              <w:t>17</w:t>
+            </w:r>
+            <w:r>
+              <w:rPr>
+                <w:lang w:val="en-US"/>
+              </w:rPr>
+              <w:t>:</w:t>
+            </w:r>
+            <w:r>
+              <w:rPr>
+                <w:color w:val="2DC4FF"/>
+                <w:lang w:val="en-US"/>
+              </w:rPr>
+              <w:t>40.</w:t>
+            </w:r>
+            <w:r>
+              <w:rPr>
+                <w:lang w:val="en-US"/>
+              </w:rPr>
+              <w:t>000</w:t>
+            </w:r>
+            <w:proofErr w:type="gramStart"/>
+            <w:r>
+              <w:rPr>
+                <w:lang w:val="en-US"/>
+              </w:rPr>
+              <w:t>Z }</w:t>
+            </w:r>
+            <w:proofErr w:type="gramEnd"/>
+          </w:p>
+        </w:tc>
+      </w:tr>
+      <w:tr>
+        <w:tc>
+          <w:tcPr>
+            <w:tcW w:w="9630" w:type="dxa"/>
+            <w:tcBorders>
+              <w:top w:val="single" w:sz="0" w:space="0" w:color="auto"/>
+              <w:left w:val="single" w:sz="0" w:space="0" w:color="auto"/>
+              <w:bottom w:val="single" w:sz="0" w:space="0" w:color="auto"/>
+              <w:right w:val="single" w:sz="0" w:space="0" w:color="auto"/>
+            </w:tcBorders>
+          </w:tcPr>
+          <w:p>
+            <w:pPr>
+              <w:spacing w:line="360" w:lineRule="exact"/>
+            </w:pPr>
+            <w:proofErr w:type="gramStart"/>
+            <w:r>
+              <w:t xml:space="preserve">{ </w:t>
+            </w:r>
+            <w:r>
+              <w:rPr>
+                <w:color w:val="FF6F44"/>
+              </w:rPr>
+              <w:t>_</w:t>
+            </w:r>
+            <w:proofErr w:type="gramEnd"/>
+            <w:r>
+              <w:rPr>
+                <w:color w:val="FF6F44"/>
+              </w:rPr>
+              <w:t>id</w:t>
+            </w:r>
+            <w:r>
+              <w:t xml:space="preserve">: </w:t>
+            </w:r>
+            <w:proofErr w:type="spellStart"/>
+            <w:r>
+              <w:rPr>
+                <w:color w:val="000000" w:themeColor="text1"/>
+              </w:rPr>
+              <w:t>ObjectId</w:t>
+            </w:r>
+            <w:proofErr w:type="spellEnd"/>
+            <w:r>
+              <w:t>(</w:t>
+            </w:r>
+            <w:r>
+              <w:rPr>
+                <w:b/>
+                <w:bCs/>
+                <w:color w:val="35DE7B"/>
+              </w:rPr>
+              <w:t>"6370f61c47d1922dd1d383c3"</w:t>
+            </w:r>
+            <w:r>
+              <w:t>),</w:t>
+            </w:r>
+          </w:p>
+        </w:tc>
+      </w:tr>
+      <w:tr>
+        <w:tc>
+          <w:tcPr>
+            <w:tcW w:w="9630" w:type="dxa"/>
+            <w:tcBorders>
+              <w:top w:val="single" w:sz="0" w:space="0" w:color="auto"/>
+              <w:left w:val="single" w:sz="0" w:space="0" w:color="auto"/>
+              <w:bottom w:val="single" w:sz="0" w:space="0" w:color="auto"/>
+              <w:right w:val="single" w:sz="0" w:space="0" w:color="auto"/>
+            </w:tcBorders>
+          </w:tcPr>
+          <w:p>
+            <w:pPr>
+              <w:spacing w:line="360" w:lineRule="exact"/>
+              <w:rPr>
+                <w:lang w:val="en-US"/>
+              </w:rPr>
+            </w:pPr>
+            <w:r>
+              <w:rPr>
+                <w:color w:val="FF6F44"/>
+                <w:lang w:val="en-US"/>
+              </w:rPr>
+              <w:t>title</w:t>
+            </w:r>
+            <w:r>
+              <w:rPr>
+                <w:lang w:val="en-US"/>
+              </w:rPr>
+              <w:t xml:space="preserve">: </w:t>
+            </w:r>
+            <w:r>
+              <w:rPr>
+                <w:b/>
+                <w:color w:val="35DE7B"/>
+                <w:lang w:val="en-US"/>
+              </w:rPr>
+              <w:t>'</w:t>
+            </w:r>
+            <w:proofErr w:type="spellStart"/>
+            <w:r>
+              <w:rPr>
+                <w:b/>
+                <w:color w:val="35DE7B"/>
+                <w:lang w:val="en-US"/>
+              </w:rPr>
+              <w:t>Vorüberlegungen</w:t>
+            </w:r>
+            <w:proofErr w:type="spellEnd"/>
+            <w:r>
+              <w:rPr>
+                <w:b/>
+                <w:color w:val="35DE7B"/>
+                <w:lang w:val="en-US"/>
+              </w:rPr>
+              <w:t xml:space="preserve"> </w:t>
+            </w:r>
+            <w:proofErr w:type="spellStart"/>
+            <w:r>
+              <w:rPr>
+                <w:b/>
+                <w:color w:val="35DE7B"/>
+                <w:lang w:val="en-US"/>
+              </w:rPr>
+              <w:t>zur</w:t>
+            </w:r>
+            <w:proofErr w:type="spellEnd"/>
+            <w:r>
+              <w:rPr>
+                <w:b/>
+                <w:color w:val="35DE7B"/>
+                <w:lang w:val="en-US"/>
+              </w:rPr>
+              <w:t xml:space="preserve"> </w:t>
+            </w:r>
+            <w:proofErr w:type="spellStart"/>
+            <w:r>
+              <w:rPr>
+                <w:b/>
+                <w:color w:val="35DE7B"/>
+                <w:lang w:val="en-US"/>
+              </w:rPr>
+              <w:t>depiktionalen</w:t>
+            </w:r>
+            <w:proofErr w:type="spellEnd"/>
+            <w:r>
+              <w:rPr>
+                <w:b/>
+                <w:color w:val="35DE7B"/>
+                <w:lang w:val="en-US"/>
+              </w:rPr>
+              <w:t xml:space="preserve"> </w:t>
+            </w:r>
+            <w:proofErr w:type="spellStart"/>
+            <w:r>
+              <w:rPr>
+                <w:b/>
+                <w:color w:val="35DE7B"/>
+                <w:lang w:val="en-US"/>
+              </w:rPr>
+              <w:t>Repräsentation</w:t>
+            </w:r>
+            <w:proofErr w:type="spellEnd"/>
+            <w:r>
+              <w:rPr>
+                <w:b/>
+                <w:color w:val="35DE7B"/>
+                <w:lang w:val="en-US"/>
+              </w:rPr>
+              <w:t xml:space="preserve"> </w:t>
+            </w:r>
+            <w:proofErr w:type="spellStart"/>
+            <w:r>
+              <w:rPr>
+                <w:b/>
+                <w:color w:val="35DE7B"/>
+                <w:lang w:val="en-US"/>
+              </w:rPr>
+              <w:t>räumlichen</w:t>
+            </w:r>
+            <w:proofErr w:type="spellEnd"/>
+            <w:r>
+              <w:rPr>
+                <w:b/>
+                <w:color w:val="35DE7B"/>
+                <w:lang w:val="en-US"/>
+              </w:rPr>
+              <w:t xml:space="preserve"> </w:t>
+            </w:r>
+            <w:proofErr w:type="spellStart"/>
+            <w:r>
+              <w:rPr>
+                <w:b/>
+                <w:color w:val="35DE7B"/>
+                <w:lang w:val="en-US"/>
+              </w:rPr>
+              <w:t>Wissens</w:t>
+            </w:r>
+            <w:proofErr w:type="spellEnd"/>
+            <w:r>
+              <w:rPr>
+                <w:b/>
+                <w:color w:val="35DE7B"/>
+                <w:lang w:val="en-US"/>
+              </w:rPr>
+              <w:t>'</w:t>
+            </w:r>
+            <w:r>
+              <w:rPr>
+                <w:lang w:val="en-US"/>
+              </w:rPr>
+              <w:t>,</w:t>
+            </w:r>
+          </w:p>
+        </w:tc>
+      </w:tr>
+      <w:tr>
+        <w:tc>
+          <w:tcPr>
+            <w:tcW w:w="9630" w:type="dxa"/>
+            <w:tcBorders>
+              <w:top w:val="single" w:sz="0" w:space="0" w:color="auto"/>
+              <w:left w:val="single" w:sz="0" w:space="0" w:color="auto"/>
+              <w:bottom w:val="single" w:sz="0" w:space="0" w:color="auto"/>
+              <w:right w:val="single" w:sz="0" w:space="0" w:color="auto"/>
+            </w:tcBorders>
+          </w:tcPr>
+          <w:p>
+            <w:pPr>
+              <w:spacing w:line="360" w:lineRule="exact"/>
+            </w:pPr>
+            <w:r>
+              <w:rPr>
+                <w:b/>
+                <w:bCs/>
+                <w:color w:val="35DE7B"/>
+              </w:rPr>
+              <w:t>'</w:t>
+            </w:r>
+            <w:proofErr w:type="spellStart"/>
+            <w:r>
+              <w:rPr>
+                <w:b/>
+                <w:bCs/>
+                <w:color w:val="35DE7B"/>
+              </w:rPr>
+              <w:t>number</w:t>
+            </w:r>
+            <w:proofErr w:type="spellEnd"/>
+            <w:r>
+              <w:rPr>
+                <w:b/>
+                <w:bCs/>
+                <w:color w:val="35DE7B"/>
+              </w:rPr>
+              <w:t xml:space="preserve"> of </w:t>
+            </w:r>
+            <w:proofErr w:type="spellStart"/>
+            <w:r>
+              <w:rPr>
+                <w:b/>
+                <w:bCs/>
+                <w:color w:val="35DE7B"/>
+              </w:rPr>
+              <w:t>authors</w:t>
+            </w:r>
+            <w:proofErr w:type="spellEnd"/>
+            <w:r>
+              <w:rPr>
+                <w:b/>
+                <w:bCs/>
+                <w:color w:val="35DE7B"/>
+              </w:rPr>
+              <w:t>'</w:t>
+            </w:r>
+            <w:r>
+              <w:t xml:space="preserve">: </w:t>
+            </w:r>
+            <w:r>
+              <w:rPr>
+                <w:color w:val="2DC4FF"/>
+              </w:rPr>
+              <w:t>3</w:t>
+            </w:r>
+            <w:r>
+              <w:t>,</w:t>
+            </w:r>
+          </w:p>
+        </w:tc>
+      </w:tr>
+      <w:tr>
+        <w:tc>
+          <w:tcPr>
+            <w:tcW w:w="9630" w:type="dxa"/>
+            <w:tcBorders>
+              <w:top w:val="single" w:sz="0" w:space="0" w:color="auto"/>
+              <w:left w:val="single" w:sz="0" w:space="0" w:color="auto"/>
+              <w:bottom w:val="single" w:sz="0" w:space="0" w:color="auto"/>
+              <w:right w:val="single" w:sz="0" w:space="0" w:color="auto"/>
+            </w:tcBorders>
+          </w:tcPr>
+          <w:p>
+            <w:pPr>
+              <w:spacing w:line="360" w:lineRule="exact"/>
+              <w:rPr>
+                <w:lang w:val="en-US"/>
+              </w:rPr>
+            </w:pPr>
+            <w:r>
+              <w:rPr>
+                <w:b/>
+                <w:color w:val="35DE7B"/>
+                <w:lang w:val="en-US"/>
+              </w:rPr>
+              <w:t>'date of publication'</w:t>
+            </w:r>
+            <w:r>
+              <w:rPr>
+                <w:lang w:val="en-US"/>
+              </w:rPr>
+              <w:t xml:space="preserve">: </w:t>
+            </w:r>
+            <w:r>
+              <w:rPr>
+                <w:color w:val="2DC4FF"/>
+                <w:lang w:val="en-US"/>
+              </w:rPr>
+              <w:t>2001</w:t>
+            </w:r>
+            <w:r>
+              <w:rPr>
+                <w:lang w:val="en-US"/>
+              </w:rPr>
+              <w:t>-</w:t>
+            </w:r>
+            <w:r>
+              <w:rPr>
+                <w:color w:val="2DC4FF"/>
+                <w:lang w:val="en-US"/>
+              </w:rPr>
+              <w:t>09</w:t>
+            </w:r>
+            <w:r>
+              <w:rPr>
+                <w:lang w:val="en-US"/>
+              </w:rPr>
+              <w:t>-25</w:t>
+            </w:r>
+            <w:r>
+              <w:rPr>
+                <w:color w:val="FF6F44"/>
+                <w:lang w:val="en-US"/>
+              </w:rPr>
+              <w:t>T20</w:t>
+            </w:r>
+            <w:r>
+              <w:rPr>
+                <w:lang w:val="en-US"/>
+              </w:rPr>
+              <w:t>:</w:t>
+            </w:r>
+            <w:r>
+              <w:rPr>
+                <w:color w:val="2DC4FF"/>
+                <w:lang w:val="en-US"/>
+              </w:rPr>
+              <w:t>40</w:t>
+            </w:r>
+            <w:r>
+              <w:rPr>
+                <w:lang w:val="en-US"/>
+              </w:rPr>
+              <w:t>:</w:t>
+            </w:r>
+            <w:r>
+              <w:rPr>
+                <w:color w:val="2DC4FF"/>
+                <w:lang w:val="en-US"/>
+              </w:rPr>
+              <w:t>46.</w:t>
+            </w:r>
+            <w:r>
+              <w:rPr>
+                <w:lang w:val="en-US"/>
+              </w:rPr>
+              <w:t>000</w:t>
+            </w:r>
+            <w:proofErr w:type="gramStart"/>
+            <w:r>
+              <w:rPr>
+                <w:lang w:val="en-US"/>
+              </w:rPr>
+              <w:t>Z }</w:t>
+            </w:r>
+            <w:proofErr w:type="gramEnd"/>
+          </w:p>
+          <w:p>
+            <w:pPr>
+              <w:spacing w:line="360" w:lineRule="exact"/>
+              <w:rPr>
+                <w:color w:val="000000" w:themeColor="text1"/>
+                <w:lang w:val="en-US"/>
+              </w:rPr>
+            </w:pPr>
+            <w:r>
+              <w:rPr>
+                <w:lang w:val="en-US"/>
+              </w:rPr>
+              <w:t>2</w:t>
+            </w:r>
+            <w:r>
+              <w:rPr>
+                <w:color w:val="000000" w:themeColor="text1"/>
+                <w:lang w:val="en-US"/>
+              </w:rPr>
+              <w:t xml:space="preserve">)This query returns the articles which have the tag #tech or belong to the journal “GTE Laboratories </w:t>
+            </w:r>
+            <w:proofErr w:type="spellStart"/>
+            <w:r>
+              <w:rPr>
+                <w:color w:val="000000" w:themeColor="text1"/>
+                <w:lang w:val="en-US"/>
+              </w:rPr>
+              <w:t>Incorpored</w:t>
+            </w:r>
+            <w:proofErr w:type="spellEnd"/>
+            <w:r>
+              <w:rPr>
+                <w:color w:val="000000" w:themeColor="text1"/>
+                <w:lang w:val="en-US"/>
+              </w:rPr>
+              <w:t xml:space="preserve">” and have at least in </w:t>
+            </w:r>
+            <w:proofErr w:type="spellStart"/>
+            <w:r>
+              <w:rPr>
+                <w:color w:val="000000" w:themeColor="text1"/>
+                <w:lang w:val="en-US"/>
+              </w:rPr>
+              <w:t>section_</w:t>
+            </w:r>
+            <w:proofErr w:type="gramStart"/>
+            <w:r>
+              <w:rPr>
+                <w:color w:val="000000" w:themeColor="text1"/>
+                <w:lang w:val="en-US"/>
+              </w:rPr>
+              <w:t>array</w:t>
+            </w:r>
+            <w:proofErr w:type="spellEnd"/>
+            <w:r>
+              <w:rPr>
+                <w:color w:val="000000" w:themeColor="text1"/>
+                <w:lang w:val="en-US"/>
+              </w:rPr>
+              <w:t xml:space="preserve">  one</w:t>
+            </w:r>
+            <w:proofErr w:type="gramEnd"/>
+            <w:r>
+              <w:rPr>
+                <w:color w:val="000000" w:themeColor="text1"/>
+                <w:lang w:val="en-US"/>
+              </w:rPr>
+              <w:t xml:space="preserve"> sections with size 2 . The results that are returned are 4 and are sorted in descending order.</w:t>
+            </w:r>
+          </w:p>
+          <w:p>
+            <w:pPr>
+              <w:spacing w:line="360" w:lineRule="exact"/>
+              <w:rPr>
+                <w:rFonts w:ascii="Consolas" w:eastAsia="Consolas" w:hAnsi="Consolas" w:cs="Consolas"/>
+                <w:color w:val="000000" w:themeColor="text1"/>
+                <w:sz w:val="19"/>
+                <w:szCs w:val="19"/>
+                <w:lang w:val="en-US"/>
+              </w:rPr>
+            </w:pPr>
+            <w:proofErr w:type="spellStart"/>
+            <w:r>
+              <w:rPr>
+                <w:rFonts w:ascii="Consolas" w:eastAsia="Consolas" w:hAnsi="Consolas" w:cs="Consolas"/>
+                <w:color w:val="000000" w:themeColor="text1"/>
+                <w:sz w:val="19"/>
+                <w:szCs w:val="19"/>
+                <w:lang w:val="en-US"/>
+              </w:rPr>
+              <w:t>db.articles.find</w:t>
+            </w:r>
+            <w:proofErr w:type="spellEnd"/>
+            <w:r>
+              <w:rPr>
+                <w:rFonts w:ascii="Consolas" w:eastAsia="Consolas" w:hAnsi="Consolas" w:cs="Consolas"/>
+                <w:color w:val="000000" w:themeColor="text1"/>
+                <w:sz w:val="19"/>
+                <w:szCs w:val="19"/>
+                <w:lang w:val="en-US"/>
+              </w:rPr>
+              <w:t>({"$and":[{"$or":[</w:t>
+            </w:r>
+            <w:r>
+              <w:rPr>
+                <w:lang w:val="en-US"/>
+              </w:rPr>
+              <w:br/>
+            </w:r>
+            <w:r>
+              <w:rPr>
+                <w:rFonts w:ascii="Consolas" w:eastAsia="Consolas" w:hAnsi="Consolas" w:cs="Consolas"/>
+                <w:color w:val="000000" w:themeColor="text1"/>
+                <w:sz w:val="19"/>
+                <w:szCs w:val="19"/>
+                <w:lang w:val="en-US"/>
+              </w:rPr>
+              <w:t xml:space="preserve">       {"</w:t>
+            </w:r>
+            <w:proofErr w:type="spellStart"/>
+            <w:r>
+              <w:rPr>
+                <w:rFonts w:ascii="Consolas" w:eastAsia="Consolas" w:hAnsi="Consolas" w:cs="Consolas"/>
+                <w:color w:val="000000" w:themeColor="text1"/>
+                <w:sz w:val="19"/>
+                <w:szCs w:val="19"/>
+                <w:lang w:val="en-US"/>
+              </w:rPr>
+              <w:t>journal":"GTE</w:t>
+            </w:r>
+            <w:proofErr w:type="spellEnd"/>
+            <w:r>
+              <w:rPr>
+                <w:rFonts w:ascii="Consolas" w:eastAsia="Consolas" w:hAnsi="Consolas" w:cs="Consolas"/>
+                <w:color w:val="000000" w:themeColor="text1"/>
+                <w:sz w:val="19"/>
+                <w:szCs w:val="19"/>
+                <w:lang w:val="en-US"/>
+              </w:rPr>
+              <w:t xml:space="preserve"> Laboratories </w:t>
+            </w:r>
+            <w:proofErr w:type="spellStart"/>
+            <w:r>
+              <w:rPr>
+                <w:rFonts w:ascii="Consolas" w:eastAsia="Consolas" w:hAnsi="Consolas" w:cs="Consolas"/>
+                <w:color w:val="000000" w:themeColor="text1"/>
+                <w:sz w:val="19"/>
+                <w:szCs w:val="19"/>
+                <w:lang w:val="en-US"/>
+              </w:rPr>
+              <w:t>Incorpored</w:t>
+            </w:r>
+            <w:proofErr w:type="spellEnd"/>
+            <w:r>
+              <w:rPr>
+                <w:rFonts w:ascii="Consolas" w:eastAsia="Consolas" w:hAnsi="Consolas" w:cs="Consolas"/>
+                <w:color w:val="000000" w:themeColor="text1"/>
+                <w:sz w:val="19"/>
+                <w:szCs w:val="19"/>
+                <w:lang w:val="en-US"/>
+              </w:rPr>
+              <w:t xml:space="preserve">"}, </w:t>
+            </w:r>
+            <w:r>
+              <w:rPr>
+                <w:lang w:val="en-US"/>
+              </w:rPr>
+              <w:br/>
+            </w:r>
+            <w:r>
+              <w:rPr>
+                <w:rFonts w:ascii="Consolas" w:eastAsia="Consolas" w:hAnsi="Consolas" w:cs="Consolas"/>
+                <w:color w:val="000000" w:themeColor="text1"/>
+                <w:sz w:val="19"/>
+                <w:szCs w:val="19"/>
+                <w:lang w:val="en-US"/>
+              </w:rPr>
+              <w:t xml:space="preserve">       {"tags":"#tech"}]},{"</w:t>
+            </w:r>
+            <w:proofErr w:type="spellStart"/>
+            <w:r>
+              <w:rPr>
+                <w:rFonts w:ascii="Consolas" w:eastAsia="Consolas" w:hAnsi="Consolas" w:cs="Consolas"/>
+                <w:color w:val="000000" w:themeColor="text1"/>
+                <w:sz w:val="19"/>
+                <w:szCs w:val="19"/>
+                <w:lang w:val="en-US"/>
+              </w:rPr>
+              <w:t>text_data.section_array</w:t>
+            </w:r>
+            <w:proofErr w:type="spellEnd"/>
+            <w:r>
+              <w:rPr>
+                <w:rFonts w:ascii="Consolas" w:eastAsia="Consolas" w:hAnsi="Consolas" w:cs="Consolas"/>
+                <w:color w:val="000000" w:themeColor="text1"/>
+                <w:sz w:val="19"/>
+                <w:szCs w:val="19"/>
+                <w:lang w:val="en-US"/>
+              </w:rPr>
+              <w:t>":</w:t>
+            </w:r>
+            <w:r>
+              <w:rPr>
+                <w:lang w:val="en-US"/>
+              </w:rPr>
+              <w:br/>
+            </w:r>
+            <w:r>
+              <w:rPr>
+                <w:rFonts w:ascii="Consolas" w:eastAsia="Consolas" w:hAnsi="Consolas" w:cs="Consolas"/>
+                <w:color w:val="000000" w:themeColor="text1"/>
+                <w:sz w:val="19"/>
+                <w:szCs w:val="19"/>
+                <w:lang w:val="en-US"/>
+              </w:rPr>
+              <w:t>{"$</w:t>
+            </w:r>
+            <w:proofErr w:type="spellStart"/>
+            <w:r>
+              <w:rPr>
+                <w:rFonts w:ascii="Consolas" w:eastAsia="Consolas" w:hAnsi="Consolas" w:cs="Consolas"/>
+                <w:color w:val="000000" w:themeColor="text1"/>
+                <w:sz w:val="19"/>
+                <w:szCs w:val="19"/>
+                <w:lang w:val="en-US"/>
+              </w:rPr>
+              <w:t>elemMatch</w:t>
+            </w:r>
+            <w:proofErr w:type="spellEnd"/>
+            <w:r>
+              <w:rPr>
+                <w:rFonts w:ascii="Consolas" w:eastAsia="Consolas" w:hAnsi="Consolas" w:cs="Consolas"/>
+                <w:color w:val="000000" w:themeColor="text1"/>
+                <w:sz w:val="19"/>
+                <w:szCs w:val="19"/>
+                <w:lang w:val="en-US"/>
+              </w:rPr>
+              <w:t>":{"sections":{"$size":2}}}}]},</w:t>
+            </w:r>
+            <w:r>
+              <w:rPr>
+                <w:lang w:val="en-US"/>
+              </w:rPr>
+              <w:br/>
+            </w:r>
+            <w:r>
+              <w:rPr>
+                <w:rFonts w:ascii="Consolas" w:eastAsia="Consolas" w:hAnsi="Consolas" w:cs="Consolas"/>
+                <w:color w:val="000000" w:themeColor="text1"/>
+                <w:sz w:val="19"/>
+                <w:szCs w:val="19"/>
+                <w:lang w:val="en-US"/>
+              </w:rPr>
+              <w:t>{"title":1,"journal":1, "tags":1}</w:t>
+            </w:r>
+            <w:r>
+              <w:rPr>
+                <w:lang w:val="en-US"/>
+              </w:rPr>
+              <w:br/>
+            </w:r>
+            <w:r>
+              <w:rPr>
+                <w:rFonts w:ascii="Consolas" w:eastAsia="Consolas" w:hAnsi="Consolas" w:cs="Consolas"/>
+                <w:color w:val="000000" w:themeColor="text1"/>
+                <w:sz w:val="19"/>
+                <w:szCs w:val="19"/>
+                <w:lang w:val="en-US"/>
+              </w:rPr>
+              <w:t>).sort({"title":1}).limit(4)</w:t>
+            </w:r>
+          </w:p>
+          <w:tbl>
+            <w:tblPr>
+              <w:tblStyle w:val="TableGrid"/>
+              <w:tblW w:w="0" w:type="auto"/>
+              <w:tblBorders>
+                <w:top w:val="single" w:sz="0" w:space="0" w:color="auto"/>
+                <w:left w:val="single" w:sz="0" w:space="0" w:color="auto"/>
+                <w:bottom w:val="single" w:sz="0" w:space="0" w:color="auto"/>
+                <w:right w:val="single" w:sz="0" w:space="0" w:color="auto"/>
+              </w:tblBorders>
+              <w:tblLayout w:type="fixed"/>
+              <w:tblLook w:val="06A0" w:firstRow="1" w:lastRow="0" w:firstColumn="1" w:lastColumn="0" w:noHBand="1" w:noVBand="1"/>
+            </w:tblPr>
+            <w:tblGrid>
+              <w:gridCol w:w="9420"/>
+            </w:tblGrid>
+            <w:tr>
+              <w:tc>
+                <w:tcPr>
+                  <w:tcW w:w="9420" w:type="dxa"/>
+                  <w:tcBorders>
+                    <w:top w:val="single" w:sz="0" w:space="0" w:color="auto"/>
+                    <w:left w:val="single" w:sz="0" w:space="0" w:color="auto"/>
+                    <w:bottom w:val="single" w:sz="0" w:space="0" w:color="auto"/>
+                    <w:right w:val="single" w:sz="0" w:space="0" w:color="auto"/>
+                  </w:tcBorders>
+                </w:tcPr>
+                <w:p>
+                  <w:pPr>
+                    <w:spacing w:line="360" w:lineRule="exact"/>
+                  </w:pPr>
+                  <w:proofErr w:type="gramStart"/>
+                  <w:r>
+                    <w:t xml:space="preserve">{ </w:t>
+                  </w:r>
+                  <w:r>
+                    <w:rPr>
+                      <w:color w:val="FF6F44"/>
+                    </w:rPr>
+                    <w:t>_</w:t>
+                  </w:r>
+                  <w:proofErr w:type="gramEnd"/>
+                  <w:r>
+                    <w:rPr>
+                      <w:color w:val="FF6F44"/>
+                    </w:rPr>
+                    <w:t>id</w:t>
+                  </w:r>
+                  <w:r>
+                    <w:t xml:space="preserve">: </w:t>
+                  </w:r>
+                  <w:proofErr w:type="spellStart"/>
+                  <w:r>
+                    <w:rPr>
+                      <w:color w:val="000000" w:themeColor="text1"/>
+                    </w:rPr>
+                    <w:t>ObjectId</w:t>
+                  </w:r>
+                  <w:proofErr w:type="spellEnd"/>
+                  <w:r>
+                    <w:t>(</w:t>
+                  </w:r>
+                  <w:r>
+                    <w:rPr>
+                      <w:b/>
+                      <w:bCs/>
+                      <w:color w:val="35DE7B"/>
+                    </w:rPr>
+                    <w:t>"6370f61c47d1922dd1d3841f"</w:t>
+                  </w:r>
+                  <w:r>
+                    <w:t>),</w:t>
+                  </w:r>
+                </w:p>
+              </w:tc>
+            </w:tr>
+            <w:tr>
+              <w:tc>
+                <w:tcPr>
+                  <w:tcW w:w="9420" w:type="dxa"/>
+                  <w:tcBorders>
+                    <w:top w:val="single" w:sz="0" w:space="0" w:color="auto"/>
+                    <w:left w:val="single" w:sz="0" w:space="0" w:color="auto"/>
+                    <w:bottom w:val="single" w:sz="0" w:space="0" w:color="auto"/>
+                    <w:right w:val="single" w:sz="0" w:space="0" w:color="auto"/>
+                  </w:tcBorders>
+                </w:tcPr>
+                <w:p>
+                  <w:pPr>
+                    <w:spacing w:line="360" w:lineRule="exact"/>
+                    <w:rPr>
+                      <w:lang w:val="en-US"/>
+                    </w:rPr>
+                  </w:pPr>
+                  <w:r>
+                    <w:rPr>
+                      <w:color w:val="FF6F44"/>
+                      <w:lang w:val="en-US"/>
+                    </w:rPr>
+                    <w:t>title</w:t>
+                  </w:r>
+                  <w:r>
+                    <w:rPr>
+                      <w:lang w:val="en-US"/>
+                    </w:rPr>
+                    <w:t xml:space="preserve">: </w:t>
+                  </w:r>
+                  <w:r>
+                    <w:rPr>
+                      <w:b/>
+                      <w:color w:val="35DE7B"/>
+                      <w:lang w:val="en-US"/>
+                    </w:rPr>
+                    <w:t>'A Conceptual Model for Time'</w:t>
+                  </w:r>
+                  <w:r>
+                    <w:rPr>
+                      <w:lang w:val="en-US"/>
+                    </w:rPr>
+                    <w:t>,</w:t>
+                  </w:r>
+                </w:p>
+              </w:tc>
+            </w:tr>
+            <w:tr>
+              <w:tc>
+                <w:tcPr>
+                  <w:tcW w:w="9420" w:type="dxa"/>
+                  <w:tcBorders>
+                    <w:top w:val="single" w:sz="0" w:space="0" w:color="auto"/>
+                    <w:left w:val="single" w:sz="0" w:space="0" w:color="auto"/>
+                    <w:bottom w:val="single" w:sz="0" w:space="0" w:color="auto"/>
+                    <w:right w:val="single" w:sz="0" w:space="0" w:color="auto"/>
+                  </w:tcBorders>
+                </w:tcPr>
+                <w:p>
+                  <w:pPr>
+                    <w:spacing w:line="360" w:lineRule="exact"/>
+                  </w:pPr>
+                  <w:r>
+                    <w:rPr>
+                      <w:color w:val="FF6F44"/>
+                    </w:rPr>
+                    <w:t>tags</w:t>
+                  </w:r>
+                  <w:r>
+                    <w:t xml:space="preserve">: </w:t>
+                  </w:r>
+                </w:p>
+              </w:tc>
+            </w:tr>
+            <w:tr>
+              <w:tc>
+                <w:tcPr>
+                  <w:tcW w:w="9420" w:type="dxa"/>
+                  <w:tcBorders>
+                    <w:top w:val="single" w:sz="0" w:space="0" w:color="auto"/>
+                    <w:left w:val="single" w:sz="0" w:space="0" w:color="auto"/>
+                    <w:bottom w:val="single" w:sz="0" w:space="0" w:color="auto"/>
+                    <w:right w:val="single" w:sz="0" w:space="0" w:color="auto"/>
+                  </w:tcBorders>
+                </w:tcPr>
+                <w:p>
+                  <w:pPr>
+                    <w:spacing w:line="360" w:lineRule="exact"/>
+                  </w:pPr>
+                  <w:proofErr w:type="gramStart"/>
+                  <w:r>
+                    <w:t xml:space="preserve">[ </w:t>
+                  </w:r>
+                  <w:r>
+                    <w:rPr>
+                      <w:b/>
+                      <w:bCs/>
+                      <w:color w:val="35DE7B"/>
+                    </w:rPr>
+                    <w:t>'</w:t>
+                  </w:r>
+                  <w:proofErr w:type="gramEnd"/>
+                  <w:r>
+                    <w:rPr>
+                      <w:b/>
+                      <w:bCs/>
+                      <w:color w:val="35DE7B"/>
+                    </w:rPr>
+                    <w:t>#</w:t>
+                  </w:r>
+                  <w:proofErr w:type="spellStart"/>
+                  <w:r>
+                    <w:rPr>
+                      <w:b/>
+                      <w:bCs/>
+                      <w:color w:val="35DE7B"/>
+                    </w:rPr>
+                    <w:t>awscloudcomputing</w:t>
+                  </w:r>
+                  <w:proofErr w:type="spellEnd"/>
+                  <w:r>
+                    <w:rPr>
+                      <w:b/>
+                      <w:bCs/>
+                      <w:color w:val="35DE7B"/>
+                    </w:rPr>
+                    <w:t>'</w:t>
+                  </w:r>
+                  <w:r>
+                    <w:t>,</w:t>
+                  </w:r>
+                </w:p>
+              </w:tc>
+            </w:tr>
+            <w:tr>
+              <w:tc>
+                <w:tcPr>
+                  <w:tcW w:w="9420" w:type="dxa"/>
+                  <w:tcBorders>
+                    <w:top w:val="single" w:sz="0" w:space="0" w:color="auto"/>
+                    <w:left w:val="single" w:sz="0" w:space="0" w:color="auto"/>
+                    <w:bottom w:val="single" w:sz="0" w:space="0" w:color="auto"/>
+                    <w:right w:val="single" w:sz="0" w:space="0" w:color="auto"/>
+                  </w:tcBorders>
+                </w:tcPr>
+                <w:p>
+                  <w:pPr>
+                    <w:spacing w:line="360" w:lineRule="exact"/>
+                  </w:pPr>
+                  <w:r>
+                    <w:rPr>
+                      <w:b/>
+                      <w:bCs/>
+                      <w:color w:val="35DE7B"/>
+                    </w:rPr>
+                    <w:t>'#</w:t>
+                  </w:r>
+                  <w:proofErr w:type="spellStart"/>
+                  <w:r>
+                    <w:rPr>
+                      <w:b/>
+                      <w:bCs/>
+                      <w:color w:val="35DE7B"/>
+                    </w:rPr>
+                    <w:t>cloudengineerjobs</w:t>
+                  </w:r>
+                  <w:proofErr w:type="spellEnd"/>
+                  <w:r>
+                    <w:rPr>
+                      <w:b/>
+                      <w:bCs/>
+                      <w:color w:val="35DE7B"/>
+                    </w:rPr>
+                    <w:t>'</w:t>
+                  </w:r>
+                  <w:r>
+                    <w:t>,</w:t>
+                  </w:r>
+                </w:p>
+              </w:tc>
+            </w:tr>
+            <w:tr>
+              <w:tc>
+                <w:tcPr>
+                  <w:tcW w:w="9420" w:type="dxa"/>
+                  <w:tcBorders>
+                    <w:top w:val="single" w:sz="0" w:space="0" w:color="auto"/>
+                    <w:left w:val="single" w:sz="0" w:space="0" w:color="auto"/>
+                    <w:bottom w:val="single" w:sz="0" w:space="0" w:color="auto"/>
+                    <w:right w:val="single" w:sz="0" w:space="0" w:color="auto"/>
+                  </w:tcBorders>
+                </w:tcPr>
+                <w:p>
+                  <w:pPr>
+                    <w:spacing w:line="360" w:lineRule="exact"/>
+                  </w:pPr>
+                  <w:r>
+                    <w:rPr>
+                      <w:b/>
+                      <w:bCs/>
+                      <w:color w:val="35DE7B"/>
+                    </w:rPr>
+                    <w:t>'#business'</w:t>
+                  </w:r>
+                  <w:r>
+                    <w:t>,</w:t>
+                  </w:r>
+                </w:p>
+              </w:tc>
+            </w:tr>
+            <w:tr>
+              <w:tc>
+                <w:tcPr>
+                  <w:tcW w:w="9420" w:type="dxa"/>
+                  <w:tcBorders>
+                    <w:top w:val="single" w:sz="0" w:space="0" w:color="auto"/>
+                    <w:left w:val="single" w:sz="0" w:space="0" w:color="auto"/>
+                    <w:bottom w:val="single" w:sz="0" w:space="0" w:color="auto"/>
+                    <w:right w:val="single" w:sz="0" w:space="0" w:color="auto"/>
+                  </w:tcBorders>
+                </w:tcPr>
+                <w:p>
+                  <w:pPr>
+                    <w:spacing w:line="360" w:lineRule="exact"/>
+                  </w:pPr>
+                  <w:r>
+                    <w:rPr>
+                      <w:b/>
+                      <w:bCs/>
+                      <w:color w:val="35DE7B"/>
+                    </w:rPr>
+                    <w:t>'#tech'</w:t>
+                  </w:r>
+                  <w:r>
+                    <w:t xml:space="preserve"> ],</w:t>
+                  </w:r>
+                </w:p>
+              </w:tc>
+            </w:tr>
+            <w:tr>
+              <w:tc>
+                <w:tcPr>
+                  <w:tcW w:w="9420" w:type="dxa"/>
+                  <w:tcBorders>
+                    <w:top w:val="single" w:sz="0" w:space="0" w:color="auto"/>
+                    <w:left w:val="single" w:sz="0" w:space="0" w:color="auto"/>
+                    <w:bottom w:val="single" w:sz="0" w:space="0" w:color="auto"/>
+                    <w:right w:val="single" w:sz="0" w:space="0" w:color="auto"/>
+                  </w:tcBorders>
+                </w:tcPr>
+                <w:p>
+                  <w:pPr>
+                    <w:spacing w:line="360" w:lineRule="exact"/>
+                  </w:pPr>
+                  <w:r>
+                    <w:rPr>
+                      <w:color w:val="FF6F44"/>
+                    </w:rPr>
+                    <w:t>journal</w:t>
+                  </w:r>
+                  <w:r>
+                    <w:t xml:space="preserve">: </w:t>
+                  </w:r>
+                  <w:r>
+                    <w:rPr>
+                      <w:b/>
+                      <w:bCs/>
+                      <w:color w:val="35DE7B"/>
+                    </w:rPr>
+                    <w:t>'LILOG-Report</w:t>
+                  </w:r>
+                  <w:proofErr w:type="gramStart"/>
+                  <w:r>
+                    <w:rPr>
+                      <w:b/>
+                      <w:bCs/>
+                      <w:color w:val="35DE7B"/>
+                    </w:rPr>
+                    <w:t>'</w:t>
+                  </w:r>
+                  <w:r>
+                    <w:t xml:space="preserve"> }</w:t>
+                  </w:r>
+                  <w:proofErr w:type="gramEnd"/>
+                </w:p>
+              </w:tc>
+            </w:tr>
+            <w:tr>
+              <w:tc>
+                <w:tcPr>
+                  <w:tcW w:w="9420" w:type="dxa"/>
+                  <w:tcBorders>
+                    <w:top w:val="single" w:sz="0" w:space="0" w:color="auto"/>
+                    <w:left w:val="single" w:sz="0" w:space="0" w:color="auto"/>
+                    <w:bottom w:val="single" w:sz="0" w:space="0" w:color="auto"/>
+                    <w:right w:val="single" w:sz="0" w:space="0" w:color="auto"/>
+                  </w:tcBorders>
+                </w:tcPr>
+                <w:p>
+                  <w:pPr>
+                    <w:spacing w:line="360" w:lineRule="exact"/>
+                  </w:pPr>
+                  <w:proofErr w:type="gramStart"/>
+                  <w:r>
+                    <w:t xml:space="preserve">{ </w:t>
+                  </w:r>
+                  <w:r>
+                    <w:rPr>
+                      <w:color w:val="FF6F44"/>
+                    </w:rPr>
+                    <w:t>_</w:t>
+                  </w:r>
+                  <w:proofErr w:type="gramEnd"/>
+                  <w:r>
+                    <w:rPr>
+                      <w:color w:val="FF6F44"/>
+                    </w:rPr>
+                    <w:t>id</w:t>
+                  </w:r>
+                  <w:r>
+                    <w:t xml:space="preserve">: </w:t>
+                  </w:r>
+                  <w:proofErr w:type="spellStart"/>
+                  <w:r>
+                    <w:rPr>
+                      <w:color w:val="000000" w:themeColor="text1"/>
+                    </w:rPr>
+                    <w:t>ObjectId</w:t>
+                  </w:r>
+                  <w:proofErr w:type="spellEnd"/>
+                  <w:r>
+                    <w:t>(</w:t>
+                  </w:r>
+                  <w:r>
+                    <w:rPr>
+                      <w:b/>
+                      <w:bCs/>
+                      <w:color w:val="35DE7B"/>
+                    </w:rPr>
+                    <w:t>"6370f61c47d1922dd1d383b3"</w:t>
+                  </w:r>
+                  <w:r>
+                    <w:t>),</w:t>
+                  </w:r>
+                </w:p>
+              </w:tc>
+            </w:tr>
+            <w:tr>
+              <w:tc>
+                <w:tcPr>
+                  <w:tcW w:w="9420" w:type="dxa"/>
+                  <w:tcBorders>
+                    <w:top w:val="single" w:sz="0" w:space="0" w:color="auto"/>
+                    <w:left w:val="single" w:sz="0" w:space="0" w:color="auto"/>
+                    <w:bottom w:val="single" w:sz="0" w:space="0" w:color="auto"/>
+                    <w:right w:val="single" w:sz="0" w:space="0" w:color="auto"/>
+                  </w:tcBorders>
+                </w:tcPr>
+                <w:p>
+                  <w:pPr>
+                    <w:spacing w:line="360" w:lineRule="exact"/>
+                    <w:rPr>
+                      <w:lang w:val="en-US"/>
+                    </w:rPr>
+                  </w:pPr>
+                  <w:r>
+                    <w:rPr>
+                      <w:color w:val="FF6F44"/>
+                      <w:lang w:val="en-US"/>
+                    </w:rPr>
+                    <w:t>title</w:t>
+                  </w:r>
+                  <w:r>
+                    <w:rPr>
+                      <w:lang w:val="en-US"/>
+                    </w:rPr>
+                    <w:t xml:space="preserve">: </w:t>
+                  </w:r>
+                  <w:r>
+                    <w:rPr>
+                      <w:b/>
+                      <w:color w:val="35DE7B"/>
+                      <w:lang w:val="en-US"/>
+                    </w:rPr>
+                    <w:t>'A Reusable Lexical Database Tool for Machine Translation'</w:t>
+                  </w:r>
+                  <w:r>
+                    <w:rPr>
+                      <w:lang w:val="en-US"/>
+                    </w:rPr>
+                    <w:t>,</w:t>
+                  </w:r>
+                </w:p>
+              </w:tc>
+            </w:tr>
+            <w:tr>
+              <w:tc>
+                <w:tcPr>
+                  <w:tcW w:w="9420" w:type="dxa"/>
+                  <w:tcBorders>
+                    <w:top w:val="single" w:sz="0" w:space="0" w:color="auto"/>
+                    <w:left w:val="single" w:sz="0" w:space="0" w:color="auto"/>
+                    <w:bottom w:val="single" w:sz="0" w:space="0" w:color="auto"/>
+                    <w:right w:val="single" w:sz="0" w:space="0" w:color="auto"/>
+                  </w:tcBorders>
+                </w:tcPr>
+                <w:p>
+                  <w:pPr>
+                    <w:spacing w:line="360" w:lineRule="exact"/>
+                    <w:rPr>
+                      <w:lang w:val="en-US"/>
+                    </w:rPr>
+                  </w:pPr>
+                  <w:r>
+                    <w:rPr>
+                      <w:color w:val="FF6F44"/>
+                      <w:lang w:val="en-US"/>
+                    </w:rPr>
+                    <w:t>tags</w:t>
+                  </w:r>
+                  <w:r>
+                    <w:rPr>
+                      <w:lang w:val="en-US"/>
+                    </w:rPr>
+                    <w:t xml:space="preserve">: [ </w:t>
+                  </w:r>
+                  <w:r>
+                    <w:rPr>
+                      <w:b/>
+                      <w:color w:val="35DE7B"/>
+                      <w:lang w:val="en-US"/>
+                    </w:rPr>
+                    <w:t>'#</w:t>
+                  </w:r>
+                  <w:proofErr w:type="spellStart"/>
+                  <w:r>
+                    <w:rPr>
+                      <w:b/>
+                      <w:color w:val="35DE7B"/>
+                      <w:lang w:val="en-US"/>
+                    </w:rPr>
+                    <w:t>productmanagementcourses</w:t>
+                  </w:r>
+                  <w:proofErr w:type="spellEnd"/>
+                  <w:r>
+                    <w:rPr>
+                      <w:b/>
+                      <w:color w:val="35DE7B"/>
+                      <w:lang w:val="en-US"/>
+                    </w:rPr>
+                    <w:t>'</w:t>
+                  </w:r>
+                  <w:r>
+                    <w:rPr>
+                      <w:lang w:val="en-US"/>
+                    </w:rPr>
+                    <w:t xml:space="preserve">, </w:t>
+                  </w:r>
+                  <w:r>
+                    <w:rPr>
+                      <w:b/>
+                      <w:color w:val="35DE7B"/>
+                      <w:lang w:val="en-US"/>
+                    </w:rPr>
+                    <w:t>'#tech'</w:t>
+                  </w:r>
+                  <w:r>
+                    <w:rPr>
+                      <w:lang w:val="en-US"/>
+                    </w:rPr>
+                    <w:t xml:space="preserve">, </w:t>
+                  </w:r>
+                  <w:r>
+                    <w:rPr>
+                      <w:b/>
+                      <w:color w:val="35DE7B"/>
+                      <w:lang w:val="en-US"/>
+                    </w:rPr>
+                    <w:t>'#</w:t>
+                  </w:r>
+                  <w:proofErr w:type="spellStart"/>
+                  <w:r>
+                    <w:rPr>
+                      <w:b/>
+                      <w:color w:val="35DE7B"/>
+                      <w:lang w:val="en-US"/>
+                    </w:rPr>
+                    <w:t>bigdatacourses</w:t>
+                  </w:r>
+                  <w:proofErr w:type="spellEnd"/>
+                  <w:r>
+                    <w:rPr>
+                      <w:b/>
+                      <w:color w:val="35DE7B"/>
+                      <w:lang w:val="en-US"/>
+                    </w:rPr>
+                    <w:t>'</w:t>
+                  </w:r>
+                  <w:r>
+                    <w:rPr>
+                      <w:lang w:val="en-US"/>
+                    </w:rPr>
+                    <w:t xml:space="preserve"> ],</w:t>
+                  </w:r>
+                </w:p>
+              </w:tc>
+            </w:tr>
+            <w:tr>
+              <w:tc>
+                <w:tcPr>
+                  <w:tcW w:w="9420" w:type="dxa"/>
+                  <w:tcBorders>
+                    <w:top w:val="single" w:sz="0" w:space="0" w:color="auto"/>
+                    <w:left w:val="single" w:sz="0" w:space="0" w:color="auto"/>
+                    <w:bottom w:val="single" w:sz="0" w:space="0" w:color="auto"/>
+                    <w:right w:val="single" w:sz="0" w:space="0" w:color="auto"/>
+                  </w:tcBorders>
+                </w:tcPr>
+                <w:p>
+                  <w:pPr>
+                    <w:spacing w:line="360" w:lineRule="exact"/>
+                  </w:pPr>
+                  <w:r>
+                    <w:rPr>
+                      <w:color w:val="FF6F44"/>
+                    </w:rPr>
+                    <w:t>journal</w:t>
+                  </w:r>
+                  <w:r>
+                    <w:t xml:space="preserve">: </w:t>
+                  </w:r>
+                  <w:r>
+                    <w:rPr>
+                      <w:b/>
+                      <w:bCs/>
+                      <w:color w:val="35DE7B"/>
+                    </w:rPr>
+                    <w:t>'IWBS Report</w:t>
+                  </w:r>
+                  <w:proofErr w:type="gramStart"/>
+                  <w:r>
+                    <w:rPr>
+                      <w:b/>
+                      <w:bCs/>
+                      <w:color w:val="35DE7B"/>
+                    </w:rPr>
+                    <w:t>'</w:t>
+                  </w:r>
+                  <w:r>
+                    <w:t xml:space="preserve"> }</w:t>
+                  </w:r>
+                  <w:proofErr w:type="gramEnd"/>
+                </w:p>
+              </w:tc>
+            </w:tr>
+            <w:tr>
+              <w:tc>
+                <w:tcPr>
+                  <w:tcW w:w="9420" w:type="dxa"/>
+                  <w:tcBorders>
+                    <w:top w:val="single" w:sz="0" w:space="0" w:color="auto"/>
+                    <w:left w:val="single" w:sz="0" w:space="0" w:color="auto"/>
+                    <w:bottom w:val="single" w:sz="0" w:space="0" w:color="auto"/>
+                    <w:right w:val="single" w:sz="0" w:space="0" w:color="auto"/>
+                  </w:tcBorders>
+                </w:tcPr>
+                <w:p>
+                  <w:pPr>
+                    <w:spacing w:line="360" w:lineRule="exact"/>
+                  </w:pPr>
+                  <w:proofErr w:type="gramStart"/>
+                  <w:r>
+                    <w:t xml:space="preserve">{ </w:t>
+                  </w:r>
+                  <w:r>
+                    <w:rPr>
+                      <w:color w:val="FF6F44"/>
+                    </w:rPr>
+                    <w:t>_</w:t>
+                  </w:r>
+                  <w:proofErr w:type="gramEnd"/>
+                  <w:r>
+                    <w:rPr>
+                      <w:color w:val="FF6F44"/>
+                    </w:rPr>
+                    <w:t>id</w:t>
+                  </w:r>
+                  <w:r>
+                    <w:t xml:space="preserve">: </w:t>
+                  </w:r>
+                  <w:proofErr w:type="spellStart"/>
+                  <w:r>
+                    <w:rPr>
+                      <w:color w:val="000000" w:themeColor="text1"/>
+                    </w:rPr>
+                    <w:t>ObjectId</w:t>
+                  </w:r>
+                  <w:proofErr w:type="spellEnd"/>
+                  <w:r>
+                    <w:t>(</w:t>
+                  </w:r>
+                  <w:r>
+                    <w:rPr>
+                      <w:b/>
+                      <w:bCs/>
+                      <w:color w:val="35DE7B"/>
+                    </w:rPr>
+                    <w:t>"6370f61c47d1922dd1d38418"</w:t>
+                  </w:r>
+                  <w:r>
+                    <w:t>),</w:t>
+                  </w:r>
+                </w:p>
+              </w:tc>
+            </w:tr>
+            <w:tr>
+              <w:tc>
+                <w:tcPr>
+                  <w:tcW w:w="9420" w:type="dxa"/>
+                  <w:tcBorders>
+                    <w:top w:val="single" w:sz="0" w:space="0" w:color="auto"/>
+                    <w:left w:val="single" w:sz="0" w:space="0" w:color="auto"/>
+                    <w:bottom w:val="single" w:sz="0" w:space="0" w:color="auto"/>
+                    <w:right w:val="single" w:sz="0" w:space="0" w:color="auto"/>
+                  </w:tcBorders>
+                </w:tcPr>
+                <w:p>
+                  <w:pPr>
+                    <w:spacing w:line="360" w:lineRule="exact"/>
+                    <w:rPr>
+                      <w:lang w:val="en-US"/>
+                    </w:rPr>
+                  </w:pPr>
+                  <w:r>
+                    <w:rPr>
+                      <w:color w:val="FF6F44"/>
+                      <w:lang w:val="en-US"/>
+                    </w:rPr>
+                    <w:t>title</w:t>
+                  </w:r>
+                  <w:r>
+                    <w:rPr>
+                      <w:lang w:val="en-US"/>
+                    </w:rPr>
+                    <w:t xml:space="preserve">: </w:t>
+                  </w:r>
+                  <w:r>
+                    <w:rPr>
+                      <w:b/>
+                      <w:color w:val="35DE7B"/>
+                      <w:lang w:val="en-US"/>
+                    </w:rPr>
+                    <w:t>'An Order-Sorted Logic for Knowledge Representation Systems'</w:t>
+                  </w:r>
+                  <w:r>
+                    <w:rPr>
+                      <w:lang w:val="en-US"/>
+                    </w:rPr>
+                    <w:t>,</w:t>
+                  </w:r>
+                </w:p>
+              </w:tc>
+            </w:tr>
+            <w:tr>
+              <w:tc>
+                <w:tcPr>
+                  <w:tcW w:w="9420" w:type="dxa"/>
+                  <w:tcBorders>
+                    <w:top w:val="single" w:sz="0" w:space="0" w:color="auto"/>
+                    <w:left w:val="single" w:sz="0" w:space="0" w:color="auto"/>
+                    <w:bottom w:val="single" w:sz="0" w:space="0" w:color="auto"/>
+                    <w:right w:val="single" w:sz="0" w:space="0" w:color="auto"/>
+                  </w:tcBorders>
+                </w:tcPr>
+                <w:p>
+                  <w:pPr>
+                    <w:spacing w:line="360" w:lineRule="exact"/>
+                  </w:pPr>
+                  <w:r>
+                    <w:rPr>
+                      <w:color w:val="FF6F44"/>
+                    </w:rPr>
+                    <w:t>tags</w:t>
+                  </w:r>
+                  <w:r>
+                    <w:t xml:space="preserve">: </w:t>
+                  </w:r>
+                </w:p>
+              </w:tc>
+            </w:tr>
+            <w:tr>
+              <w:tc>
+                <w:tcPr>
+                  <w:tcW w:w="9420" w:type="dxa"/>
+                  <w:tcBorders>
+                    <w:top w:val="single" w:sz="0" w:space="0" w:color="auto"/>
+                    <w:left w:val="single" w:sz="0" w:space="0" w:color="auto"/>
+                    <w:bottom w:val="single" w:sz="0" w:space="0" w:color="auto"/>
+                    <w:right w:val="single" w:sz="0" w:space="0" w:color="auto"/>
+                  </w:tcBorders>
+                </w:tcPr>
+                <w:p>
+                  <w:pPr>
+                    <w:spacing w:line="360" w:lineRule="exact"/>
+                  </w:pPr>
+                  <w:proofErr w:type="gramStart"/>
+                  <w:r>
+                    <w:t xml:space="preserve">[ </w:t>
+                  </w:r>
+                  <w:r>
+                    <w:rPr>
+                      <w:b/>
+                      <w:bCs/>
+                      <w:color w:val="35DE7B"/>
+                    </w:rPr>
+                    <w:t>'</w:t>
+                  </w:r>
+                  <w:proofErr w:type="gramEnd"/>
+                  <w:r>
+                    <w:rPr>
+                      <w:b/>
+                      <w:bCs/>
+                      <w:color w:val="35DE7B"/>
+                    </w:rPr>
+                    <w:t>#</w:t>
+                  </w:r>
+                  <w:proofErr w:type="spellStart"/>
+                  <w:r>
+                    <w:rPr>
+                      <w:b/>
+                      <w:bCs/>
+                      <w:color w:val="35DE7B"/>
+                    </w:rPr>
+                    <w:t>nurseinformatics</w:t>
+                  </w:r>
+                  <w:proofErr w:type="spellEnd"/>
+                  <w:r>
+                    <w:rPr>
+                      <w:b/>
+                      <w:bCs/>
+                      <w:color w:val="35DE7B"/>
+                    </w:rPr>
+                    <w:t>'</w:t>
+                  </w:r>
+                  <w:r>
+                    <w:t>,</w:t>
+                  </w:r>
+                </w:p>
+              </w:tc>
+            </w:tr>
+            <w:tr>
+              <w:tc>
+                <w:tcPr>
+                  <w:tcW w:w="9420" w:type="dxa"/>
+                  <w:tcBorders>
+                    <w:top w:val="single" w:sz="0" w:space="0" w:color="auto"/>
+                    <w:left w:val="single" w:sz="0" w:space="0" w:color="auto"/>
+                    <w:bottom w:val="single" w:sz="0" w:space="0" w:color="auto"/>
+                    <w:right w:val="single" w:sz="0" w:space="0" w:color="auto"/>
+                  </w:tcBorders>
+                </w:tcPr>
+                <w:p>
+                  <w:pPr>
+                    <w:spacing w:line="360" w:lineRule="exact"/>
+                  </w:pPr>
+                  <w:r>
+                    <w:rPr>
+                      <w:b/>
+                      <w:bCs/>
+                      <w:color w:val="35DE7B"/>
+                    </w:rPr>
+                    <w:t>'#information'</w:t>
+                  </w:r>
+                  <w:r>
+                    <w:t>,</w:t>
+                  </w:r>
+                </w:p>
+              </w:tc>
+            </w:tr>
+            <w:tr>
+              <w:tc>
+                <w:tcPr>
+                  <w:tcW w:w="9420" w:type="dxa"/>
+                  <w:tcBorders>
+                    <w:top w:val="single" w:sz="0" w:space="0" w:color="auto"/>
+                    <w:left w:val="single" w:sz="0" w:space="0" w:color="auto"/>
+                    <w:bottom w:val="single" w:sz="0" w:space="0" w:color="auto"/>
+                    <w:right w:val="single" w:sz="0" w:space="0" w:color="auto"/>
+                  </w:tcBorders>
+                </w:tcPr>
+                <w:p>
+                  <w:pPr>
+                    <w:spacing w:line="360" w:lineRule="exact"/>
+                  </w:pPr>
+                  <w:r>
+                    <w:rPr>
+                      <w:b/>
+                      <w:bCs/>
+                      <w:color w:val="35DE7B"/>
+                    </w:rPr>
+                    <w:t>'#</w:t>
+                  </w:r>
+                  <w:proofErr w:type="spellStart"/>
+                  <w:r>
+                    <w:rPr>
+                      <w:b/>
+                      <w:bCs/>
+                      <w:color w:val="35DE7B"/>
+                    </w:rPr>
+                    <w:t>cloudengineers</w:t>
+                  </w:r>
+                  <w:proofErr w:type="spellEnd"/>
+                  <w:r>
+                    <w:rPr>
+                      <w:b/>
+                      <w:bCs/>
+                      <w:color w:val="35DE7B"/>
+                    </w:rPr>
+                    <w:t>'</w:t>
+                  </w:r>
+                  <w:r>
+                    <w:t>,</w:t>
+                  </w:r>
+                </w:p>
+              </w:tc>
+            </w:tr>
+            <w:tr>
+              <w:tc>
+                <w:tcPr>
+                  <w:tcW w:w="9420" w:type="dxa"/>
+                  <w:tcBorders>
+                    <w:top w:val="single" w:sz="0" w:space="0" w:color="auto"/>
+                    <w:left w:val="single" w:sz="0" w:space="0" w:color="auto"/>
+                    <w:bottom w:val="single" w:sz="0" w:space="0" w:color="auto"/>
+                    <w:right w:val="single" w:sz="0" w:space="0" w:color="auto"/>
+                  </w:tcBorders>
+                </w:tcPr>
+                <w:p>
+                  <w:pPr>
+                    <w:spacing w:line="360" w:lineRule="exact"/>
+                  </w:pPr>
+                  <w:r>
+                    <w:rPr>
+                      <w:b/>
+                      <w:bCs/>
+                      <w:color w:val="35DE7B"/>
+                    </w:rPr>
+                    <w:t>'#tech'</w:t>
+                  </w:r>
+                  <w:r>
+                    <w:t xml:space="preserve"> ],</w:t>
+                  </w:r>
+                </w:p>
+              </w:tc>
+            </w:tr>
+            <w:tr>
+              <w:tc>
+                <w:tcPr>
+                  <w:tcW w:w="9420" w:type="dxa"/>
+                  <w:tcBorders>
+                    <w:top w:val="single" w:sz="0" w:space="0" w:color="auto"/>
+                    <w:left w:val="single" w:sz="0" w:space="0" w:color="auto"/>
+                    <w:bottom w:val="single" w:sz="0" w:space="0" w:color="auto"/>
+                    <w:right w:val="single" w:sz="0" w:space="0" w:color="auto"/>
+                  </w:tcBorders>
+                </w:tcPr>
+                <w:p>
+                  <w:pPr>
+                    <w:spacing w:line="360" w:lineRule="exact"/>
+                  </w:pPr>
+                  <w:r>
+                    <w:rPr>
+                      <w:color w:val="FF6F44"/>
+                    </w:rPr>
+                    <w:t>journal</w:t>
+                  </w:r>
+                  <w:r>
+                    <w:t xml:space="preserve">: </w:t>
+                  </w:r>
+                  <w:r>
+                    <w:rPr>
+                      <w:b/>
+                      <w:bCs/>
+                      <w:color w:val="35DE7B"/>
+                    </w:rPr>
+                    <w:t>'IWBS Report</w:t>
+                  </w:r>
+                  <w:proofErr w:type="gramStart"/>
+                  <w:r>
+                    <w:rPr>
+                      <w:b/>
+                      <w:bCs/>
+                      <w:color w:val="35DE7B"/>
+                    </w:rPr>
+                    <w:t>'</w:t>
+                  </w:r>
+                  <w:r>
+                    <w:t xml:space="preserve"> }</w:t>
+                  </w:r>
+                  <w:proofErr w:type="gramEnd"/>
+                </w:p>
+              </w:tc>
+            </w:tr>
+            <w:tr>
+              <w:tc>
+                <w:tcPr>
+                  <w:tcW w:w="9420" w:type="dxa"/>
+                  <w:tcBorders>
+                    <w:top w:val="single" w:sz="0" w:space="0" w:color="auto"/>
+                    <w:left w:val="single" w:sz="0" w:space="0" w:color="auto"/>
+                    <w:bottom w:val="single" w:sz="0" w:space="0" w:color="auto"/>
+                    <w:right w:val="single" w:sz="0" w:space="0" w:color="auto"/>
+                  </w:tcBorders>
+                </w:tcPr>
+                <w:p>
+                  <w:pPr>
+                    <w:spacing w:line="360" w:lineRule="exact"/>
+                  </w:pPr>
+                  <w:proofErr w:type="gramStart"/>
+                  <w:r>
+                    <w:t xml:space="preserve">{ </w:t>
+                  </w:r>
+                  <w:r>
+                    <w:rPr>
+                      <w:color w:val="FF6F44"/>
+                    </w:rPr>
+                    <w:t>_</w:t>
+                  </w:r>
+                  <w:proofErr w:type="gramEnd"/>
+                  <w:r>
+                    <w:rPr>
+                      <w:color w:val="FF6F44"/>
+                    </w:rPr>
+                    <w:t>id</w:t>
+                  </w:r>
+                  <w:r>
+                    <w:t xml:space="preserve">: </w:t>
+                  </w:r>
+                  <w:proofErr w:type="spellStart"/>
+                  <w:r>
+                    <w:rPr>
+                      <w:color w:val="000000" w:themeColor="text1"/>
+                    </w:rPr>
+                    <w:t>ObjectId</w:t>
+                  </w:r>
+                  <w:proofErr w:type="spellEnd"/>
+                  <w:r>
+                    <w:t>(</w:t>
+                  </w:r>
+                  <w:r>
+                    <w:rPr>
+                      <w:b/>
+                      <w:bCs/>
+                      <w:color w:val="35DE7B"/>
+                    </w:rPr>
+                    <w:t>"6370f61c47d1922dd1d38391"</w:t>
+                  </w:r>
+                  <w:r>
+                    <w:t>),</w:t>
+                  </w:r>
+                </w:p>
+              </w:tc>
+            </w:tr>
+            <w:tr>
+              <w:tc>
+                <w:tcPr>
+                  <w:tcW w:w="9420" w:type="dxa"/>
+                  <w:tcBorders>
+                    <w:top w:val="single" w:sz="0" w:space="0" w:color="auto"/>
+                    <w:left w:val="single" w:sz="0" w:space="0" w:color="auto"/>
+                    <w:bottom w:val="single" w:sz="0" w:space="0" w:color="auto"/>
+                    <w:right w:val="single" w:sz="0" w:space="0" w:color="auto"/>
+                  </w:tcBorders>
+                </w:tcPr>
+                <w:p>
+                  <w:pPr>
+                    <w:spacing w:line="360" w:lineRule="exact"/>
+                    <w:rPr>
+                      <w:lang w:val="en-US"/>
+                    </w:rPr>
+                  </w:pPr>
+                  <w:r>
+                    <w:rPr>
+                      <w:color w:val="FF6F44"/>
+                      <w:lang w:val="en-US"/>
+                    </w:rPr>
+                    <w:t>title</w:t>
+                  </w:r>
+                  <w:r>
+                    <w:rPr>
+                      <w:lang w:val="en-US"/>
+                    </w:rPr>
+                    <w:t xml:space="preserve">: </w:t>
+                  </w:r>
+                  <w:r>
+                    <w:rPr>
+                      <w:b/>
+                      <w:bCs/>
+                      <w:color w:val="35DE7B"/>
+                      <w:lang w:val="en-US"/>
+                    </w:rPr>
+                    <w:t>'Definite Resolution over Constraint Languages'</w:t>
+                  </w:r>
+                  <w:r>
+                    <w:rPr>
+                      <w:lang w:val="en-US"/>
+                    </w:rPr>
+                    <w:t>,</w:t>
+                  </w:r>
+                </w:p>
+              </w:tc>
+            </w:tr>
+            <w:tr>
+              <w:tc>
+                <w:tcPr>
+                  <w:tcW w:w="9420" w:type="dxa"/>
+                  <w:tcBorders>
+                    <w:top w:val="single" w:sz="0" w:space="0" w:color="auto"/>
+                    <w:left w:val="single" w:sz="0" w:space="0" w:color="auto"/>
+                    <w:bottom w:val="single" w:sz="0" w:space="0" w:color="auto"/>
+                    <w:right w:val="single" w:sz="0" w:space="0" w:color="auto"/>
+                  </w:tcBorders>
+                </w:tcPr>
+                <w:p>
+                  <w:pPr>
+                    <w:spacing w:line="360" w:lineRule="exact"/>
+                  </w:pPr>
+                  <w:r>
+                    <w:rPr>
+                      <w:color w:val="FF6F44"/>
+                    </w:rPr>
+                    <w:t>tags</w:t>
+                  </w:r>
+                  <w:r>
+                    <w:t xml:space="preserve">: </w:t>
+                  </w:r>
+                  <w:proofErr w:type="gramStart"/>
+                  <w:r>
+                    <w:t xml:space="preserve">[ </w:t>
+                  </w:r>
+                  <w:r>
+                    <w:rPr>
+                      <w:b/>
+                      <w:bCs/>
+                      <w:color w:val="35DE7B"/>
+                    </w:rPr>
+                    <w:t>'</w:t>
+                  </w:r>
+                  <w:proofErr w:type="gramEnd"/>
+                  <w:r>
+                    <w:rPr>
+                      <w:b/>
+                      <w:bCs/>
+                      <w:color w:val="35DE7B"/>
+                    </w:rPr>
+                    <w:t>#tech'</w:t>
+                  </w:r>
+                  <w:r>
+                    <w:t xml:space="preserve"> ],</w:t>
+                  </w:r>
+                </w:p>
+              </w:tc>
+            </w:tr>
+            <w:tr>
+              <w:tc>
+                <w:tcPr>
+                  <w:tcW w:w="9420" w:type="dxa"/>
+                  <w:tcBorders>
+                    <w:top w:val="single" w:sz="0" w:space="0" w:color="auto"/>
+                    <w:left w:val="single" w:sz="0" w:space="0" w:color="auto"/>
+                    <w:bottom w:val="single" w:sz="0" w:space="0" w:color="auto"/>
+                    <w:right w:val="single" w:sz="0" w:space="0" w:color="auto"/>
+                  </w:tcBorders>
+                </w:tcPr>
+                <w:p>
+                  <w:pPr>
+                    <w:spacing w:line="360" w:lineRule="exact"/>
+                  </w:pPr>
+                  <w:r>
+                    <w:rPr>
+                      <w:color w:val="FF6F44"/>
+                    </w:rPr>
+                    <w:t>journal</w:t>
+                  </w:r>
+                  <w:r>
+                    <w:t xml:space="preserve">: </w:t>
+                  </w:r>
+                  <w:r>
+                    <w:rPr>
+                      <w:b/>
+                      <w:bCs/>
+                      <w:color w:val="35DE7B"/>
+                    </w:rPr>
+                    <w:t>'LILOG-Report</w:t>
+                  </w:r>
+                  <w:proofErr w:type="gramStart"/>
+                  <w:r>
+                    <w:rPr>
+                      <w:b/>
+                      <w:bCs/>
+                      <w:color w:val="35DE7B"/>
+                    </w:rPr>
+                    <w:t>'</w:t>
+                  </w:r>
+                  <w:r>
+                    <w:t xml:space="preserve"> }</w:t>
+                  </w:r>
+                  <w:proofErr w:type="gramEnd"/>
+                </w:p>
+              </w:tc>
+            </w:tr>
+          </w:tbl>
+          <w:p>
+            <w:pPr>
+              <w:spacing w:line="360" w:lineRule="exact"/>
+            </w:pPr>
+          </w:p>
+        </w:tc>
+      </w:tr>
+    </w:tbl>
+    <w:p>
+      <w:pPr>
+        <w:rPr>
+          <w:rFonts w:ascii="Consolas" w:eastAsia="Consolas" w:hAnsi="Consolas" w:cs="Consolas"/>
+          <w:color w:val="000000" w:themeColor="text1"/>
+          <w:sz w:val="19"/>
+          <w:szCs w:val="19"/>
+        </w:rPr>
+      </w:pPr>
+    </w:p>
+    <w:p>
+      <w:pPr>
+        <w:rPr>
+          <w:rFonts w:ascii="Menlo" w:eastAsia="Menlo" w:hAnsi="Menlo" w:cs="Menlo"/>
+          <w:color w:val="000000" w:themeColor="text1"/>
+          <w:sz w:val="19"/>
+          <w:szCs w:val="19"/>
+        </w:rPr>
+      </w:pPr>
+    </w:p>
+    <w:p>
+      <w:pPr>
+        <w:rPr>
+          <w:rFonts w:ascii="Menlo" w:eastAsia="Menlo" w:hAnsi="Menlo" w:cs="Menlo"/>
+          <w:b/>
+          <w:bCs/>
+          <w:color w:val="000000" w:themeColor="text1"/>
+          <w:sz w:val="29"/>
+          <w:szCs w:val="29"/>
+        </w:rPr>
+      </w:pPr>
+      <w:proofErr w:type="spellStart"/>
+      <w:r>
+        <w:rPr>
+          <w:rFonts w:ascii="Menlo" w:eastAsia="Menlo" w:hAnsi="Menlo" w:cs="Menlo"/>
+          <w:b/>
+          <w:bCs/>
+          <w:color w:val="000000" w:themeColor="text1"/>
+          <w:sz w:val="29"/>
+          <w:szCs w:val="29"/>
+        </w:rPr>
+        <w:t>Ric</w:t>
+      </w:r>
+      <w:proofErr w:type="spellEnd"/>
+      <w:r>
+        <w:rPr>
+          <w:rFonts w:ascii="Menlo" w:eastAsia="Menlo" w:hAnsi="Menlo" w:cs="Menlo"/>
+          <w:b/>
+          <w:bCs/>
+          <w:color w:val="000000" w:themeColor="text1"/>
+          <w:sz w:val="29"/>
+          <w:szCs w:val="29"/>
+        </w:rPr>
+        <w:t>, Rom e Previ:</w:t>
+      </w:r>
+    </w:p>
+    <w:p>
+      <w:pPr>
+        <w:rPr>
+          <w:rFonts w:ascii="Menlo" w:eastAsia="Menlo" w:hAnsi="Menlo" w:cs="Menlo"/>
+          <w:color w:val="000000" w:themeColor="text1"/>
+          <w:sz w:val="19"/>
+          <w:szCs w:val="19"/>
+        </w:rPr>
+      </w:pPr>
+    </w:p>
+    <w:p>
+      <w:pPr>
+        <w:rPr>
+          <w:rFonts w:ascii="Menlo" w:eastAsia="Menlo" w:hAnsi="Menlo" w:cs="Menlo"/>
+          <w:color w:val="000000" w:themeColor="text1"/>
+          <w:sz w:val="19"/>
+          <w:szCs w:val="19"/>
+          <w:lang w:val="en-US"/>
+        </w:rPr>
+      </w:pPr>
+      <w:r>
+        <w:rPr>
+          <w:rFonts w:ascii="Menlo" w:eastAsia="Menlo" w:hAnsi="Menlo" w:cs="Menlo"/>
+          <w:color w:val="000000" w:themeColor="text1"/>
+          <w:sz w:val="19"/>
+          <w:szCs w:val="19"/>
+          <w:lang w:val="en-US"/>
+        </w:rPr>
+        <w:t>Command</w:t>
+      </w:r>
+      <w:r>
+        <w:rPr>
+          <w:rFonts w:ascii="Menlo" w:eastAsia="Menlo" w:hAnsi="Menlo" w:cs="Menlo"/>
+          <w:color w:val="000000" w:themeColor="text1"/>
+          <w:sz w:val="19"/>
+          <w:szCs w:val="19"/>
+          <w:lang w:val="en-US"/>
+        </w:rPr>
+        <w:t xml:space="preserve">1 </w:t>
+      </w:r>
+      <w:r>
+        <w:rPr>
+          <w:rFonts w:ascii="Menlo" w:eastAsia="Menlo" w:hAnsi="Menlo" w:cs="Menlo"/>
+          <w:color w:val="000000" w:themeColor="text1"/>
+          <w:sz w:val="19"/>
+          <w:szCs w:val="19"/>
+          <w:lang w:val="en-US"/>
+        </w:rPr>
+        <w:t>(</w:t>
+      </w:r>
+      <w:proofErr w:type="spellStart"/>
+      <w:r>
+        <w:rPr>
+          <w:rFonts w:ascii="Menlo" w:eastAsia="Menlo" w:hAnsi="Menlo" w:cs="Menlo"/>
+          <w:color w:val="000000" w:themeColor="text1"/>
+          <w:sz w:val="19"/>
+          <w:szCs w:val="19"/>
+          <w:lang w:val="en-US"/>
+        </w:rPr>
+        <w:t>updateMany</w:t>
+      </w:r>
+      <w:proofErr w:type="spellEnd"/>
+      <w:r>
+        <w:rPr>
+          <w:rFonts w:ascii="Menlo" w:eastAsia="Menlo" w:hAnsi="Menlo" w:cs="Menlo"/>
+          <w:color w:val="000000" w:themeColor="text1"/>
+          <w:sz w:val="19"/>
+          <w:szCs w:val="19"/>
+          <w:lang w:val="en-US"/>
+        </w:rPr>
+        <w:t>)</w:t>
+      </w:r>
+      <w:r>
+        <w:rPr>
+          <w:rFonts w:ascii="Menlo" w:eastAsia="Menlo" w:hAnsi="Menlo" w:cs="Menlo"/>
+          <w:color w:val="000000" w:themeColor="text1"/>
+          <w:sz w:val="19"/>
+          <w:szCs w:val="19"/>
+          <w:lang w:val="en-US"/>
+        </w:rPr>
+        <w:t>:</w:t>
+      </w:r>
+      <w:r>
+        <w:rPr>
+          <w:rFonts w:ascii="Menlo" w:eastAsia="Menlo" w:hAnsi="Menlo" w:cs="Menlo"/>
+          <w:color w:val="000000" w:themeColor="text1"/>
+          <w:sz w:val="19"/>
+          <w:szCs w:val="19"/>
+          <w:lang w:val="en-US"/>
+        </w:rPr>
+        <w:t xml:space="preserve"> </w:t>
+      </w:r>
+      <w:r>
+        <w:rPr>
+          <w:rFonts w:ascii="Menlo" w:eastAsia="Menlo" w:hAnsi="Menlo" w:cs="Menlo"/>
+          <w:color w:val="000000" w:themeColor="text1"/>
+          <w:sz w:val="19"/>
+          <w:szCs w:val="19"/>
+          <w:lang w:val="en-US"/>
+        </w:rPr>
+        <w:t xml:space="preserve">All elements with a </w:t>
+      </w:r>
+      <w:r>
+        <w:rPr>
+          <w:rFonts w:ascii="Menlo" w:eastAsia="Menlo" w:hAnsi="Menlo" w:cs="Menlo"/>
+          <w:color w:val="000000" w:themeColor="text1"/>
+          <w:sz w:val="19"/>
+          <w:szCs w:val="19"/>
+          <w:lang w:val="en-US"/>
+        </w:rPr>
+        <w:t>“</w:t>
+      </w:r>
+      <w:r>
+        <w:rPr>
+          <w:rFonts w:ascii="Menlo" w:eastAsia="Menlo" w:hAnsi="Menlo" w:cs="Menlo"/>
+          <w:color w:val="000000" w:themeColor="text1"/>
+          <w:sz w:val="19"/>
+          <w:szCs w:val="19"/>
+          <w:lang w:val="en-US"/>
+        </w:rPr>
+        <w:t>#</w:t>
+      </w:r>
+      <w:proofErr w:type="spellStart"/>
+      <w:r>
+        <w:rPr>
+          <w:rFonts w:ascii="Menlo" w:eastAsia="Menlo" w:hAnsi="Menlo" w:cs="Menlo"/>
+          <w:color w:val="000000" w:themeColor="text1"/>
+          <w:sz w:val="19"/>
+          <w:szCs w:val="19"/>
+          <w:lang w:val="en-US"/>
+        </w:rPr>
+        <w:t>cloudengineerjobs</w:t>
+      </w:r>
+      <w:proofErr w:type="spellEnd"/>
+      <w:r>
+        <w:rPr>
+          <w:rFonts w:ascii="Menlo" w:eastAsia="Menlo" w:hAnsi="Menlo" w:cs="Menlo"/>
+          <w:color w:val="000000" w:themeColor="text1"/>
+          <w:sz w:val="19"/>
+          <w:szCs w:val="19"/>
+          <w:lang w:val="en-US"/>
+        </w:rPr>
+        <w:t>”</w:t>
+      </w:r>
+      <w:r>
+        <w:rPr>
+          <w:rFonts w:ascii="Menlo" w:eastAsia="Menlo" w:hAnsi="Menlo" w:cs="Menlo"/>
+          <w:color w:val="000000" w:themeColor="text1"/>
+          <w:sz w:val="19"/>
+          <w:szCs w:val="19"/>
+          <w:lang w:val="en-US"/>
+        </w:rPr>
+        <w:t xml:space="preserve"> or </w:t>
+      </w:r>
+      <w:r>
+        <w:rPr>
+          <w:rFonts w:ascii="Menlo" w:eastAsia="Menlo" w:hAnsi="Menlo" w:cs="Menlo"/>
+          <w:color w:val="000000" w:themeColor="text1"/>
+          <w:sz w:val="19"/>
+          <w:szCs w:val="19"/>
+          <w:lang w:val="en-US"/>
+        </w:rPr>
+        <w:t>“</w:t>
+      </w:r>
+      <w:r>
+        <w:rPr>
+          <w:rFonts w:ascii="Menlo" w:eastAsia="Menlo" w:hAnsi="Menlo" w:cs="Menlo"/>
+          <w:color w:val="000000" w:themeColor="text1"/>
+          <w:sz w:val="19"/>
+          <w:szCs w:val="19"/>
+          <w:lang w:val="en-US"/>
+        </w:rPr>
+        <w:t>#</w:t>
+      </w:r>
+      <w:proofErr w:type="spellStart"/>
+      <w:r>
+        <w:rPr>
+          <w:rFonts w:ascii="Menlo" w:eastAsia="Menlo" w:hAnsi="Menlo" w:cs="Menlo"/>
+          <w:color w:val="000000" w:themeColor="text1"/>
+          <w:sz w:val="19"/>
+          <w:szCs w:val="19"/>
+          <w:lang w:val="en-US"/>
+        </w:rPr>
+        <w:t>cloudengineering</w:t>
+      </w:r>
+      <w:proofErr w:type="spellEnd"/>
+      <w:r>
+        <w:rPr>
+          <w:rFonts w:ascii="Menlo" w:eastAsia="Menlo" w:hAnsi="Menlo" w:cs="Menlo"/>
+          <w:color w:val="000000" w:themeColor="text1"/>
+          <w:sz w:val="19"/>
+          <w:szCs w:val="19"/>
+          <w:lang w:val="en-US"/>
+        </w:rPr>
+        <w:t>”</w:t>
+      </w:r>
+      <w:r>
+        <w:rPr>
+          <w:rFonts w:ascii="Menlo" w:eastAsia="Menlo" w:hAnsi="Menlo" w:cs="Menlo"/>
+          <w:color w:val="000000" w:themeColor="text1"/>
+          <w:sz w:val="19"/>
+          <w:szCs w:val="19"/>
+          <w:lang w:val="en-US"/>
+        </w:rPr>
+        <w:t xml:space="preserve"> tag inside or with the </w:t>
+      </w:r>
+      <w:r>
+        <w:rPr>
+          <w:rFonts w:ascii="Menlo" w:eastAsia="Menlo" w:hAnsi="Menlo" w:cs="Menlo"/>
+          <w:color w:val="000000" w:themeColor="text1"/>
+          <w:sz w:val="19"/>
+          <w:szCs w:val="19"/>
+          <w:lang w:val="en-US"/>
+        </w:rPr>
+        <w:t>“</w:t>
+      </w:r>
+      <w:r>
+        <w:rPr>
+          <w:rFonts w:ascii="Menlo" w:eastAsia="Menlo" w:hAnsi="Menlo" w:cs="Menlo"/>
+          <w:color w:val="000000" w:themeColor="text1"/>
+          <w:sz w:val="19"/>
+          <w:szCs w:val="19"/>
+          <w:lang w:val="en-US"/>
+        </w:rPr>
+        <w:t>IWBS Report</w:t>
+      </w:r>
+      <w:r>
+        <w:rPr>
+          <w:rFonts w:ascii="Menlo" w:eastAsia="Menlo" w:hAnsi="Menlo" w:cs="Menlo"/>
+          <w:color w:val="000000" w:themeColor="text1"/>
+          <w:sz w:val="19"/>
+          <w:szCs w:val="19"/>
+          <w:lang w:val="en-US"/>
+        </w:rPr>
+        <w:t>”</w:t>
+      </w:r>
+      <w:r>
+        <w:rPr>
+          <w:rFonts w:ascii="Menlo" w:eastAsia="Menlo" w:hAnsi="Menlo" w:cs="Menlo"/>
+          <w:color w:val="000000" w:themeColor="text1"/>
+          <w:sz w:val="19"/>
+          <w:szCs w:val="19"/>
+          <w:lang w:val="en-US"/>
+        </w:rPr>
+        <w:t xml:space="preserve"> journal are updated by adding the more general </w:t>
+      </w:r>
+      <w:r>
+        <w:rPr>
+          <w:rFonts w:ascii="Menlo" w:eastAsia="Menlo" w:hAnsi="Menlo" w:cs="Menlo"/>
+          <w:color w:val="000000" w:themeColor="text1"/>
+          <w:sz w:val="19"/>
+          <w:szCs w:val="19"/>
+          <w:lang w:val="en-US"/>
+        </w:rPr>
+        <w:t>“</w:t>
+      </w:r>
+      <w:r>
+        <w:rPr>
+          <w:rFonts w:ascii="Menlo" w:eastAsia="Menlo" w:hAnsi="Menlo" w:cs="Menlo"/>
+          <w:color w:val="000000" w:themeColor="text1"/>
+          <w:sz w:val="19"/>
+          <w:szCs w:val="19"/>
+          <w:lang w:val="en-US"/>
+        </w:rPr>
+        <w:t>#cloud</w:t>
+      </w:r>
+      <w:r>
+        <w:rPr>
+          <w:rFonts w:ascii="Menlo" w:eastAsia="Menlo" w:hAnsi="Menlo" w:cs="Menlo"/>
+          <w:color w:val="000000" w:themeColor="text1"/>
+          <w:sz w:val="19"/>
+          <w:szCs w:val="19"/>
+          <w:lang w:val="en-US"/>
+        </w:rPr>
+        <w:t>”</w:t>
+      </w:r>
+      <w:r>
+        <w:rPr>
+          <w:rFonts w:ascii="Menlo" w:eastAsia="Menlo" w:hAnsi="Menlo" w:cs="Menlo"/>
+          <w:color w:val="000000" w:themeColor="text1"/>
+          <w:sz w:val="19"/>
+          <w:szCs w:val="19"/>
+          <w:lang w:val="en-US"/>
+        </w:rPr>
+        <w:t xml:space="preserve"> tag </w:t>
+      </w:r>
+      <w:r>
+        <w:rPr>
+          <w:rFonts w:ascii="Menlo" w:eastAsia="Menlo" w:hAnsi="Menlo" w:cs="Menlo"/>
+          <w:color w:val="000000" w:themeColor="text1"/>
+          <w:sz w:val="19"/>
+          <w:szCs w:val="19"/>
+          <w:lang w:val="en-US"/>
+        </w:rPr>
+        <w:t xml:space="preserve">in the tags array </w:t>
+      </w:r>
+      <w:r>
+        <w:rPr>
+          <w:rFonts w:ascii="Menlo" w:eastAsia="Menlo" w:hAnsi="Menlo" w:cs="Menlo"/>
+          <w:color w:val="000000" w:themeColor="text1"/>
+          <w:sz w:val="19"/>
+          <w:szCs w:val="19"/>
+          <w:lang w:val="en-US"/>
+        </w:rPr>
+        <w:t xml:space="preserve">and a </w:t>
+      </w:r>
+      <w:r>
+        <w:rPr>
+          <w:rFonts w:ascii="Menlo" w:eastAsia="Menlo" w:hAnsi="Menlo" w:cs="Menlo"/>
+          <w:color w:val="000000" w:themeColor="text1"/>
+          <w:sz w:val="19"/>
+          <w:szCs w:val="19"/>
+          <w:lang w:val="en-US"/>
+        </w:rPr>
+        <w:t>“</w:t>
+      </w:r>
+      <w:r>
+        <w:rPr>
+          <w:rFonts w:ascii="Menlo" w:eastAsia="Menlo" w:hAnsi="Menlo" w:cs="Menlo"/>
+          <w:color w:val="000000" w:themeColor="text1"/>
+          <w:sz w:val="19"/>
+          <w:szCs w:val="19"/>
+          <w:lang w:val="en-US"/>
+        </w:rPr>
+        <w:t xml:space="preserve">loud attribute with the value of </w:t>
+      </w:r>
+      <w:r>
+        <w:rPr>
+          <w:rFonts w:ascii="Menlo" w:eastAsia="Menlo" w:hAnsi="Menlo" w:cs="Menlo"/>
+          <w:color w:val="000000" w:themeColor="text1"/>
+          <w:sz w:val="19"/>
+          <w:szCs w:val="19"/>
+          <w:lang w:val="en-US"/>
+        </w:rPr>
+        <w:t>“</w:t>
+      </w:r>
+      <w:r>
+        <w:rPr>
+          <w:rFonts w:ascii="Menlo" w:eastAsia="Menlo" w:hAnsi="Menlo" w:cs="Menlo"/>
+          <w:color w:val="000000" w:themeColor="text1"/>
+          <w:sz w:val="19"/>
+          <w:szCs w:val="19"/>
+          <w:lang w:val="en-US"/>
+        </w:rPr>
+        <w:t>true</w:t>
+      </w:r>
+      <w:r>
+        <w:rPr>
+          <w:rFonts w:ascii="Menlo" w:eastAsia="Menlo" w:hAnsi="Menlo" w:cs="Menlo"/>
+          <w:color w:val="000000" w:themeColor="text1"/>
+          <w:sz w:val="19"/>
+          <w:szCs w:val="19"/>
+          <w:lang w:val="en-US"/>
+        </w:rPr>
+        <w:t>”</w:t>
+      </w:r>
+      <w:r>
+        <w:rPr>
+          <w:rFonts w:ascii="Menlo" w:eastAsia="Menlo" w:hAnsi="Menlo" w:cs="Menlo"/>
+          <w:color w:val="000000" w:themeColor="text1"/>
+          <w:sz w:val="19"/>
+          <w:szCs w:val="19"/>
+          <w:lang w:val="en-US"/>
+        </w:rPr>
+        <w:t>.</w:t>
+      </w:r>
+    </w:p>
+    <w:p>
+      <w:pPr>
+        <w:shd w:val="clear" w:color="auto" w:fill="21313C"/>
+        <w:tabs>
+          <w:tab w:val="left" w:pos="916"/>
+          <w:tab w:val="left" w:pos="1832"/>
+          <w:tab w:val="left" w:pos="2748"/>
+          <w:tab w:val="left" w:pos="3664"/>
+          <w:tab w:val="left" w:pos="4580"/>
+          <w:tab w:val="left" w:pos="5496"/>
+          <w:tab w:val="left" w:pos="6412"/>
+          <w:tab w:val="left" w:pos="7328"/>
+          <w:tab w:val="left" w:pos="8244"/>
+          <w:tab w:val="left" w:pos="9160"/>
+          <w:tab w:val="left" w:pos="10076"/>
+          <w:tab w:val="left" w:pos="10992"/>
+          <w:tab w:val="left" w:pos="11908"/>
+          <w:tab w:val="left" w:pos="12824"/>
+          <w:tab w:val="left" w:pos="13740"/>
+          <w:tab w:val="left" w:pos="14656"/>
+        </w:tabs>
+        <w:spacing w:after="0" w:line="360" w:lineRule="atLeast"/>
+        <w:rPr>
+          <w:rFonts w:ascii="Menlo" w:eastAsia="Times New Roman" w:hAnsi="Menlo" w:cs="Menlo"/>
+          <w:color w:val="F9FBFA"/>
+          <w:sz w:val="20"/>
+          <w:szCs w:val="20"/>
+          <w:lang w:val="en-US" w:eastAsia="en-GB"/>
+        </w:rPr>
+      </w:pPr>
+      <w:r>
+        <w:rPr>
+          <w:rFonts w:ascii="Menlo" w:eastAsia="Times New Roman" w:hAnsi="Menlo" w:cs="Menlo"/>
+          <w:color w:val="F9FBFA"/>
+          <w:sz w:val="20"/>
+          <w:szCs w:val="20"/>
+          <w:lang w:val="en-US" w:eastAsia="en-GB"/>
+        </w:rPr>
+        <w:t xml:space="preserve">db.articles.updateMany({$or : [{"tags": "#cloudengineerjobs"}, </w:t>
+      </w:r>
+    </w:p>
+    <w:p>
+      <w:pPr>
+        <w:shd w:val="clear" w:color="auto" w:fill="21313C"/>
+        <w:tabs>
+          <w:tab w:val="left" w:pos="916"/>
+          <w:tab w:val="left" w:pos="1832"/>
+          <w:tab w:val="left" w:pos="2748"/>
+          <w:tab w:val="left" w:pos="3664"/>
+          <w:tab w:val="left" w:pos="4580"/>
+          <w:tab w:val="left" w:pos="5496"/>
+          <w:tab w:val="left" w:pos="6412"/>
+          <w:tab w:val="left" w:pos="7328"/>
+          <w:tab w:val="left" w:pos="8244"/>
+          <w:tab w:val="left" w:pos="9160"/>
+          <w:tab w:val="left" w:pos="10076"/>
+          <w:tab w:val="left" w:pos="10992"/>
+          <w:tab w:val="left" w:pos="11908"/>
+          <w:tab w:val="left" w:pos="12824"/>
+          <w:tab w:val="left" w:pos="13740"/>
+          <w:tab w:val="left" w:pos="14656"/>
+        </w:tabs>
+        <w:spacing w:after="0" w:line="360" w:lineRule="atLeast"/>
+        <w:rPr>
+          <w:rFonts w:ascii="Menlo" w:eastAsia="Times New Roman" w:hAnsi="Menlo" w:cs="Menlo"/>
+          <w:color w:val="F9FBFA"/>
+          <w:sz w:val="20"/>
+          <w:szCs w:val="20"/>
+          <w:lang w:val="en-US" w:eastAsia="en-GB"/>
+        </w:rPr>
+      </w:pPr>
+      <w:r>
+        <w:rPr>
+          <w:rFonts w:ascii="Menlo" w:eastAsia="Times New Roman" w:hAnsi="Menlo" w:cs="Menlo"/>
+          <w:color w:val="F9FBFA"/>
+          <w:sz w:val="20"/>
+          <w:szCs w:val="20"/>
+          <w:lang w:val="en-US" w:eastAsia="en-GB"/>
+        </w:rPr>
+        <w:t xml:space="preserve">{"tags" : "#cloudengineering"}, </w:t>
+      </w:r>
+    </w:p>
+    <w:p>
+      <w:pPr>
+        <w:shd w:val="clear" w:color="auto" w:fill="21313C"/>
+        <w:tabs>
+          <w:tab w:val="left" w:pos="916"/>
+          <w:tab w:val="left" w:pos="1832"/>
+          <w:tab w:val="left" w:pos="2748"/>
+          <w:tab w:val="left" w:pos="3664"/>
+          <w:tab w:val="left" w:pos="4580"/>
+          <w:tab w:val="left" w:pos="5496"/>
+          <w:tab w:val="left" w:pos="6412"/>
+          <w:tab w:val="left" w:pos="7328"/>
+          <w:tab w:val="left" w:pos="8244"/>
+          <w:tab w:val="left" w:pos="9160"/>
+          <w:tab w:val="left" w:pos="10076"/>
+          <w:tab w:val="left" w:pos="10992"/>
+          <w:tab w:val="left" w:pos="11908"/>
+          <w:tab w:val="left" w:pos="12824"/>
+          <w:tab w:val="left" w:pos="13740"/>
+          <w:tab w:val="left" w:pos="14656"/>
+        </w:tabs>
+        <w:spacing w:after="0" w:line="360" w:lineRule="atLeast"/>
+        <w:rPr>
+          <w:rFonts w:ascii="Menlo" w:eastAsia="Times New Roman" w:hAnsi="Menlo" w:cs="Menlo"/>
+          <w:color w:val="F9FBFA"/>
+          <w:sz w:val="20"/>
+          <w:szCs w:val="20"/>
+          <w:lang w:val="en-US" w:eastAsia="en-GB"/>
+        </w:rPr>
+      </w:pPr>
+      <w:r>
+        <w:rPr>
+          <w:rFonts w:ascii="Menlo" w:eastAsia="Times New Roman" w:hAnsi="Menlo" w:cs="Menlo"/>
+          <w:color w:val="F9FBFA"/>
+          <w:sz w:val="20"/>
+          <w:szCs w:val="20"/>
+          <w:lang w:val="en-US" w:eastAsia="en-GB"/>
+        </w:rPr>
+        <w:t>{"journal": "IWBS Report"}]},</w:t>
+      </w:r>
+    </w:p>
+    <w:p>
+      <w:pPr>
+        <w:shd w:val="clear" w:color="auto" w:fill="21313C"/>
+        <w:tabs>
+          <w:tab w:val="left" w:pos="916"/>
+          <w:tab w:val="left" w:pos="1832"/>
+          <w:tab w:val="left" w:pos="2748"/>
+          <w:tab w:val="left" w:pos="3664"/>
+          <w:tab w:val="left" w:pos="4580"/>
+          <w:tab w:val="left" w:pos="5496"/>
+          <w:tab w:val="left" w:pos="6412"/>
+          <w:tab w:val="left" w:pos="7328"/>
+          <w:tab w:val="left" w:pos="8244"/>
+          <w:tab w:val="left" w:pos="9160"/>
+          <w:tab w:val="left" w:pos="10076"/>
+          <w:tab w:val="left" w:pos="10992"/>
+          <w:tab w:val="left" w:pos="11908"/>
+          <w:tab w:val="left" w:pos="12824"/>
+          <w:tab w:val="left" w:pos="13740"/>
+          <w:tab w:val="left" w:pos="14656"/>
+        </w:tabs>
+        <w:spacing w:after="0" w:line="360" w:lineRule="atLeast"/>
+        <w:rPr>
+          <w:rFonts w:ascii="Menlo" w:eastAsia="Times New Roman" w:hAnsi="Menlo" w:cs="Menlo"/>
+          <w:color w:val="F9FBFA"/>
+          <w:sz w:val="20"/>
+          <w:szCs w:val="20"/>
+          <w:lang w:val="en-US" w:eastAsia="en-GB"/>
+        </w:rPr>
+      </w:pPr>
+      <w:r>
+        <w:rPr>
+          <w:rFonts w:ascii="Menlo" w:eastAsia="Times New Roman" w:hAnsi="Menlo" w:cs="Menlo"/>
+          <w:color w:val="F9FBFA"/>
+          <w:sz w:val="20"/>
+          <w:szCs w:val="20"/>
+          <w:lang w:val="en-US" w:eastAsia="en-GB"/>
+        </w:rPr>
+        <w:t>{$push: {"tags": "#cloud"} ,</w:t>
+      </w:r>
+    </w:p>
+    <w:p>
+      <w:pPr>
+        <w:shd w:val="clear" w:color="auto" w:fill="21313C"/>
+        <w:tabs>
+          <w:tab w:val="left" w:pos="916"/>
+          <w:tab w:val="left" w:pos="1832"/>
+          <w:tab w:val="left" w:pos="2748"/>
+          <w:tab w:val="left" w:pos="3664"/>
+          <w:tab w:val="left" w:pos="4580"/>
+          <w:tab w:val="left" w:pos="5496"/>
+          <w:tab w:val="left" w:pos="6412"/>
+          <w:tab w:val="left" w:pos="7328"/>
+          <w:tab w:val="left" w:pos="8244"/>
+          <w:tab w:val="left" w:pos="9160"/>
+          <w:tab w:val="left" w:pos="10076"/>
+          <w:tab w:val="left" w:pos="10992"/>
+          <w:tab w:val="left" w:pos="11908"/>
+          <w:tab w:val="left" w:pos="12824"/>
+          <w:tab w:val="left" w:pos="13740"/>
+          <w:tab w:val="left" w:pos="14656"/>
+        </w:tabs>
+        <w:spacing w:after="0" w:line="360" w:lineRule="atLeast"/>
+        <w:rPr>
+          <w:rFonts w:ascii="Menlo" w:eastAsia="Times New Roman" w:hAnsi="Menlo" w:cs="Menlo"/>
+          <w:color w:val="F9FBFA"/>
+          <w:sz w:val="20"/>
+          <w:szCs w:val="20"/>
+          <w:lang w:val="en-US" w:eastAsia="en-GB"/>
+        </w:rPr>
+      </w:pPr>
+      <w:r>
+        <w:rPr>
+          <w:rFonts w:ascii="Menlo" w:eastAsia="Times New Roman" w:hAnsi="Menlo" w:cs="Menlo"/>
+          <w:color w:val="F9FBFA"/>
+          <w:sz w:val="20"/>
+          <w:szCs w:val="20"/>
+          <w:lang w:val="en-US" w:eastAsia="en-GB"/>
+        </w:rPr>
+        <w:t>set: {"cloud" : true}})</w:t>
+      </w:r>
+    </w:p>
+    <w:p>
+      <w:pPr>
+        <w:rPr>
+          <w:rFonts w:ascii="Menlo" w:eastAsia="Menlo" w:hAnsi="Menlo" w:cs="Menlo"/>
+          <w:color w:val="000000" w:themeColor="text1"/>
+          <w:sz w:val="19"/>
+          <w:szCs w:val="19"/>
+          <w:lang w:val="en-US"/>
+        </w:rPr>
+      </w:pPr>
+    </w:p>
+    <w:p>
+      <w:pPr>
+        <w:rPr>
+          <w:rFonts w:ascii="Menlo" w:eastAsia="Menlo" w:hAnsi="Menlo" w:cs="Menlo"/>
+          <w:color w:val="000000" w:themeColor="text1"/>
+          <w:sz w:val="19"/>
+          <w:szCs w:val="19"/>
+          <w:lang w:val="en-US"/>
+        </w:rPr>
+      </w:pPr>
+      <w:r>
+        <w:rPr>
+          <w:rFonts w:ascii="Menlo" w:eastAsia="Menlo" w:hAnsi="Menlo" w:cs="Menlo"/>
+          <w:noProof/>
+          <w:color w:val="000000" w:themeColor="text1"/>
+          <w:sz w:val="19"/>
+          <w:szCs w:val="19"/>
+          <w:lang w:val="en-US"/>
+        </w:rPr>
+        <w:object w:dxaOrig="1440" w:dyaOrig="1440" w14:anchorId="6B00F3B6">
+          <v:shapetype id="_x0000_t75" coordsize="21600,21600" o:spt="75" o:preferrelative="t" path="m@4@5l@4@11@9@11@9@5xe" filled="f" stroked="f">
+            <v:stroke joinstyle="miter"/>
+            <v:formulas>
+              <v:f eqn="if lineDrawn pixelLineWidth 0"/>
+              <v:f eqn="sum @0 1 0"/>
+              <v:f eqn="sum 0 0 @1"/>
+              <v:f eqn="prod @2 1 2"/>
+              <v:f eqn="prod @3 21600 pixelWidth"/>
+              <v:f eqn="prod @3 21600 pixelHeight"/>
+              <v:f eqn="sum @0 0 1"/>
+              <v:f eqn="prod @6 1 2"/>
+              <v:f eqn="prod @7 21600 pixelWidth"/>
+              <v:f eqn="sum @8 21600 0"/>
+              <v:f eqn="prod @7 21600 pixelHeight"/>
+              <v:f eqn="sum @10 21600 0"/>
+            </v:formulas>
+            <v:path o:extrusionok="f" gradientshapeok="t" o:connecttype="rect"/>
+            <o:lock v:ext="edit" aspectratio="t"/>
+          </v:shapetype>
+          <v:shape id="_x0000_s1026" type="#_x0000_t75" style="position:absolute;margin-left:9.85pt;margin-top:39.1pt;width:450.75pt;height:674.65pt;z-index:251659264;mso-wrap-edited:f">
+            <v:imagedata r:id="rId5" o:title=""/>
+            <w10:wrap type="tight"/>
+          </v:shape>
+          <o:OLEObject Type="Embed" ProgID="Word.Document.12" ShapeID="_x0000_s1026" DrawAspect="Content" ObjectID="_1729915870" r:id="rId6">
+            <o:FieldCodes>\s</o:FieldCodes>
+          </o:OLEObject>
+        </w:object>
+      </w:r>
+      <w:r>
+        <w:rPr>
+          <w:rFonts w:ascii="Menlo" w:eastAsia="Menlo" w:hAnsi="Menlo" w:cs="Menlo"/>
+          <w:color w:val="000000" w:themeColor="text1"/>
+          <w:sz w:val="19"/>
+          <w:szCs w:val="19"/>
+          <w:lang w:val="en-US"/>
+        </w:rPr>
+        <w:t>Command2:</w:t>
+      </w:r>
+      <w:r>
+        <w:rPr>
+          <w:rFonts w:ascii="Menlo" w:eastAsia="Menlo" w:hAnsi="Menlo" w:cs="Menlo"/>
+          <w:color w:val="000000" w:themeColor="text1"/>
+          <w:sz w:val="19"/>
+          <w:szCs w:val="19"/>
+          <w:lang w:val="en-US"/>
+        </w:rPr>
+        <w:t xml:space="preserve"> (</w:t>
+      </w:r>
+      <w:proofErr w:type="spellStart"/>
+      <w:r>
+        <w:rPr>
+          <w:rFonts w:ascii="Menlo" w:eastAsia="Menlo" w:hAnsi="Menlo" w:cs="Menlo"/>
+          <w:color w:val="000000" w:themeColor="text1"/>
+          <w:sz w:val="19"/>
+          <w:szCs w:val="19"/>
+          <w:lang w:val="en-US"/>
+        </w:rPr>
+        <w:t>insertOne</w:t>
+      </w:r>
+      <w:proofErr w:type="spellEnd"/>
+      <w:r>
+        <w:rPr>
+          <w:rFonts w:ascii="Menlo" w:eastAsia="Menlo" w:hAnsi="Menlo" w:cs="Menlo"/>
+          <w:color w:val="000000" w:themeColor="text1"/>
+          <w:sz w:val="19"/>
+          <w:szCs w:val="19"/>
+          <w:lang w:val="en-US"/>
+        </w:rPr>
+        <w:t>):</w:t>
+      </w:r>
+      <w:r>
+        <w:rPr>
+          <w:rFonts w:ascii="Menlo" w:eastAsia="Menlo" w:hAnsi="Menlo" w:cs="Menlo"/>
+          <w:color w:val="000000" w:themeColor="text1"/>
+          <w:sz w:val="19"/>
+          <w:szCs w:val="19"/>
+          <w:lang w:val="en-US"/>
+        </w:rPr>
+        <w:t xml:space="preserve"> </w:t>
+      </w:r>
+      <w:r>
+        <w:rPr>
+          <w:rFonts w:ascii="Menlo" w:eastAsia="Menlo" w:hAnsi="Menlo" w:cs="Menlo"/>
+          <w:color w:val="000000" w:themeColor="text1"/>
+          <w:sz w:val="19"/>
+          <w:szCs w:val="19"/>
+          <w:lang w:val="en-US"/>
+        </w:rPr>
+        <w:t>Insert a new a</w:t>
+      </w:r>
+      <w:r>
+        <w:rPr>
+          <w:rFonts w:ascii="Menlo" w:eastAsia="Menlo" w:hAnsi="Menlo" w:cs="Menlo"/>
+          <w:color w:val="000000" w:themeColor="text1"/>
+          <w:sz w:val="19"/>
+          <w:szCs w:val="19"/>
+          <w:lang w:val="en-US"/>
+        </w:rPr>
+        <w:t>rticle with the current dat</w:t>
+      </w:r>
+      <w:r>
+        <w:rPr>
+          <w:rFonts w:ascii="Menlo" w:eastAsia="Menlo" w:hAnsi="Menlo" w:cs="Menlo"/>
+          <w:color w:val="000000" w:themeColor="text1"/>
+          <w:sz w:val="19"/>
+          <w:szCs w:val="19"/>
+          <w:lang w:val="en-US"/>
+        </w:rPr>
+        <w:t>e, not in cloud and with some references to other articles in the DB and to the authors in the authors collection. (</w:t>
+      </w:r>
+      <w:proofErr w:type="gramStart"/>
+      <w:r>
+        <w:rPr>
+          <w:rFonts w:ascii="Menlo" w:eastAsia="Menlo" w:hAnsi="Menlo" w:cs="Menlo"/>
+          <w:color w:val="000000" w:themeColor="text1"/>
+          <w:sz w:val="19"/>
+          <w:szCs w:val="19"/>
+          <w:lang w:val="en-US"/>
+        </w:rPr>
+        <w:t>consistent</w:t>
+      </w:r>
+      <w:proofErr w:type="gramEnd"/>
+      <w:r>
+        <w:rPr>
+          <w:rFonts w:ascii="Menlo" w:eastAsia="Menlo" w:hAnsi="Menlo" w:cs="Menlo"/>
+          <w:color w:val="000000" w:themeColor="text1"/>
+          <w:sz w:val="19"/>
+          <w:szCs w:val="19"/>
+          <w:lang w:val="en-US"/>
+        </w:rPr>
+        <w:t xml:space="preserve"> </w:t>
+      </w:r>
+      <w:r>
+        <w:rPr>
+          <w:rFonts w:ascii="Menlo" w:eastAsia="Menlo" w:hAnsi="Menlo" w:cs="Menlo"/>
+          <w:color w:val="000000" w:themeColor="text1"/>
+          <w:sz w:val="19"/>
+          <w:szCs w:val="19"/>
+          <w:lang w:val="en-US"/>
+        </w:rPr>
+        <w:t>to all the DB).</w:t>
+      </w:r>
+    </w:p>
+    <w:p>
+      <w:pPr>
+        <w:rPr>
+          <w:rFonts w:ascii="Menlo" w:eastAsia="Menlo" w:hAnsi="Menlo" w:cs="Menlo"/>
+          <w:color w:val="000000" w:themeColor="text1"/>
+          <w:sz w:val="19"/>
+          <w:szCs w:val="19"/>
+          <w:lang w:val="en-US"/>
+        </w:rPr>
+      </w:pPr>
+    </w:p>
+    <w:p>
+      <w:pPr>
+        <w:rPr>
+          <w:rFonts w:ascii="Menlo" w:eastAsia="Menlo" w:hAnsi="Menlo" w:cs="Menlo"/>
+          <w:color w:val="000000" w:themeColor="text1"/>
+          <w:sz w:val="19"/>
+          <w:szCs w:val="19"/>
+          <w:lang w:val="en-US"/>
+        </w:rPr>
+      </w:pPr>
+    </w:p>
+    <w:p>
+      <w:pPr>
+        <w:rPr>
+          <w:rFonts w:ascii="Menlo" w:eastAsia="Menlo" w:hAnsi="Menlo" w:cs="Menlo"/>
+          <w:color w:val="000000" w:themeColor="text1"/>
+          <w:sz w:val="19"/>
+          <w:szCs w:val="19"/>
+          <w:lang w:val="en-US"/>
+        </w:rPr>
+      </w:pPr>
+    </w:p>
+    <w:p>
+      <w:pPr>
+        <w:rPr>
+          <w:rFonts w:ascii="Menlo" w:eastAsia="Menlo" w:hAnsi="Menlo" w:cs="Menlo"/>
+          <w:color w:val="000000" w:themeColor="text1"/>
+          <w:sz w:val="19"/>
+          <w:szCs w:val="19"/>
+          <w:lang w:val="en-US"/>
+        </w:rPr>
+      </w:pPr>
+    </w:p>
+    <w:p>
+      <w:pPr>
+        <w:pStyle w:val="ListParagraph"/>
+        <w:numPr>
+          <w:ilvl w:val="0"/>
+          <w:numId w:val="5"/>
+        </w:numPr>
+        <w:rPr>
+          <w:rFonts w:ascii="Menlo" w:eastAsia="Menlo" w:hAnsi="Menlo" w:cs="Menlo"/>
+          <w:b/>
+          <w:bCs/>
+          <w:color w:val="000000" w:themeColor="text1"/>
+          <w:sz w:val="19"/>
+          <w:szCs w:val="19"/>
+          <w:lang w:val="en-US"/>
+        </w:rPr>
+      </w:pPr>
+      <w:proofErr w:type="gramStart"/>
+      <w:r>
+        <w:rPr>
+          <w:b/>
+          <w:bCs/>
+          <w:lang w:val="en-US"/>
+        </w:rPr>
+        <w:t>Complexity :</w:t>
+      </w:r>
+      <w:proofErr w:type="gramEnd"/>
+      <w:r>
+        <w:rPr>
+          <w:b/>
+          <w:bCs/>
+          <w:lang w:val="en-US"/>
+        </w:rPr>
+        <w:t xml:space="preserve"> </w:t>
+      </w:r>
+      <w:r>
+        <w:rPr>
+          <w:b/>
+          <w:bCs/>
+          <w:lang w:val="en-US"/>
+        </w:rPr>
+        <w:t xml:space="preserve">Multiple Filtering conditions (also on internal </w:t>
+      </w:r>
+      <w:proofErr w:type="spellStart"/>
+      <w:r>
+        <w:rPr>
+          <w:b/>
+          <w:bCs/>
+          <w:lang w:val="en-US"/>
+        </w:rPr>
+        <w:t>subdocs</w:t>
+      </w:r>
+      <w:proofErr w:type="spellEnd"/>
+      <w:r>
+        <w:rPr>
+          <w:b/>
+          <w:bCs/>
+          <w:lang w:val="en-US"/>
+        </w:rPr>
+        <w:t>)</w:t>
+      </w:r>
+    </w:p>
+    <w:p>
+      <w:pPr>
+        <w:pStyle w:val="ListParagraph"/>
+        <w:rPr>
+          <w:rFonts w:ascii="Menlo" w:eastAsia="Menlo" w:hAnsi="Menlo" w:cs="Menlo"/>
+          <w:color w:val="000000" w:themeColor="text1"/>
+          <w:sz w:val="19"/>
+          <w:szCs w:val="19"/>
+          <w:lang w:val="en-US"/>
+        </w:rPr>
+      </w:pPr>
+      <w:r>
+        <w:rPr>
+          <w:rFonts w:ascii="Menlo" w:eastAsia="Menlo" w:hAnsi="Menlo" w:cs="Menlo"/>
+          <w:color w:val="000000" w:themeColor="text1"/>
+          <w:sz w:val="19"/>
+          <w:szCs w:val="19"/>
+          <w:lang w:val="en-US"/>
+        </w:rPr>
+        <w:t>Conditions:</w:t>
+      </w:r>
+    </w:p>
+    <w:p>
+      <w:pPr>
+        <w:pStyle w:val="ListParagraph"/>
+        <w:numPr>
+          <w:ilvl w:val="0"/>
+          <w:numId w:val="6"/>
+        </w:numPr>
+        <w:rPr>
+          <w:rFonts w:ascii="Menlo" w:eastAsia="Menlo" w:hAnsi="Menlo" w:cs="Menlo"/>
+          <w:color w:val="000000" w:themeColor="text1"/>
+          <w:sz w:val="19"/>
+          <w:szCs w:val="19"/>
+          <w:lang w:val="en-US"/>
+        </w:rPr>
+      </w:pPr>
+      <w:r>
+        <w:rPr>
+          <w:rFonts w:ascii="Menlo" w:eastAsia="Menlo" w:hAnsi="Menlo" w:cs="Menlo"/>
+          <w:color w:val="000000" w:themeColor="text1"/>
+          <w:sz w:val="19"/>
+          <w:szCs w:val="19"/>
+          <w:highlight w:val="yellow"/>
+          <w:lang w:val="en-US"/>
+        </w:rPr>
+        <w:t>2 or more authors</w:t>
+      </w:r>
+      <w:r>
+        <w:rPr>
+          <w:rFonts w:ascii="Menlo" w:eastAsia="Menlo" w:hAnsi="Menlo" w:cs="Menlo"/>
+          <w:color w:val="000000" w:themeColor="text1"/>
+          <w:sz w:val="19"/>
+          <w:szCs w:val="19"/>
+          <w:lang w:val="en-US"/>
+        </w:rPr>
+        <w:t xml:space="preserve"> that wrote </w:t>
+      </w:r>
+      <w:r>
+        <w:rPr>
+          <w:rFonts w:ascii="Menlo" w:eastAsia="Menlo" w:hAnsi="Menlo" w:cs="Menlo"/>
+          <w:color w:val="000000" w:themeColor="text1"/>
+          <w:sz w:val="19"/>
+          <w:szCs w:val="19"/>
+          <w:highlight w:val="yellow"/>
+          <w:lang w:val="en-US"/>
+        </w:rPr>
+        <w:t>at least</w:t>
+      </w:r>
+      <w:r>
+        <w:rPr>
+          <w:rFonts w:ascii="Menlo" w:eastAsia="Menlo" w:hAnsi="Menlo" w:cs="Menlo"/>
+          <w:color w:val="000000" w:themeColor="text1"/>
+          <w:sz w:val="19"/>
+          <w:szCs w:val="19"/>
+          <w:highlight w:val="yellow"/>
+          <w:lang w:val="en-US"/>
+        </w:rPr>
+        <w:t xml:space="preserve"> 3 articles</w:t>
+      </w:r>
+    </w:p>
+    <w:p>
+      <w:pPr>
+        <w:pStyle w:val="ListParagraph"/>
+        <w:numPr>
+          <w:ilvl w:val="0"/>
+          <w:numId w:val="6"/>
+        </w:numPr>
+        <w:rPr>
+          <w:rFonts w:ascii="Menlo" w:eastAsia="Menlo" w:hAnsi="Menlo" w:cs="Menlo"/>
+          <w:color w:val="000000" w:themeColor="text1"/>
+          <w:sz w:val="19"/>
+          <w:szCs w:val="19"/>
+          <w:highlight w:val="yellow"/>
+          <w:lang w:val="en-US"/>
+        </w:rPr>
+      </w:pPr>
+      <w:r>
+        <w:rPr>
+          <w:rFonts w:ascii="Menlo" w:eastAsia="Menlo" w:hAnsi="Menlo" w:cs="Menlo"/>
+          <w:color w:val="000000" w:themeColor="text1"/>
+          <w:sz w:val="19"/>
+          <w:szCs w:val="19"/>
+          <w:highlight w:val="yellow"/>
+          <w:lang w:val="en-US"/>
+        </w:rPr>
+        <w:t>image for the cover</w:t>
+      </w:r>
+    </w:p>
+    <w:p>
+      <w:pPr>
+        <w:pStyle w:val="ListParagraph"/>
+        <w:numPr>
+          <w:ilvl w:val="0"/>
+          <w:numId w:val="6"/>
+        </w:numPr>
+        <w:rPr>
+          <w:rFonts w:ascii="Menlo" w:eastAsia="Menlo" w:hAnsi="Menlo" w:cs="Menlo"/>
+          <w:color w:val="000000" w:themeColor="text1"/>
+          <w:sz w:val="19"/>
+          <w:szCs w:val="19"/>
+          <w:highlight w:val="yellow"/>
+          <w:lang w:val="en-US"/>
+        </w:rPr>
+      </w:pPr>
+      <w:r>
+        <w:rPr>
+          <w:rFonts w:ascii="Menlo" w:eastAsia="Menlo" w:hAnsi="Menlo" w:cs="Menlo"/>
+          <w:color w:val="000000" w:themeColor="text1"/>
+          <w:sz w:val="19"/>
+          <w:szCs w:val="19"/>
+          <w:highlight w:val="yellow"/>
+          <w:lang w:val="en-US"/>
+        </w:rPr>
+        <w:t>After 2000</w:t>
+      </w:r>
+    </w:p>
+    <w:p>
+      <w:pPr>
+        <w:pStyle w:val="ListParagraph"/>
+        <w:numPr>
+          <w:ilvl w:val="0"/>
+          <w:numId w:val="6"/>
+        </w:numPr>
+        <w:rPr>
+          <w:rFonts w:ascii="Menlo" w:eastAsia="Menlo" w:hAnsi="Menlo" w:cs="Menlo"/>
+          <w:color w:val="000000" w:themeColor="text1"/>
+          <w:sz w:val="19"/>
+          <w:szCs w:val="19"/>
+          <w:lang w:val="en-US"/>
+        </w:rPr>
+      </w:pPr>
+      <w:r>
+        <w:rPr>
+          <w:rFonts w:ascii="Menlo" w:eastAsia="Menlo" w:hAnsi="Menlo" w:cs="Menlo"/>
+          <w:color w:val="000000" w:themeColor="text1"/>
+          <w:sz w:val="19"/>
+          <w:szCs w:val="19"/>
+          <w:lang w:val="en-US"/>
+        </w:rPr>
+        <w:t xml:space="preserve">At least 100 </w:t>
+      </w:r>
+      <w:proofErr w:type="gramStart"/>
+      <w:r>
+        <w:rPr>
+          <w:rFonts w:ascii="Menlo" w:eastAsia="Menlo" w:hAnsi="Menlo" w:cs="Menlo"/>
+          <w:color w:val="000000" w:themeColor="text1"/>
+          <w:sz w:val="19"/>
+          <w:szCs w:val="19"/>
+          <w:lang w:val="en-US"/>
+        </w:rPr>
+        <w:t>pages ???</w:t>
+      </w:r>
+      <w:proofErr w:type="gramEnd"/>
+    </w:p>
+    <w:p>
+      <w:pPr>
+        <w:pStyle w:val="ListParagraph"/>
+        <w:numPr>
+          <w:ilvl w:val="0"/>
+          <w:numId w:val="6"/>
+        </w:numPr>
+        <w:rPr>
+          <w:rFonts w:ascii="Menlo" w:eastAsia="Menlo" w:hAnsi="Menlo" w:cs="Menlo"/>
+          <w:color w:val="000000" w:themeColor="text1"/>
+          <w:sz w:val="19"/>
+          <w:szCs w:val="19"/>
+          <w:lang w:val="en-US"/>
+        </w:rPr>
+      </w:pPr>
+      <w:r>
+        <w:rPr>
+          <w:rFonts w:ascii="Menlo" w:eastAsia="Menlo" w:hAnsi="Menlo" w:cs="Menlo"/>
+          <w:color w:val="000000" w:themeColor="text1"/>
+          <w:sz w:val="19"/>
+          <w:szCs w:val="19"/>
+          <w:highlight w:val="yellow"/>
+          <w:lang w:val="en-US"/>
+        </w:rPr>
+        <w:t>3 paragraphs</w:t>
+      </w:r>
+      <w:r>
+        <w:rPr>
+          <w:rFonts w:ascii="Menlo" w:eastAsia="Menlo" w:hAnsi="Menlo" w:cs="Menlo"/>
+          <w:color w:val="000000" w:themeColor="text1"/>
+          <w:sz w:val="19"/>
+          <w:szCs w:val="19"/>
+          <w:lang w:val="en-US"/>
+        </w:rPr>
+        <w:t xml:space="preserve">, at least one </w:t>
+      </w:r>
+      <w:r>
+        <w:rPr>
+          <w:rFonts w:ascii="Menlo" w:eastAsia="Menlo" w:hAnsi="Menlo" w:cs="Menlo"/>
+          <w:color w:val="000000" w:themeColor="text1"/>
+          <w:sz w:val="19"/>
+          <w:szCs w:val="19"/>
+          <w:highlight w:val="yellow"/>
+          <w:lang w:val="en-US"/>
+        </w:rPr>
+        <w:t>image in one of the paragraphs hyperlinked</w:t>
+      </w:r>
+    </w:p>
+    <w:p>
+      <w:pPr>
+        <w:pStyle w:val="ListParagraph"/>
+        <w:numPr>
+          <w:ilvl w:val="0"/>
+          <w:numId w:val="6"/>
+        </w:numPr>
+        <w:rPr>
+          <w:rFonts w:ascii="Menlo" w:eastAsia="Menlo" w:hAnsi="Menlo" w:cs="Menlo"/>
+          <w:color w:val="000000" w:themeColor="text1"/>
+          <w:sz w:val="19"/>
+          <w:szCs w:val="19"/>
+          <w:highlight w:val="yellow"/>
+          <w:lang w:val="en-US"/>
+        </w:rPr>
+      </w:pPr>
+      <w:r>
+        <w:rPr>
+          <w:rFonts w:ascii="Menlo" w:eastAsia="Menlo" w:hAnsi="Menlo" w:cs="Menlo"/>
+          <w:color w:val="000000" w:themeColor="text1"/>
+          <w:sz w:val="19"/>
+          <w:szCs w:val="19"/>
+          <w:highlight w:val="yellow"/>
+          <w:lang w:val="en-US"/>
+        </w:rPr>
+        <w:t>Top 5 articles ordered by date</w:t>
+      </w:r>
+    </w:p>
+    <w:p>
+      <w:pPr>
+        <w:rPr>
+          <w:rFonts w:ascii="Menlo" w:eastAsia="Menlo" w:hAnsi="Menlo" w:cs="Menlo"/>
+          <w:color w:val="000000" w:themeColor="text1"/>
+          <w:sz w:val="19"/>
+          <w:szCs w:val="19"/>
+          <w:lang w:val="en-US"/>
+        </w:rPr>
+      </w:pPr>
+      <w:r>
+        <w:rPr>
+          <w:rFonts w:ascii="Menlo" w:eastAsia="Menlo" w:hAnsi="Menlo" w:cs="Menlo"/>
+          <w:color w:val="000000" w:themeColor="text1"/>
+          <w:sz w:val="19"/>
+          <w:szCs w:val="19"/>
+          <w:lang w:val="en-US"/>
+        </w:rPr>
+        <w:t>The query returns the titles of the top 5 articles ordered by date, from the newest to the oldest. Each article needs to have:</w:t>
+      </w:r>
+    </w:p>
+    <w:p>
+      <w:pPr>
+        <w:pStyle w:val="ListParagraph"/>
+        <w:numPr>
+          <w:ilvl w:val="0"/>
+          <w:numId w:val="5"/>
+        </w:numPr>
+        <w:rPr>
+          <w:rFonts w:ascii="Menlo" w:eastAsia="Menlo" w:hAnsi="Menlo" w:cs="Menlo"/>
+          <w:color w:val="000000" w:themeColor="text1"/>
+          <w:sz w:val="19"/>
+          <w:szCs w:val="19"/>
+          <w:lang w:val="en-US"/>
+        </w:rPr>
+      </w:pPr>
+      <w:r>
+        <w:rPr>
+          <w:rFonts w:ascii="Menlo" w:eastAsia="Menlo" w:hAnsi="Menlo" w:cs="Menlo"/>
+          <w:color w:val="000000" w:themeColor="text1"/>
+          <w:sz w:val="19"/>
+          <w:szCs w:val="19"/>
+          <w:lang w:val="en-US"/>
+        </w:rPr>
+        <w:t>2 or more authors that wrote at least 3 articles each</w:t>
+      </w:r>
+    </w:p>
+    <w:p>
+      <w:pPr>
+        <w:pStyle w:val="ListParagraph"/>
+        <w:numPr>
+          <w:ilvl w:val="0"/>
+          <w:numId w:val="5"/>
+        </w:numPr>
+        <w:rPr>
+          <w:rFonts w:ascii="Menlo" w:eastAsia="Menlo" w:hAnsi="Menlo" w:cs="Menlo"/>
+          <w:color w:val="000000" w:themeColor="text1"/>
+          <w:sz w:val="19"/>
+          <w:szCs w:val="19"/>
+          <w:lang w:val="en-US"/>
+        </w:rPr>
+      </w:pPr>
+      <w:r>
+        <w:rPr>
+          <w:rFonts w:ascii="Menlo" w:eastAsia="Menlo" w:hAnsi="Menlo" w:cs="Menlo"/>
+          <w:color w:val="000000" w:themeColor="text1"/>
+          <w:sz w:val="19"/>
+          <w:szCs w:val="19"/>
+          <w:lang w:val="en-US"/>
+        </w:rPr>
+        <w:t>An image on the cover</w:t>
+      </w:r>
+    </w:p>
+    <w:p>
+      <w:pPr>
+        <w:pStyle w:val="ListParagraph"/>
+        <w:numPr>
+          <w:ilvl w:val="0"/>
+          <w:numId w:val="5"/>
+        </w:numPr>
+        <w:rPr>
+          <w:rFonts w:ascii="Menlo" w:eastAsia="Menlo" w:hAnsi="Menlo" w:cs="Menlo"/>
+          <w:color w:val="000000" w:themeColor="text1"/>
+          <w:sz w:val="19"/>
+          <w:szCs w:val="19"/>
+          <w:lang w:val="en-US"/>
+        </w:rPr>
+      </w:pPr>
+      <w:r>
+        <w:rPr>
+          <w:rFonts w:ascii="Menlo" w:eastAsia="Menlo" w:hAnsi="Menlo" w:cs="Menlo"/>
+          <w:color w:val="000000" w:themeColor="text1"/>
+          <w:sz w:val="19"/>
+          <w:szCs w:val="19"/>
+          <w:lang w:val="en-US"/>
+        </w:rPr>
+        <w:t>A date after 01/01/2000</w:t>
+      </w:r>
+    </w:p>
+    <w:p>
+      <w:pPr>
+        <w:pStyle w:val="ListParagraph"/>
+        <w:numPr>
+          <w:ilvl w:val="0"/>
+          <w:numId w:val="5"/>
+        </w:numPr>
+        <w:rPr>
+          <w:rFonts w:ascii="Menlo" w:eastAsia="Menlo" w:hAnsi="Menlo" w:cs="Menlo"/>
+          <w:color w:val="000000" w:themeColor="text1"/>
+          <w:sz w:val="19"/>
+          <w:szCs w:val="19"/>
+          <w:lang w:val="en-US"/>
+        </w:rPr>
+      </w:pPr>
+      <w:r>
+        <w:rPr>
+          <w:rFonts w:ascii="Menlo" w:eastAsia="Menlo" w:hAnsi="Menlo" w:cs="Menlo"/>
+          <w:color w:val="000000" w:themeColor="text1"/>
+          <w:sz w:val="19"/>
+          <w:szCs w:val="19"/>
+          <w:lang w:val="en-US"/>
+        </w:rPr>
+        <w:t>At least 100 pages</w:t>
+      </w:r>
+    </w:p>
+    <w:p>
+      <w:pPr>
+        <w:pStyle w:val="ListParagraph"/>
+        <w:numPr>
+          <w:ilvl w:val="0"/>
+          <w:numId w:val="5"/>
+        </w:numPr>
+        <w:rPr>
+          <w:rFonts w:ascii="Menlo" w:eastAsia="Menlo" w:hAnsi="Menlo" w:cs="Menlo"/>
+          <w:color w:val="000000" w:themeColor="text1"/>
+          <w:sz w:val="19"/>
+          <w:szCs w:val="19"/>
+          <w:lang w:val="en-US"/>
+        </w:rPr>
+      </w:pPr>
+      <w:r>
+        <w:rPr>
+          <w:rFonts w:ascii="Menlo" w:eastAsia="Menlo" w:hAnsi="Menlo" w:cs="Menlo"/>
+          <w:color w:val="000000" w:themeColor="text1"/>
+          <w:sz w:val="19"/>
+          <w:szCs w:val="19"/>
+          <w:lang w:val="en-US"/>
+        </w:rPr>
+        <w:t>3 paragraphs, at least one image un one of the paragraphs hyperlinked</w:t>
+      </w:r>
+    </w:p>
+    <w:p>
+      <w:pPr>
+        <w:rPr>
+          <w:rFonts w:ascii="Menlo" w:eastAsia="Menlo" w:hAnsi="Menlo" w:cs="Menlo"/>
+          <w:color w:val="000000" w:themeColor="text1"/>
+          <w:sz w:val="19"/>
+          <w:szCs w:val="19"/>
+        </w:rPr>
+      </w:pPr>
+      <w:r>
+        <w:rPr>
+          <w:rFonts w:ascii="Menlo" w:eastAsia="Menlo" w:hAnsi="Menlo" w:cs="Menlo"/>
+          <w:color w:val="000000" w:themeColor="text1"/>
+          <w:sz w:val="19"/>
+          <w:szCs w:val="19"/>
+        </w:rPr>
+        <w:t>//questione pagine?</w:t>
+      </w:r>
+    </w:p>
+    <w:p>
+      <w:pPr>
+        <w:rPr>
+          <w:rFonts w:ascii="Menlo" w:eastAsia="Menlo" w:hAnsi="Menlo" w:cs="Menlo"/>
+          <w:color w:val="000000" w:themeColor="text1"/>
+          <w:sz w:val="19"/>
+          <w:szCs w:val="19"/>
+        </w:rPr>
+      </w:pPr>
+      <w:r>
+        <w:rPr>
+          <w:rFonts w:ascii="Menlo" w:eastAsia="Menlo" w:hAnsi="Menlo" w:cs="Menlo"/>
+          <w:color w:val="000000" w:themeColor="text1"/>
+          <w:sz w:val="19"/>
+          <w:szCs w:val="19"/>
+        </w:rPr>
+        <w:t>//deve tornare I titoli… d</w:t>
+      </w:r>
+      <w:r>
+        <w:rPr>
+          <w:rFonts w:ascii="Menlo" w:eastAsia="Menlo" w:hAnsi="Menlo" w:cs="Menlo"/>
+          <w:color w:val="000000" w:themeColor="text1"/>
+          <w:sz w:val="19"/>
+          <w:szCs w:val="19"/>
+        </w:rPr>
+        <w:t>a sistemare</w:t>
+      </w:r>
+    </w:p>
+    <w:bookmarkStart w:id="0" w:name="_MON_1729939488"/>
+    <w:bookmarkEnd w:id="0"/>
+    <w:p>
+      <w:pPr>
+        <w:rPr>
+          <w:rFonts w:ascii="Menlo" w:eastAsia="Menlo" w:hAnsi="Menlo" w:cs="Menlo"/>
+          <w:color w:val="000000" w:themeColor="text1"/>
+          <w:sz w:val="19"/>
+          <w:szCs w:val="19"/>
+        </w:rPr>
+      </w:pPr>
+      <w:r>
+        <w:rPr>
+          <w:rFonts w:ascii="Menlo" w:eastAsia="Menlo" w:hAnsi="Menlo" w:cs="Menlo"/>
+          <w:noProof/>
+          <w:color w:val="000000" w:themeColor="text1"/>
+          <w:sz w:val="19"/>
+          <w:szCs w:val="19"/>
+          <w:highlight w:val="yellow"/>
+          <w:lang w:val="en-US"/>
+        </w:rPr>
+        <w:object w:dxaOrig="9638" w:dyaOrig="14201" w14:anchorId="26DE5286">
+          <v:shape id="_x0000_i1025" type="#_x0000_t75" style="width:482.4pt;height:710.05pt" o:ole="">
+            <v:imagedata r:id="rId7" o:title=""/>
+          </v:shape>
+          <o:OLEObject Type="Embed" ProgID="Word.Document.12" ShapeID="_x0000_i1025" DrawAspect="Content" ObjectID="_1729915869" r:id="rId8">
+            <o:FieldCodes>\s</o:FieldCodes>
+          </o:OLEObject>
+        </w:object>
+      </w:r>
+    </w:p>
     <w:sectPr>
       <w:pgSz w:w="11906" w:h="16838"/>
       <w:pgMar w:top="1417" w:right="1134" w:bottom="1134" w:left="1134" w:header="708" w:footer="708" w:gutter="0"/>
@@ -106,6 +7364,92 @@
 <file path=word/numbering.xml><?xml version="1.0" encoding="utf-8"?>
 <w:numbering xmlns:wpc="http://schemas.microsoft.com/office/word/2010/wordprocessingCanvas" xmlns:cx="http://schemas.microsoft.com/office/drawing/2014/chartex" xmlns:cx1="http://schemas.microsoft.com/office/drawing/2015/9/8/chartex" xmlns:cx2="http://schemas.microsoft.com/office/drawing/2015/10/21/chartex" xmlns:cx3="http://schemas.microsoft.com/office/drawing/2016/5/9/chartex" xmlns:cx4="http://schemas.microsoft.com/office/drawing/2016/5/10/chartex" xmlns:cx5="http://schemas.microsoft.com/office/drawing/2016/5/11/chartex" xmlns:cx6="http://schemas.microsoft.com/office/drawing/2016/5/12/chartex" xmlns:cx7="http://schemas.microsoft.com/office/drawing/2016/5/13/chartex" xmlns:cx8="http://schemas.microsoft.com/office/drawing/2016/5/14/chartex" xmlns:mc="http://schemas.openxmlformats.org/markup-compatibility/2006" xmlns:aink="http://schemas.microsoft.com/office/drawing/2016/ink" xmlns:am3d="http://schemas.microsoft.com/office/drawing/2017/model3d" xmlns:o="urn:schemas-microsoft-com:office:office" xmlns:oel="http://schemas.microsoft.com/office/2019/extlst" xmlns:r="http://schemas.openxmlformats.org/officeDocument/2006/relationships" xmlns:m="http://schemas.openxmlformats.org/officeDocument/2006/math" xmlns:v="urn:schemas-microsoft-com:vml" xmlns:wp14="http://schemas.microsoft.com/office/word/2010/wordprocessingDrawing" xmlns:wp="http://schemas.openxmlformats.org/drawingml/2006/wordprocessingDrawing" xmlns:w10="urn:schemas-microsoft-com:office:word" xmlns:w="http://schemas.openxmlformats.org/wordprocessingml/2006/main" xmlns:w14="http://schemas.microsoft.com/office/word/2010/wordml" xmlns:w15="http://schemas.microsoft.com/office/word/2012/wordml" xmlns:w16cex="http://schemas.microsoft.com/office/word/2018/wordml/cex" xmlns:w16cid="http://schemas.microsoft.com/office/word/2016/wordml/cid" xmlns:w16="http://schemas.microsoft.com/office/word/2018/wordml" xmlns:w16sdtdh="http://schemas.microsoft.com/office/word/2020/wordml/sdtdatahash" xmlns:w16se="http://schemas.microsoft.com/office/word/2015/wordml/symex" xmlns:wpg="http://schemas.microsoft.com/office/word/2010/wordprocessingGroup" xmlns:wpi="http://schemas.microsoft.com/office/word/2010/wordprocessingInk" xmlns:wne="http://schemas.microsoft.com/office/word/2006/wordml" xmlns:wps="http://schemas.microsoft.com/office/word/2010/wordprocessingShape" mc:Ignorable="w14 w15 w16se w16cid w16 w16cex w16sdtdh wp14">
   <w:abstractNum w:abstractNumId="0" w15:restartNumberingAfterBreak="0">
+    <w:nsid w:val="0C0A7FCA"/>
+    <w:multiLevelType w:val="hybridMultilevel"/>
+    <w:tmpl w:val="FF2036F8"/>
+    <w:lvl w:ilvl="0" w:tplc="1BDAD9B0">
+      <w:start w:val="1"/>
+      <w:numFmt w:val="decimal"/>
+      <w:lvlText w:val="%1)"/>
+      <w:lvlJc w:val="left"/>
+      <w:pPr>
+        <w:ind w:left="720" w:hanging="360"/>
+      </w:pPr>
+    </w:lvl>
+    <w:lvl w:ilvl="1" w:tplc="F56270FA">
+      <w:start w:val="1"/>
+      <w:numFmt w:val="lowerLetter"/>
+      <w:lvlText w:val="%2."/>
+      <w:lvlJc w:val="left"/>
+      <w:pPr>
+        <w:ind w:left="1440" w:hanging="360"/>
+      </w:pPr>
+    </w:lvl>
+    <w:lvl w:ilvl="2" w:tplc="C2C21D30">
+      <w:start w:val="1"/>
+      <w:numFmt w:val="lowerRoman"/>
+      <w:lvlText w:val="%3."/>
+      <w:lvlJc w:val="right"/>
+      <w:pPr>
+        <w:ind w:left="2160" w:hanging="180"/>
+      </w:pPr>
+    </w:lvl>
+    <w:lvl w:ilvl="3" w:tplc="3B6064DA">
+      <w:start w:val="1"/>
+      <w:numFmt w:val="decimal"/>
+      <w:lvlText w:val="%4."/>
+      <w:lvlJc w:val="left"/>
+      <w:pPr>
+        <w:ind w:left="2880" w:hanging="360"/>
+      </w:pPr>
+    </w:lvl>
+    <w:lvl w:ilvl="4" w:tplc="6C1A9A7C">
+      <w:start w:val="1"/>
+      <w:numFmt w:val="lowerLetter"/>
+      <w:lvlText w:val="%5."/>
+      <w:lvlJc w:val="left"/>
+      <w:pPr>
+        <w:ind w:left="3600" w:hanging="360"/>
+      </w:pPr>
+    </w:lvl>
+    <w:lvl w:ilvl="5" w:tplc="3036E990">
+      <w:start w:val="1"/>
+      <w:numFmt w:val="lowerRoman"/>
+      <w:lvlText w:val="%6."/>
+      <w:lvlJc w:val="right"/>
+      <w:pPr>
+        <w:ind w:left="4320" w:hanging="180"/>
+      </w:pPr>
+    </w:lvl>
+    <w:lvl w:ilvl="6" w:tplc="C8FA9CD4">
+      <w:start w:val="1"/>
+      <w:numFmt w:val="decimal"/>
+      <w:lvlText w:val="%7."/>
+      <w:lvlJc w:val="left"/>
+      <w:pPr>
+        <w:ind w:left="5040" w:hanging="360"/>
+      </w:pPr>
+    </w:lvl>
+    <w:lvl w:ilvl="7" w:tplc="EEDCFF28">
+      <w:start w:val="1"/>
+      <w:numFmt w:val="lowerLetter"/>
+      <w:lvlText w:val="%8."/>
+      <w:lvlJc w:val="left"/>
+      <w:pPr>
+        <w:ind w:left="5760" w:hanging="360"/>
+      </w:pPr>
+    </w:lvl>
+    <w:lvl w:ilvl="8" w:tplc="541E8BA6">
+      <w:start w:val="1"/>
+      <w:numFmt w:val="lowerRoman"/>
+      <w:lvlText w:val="%9."/>
+      <w:lvlJc w:val="right"/>
+      <w:pPr>
+        <w:ind w:left="6480" w:hanging="180"/>
+      </w:pPr>
+    </w:lvl>
+  </w:abstractNum>
+  <w:abstractNum w:abstractNumId="1" w15:restartNumberingAfterBreak="0">
     <w:nsid w:val="239C5230"/>
     <w:multiLevelType w:val="hybridMultilevel"/>
     <w:tmpl w:val="7CE4B3B8"/>
@@ -218,7 +7562,7 @@
       </w:rPr>
     </w:lvl>
   </w:abstractNum>
-  <w:abstractNum w:abstractNumId="1" w15:restartNumberingAfterBreak="0">
+  <w:abstractNum w:abstractNumId="2" w15:restartNumberingAfterBreak="0">
     <w:nsid w:val="2ACA4619"/>
     <w:multiLevelType w:val="hybridMultilevel"/>
     <w:tmpl w:val="2C0C15B0"/>
@@ -330,11 +7674,310 @@
       </w:rPr>
     </w:lvl>
   </w:abstractNum>
+  <w:abstractNum w:abstractNumId="3" w15:restartNumberingAfterBreak="0">
+    <w:nsid w:val="466C5105"/>
+    <w:multiLevelType w:val="hybridMultilevel"/>
+    <w:tmpl w:val="C5D2B152"/>
+    <w:lvl w:ilvl="0" w:tplc="21D695E4">
+      <w:start w:val="1"/>
+      <w:numFmt w:val="decimal"/>
+      <w:lvlText w:val="%1)"/>
+      <w:lvlJc w:val="left"/>
+      <w:pPr>
+        <w:ind w:left="1080" w:hanging="360"/>
+      </w:pPr>
+      <w:rPr>
+        <w:rFonts w:hint="default"/>
+      </w:rPr>
+    </w:lvl>
+    <w:lvl w:ilvl="1" w:tplc="04100019" w:tentative="1">
+      <w:start w:val="1"/>
+      <w:numFmt w:val="lowerLetter"/>
+      <w:lvlText w:val="%2."/>
+      <w:lvlJc w:val="left"/>
+      <w:pPr>
+        <w:ind w:left="1800" w:hanging="360"/>
+      </w:pPr>
+    </w:lvl>
+    <w:lvl w:ilvl="2" w:tplc="0410001B" w:tentative="1">
+      <w:start w:val="1"/>
+      <w:numFmt w:val="lowerRoman"/>
+      <w:lvlText w:val="%3."/>
+      <w:lvlJc w:val="right"/>
+      <w:pPr>
+        <w:ind w:left="2520" w:hanging="180"/>
+      </w:pPr>
+    </w:lvl>
+    <w:lvl w:ilvl="3" w:tplc="0410000F" w:tentative="1">
+      <w:start w:val="1"/>
+      <w:numFmt w:val="decimal"/>
+      <w:lvlText w:val="%4."/>
+      <w:lvlJc w:val="left"/>
+      <w:pPr>
+        <w:ind w:left="3240" w:hanging="360"/>
+      </w:pPr>
+    </w:lvl>
+    <w:lvl w:ilvl="4" w:tplc="04100019" w:tentative="1">
+      <w:start w:val="1"/>
+      <w:numFmt w:val="lowerLetter"/>
+      <w:lvlText w:val="%5."/>
+      <w:lvlJc w:val="left"/>
+      <w:pPr>
+        <w:ind w:left="3960" w:hanging="360"/>
+      </w:pPr>
+    </w:lvl>
+    <w:lvl w:ilvl="5" w:tplc="0410001B" w:tentative="1">
+      <w:start w:val="1"/>
+      <w:numFmt w:val="lowerRoman"/>
+      <w:lvlText w:val="%6."/>
+      <w:lvlJc w:val="right"/>
+      <w:pPr>
+        <w:ind w:left="4680" w:hanging="180"/>
+      </w:pPr>
+    </w:lvl>
+    <w:lvl w:ilvl="6" w:tplc="0410000F" w:tentative="1">
+      <w:start w:val="1"/>
+      <w:numFmt w:val="decimal"/>
+      <w:lvlText w:val="%7."/>
+      <w:lvlJc w:val="left"/>
+      <w:pPr>
+        <w:ind w:left="5400" w:hanging="360"/>
+      </w:pPr>
+    </w:lvl>
+    <w:lvl w:ilvl="7" w:tplc="04100019" w:tentative="1">
+      <w:start w:val="1"/>
+      <w:numFmt w:val="lowerLetter"/>
+      <w:lvlText w:val="%8."/>
+      <w:lvlJc w:val="left"/>
+      <w:pPr>
+        <w:ind w:left="6120" w:hanging="360"/>
+      </w:pPr>
+    </w:lvl>
+    <w:lvl w:ilvl="8" w:tplc="0410001B" w:tentative="1">
+      <w:start w:val="1"/>
+      <w:numFmt w:val="lowerRoman"/>
+      <w:lvlText w:val="%9."/>
+      <w:lvlJc w:val="right"/>
+      <w:pPr>
+        <w:ind w:left="6840" w:hanging="180"/>
+      </w:pPr>
+    </w:lvl>
+  </w:abstractNum>
+  <w:abstractNum w:abstractNumId="4" w15:restartNumberingAfterBreak="0">
+    <w:nsid w:val="60931134"/>
+    <w:multiLevelType w:val="hybridMultilevel"/>
+    <w:tmpl w:val="AAA64A12"/>
+    <w:lvl w:ilvl="0" w:tplc="0B40F4E4">
+      <w:start w:val="1"/>
+      <w:numFmt w:val="decimal"/>
+      <w:lvlText w:val="%1)"/>
+      <w:lvlJc w:val="left"/>
+      <w:pPr>
+        <w:ind w:left="720" w:hanging="360"/>
+      </w:pPr>
+    </w:lvl>
+    <w:lvl w:ilvl="1" w:tplc="88D84F78">
+      <w:start w:val="1"/>
+      <w:numFmt w:val="lowerLetter"/>
+      <w:lvlText w:val="%2."/>
+      <w:lvlJc w:val="left"/>
+      <w:pPr>
+        <w:ind w:left="1440" w:hanging="360"/>
+      </w:pPr>
+    </w:lvl>
+    <w:lvl w:ilvl="2" w:tplc="3694270A">
+      <w:start w:val="1"/>
+      <w:numFmt w:val="lowerRoman"/>
+      <w:lvlText w:val="%3."/>
+      <w:lvlJc w:val="right"/>
+      <w:pPr>
+        <w:ind w:left="2160" w:hanging="180"/>
+      </w:pPr>
+    </w:lvl>
+    <w:lvl w:ilvl="3" w:tplc="06B0E858">
+      <w:start w:val="1"/>
+      <w:numFmt w:val="decimal"/>
+      <w:lvlText w:val="%4."/>
+      <w:lvlJc w:val="left"/>
+      <w:pPr>
+        <w:ind w:left="2880" w:hanging="360"/>
+      </w:pPr>
+    </w:lvl>
+    <w:lvl w:ilvl="4" w:tplc="23E46594">
+      <w:start w:val="1"/>
+      <w:numFmt w:val="lowerLetter"/>
+      <w:lvlText w:val="%5."/>
+      <w:lvlJc w:val="left"/>
+      <w:pPr>
+        <w:ind w:left="3600" w:hanging="360"/>
+      </w:pPr>
+    </w:lvl>
+    <w:lvl w:ilvl="5" w:tplc="3BAA4ACA">
+      <w:start w:val="1"/>
+      <w:numFmt w:val="lowerRoman"/>
+      <w:lvlText w:val="%6."/>
+      <w:lvlJc w:val="right"/>
+      <w:pPr>
+        <w:ind w:left="4320" w:hanging="180"/>
+      </w:pPr>
+    </w:lvl>
+    <w:lvl w:ilvl="6" w:tplc="80885516">
+      <w:start w:val="1"/>
+      <w:numFmt w:val="decimal"/>
+      <w:lvlText w:val="%7."/>
+      <w:lvlJc w:val="left"/>
+      <w:pPr>
+        <w:ind w:left="5040" w:hanging="360"/>
+      </w:pPr>
+    </w:lvl>
+    <w:lvl w:ilvl="7" w:tplc="C5DE5FD0">
+      <w:start w:val="1"/>
+      <w:numFmt w:val="lowerLetter"/>
+      <w:lvlText w:val="%8."/>
+      <w:lvlJc w:val="left"/>
+      <w:pPr>
+        <w:ind w:left="5760" w:hanging="360"/>
+      </w:pPr>
+    </w:lvl>
+    <w:lvl w:ilvl="8" w:tplc="11C64002">
+      <w:start w:val="1"/>
+      <w:numFmt w:val="lowerRoman"/>
+      <w:lvlText w:val="%9."/>
+      <w:lvlJc w:val="right"/>
+      <w:pPr>
+        <w:ind w:left="6480" w:hanging="180"/>
+      </w:pPr>
+    </w:lvl>
+  </w:abstractNum>
+  <w:abstractNum w:abstractNumId="5" w15:restartNumberingAfterBreak="0">
+    <w:nsid w:val="76EC0A44"/>
+    <w:multiLevelType w:val="hybridMultilevel"/>
+    <w:tmpl w:val="78B2E8A0"/>
+    <w:lvl w:ilvl="0" w:tplc="AE6C11AC">
+      <w:numFmt w:val="bullet"/>
+      <w:lvlText w:val="-"/>
+      <w:lvlJc w:val="left"/>
+      <w:pPr>
+        <w:ind w:left="720" w:hanging="360"/>
+      </w:pPr>
+      <w:rPr>
+        <w:rFonts w:ascii="Menlo" w:eastAsia="Menlo" w:hAnsi="Menlo" w:cs="Menlo" w:hint="default"/>
+      </w:rPr>
+    </w:lvl>
+    <w:lvl w:ilvl="1" w:tplc="04100003" w:tentative="1">
+      <w:start w:val="1"/>
+      <w:numFmt w:val="bullet"/>
+      <w:lvlText w:val="o"/>
+      <w:lvlJc w:val="left"/>
+      <w:pPr>
+        <w:ind w:left="1440" w:hanging="360"/>
+      </w:pPr>
+      <w:rPr>
+        <w:rFonts w:ascii="Courier New" w:hAnsi="Courier New" w:cs="Courier New" w:hint="default"/>
+      </w:rPr>
+    </w:lvl>
+    <w:lvl w:ilvl="2" w:tplc="04100005" w:tentative="1">
+      <w:start w:val="1"/>
+      <w:numFmt w:val="bullet"/>
+      <w:lvlText w:val=""/>
+      <w:lvlJc w:val="left"/>
+      <w:pPr>
+        <w:ind w:left="2160" w:hanging="360"/>
+      </w:pPr>
+      <w:rPr>
+        <w:rFonts w:ascii="Wingdings" w:hAnsi="Wingdings" w:hint="default"/>
+      </w:rPr>
+    </w:lvl>
+    <w:lvl w:ilvl="3" w:tplc="04100001" w:tentative="1">
+      <w:start w:val="1"/>
+      <w:numFmt w:val="bullet"/>
+      <w:lvlText w:val=""/>
+      <w:lvlJc w:val="left"/>
+      <w:pPr>
+        <w:ind w:left="2880" w:hanging="360"/>
+      </w:pPr>
+      <w:rPr>
+        <w:rFonts w:ascii="Symbol" w:hAnsi="Symbol" w:hint="default"/>
+      </w:rPr>
+    </w:lvl>
+    <w:lvl w:ilvl="4" w:tplc="04100003" w:tentative="1">
+      <w:start w:val="1"/>
+      <w:numFmt w:val="bullet"/>
+      <w:lvlText w:val="o"/>
+      <w:lvlJc w:val="left"/>
+      <w:pPr>
+        <w:ind w:left="3600" w:hanging="360"/>
+      </w:pPr>
+      <w:rPr>
+        <w:rFonts w:ascii="Courier New" w:hAnsi="Courier New" w:cs="Courier New" w:hint="default"/>
+      </w:rPr>
+    </w:lvl>
+    <w:lvl w:ilvl="5" w:tplc="04100005" w:tentative="1">
+      <w:start w:val="1"/>
+      <w:numFmt w:val="bullet"/>
+      <w:lvlText w:val=""/>
+      <w:lvlJc w:val="left"/>
+      <w:pPr>
+        <w:ind w:left="4320" w:hanging="360"/>
+      </w:pPr>
+      <w:rPr>
+        <w:rFonts w:ascii="Wingdings" w:hAnsi="Wingdings" w:hint="default"/>
+      </w:rPr>
+    </w:lvl>
+    <w:lvl w:ilvl="6" w:tplc="04100001" w:tentative="1">
+      <w:start w:val="1"/>
+      <w:numFmt w:val="bullet"/>
+      <w:lvlText w:val=""/>
+      <w:lvlJc w:val="left"/>
+      <w:pPr>
+        <w:ind w:left="5040" w:hanging="360"/>
+      </w:pPr>
+      <w:rPr>
+        <w:rFonts w:ascii="Symbol" w:hAnsi="Symbol" w:hint="default"/>
+      </w:rPr>
+    </w:lvl>
+    <w:lvl w:ilvl="7" w:tplc="04100003" w:tentative="1">
+      <w:start w:val="1"/>
+      <w:numFmt w:val="bullet"/>
+      <w:lvlText w:val="o"/>
+      <w:lvlJc w:val="left"/>
+      <w:pPr>
+        <w:ind w:left="5760" w:hanging="360"/>
+      </w:pPr>
+      <w:rPr>
+        <w:rFonts w:ascii="Courier New" w:hAnsi="Courier New" w:cs="Courier New" w:hint="default"/>
+      </w:rPr>
+    </w:lvl>
+    <w:lvl w:ilvl="8" w:tplc="04100005" w:tentative="1">
+      <w:start w:val="1"/>
+      <w:numFmt w:val="bullet"/>
+      <w:lvlText w:val=""/>
+      <w:lvlJc w:val="left"/>
+      <w:pPr>
+        <w:ind w:left="6480" w:hanging="360"/>
+      </w:pPr>
+      <w:rPr>
+        <w:rFonts w:ascii="Wingdings" w:hAnsi="Wingdings" w:hint="default"/>
+      </w:rPr>
+    </w:lvl>
+  </w:abstractNum>
   <w:num w:numId="1" w16cid:durableId="1365670270">
+    <w:abstractNumId w:val="2"/>
+  </w:num>
+  <w:num w:numId="2" w16cid:durableId="1500999047">
     <w:abstractNumId w:val="1"/>
   </w:num>
-  <w:num w:numId="2" w16cid:durableId="1500999047">
+  <w:num w:numId="3" w16cid:durableId="1311521376">
     <w:abstractNumId w:val="0"/>
+  </w:num>
+  <w:num w:numId="4" w16cid:durableId="1188640738">
+    <w:abstractNumId w:val="4"/>
+  </w:num>
+  <w:num w:numId="5" w16cid:durableId="101921839">
+    <w:abstractNumId w:val="5"/>
+  </w:num>
+  <w:num w:numId="6" w16cid:durableId="510923340">
+    <w:abstractNumId w:val="3"/>
   </w:num>
 </w:numbering>
 </file>
@@ -511,7 +8154,7 @@
     <w:lsdException w:name="Table Web 2" w:semiHidden="1" w:unhideWhenUsed="1"/>
     <w:lsdException w:name="Table Web 3" w:semiHidden="1" w:unhideWhenUsed="1"/>
     <w:lsdException w:name="Balloon Text" w:semiHidden="1" w:unhideWhenUsed="1"/>
-    <w:lsdException w:name="Table Grid" w:uiPriority="39"/>
+    <w:lsdException w:name="Table Grid" w:uiPriority="59"/>
     <w:lsdException w:name="Table Theme" w:semiHidden="1" w:unhideWhenUsed="1"/>
     <w:lsdException w:name="Placeholder Text" w:semiHidden="1"/>
     <w:lsdException w:name="No Spacing" w:uiPriority="1" w:qFormat="1"/>
@@ -775,6 +8418,75 @@
       <w:ind w:left="720"/>
       <w:contextualSpacing/>
     </w:pPr>
+  </w:style>
+  <w:style w:type="table" w:styleId="TableGrid">
+    <w:name w:val="Table Grid"/>
+    <w:basedOn w:val="TableNormal"/>
+    <w:uiPriority w:val="59"/>
+    <w:rsid w:val="0057222E"/>
+    <w:pPr>
+      <w:spacing w:after="0" w:line="240" w:lineRule="auto"/>
+    </w:pPr>
+    <w:tblPr>
+      <w:tblBorders>
+        <w:top w:val="single" w:sz="4" w:space="0" w:color="000000" w:themeColor="text1"/>
+        <w:left w:val="single" w:sz="4" w:space="0" w:color="000000" w:themeColor="text1"/>
+        <w:bottom w:val="single" w:sz="4" w:space="0" w:color="000000" w:themeColor="text1"/>
+        <w:right w:val="single" w:sz="4" w:space="0" w:color="000000" w:themeColor="text1"/>
+        <w:insideH w:val="single" w:sz="4" w:space="0" w:color="000000" w:themeColor="text1"/>
+        <w:insideV w:val="single" w:sz="4" w:space="0" w:color="000000" w:themeColor="text1"/>
+      </w:tblBorders>
+    </w:tblPr>
+  </w:style>
+  <w:style w:type="paragraph" w:styleId="HTMLPreformatted">
+    <w:name w:val="HTML Preformatted"/>
+    <w:basedOn w:val="Normal"/>
+    <w:link w:val="HTMLPreformattedChar"/>
+    <w:uiPriority w:val="99"/>
+    <w:semiHidden/>
+    <w:unhideWhenUsed/>
+    <w:rsid w:val="00371D23"/>
+    <w:pPr>
+      <w:tabs>
+        <w:tab w:val="left" w:pos="916"/>
+        <w:tab w:val="left" w:pos="1832"/>
+        <w:tab w:val="left" w:pos="2748"/>
+        <w:tab w:val="left" w:pos="3664"/>
+        <w:tab w:val="left" w:pos="4580"/>
+        <w:tab w:val="left" w:pos="5496"/>
+        <w:tab w:val="left" w:pos="6412"/>
+        <w:tab w:val="left" w:pos="7328"/>
+        <w:tab w:val="left" w:pos="8244"/>
+        <w:tab w:val="left" w:pos="9160"/>
+        <w:tab w:val="left" w:pos="10076"/>
+        <w:tab w:val="left" w:pos="10992"/>
+        <w:tab w:val="left" w:pos="11908"/>
+        <w:tab w:val="left" w:pos="12824"/>
+        <w:tab w:val="left" w:pos="13740"/>
+        <w:tab w:val="left" w:pos="14656"/>
+      </w:tabs>
+      <w:spacing w:after="0" w:line="240" w:lineRule="auto"/>
+    </w:pPr>
+    <w:rPr>
+      <w:rFonts w:ascii="Courier New" w:eastAsia="Times New Roman" w:hAnsi="Courier New" w:cs="Courier New"/>
+      <w:sz w:val="20"/>
+      <w:szCs w:val="20"/>
+      <w:lang w:val="en-US" w:eastAsia="en-GB"/>
+    </w:rPr>
+  </w:style>
+  <w:style w:type="character" w:customStyle="1" w:styleId="HTMLPreformattedChar">
+    <w:name w:val="HTML Preformatted Char"/>
+    <w:basedOn w:val="DefaultParagraphFont"/>
+    <w:link w:val="HTMLPreformatted"/>
+    <w:uiPriority w:val="99"/>
+    <w:semiHidden/>
+    <w:rsid w:val="00371D23"/>
+    <w:rPr>
+      <w:rFonts w:ascii="Courier New" w:eastAsia="Times New Roman" w:hAnsi="Courier New" w:cs="Courier New"/>
+      <w:sz w:val="20"/>
+      <w:szCs w:val="20"/>
+      <w:lang w:val="en-US" w:eastAsia="en-GB"/>
+    </w:rPr>
   </w:style>
 </w:styles>
 </file>

--- a/MongoDB/MongoDB.docx
+++ b/MongoDB/MongoDB.docx
@@ -44,12 +44,15 @@
           <w:ilvl w:val="0"/>
           <w:numId w:val="2"/>
         </w:numPr>
-      </w:pPr>
-      <w:r>
-        <w:t xml:space="preserve">Strutturato il DB con un grafico </w:t>
-      </w:r>
-      <w:r>
-        <w:t>a documenti</w:t>
+        <w:rPr>
+          <w:lang w:val="it"/>
+        </w:rPr>
+      </w:pPr>
+      <w:r>
+        <w:rPr>
+          <w:lang w:val="it"/>
+        </w:rPr>
+        <w:t>Strutturato il DB con un grafico a documenti</w:t>
       </w:r>
     </w:p>
     <w:p>
@@ -59,16 +62,28 @@
           <w:ilvl w:val="0"/>
           <w:numId w:val="2"/>
         </w:numPr>
-      </w:pPr>
-      <w:r>
+        <w:rPr>
+          <w:lang w:val="it"/>
+        </w:rPr>
+      </w:pPr>
+      <w:r>
+        <w:rPr>
+          <w:lang w:val="it"/>
+        </w:rPr>
         <w:t xml:space="preserve">Secondo il grafico abbiamo generato i dati con il tool online </w:t>
       </w:r>
       <w:proofErr w:type="spellStart"/>
       <w:r>
+        <w:rPr>
+          <w:lang w:val="it"/>
+        </w:rPr>
         <w:t>mockaroo</w:t>
       </w:r>
       <w:proofErr w:type="spellEnd"/>
       <w:r>
+        <w:rPr>
+          <w:lang w:val="it"/>
+        </w:rPr>
         <w:t xml:space="preserve"> (alcuni casuali, alcuni presi dal vecchio DB utilizzato per Neo4J)</w:t>
       </w:r>
     </w:p>
@@ -79,17 +94,135 @@
           <w:ilvl w:val="0"/>
           <w:numId w:val="2"/>
         </w:numPr>
-      </w:pPr>
-      <w:r>
-        <w:t xml:space="preserve">Utilizzando degli script in </w:t>
+        <w:rPr>
+          <w:lang w:val="it"/>
+        </w:rPr>
+      </w:pPr>
+      <w:r>
+        <w:rPr>
+          <w:lang w:val="it"/>
+        </w:rPr>
+        <w:t>Usando gli script Python abbiamo corretto alcuni errori di modulo e utilizzato tag non casuali e abbiamo anche analizzato del testo significativo (generato da uno strumento)</w:t>
+      </w:r>
+    </w:p>
+    <w:p>
+      <w:pPr>
+        <w:pStyle w:val="ListParagraph"/>
+        <w:numPr>
+          <w:ilvl w:val="0"/>
+          <w:numId w:val="2"/>
+        </w:numPr>
+        <w:rPr>
+          <w:lang w:val="it"/>
+        </w:rPr>
+      </w:pPr>
+      <w:r>
+        <w:rPr>
+          <w:lang w:val="it"/>
+        </w:rPr>
+        <w:t xml:space="preserve">Sempre con degli script in </w:t>
       </w:r>
       <w:proofErr w:type="spellStart"/>
       <w:r>
+        <w:rPr>
+          <w:lang w:val="it"/>
+        </w:rPr>
         <w:t>python</w:t>
       </w:r>
       <w:proofErr w:type="spellEnd"/>
       <w:r>
-        <w:t xml:space="preserve"> abbiamo aggiustato alcuni errori di forma e utilizzato dei tag e dei testi non casuali.</w:t>
+        <w:rPr>
+          <w:lang w:val="it"/>
+        </w:rPr>
+        <w:t xml:space="preserve"> abbiamo creato delle relazioni (coerenti) e completato il dataset.</w:t>
+      </w:r>
+    </w:p>
+    <w:p>
+      <w:pPr>
+        <w:pStyle w:val="ListParagraph"/>
+        <w:numPr>
+          <w:ilvl w:val="0"/>
+          <w:numId w:val="2"/>
+        </w:numPr>
+        <w:rPr>
+          <w:lang w:val="it"/>
+        </w:rPr>
+      </w:pPr>
+      <w:r>
+        <w:rPr>
+          <w:lang w:val="it"/>
+        </w:rPr>
+        <w:t>L’</w:t>
+      </w:r>
+      <w:proofErr w:type="spellStart"/>
+      <w:r>
+        <w:rPr>
+          <w:lang w:val="it"/>
+        </w:rPr>
+        <w:t>importing</w:t>
+      </w:r>
+      <w:proofErr w:type="spellEnd"/>
+      <w:r>
+        <w:rPr>
+          <w:lang w:val="it"/>
+        </w:rPr>
+        <w:t xml:space="preserve"> su </w:t>
+      </w:r>
+      <w:proofErr w:type="spellStart"/>
+      <w:r>
+        <w:rPr>
+          <w:lang w:val="it"/>
+        </w:rPr>
+        <w:t>mongodb</w:t>
+      </w:r>
+      <w:proofErr w:type="spellEnd"/>
+      <w:r>
+        <w:rPr>
+          <w:lang w:val="it"/>
+        </w:rPr>
+        <w:t xml:space="preserve"> consisteva nel creare due collezioni: </w:t>
+      </w:r>
+      <w:proofErr w:type="spellStart"/>
+      <w:r>
+        <w:rPr>
+          <w:lang w:val="it"/>
+        </w:rPr>
+        <w:t>articles</w:t>
+      </w:r>
+      <w:proofErr w:type="spellEnd"/>
+      <w:r>
+        <w:rPr>
+          <w:lang w:val="it"/>
+        </w:rPr>
+        <w:t xml:space="preserve"> e </w:t>
+      </w:r>
+      <w:proofErr w:type="spellStart"/>
+      <w:r>
+        <w:rPr>
+          <w:lang w:val="it"/>
+        </w:rPr>
+        <w:t>authors</w:t>
+      </w:r>
+      <w:proofErr w:type="spellEnd"/>
+      <w:r>
+        <w:rPr>
+          <w:lang w:val="it"/>
+        </w:rPr>
+        <w:t xml:space="preserve"> e di importare i due </w:t>
+      </w:r>
+      <w:proofErr w:type="spellStart"/>
+      <w:r>
+        <w:rPr>
+          <w:lang w:val="it"/>
+        </w:rPr>
+        <w:t>json</w:t>
+      </w:r>
+      <w:proofErr w:type="spellEnd"/>
+      <w:r>
+        <w:rPr>
+          <w:lang w:val="it"/>
+        </w:rPr>
+        <w:t xml:space="preserve"> generati negli step precedenti.</w:t>
       </w:r>
     </w:p>
     <w:p/>
@@ -155,7 +288,7 @@
     <w:p/>
     <w:p>
       <w:pPr>
-        <w:spacing w:line="360" w:lineRule="exact"/>
+        <w:spacing w:after="0" w:line="360" w:lineRule="exact"/>
         <w:rPr>
           <w:rFonts w:ascii="Menlo" w:eastAsia="Menlo" w:hAnsi="Menlo" w:cs="Menlo"/>
           <w:color w:val="000000" w:themeColor="text1"/>
@@ -179,6 +312,7 @@
           <w:color w:val="000000" w:themeColor="text1"/>
           <w:sz w:val="19"/>
           <w:szCs w:val="19"/>
+          <w:highlight w:val="yellow"/>
         </w:rPr>
         <w:t>db.articles.aggregate</w:t>
       </w:r>
@@ -189,10 +323,14 @@
           <w:color w:val="000000" w:themeColor="text1"/>
           <w:sz w:val="19"/>
           <w:szCs w:val="19"/>
+          <w:highlight w:val="yellow"/>
         </w:rPr>
         <w:t>([</w:t>
       </w:r>
       <w:r>
+        <w:rPr>
+          <w:highlight w:val="yellow"/>
+        </w:rPr>
         <w:br/>
       </w:r>
       <w:r>
@@ -201,10 +339,14 @@
           <w:color w:val="000000" w:themeColor="text1"/>
           <w:sz w:val="19"/>
           <w:szCs w:val="19"/>
+          <w:highlight w:val="yellow"/>
         </w:rPr>
         <w:t xml:space="preserve">   {</w:t>
       </w:r>
       <w:r>
+        <w:rPr>
+          <w:highlight w:val="yellow"/>
+        </w:rPr>
         <w:br/>
       </w:r>
       <w:r>
@@ -213,10 +355,14 @@
           <w:color w:val="000000" w:themeColor="text1"/>
           <w:sz w:val="19"/>
           <w:szCs w:val="19"/>
+          <w:highlight w:val="yellow"/>
         </w:rPr>
         <w:t xml:space="preserve">    $match:</w:t>
       </w:r>
       <w:r>
+        <w:rPr>
+          <w:highlight w:val="yellow"/>
+        </w:rPr>
         <w:br/>
       </w:r>
       <w:r>
@@ -225,10 +371,14 @@
           <w:color w:val="000000" w:themeColor="text1"/>
           <w:sz w:val="19"/>
           <w:szCs w:val="19"/>
+          <w:highlight w:val="yellow"/>
         </w:rPr>
         <w:t xml:space="preserve">    {"$and":[</w:t>
       </w:r>
       <w:r>
+        <w:rPr>
+          <w:highlight w:val="yellow"/>
+        </w:rPr>
         <w:br/>
       </w:r>
       <w:r>
@@ -237,6 +387,7 @@
           <w:color w:val="000000" w:themeColor="text1"/>
           <w:sz w:val="19"/>
           <w:szCs w:val="19"/>
+          <w:highlight w:val="yellow"/>
         </w:rPr>
         <w:t xml:space="preserve">       {date:{"$</w:t>
       </w:r>
@@ -247,6 +398,7 @@
           <w:color w:val="000000" w:themeColor="text1"/>
           <w:sz w:val="19"/>
           <w:szCs w:val="19"/>
+          <w:highlight w:val="yellow"/>
         </w:rPr>
         <w:t>gte</w:t>
       </w:r>
@@ -257,10 +409,14 @@
           <w:color w:val="000000" w:themeColor="text1"/>
           <w:sz w:val="19"/>
           <w:szCs w:val="19"/>
+          <w:highlight w:val="yellow"/>
         </w:rPr>
         <w:t>":new Date("2005-01-01")}},</w:t>
       </w:r>
       <w:r>
+        <w:rPr>
+          <w:highlight w:val="yellow"/>
+        </w:rPr>
         <w:br/>
       </w:r>
       <w:r>
@@ -269,6 +425,7 @@
           <w:color w:val="000000" w:themeColor="text1"/>
           <w:sz w:val="19"/>
           <w:szCs w:val="19"/>
+          <w:highlight w:val="yellow"/>
         </w:rPr>
         <w:t xml:space="preserve">        {tags:"#</w:t>
       </w:r>
@@ -279,6 +436,7 @@
           <w:color w:val="000000" w:themeColor="text1"/>
           <w:sz w:val="19"/>
           <w:szCs w:val="19"/>
+          <w:highlight w:val="yellow"/>
         </w:rPr>
         <w:t>datascience</w:t>
       </w:r>
@@ -289,10 +447,14 @@
           <w:color w:val="000000" w:themeColor="text1"/>
           <w:sz w:val="19"/>
           <w:szCs w:val="19"/>
+          <w:highlight w:val="yellow"/>
         </w:rPr>
         <w:t>"}</w:t>
       </w:r>
       <w:r>
+        <w:rPr>
+          <w:highlight w:val="yellow"/>
+        </w:rPr>
         <w:br/>
       </w:r>
       <w:r>
@@ -301,10 +463,14 @@
           <w:color w:val="000000" w:themeColor="text1"/>
           <w:sz w:val="19"/>
           <w:szCs w:val="19"/>
+          <w:highlight w:val="yellow"/>
         </w:rPr>
         <w:t xml:space="preserve">        ]</w:t>
       </w:r>
       <w:r>
+        <w:rPr>
+          <w:highlight w:val="yellow"/>
+        </w:rPr>
         <w:br/>
       </w:r>
       <w:r>
@@ -313,10 +479,14 @@
           <w:color w:val="000000" w:themeColor="text1"/>
           <w:sz w:val="19"/>
           <w:szCs w:val="19"/>
+          <w:highlight w:val="yellow"/>
         </w:rPr>
         <w:t xml:space="preserve">    }</w:t>
       </w:r>
       <w:r>
+        <w:rPr>
+          <w:highlight w:val="yellow"/>
+        </w:rPr>
         <w:br/>
       </w:r>
       <w:r>
@@ -325,10 +495,14 @@
           <w:color w:val="000000" w:themeColor="text1"/>
           <w:sz w:val="19"/>
           <w:szCs w:val="19"/>
+          <w:highlight w:val="yellow"/>
         </w:rPr>
         <w:t xml:space="preserve">   },</w:t>
       </w:r>
       <w:r>
+        <w:rPr>
+          <w:highlight w:val="yellow"/>
+        </w:rPr>
         <w:br/>
       </w:r>
       <w:r>
@@ -337,10 +511,14 @@
           <w:color w:val="000000" w:themeColor="text1"/>
           <w:sz w:val="19"/>
           <w:szCs w:val="19"/>
+          <w:highlight w:val="yellow"/>
         </w:rPr>
         <w:t xml:space="preserve">   {</w:t>
       </w:r>
       <w:r>
+        <w:rPr>
+          <w:highlight w:val="yellow"/>
+        </w:rPr>
         <w:br/>
       </w:r>
       <w:r>
@@ -349,10 +527,14 @@
           <w:color w:val="000000" w:themeColor="text1"/>
           <w:sz w:val="19"/>
           <w:szCs w:val="19"/>
+          <w:highlight w:val="yellow"/>
         </w:rPr>
         <w:t xml:space="preserve">      $project:{</w:t>
       </w:r>
       <w:r>
+        <w:rPr>
+          <w:highlight w:val="yellow"/>
+        </w:rPr>
         <w:br/>
       </w:r>
       <w:r>
@@ -361,10 +543,14 @@
           <w:color w:val="000000" w:themeColor="text1"/>
           <w:sz w:val="19"/>
           <w:szCs w:val="19"/>
+          <w:highlight w:val="yellow"/>
         </w:rPr>
         <w:t xml:space="preserve">          title:1,</w:t>
       </w:r>
       <w:r>
+        <w:rPr>
+          <w:highlight w:val="yellow"/>
+        </w:rPr>
         <w:br/>
       </w:r>
       <w:r>
@@ -373,10 +559,14 @@
           <w:color w:val="000000" w:themeColor="text1"/>
           <w:sz w:val="19"/>
           <w:szCs w:val="19"/>
+          <w:highlight w:val="yellow"/>
         </w:rPr>
         <w:t xml:space="preserve">          tags:1,</w:t>
       </w:r>
       <w:r>
+        <w:rPr>
+          <w:highlight w:val="yellow"/>
+        </w:rPr>
         <w:br/>
       </w:r>
       <w:r>
@@ -385,10 +575,14 @@
           <w:color w:val="000000" w:themeColor="text1"/>
           <w:sz w:val="19"/>
           <w:szCs w:val="19"/>
+          <w:highlight w:val="yellow"/>
         </w:rPr>
         <w:t xml:space="preserve">          date:1,</w:t>
       </w:r>
       <w:r>
+        <w:rPr>
+          <w:highlight w:val="yellow"/>
+        </w:rPr>
         <w:br/>
       </w:r>
       <w:r>
@@ -397,6 +591,7 @@
           <w:color w:val="000000" w:themeColor="text1"/>
           <w:sz w:val="19"/>
           <w:szCs w:val="19"/>
+          <w:highlight w:val="yellow"/>
         </w:rPr>
         <w:t xml:space="preserve">         </w:t>
       </w:r>
@@ -407,6 +602,7 @@
           <w:color w:val="000000" w:themeColor="text1"/>
           <w:sz w:val="19"/>
           <w:szCs w:val="19"/>
+          <w:highlight w:val="yellow"/>
         </w:rPr>
         <w:t>numAuthors</w:t>
       </w:r>
@@ -417,6 +613,7 @@
           <w:color w:val="000000" w:themeColor="text1"/>
           <w:sz w:val="19"/>
           <w:szCs w:val="19"/>
+          <w:highlight w:val="yellow"/>
         </w:rPr>
         <w:t>: { $</w:t>
       </w:r>
@@ -427,6 +624,7 @@
           <w:color w:val="000000" w:themeColor="text1"/>
           <w:sz w:val="19"/>
           <w:szCs w:val="19"/>
+          <w:highlight w:val="yellow"/>
         </w:rPr>
         <w:t>cond</w:t>
       </w:r>
@@ -437,6 +635,7 @@
           <w:color w:val="000000" w:themeColor="text1"/>
           <w:sz w:val="19"/>
           <w:szCs w:val="19"/>
+          <w:highlight w:val="yellow"/>
         </w:rPr>
         <w:t xml:space="preserve">: { </w:t>
       </w:r>
@@ -447,6 +646,7 @@
           <w:color w:val="000000" w:themeColor="text1"/>
           <w:sz w:val="19"/>
           <w:szCs w:val="19"/>
+          <w:highlight w:val="yellow"/>
         </w:rPr>
         <w:t>if</w:t>
       </w:r>
@@ -457,6 +657,7 @@
           <w:color w:val="000000" w:themeColor="text1"/>
           <w:sz w:val="19"/>
           <w:szCs w:val="19"/>
+          <w:highlight w:val="yellow"/>
         </w:rPr>
         <w:t>: { $</w:t>
       </w:r>
@@ -467,6 +668,7 @@
           <w:color w:val="000000" w:themeColor="text1"/>
           <w:sz w:val="19"/>
           <w:szCs w:val="19"/>
+          <w:highlight w:val="yellow"/>
         </w:rPr>
         <w:t>isArray</w:t>
       </w:r>
@@ -477,6 +679,7 @@
           <w:color w:val="000000" w:themeColor="text1"/>
           <w:sz w:val="19"/>
           <w:szCs w:val="19"/>
+          <w:highlight w:val="yellow"/>
         </w:rPr>
         <w:t>: "$</w:t>
       </w:r>
@@ -487,6 +690,7 @@
           <w:color w:val="000000" w:themeColor="text1"/>
           <w:sz w:val="19"/>
           <w:szCs w:val="19"/>
+          <w:highlight w:val="yellow"/>
         </w:rPr>
         <w:t>authors</w:t>
       </w:r>
@@ -497,6 +701,7 @@
           <w:color w:val="000000" w:themeColor="text1"/>
           <w:sz w:val="19"/>
           <w:szCs w:val="19"/>
+          <w:highlight w:val="yellow"/>
         </w:rPr>
         <w:t xml:space="preserve">" }, </w:t>
       </w:r>
@@ -507,6 +712,7 @@
           <w:color w:val="000000" w:themeColor="text1"/>
           <w:sz w:val="19"/>
           <w:szCs w:val="19"/>
+          <w:highlight w:val="yellow"/>
         </w:rPr>
         <w:t>then</w:t>
       </w:r>
@@ -517,6 +723,7 @@
           <w:color w:val="000000" w:themeColor="text1"/>
           <w:sz w:val="19"/>
           <w:szCs w:val="19"/>
+          <w:highlight w:val="yellow"/>
         </w:rPr>
         <w:t>: { $size: "$</w:t>
       </w:r>
@@ -527,6 +734,7 @@
           <w:color w:val="000000" w:themeColor="text1"/>
           <w:sz w:val="19"/>
           <w:szCs w:val="19"/>
+          <w:highlight w:val="yellow"/>
         </w:rPr>
         <w:t>authors</w:t>
       </w:r>
@@ -537,10 +745,14 @@
           <w:color w:val="000000" w:themeColor="text1"/>
           <w:sz w:val="19"/>
           <w:szCs w:val="19"/>
+          <w:highlight w:val="yellow"/>
         </w:rPr>
         <w:t>" }, else: "NA"} }</w:t>
       </w:r>
       <w:r>
+        <w:rPr>
+          <w:highlight w:val="yellow"/>
+        </w:rPr>
         <w:br/>
       </w:r>
       <w:r>
@@ -549,10 +761,14 @@
           <w:color w:val="000000" w:themeColor="text1"/>
           <w:sz w:val="19"/>
           <w:szCs w:val="19"/>
+          <w:highlight w:val="yellow"/>
         </w:rPr>
         <w:t xml:space="preserve">      }</w:t>
       </w:r>
       <w:r>
+        <w:rPr>
+          <w:highlight w:val="yellow"/>
+        </w:rPr>
         <w:br/>
       </w:r>
       <w:r>
@@ -561,10 +777,14 @@
           <w:color w:val="000000" w:themeColor="text1"/>
           <w:sz w:val="19"/>
           <w:szCs w:val="19"/>
+          <w:highlight w:val="yellow"/>
         </w:rPr>
         <w:t xml:space="preserve">   },</w:t>
       </w:r>
       <w:r>
+        <w:rPr>
+          <w:highlight w:val="yellow"/>
+        </w:rPr>
         <w:br/>
       </w:r>
       <w:r>
@@ -573,10 +793,14 @@
           <w:color w:val="000000" w:themeColor="text1"/>
           <w:sz w:val="19"/>
           <w:szCs w:val="19"/>
+          <w:highlight w:val="yellow"/>
         </w:rPr>
         <w:t xml:space="preserve">   {</w:t>
       </w:r>
       <w:r>
+        <w:rPr>
+          <w:highlight w:val="yellow"/>
+        </w:rPr>
         <w:br/>
       </w:r>
       <w:r>
@@ -585,6 +809,7 @@
           <w:color w:val="000000" w:themeColor="text1"/>
           <w:sz w:val="19"/>
           <w:szCs w:val="19"/>
+          <w:highlight w:val="yellow"/>
         </w:rPr>
         <w:t xml:space="preserve">       $sort : { </w:t>
       </w:r>
@@ -595,6 +820,7 @@
           <w:color w:val="000000" w:themeColor="text1"/>
           <w:sz w:val="19"/>
           <w:szCs w:val="19"/>
+          <w:highlight w:val="yellow"/>
         </w:rPr>
         <w:t>numAuthors</w:t>
       </w:r>
@@ -605,10 +831,14 @@
           <w:color w:val="000000" w:themeColor="text1"/>
           <w:sz w:val="19"/>
           <w:szCs w:val="19"/>
+          <w:highlight w:val="yellow"/>
         </w:rPr>
         <w:t xml:space="preserve"> : -1 }</w:t>
       </w:r>
       <w:r>
+        <w:rPr>
+          <w:highlight w:val="yellow"/>
+        </w:rPr>
         <w:br/>
       </w:r>
       <w:r>
@@ -617,10 +847,14 @@
           <w:color w:val="000000" w:themeColor="text1"/>
           <w:sz w:val="19"/>
           <w:szCs w:val="19"/>
+          <w:highlight w:val="yellow"/>
         </w:rPr>
         <w:t xml:space="preserve">   },</w:t>
       </w:r>
       <w:r>
+        <w:rPr>
+          <w:highlight w:val="yellow"/>
+        </w:rPr>
         <w:br/>
       </w:r>
       <w:r>
@@ -629,10 +863,14 @@
           <w:color w:val="000000" w:themeColor="text1"/>
           <w:sz w:val="19"/>
           <w:szCs w:val="19"/>
+          <w:highlight w:val="yellow"/>
         </w:rPr>
         <w:t xml:space="preserve">   {</w:t>
       </w:r>
       <w:r>
+        <w:rPr>
+          <w:highlight w:val="yellow"/>
+        </w:rPr>
         <w:br/>
       </w:r>
       <w:r>
@@ -641,10 +879,14 @@
           <w:color w:val="000000" w:themeColor="text1"/>
           <w:sz w:val="19"/>
           <w:szCs w:val="19"/>
+          <w:highlight w:val="yellow"/>
         </w:rPr>
         <w:t xml:space="preserve">     $limit:5</w:t>
       </w:r>
       <w:r>
+        <w:rPr>
+          <w:highlight w:val="yellow"/>
+        </w:rPr>
         <w:br/>
       </w:r>
       <w:r>
@@ -653,10 +895,14 @@
           <w:color w:val="000000" w:themeColor="text1"/>
           <w:sz w:val="19"/>
           <w:szCs w:val="19"/>
+          <w:highlight w:val="yellow"/>
         </w:rPr>
         <w:t xml:space="preserve">   }</w:t>
       </w:r>
       <w:r>
+        <w:rPr>
+          <w:highlight w:val="yellow"/>
+        </w:rPr>
         <w:br/>
       </w:r>
       <w:r>
@@ -665,6 +911,7 @@
           <w:color w:val="000000" w:themeColor="text1"/>
           <w:sz w:val="19"/>
           <w:szCs w:val="19"/>
+          <w:highlight w:val="yellow"/>
         </w:rPr>
         <w:t>] )</w:t>
       </w:r>
@@ -1575,10 +1822,12 @@
     </w:p>
     <w:p>
       <w:pPr>
-        <w:rPr>
-          <w:rFonts w:ascii="Menlo" w:eastAsia="Menlo" w:hAnsi="Menlo" w:cs="Menlo"/>
-          <w:sz w:val="19"/>
-          <w:szCs w:val="19"/>
+        <w:spacing w:after="0"/>
+        <w:rPr>
+          <w:rFonts w:ascii="Menlo" w:eastAsia="Menlo" w:hAnsi="Menlo" w:cs="Menlo"/>
+          <w:sz w:val="19"/>
+          <w:szCs w:val="19"/>
+          <w:highlight w:val="yellow"/>
           <w:lang w:val="en-US"/>
         </w:rPr>
       </w:pPr>
@@ -1589,6 +1838,7 @@
           <w:rFonts w:ascii="Menlo" w:eastAsia="Menlo" w:hAnsi="Menlo" w:cs="Menlo"/>
           <w:sz w:val="19"/>
           <w:szCs w:val="19"/>
+          <w:highlight w:val="yellow"/>
           <w:lang w:val="en-US"/>
         </w:rPr>
         <w:t>db.articles</w:t>
@@ -1599,6 +1849,7 @@
           <w:rFonts w:ascii="Menlo" w:eastAsia="Menlo" w:hAnsi="Menlo" w:cs="Menlo"/>
           <w:sz w:val="19"/>
           <w:szCs w:val="19"/>
+          <w:highlight w:val="yellow"/>
           <w:lang w:val="en-US"/>
         </w:rPr>
         <w:t>.aggregate</w:t>
@@ -1609,6 +1860,7 @@
           <w:rFonts w:ascii="Menlo" w:eastAsia="Menlo" w:hAnsi="Menlo" w:cs="Menlo"/>
           <w:sz w:val="19"/>
           <w:szCs w:val="19"/>
+          <w:highlight w:val="yellow"/>
           <w:lang w:val="en-US"/>
         </w:rPr>
         <w:t>([</w:t>
@@ -1616,15 +1868,18 @@
     </w:p>
     <w:p>
       <w:pPr>
-        <w:rPr>
-          <w:lang w:val="en-US"/>
-        </w:rPr>
-      </w:pPr>
-      <w:r>
-        <w:rPr>
-          <w:rFonts w:ascii="Menlo" w:eastAsia="Menlo" w:hAnsi="Menlo" w:cs="Menlo"/>
-          <w:sz w:val="19"/>
-          <w:szCs w:val="19"/>
+        <w:spacing w:after="0"/>
+        <w:rPr>
+          <w:highlight w:val="yellow"/>
+          <w:lang w:val="en-US"/>
+        </w:rPr>
+      </w:pPr>
+      <w:r>
+        <w:rPr>
+          <w:rFonts w:ascii="Menlo" w:eastAsia="Menlo" w:hAnsi="Menlo" w:cs="Menlo"/>
+          <w:sz w:val="19"/>
+          <w:szCs w:val="19"/>
+          <w:highlight w:val="yellow"/>
           <w:lang w:val="en-US"/>
         </w:rPr>
         <w:t xml:space="preserve">   {</w:t>
@@ -1632,15 +1887,18 @@
     </w:p>
     <w:p>
       <w:pPr>
-        <w:rPr>
-          <w:lang w:val="en-US"/>
-        </w:rPr>
-      </w:pPr>
-      <w:r>
-        <w:rPr>
-          <w:rFonts w:ascii="Menlo" w:eastAsia="Menlo" w:hAnsi="Menlo" w:cs="Menlo"/>
-          <w:sz w:val="19"/>
-          <w:szCs w:val="19"/>
+        <w:spacing w:after="0"/>
+        <w:rPr>
+          <w:highlight w:val="yellow"/>
+          <w:lang w:val="en-US"/>
+        </w:rPr>
+      </w:pPr>
+      <w:r>
+        <w:rPr>
+          <w:rFonts w:ascii="Menlo" w:eastAsia="Menlo" w:hAnsi="Menlo" w:cs="Menlo"/>
+          <w:sz w:val="19"/>
+          <w:szCs w:val="19"/>
+          <w:highlight w:val="yellow"/>
           <w:lang w:val="en-US"/>
         </w:rPr>
         <w:t xml:space="preserve">      $match:</w:t>
@@ -1648,15 +1906,18 @@
     </w:p>
     <w:p>
       <w:pPr>
-        <w:rPr>
-          <w:lang w:val="en-US"/>
-        </w:rPr>
-      </w:pPr>
-      <w:r>
-        <w:rPr>
-          <w:rFonts w:ascii="Menlo" w:eastAsia="Menlo" w:hAnsi="Menlo" w:cs="Menlo"/>
-          <w:sz w:val="19"/>
-          <w:szCs w:val="19"/>
+        <w:spacing w:after="0"/>
+        <w:rPr>
+          <w:highlight w:val="yellow"/>
+          <w:lang w:val="en-US"/>
+        </w:rPr>
+      </w:pPr>
+      <w:r>
+        <w:rPr>
+          <w:rFonts w:ascii="Menlo" w:eastAsia="Menlo" w:hAnsi="Menlo" w:cs="Menlo"/>
+          <w:sz w:val="19"/>
+          <w:szCs w:val="19"/>
+          <w:highlight w:val="yellow"/>
           <w:lang w:val="en-US"/>
         </w:rPr>
         <w:t xml:space="preserve">        {date: {</w:t>
@@ -1664,15 +1925,18 @@
     </w:p>
     <w:p>
       <w:pPr>
-        <w:rPr>
-          <w:lang w:val="en-US"/>
-        </w:rPr>
-      </w:pPr>
-      <w:r>
-        <w:rPr>
-          <w:rFonts w:ascii="Menlo" w:eastAsia="Menlo" w:hAnsi="Menlo" w:cs="Menlo"/>
-          <w:sz w:val="19"/>
-          <w:szCs w:val="19"/>
+        <w:spacing w:after="0"/>
+        <w:rPr>
+          <w:highlight w:val="yellow"/>
+          <w:lang w:val="en-US"/>
+        </w:rPr>
+      </w:pPr>
+      <w:r>
+        <w:rPr>
+          <w:rFonts w:ascii="Menlo" w:eastAsia="Menlo" w:hAnsi="Menlo" w:cs="Menlo"/>
+          <w:sz w:val="19"/>
+          <w:szCs w:val="19"/>
+          <w:highlight w:val="yellow"/>
           <w:lang w:val="en-US"/>
         </w:rPr>
         <w:t xml:space="preserve">          "$</w:t>
@@ -1683,6 +1947,7 @@
           <w:rFonts w:ascii="Menlo" w:eastAsia="Menlo" w:hAnsi="Menlo" w:cs="Menlo"/>
           <w:sz w:val="19"/>
           <w:szCs w:val="19"/>
+          <w:highlight w:val="yellow"/>
           <w:lang w:val="en-US"/>
         </w:rPr>
         <w:t>gte</w:t>
@@ -1694,6 +1959,7 @@
           <w:rFonts w:ascii="Menlo" w:eastAsia="Menlo" w:hAnsi="Menlo" w:cs="Menlo"/>
           <w:sz w:val="19"/>
           <w:szCs w:val="19"/>
+          <w:highlight w:val="yellow"/>
           <w:lang w:val="en-US"/>
         </w:rPr>
         <w:t>":new</w:t>
@@ -1704,6 +1970,7 @@
           <w:rFonts w:ascii="Menlo" w:eastAsia="Menlo" w:hAnsi="Menlo" w:cs="Menlo"/>
           <w:sz w:val="19"/>
           <w:szCs w:val="19"/>
+          <w:highlight w:val="yellow"/>
           <w:lang w:val="en-US"/>
         </w:rPr>
         <w:t xml:space="preserve"> Date("2000-01-01"),</w:t>
@@ -1711,15 +1978,18 @@
     </w:p>
     <w:p>
       <w:pPr>
-        <w:rPr>
-          <w:lang w:val="en-US"/>
-        </w:rPr>
-      </w:pPr>
-      <w:r>
-        <w:rPr>
-          <w:rFonts w:ascii="Menlo" w:eastAsia="Menlo" w:hAnsi="Menlo" w:cs="Menlo"/>
-          <w:sz w:val="19"/>
-          <w:szCs w:val="19"/>
+        <w:spacing w:after="0"/>
+        <w:rPr>
+          <w:highlight w:val="yellow"/>
+          <w:lang w:val="en-US"/>
+        </w:rPr>
+      </w:pPr>
+      <w:r>
+        <w:rPr>
+          <w:rFonts w:ascii="Menlo" w:eastAsia="Menlo" w:hAnsi="Menlo" w:cs="Menlo"/>
+          <w:sz w:val="19"/>
+          <w:szCs w:val="19"/>
+          <w:highlight w:val="yellow"/>
           <w:lang w:val="en-US"/>
         </w:rPr>
         <w:t xml:space="preserve">          "$</w:t>
@@ -1730,6 +2000,7 @@
           <w:rFonts w:ascii="Menlo" w:eastAsia="Menlo" w:hAnsi="Menlo" w:cs="Menlo"/>
           <w:sz w:val="19"/>
           <w:szCs w:val="19"/>
+          <w:highlight w:val="yellow"/>
           <w:lang w:val="en-US"/>
         </w:rPr>
         <w:t>lt</w:t>
@@ -1741,6 +2012,7 @@
           <w:rFonts w:ascii="Menlo" w:eastAsia="Menlo" w:hAnsi="Menlo" w:cs="Menlo"/>
           <w:sz w:val="19"/>
           <w:szCs w:val="19"/>
+          <w:highlight w:val="yellow"/>
           <w:lang w:val="en-US"/>
         </w:rPr>
         <w:t>":new</w:t>
@@ -1751,6 +2023,7 @@
           <w:rFonts w:ascii="Menlo" w:eastAsia="Menlo" w:hAnsi="Menlo" w:cs="Menlo"/>
           <w:sz w:val="19"/>
           <w:szCs w:val="19"/>
+          <w:highlight w:val="yellow"/>
           <w:lang w:val="en-US"/>
         </w:rPr>
         <w:t xml:space="preserve"> Date("2019-01-01"),</w:t>
@@ -1758,31 +2031,37 @@
     </w:p>
     <w:p>
       <w:pPr>
-        <w:rPr>
-          <w:lang w:val="en-US"/>
-        </w:rPr>
-      </w:pPr>
-      <w:r>
-        <w:rPr>
-          <w:rFonts w:ascii="Menlo" w:eastAsia="Menlo" w:hAnsi="Menlo" w:cs="Menlo"/>
-          <w:sz w:val="19"/>
-          <w:szCs w:val="19"/>
-          <w:lang w:val="en-US"/>
-        </w:rPr>
-        <w:t xml:space="preserve">          </w:t>
-      </w:r>
-    </w:p>
-    <w:p>
-      <w:pPr>
-        <w:rPr>
-          <w:lang w:val="en-US"/>
-        </w:rPr>
-      </w:pPr>
-      <w:r>
-        <w:rPr>
-          <w:rFonts w:ascii="Menlo" w:eastAsia="Menlo" w:hAnsi="Menlo" w:cs="Menlo"/>
-          <w:sz w:val="19"/>
-          <w:szCs w:val="19"/>
+        <w:spacing w:after="0"/>
+        <w:rPr>
+          <w:highlight w:val="yellow"/>
+          <w:lang w:val="en-US"/>
+        </w:rPr>
+      </w:pPr>
+      <w:r>
+        <w:rPr>
+          <w:rFonts w:ascii="Menlo" w:eastAsia="Menlo" w:hAnsi="Menlo" w:cs="Menlo"/>
+          <w:sz w:val="19"/>
+          <w:szCs w:val="19"/>
+          <w:highlight w:val="yellow"/>
+          <w:lang w:val="en-US"/>
+        </w:rPr>
+        <w:t xml:space="preserve">        }          </w:t>
+      </w:r>
+    </w:p>
+    <w:p>
+      <w:pPr>
+        <w:spacing w:after="0"/>
+        <w:rPr>
+          <w:highlight w:val="yellow"/>
+          <w:lang w:val="en-US"/>
+        </w:rPr>
+      </w:pPr>
+      <w:r>
+        <w:rPr>
+          <w:rFonts w:ascii="Menlo" w:eastAsia="Menlo" w:hAnsi="Menlo" w:cs="Menlo"/>
+          <w:sz w:val="19"/>
+          <w:szCs w:val="19"/>
+          <w:highlight w:val="yellow"/>
           <w:lang w:val="en-US"/>
         </w:rPr>
         <w:t xml:space="preserve">        }</w:t>
@@ -1790,47 +2069,18 @@
     </w:p>
     <w:p>
       <w:pPr>
-        <w:rPr>
-          <w:lang w:val="en-US"/>
-        </w:rPr>
-      </w:pPr>
-      <w:r>
-        <w:rPr>
-          <w:rFonts w:ascii="Menlo" w:eastAsia="Menlo" w:hAnsi="Menlo" w:cs="Menlo"/>
-          <w:sz w:val="19"/>
-          <w:szCs w:val="19"/>
-          <w:lang w:val="en-US"/>
-        </w:rPr>
-        <w:t xml:space="preserve">          </w:t>
-      </w:r>
-    </w:p>
-    <w:p>
-      <w:pPr>
-        <w:rPr>
-          <w:lang w:val="en-US"/>
-        </w:rPr>
-      </w:pPr>
-      <w:r>
-        <w:rPr>
-          <w:rFonts w:ascii="Menlo" w:eastAsia="Menlo" w:hAnsi="Menlo" w:cs="Menlo"/>
-          <w:sz w:val="19"/>
-          <w:szCs w:val="19"/>
-          <w:lang w:val="en-US"/>
-        </w:rPr>
-        <w:t xml:space="preserve">        }</w:t>
-      </w:r>
-    </w:p>
-    <w:p>
-      <w:pPr>
-        <w:rPr>
-          <w:lang w:val="en-US"/>
-        </w:rPr>
-      </w:pPr>
-      <w:r>
-        <w:rPr>
-          <w:rFonts w:ascii="Menlo" w:eastAsia="Menlo" w:hAnsi="Menlo" w:cs="Menlo"/>
-          <w:sz w:val="19"/>
-          <w:szCs w:val="19"/>
+        <w:spacing w:after="0"/>
+        <w:rPr>
+          <w:highlight w:val="yellow"/>
+          <w:lang w:val="en-US"/>
+        </w:rPr>
+      </w:pPr>
+      <w:r>
+        <w:rPr>
+          <w:rFonts w:ascii="Menlo" w:eastAsia="Menlo" w:hAnsi="Menlo" w:cs="Menlo"/>
+          <w:sz w:val="19"/>
+          <w:szCs w:val="19"/>
+          <w:highlight w:val="yellow"/>
           <w:lang w:val="en-US"/>
         </w:rPr>
         <w:t xml:space="preserve">   },</w:t>
@@ -1838,15 +2088,18 @@
     </w:p>
     <w:p>
       <w:pPr>
-        <w:rPr>
-          <w:lang w:val="en-US"/>
-        </w:rPr>
-      </w:pPr>
-      <w:r>
-        <w:rPr>
-          <w:rFonts w:ascii="Menlo" w:eastAsia="Menlo" w:hAnsi="Menlo" w:cs="Menlo"/>
-          <w:sz w:val="19"/>
-          <w:szCs w:val="19"/>
+        <w:spacing w:after="0"/>
+        <w:rPr>
+          <w:highlight w:val="yellow"/>
+          <w:lang w:val="en-US"/>
+        </w:rPr>
+      </w:pPr>
+      <w:r>
+        <w:rPr>
+          <w:rFonts w:ascii="Menlo" w:eastAsia="Menlo" w:hAnsi="Menlo" w:cs="Menlo"/>
+          <w:sz w:val="19"/>
+          <w:szCs w:val="19"/>
+          <w:highlight w:val="yellow"/>
           <w:lang w:val="en-US"/>
         </w:rPr>
         <w:t xml:space="preserve">   {</w:t>
@@ -1854,15 +2107,18 @@
     </w:p>
     <w:p>
       <w:pPr>
-        <w:rPr>
-          <w:lang w:val="en-US"/>
-        </w:rPr>
-      </w:pPr>
-      <w:r>
-        <w:rPr>
-          <w:rFonts w:ascii="Menlo" w:eastAsia="Menlo" w:hAnsi="Menlo" w:cs="Menlo"/>
-          <w:sz w:val="19"/>
-          <w:szCs w:val="19"/>
+        <w:spacing w:after="0"/>
+        <w:rPr>
+          <w:highlight w:val="yellow"/>
+          <w:lang w:val="en-US"/>
+        </w:rPr>
+      </w:pPr>
+      <w:r>
+        <w:rPr>
+          <w:rFonts w:ascii="Menlo" w:eastAsia="Menlo" w:hAnsi="Menlo" w:cs="Menlo"/>
+          <w:sz w:val="19"/>
+          <w:szCs w:val="19"/>
+          <w:highlight w:val="yellow"/>
           <w:lang w:val="en-US"/>
         </w:rPr>
         <w:t xml:space="preserve">     $unwind:"$tags"</w:t>
@@ -1870,15 +2126,18 @@
     </w:p>
     <w:p>
       <w:pPr>
-        <w:rPr>
-          <w:lang w:val="en-US"/>
-        </w:rPr>
-      </w:pPr>
-      <w:r>
-        <w:rPr>
-          <w:rFonts w:ascii="Menlo" w:eastAsia="Menlo" w:hAnsi="Menlo" w:cs="Menlo"/>
-          <w:sz w:val="19"/>
-          <w:szCs w:val="19"/>
+        <w:spacing w:after="0"/>
+        <w:rPr>
+          <w:highlight w:val="yellow"/>
+          <w:lang w:val="en-US"/>
+        </w:rPr>
+      </w:pPr>
+      <w:r>
+        <w:rPr>
+          <w:rFonts w:ascii="Menlo" w:eastAsia="Menlo" w:hAnsi="Menlo" w:cs="Menlo"/>
+          <w:sz w:val="19"/>
+          <w:szCs w:val="19"/>
+          <w:highlight w:val="yellow"/>
           <w:lang w:val="en-US"/>
         </w:rPr>
         <w:t xml:space="preserve">   },</w:t>
@@ -1886,15 +2145,18 @@
     </w:p>
     <w:p>
       <w:pPr>
-        <w:rPr>
-          <w:lang w:val="en-US"/>
-        </w:rPr>
-      </w:pPr>
-      <w:r>
-        <w:rPr>
-          <w:rFonts w:ascii="Menlo" w:eastAsia="Menlo" w:hAnsi="Menlo" w:cs="Menlo"/>
-          <w:sz w:val="19"/>
-          <w:szCs w:val="19"/>
+        <w:spacing w:after="0"/>
+        <w:rPr>
+          <w:highlight w:val="yellow"/>
+          <w:lang w:val="en-US"/>
+        </w:rPr>
+      </w:pPr>
+      <w:r>
+        <w:rPr>
+          <w:rFonts w:ascii="Menlo" w:eastAsia="Menlo" w:hAnsi="Menlo" w:cs="Menlo"/>
+          <w:sz w:val="19"/>
+          <w:szCs w:val="19"/>
+          <w:highlight w:val="yellow"/>
           <w:lang w:val="en-US"/>
         </w:rPr>
         <w:t xml:space="preserve">   {</w:t>
@@ -1902,15 +2164,18 @@
     </w:p>
     <w:p>
       <w:pPr>
-        <w:rPr>
-          <w:lang w:val="en-US"/>
-        </w:rPr>
-      </w:pPr>
-      <w:r>
-        <w:rPr>
-          <w:rFonts w:ascii="Menlo" w:eastAsia="Menlo" w:hAnsi="Menlo" w:cs="Menlo"/>
-          <w:sz w:val="19"/>
-          <w:szCs w:val="19"/>
+        <w:spacing w:after="0"/>
+        <w:rPr>
+          <w:highlight w:val="yellow"/>
+          <w:lang w:val="en-US"/>
+        </w:rPr>
+      </w:pPr>
+      <w:r>
+        <w:rPr>
+          <w:rFonts w:ascii="Menlo" w:eastAsia="Menlo" w:hAnsi="Menlo" w:cs="Menlo"/>
+          <w:sz w:val="19"/>
+          <w:szCs w:val="19"/>
+          <w:highlight w:val="yellow"/>
           <w:lang w:val="en-US"/>
         </w:rPr>
         <w:t xml:space="preserve">     $</w:t>
@@ -1921,6 +2186,7 @@
           <w:rFonts w:ascii="Menlo" w:eastAsia="Menlo" w:hAnsi="Menlo" w:cs="Menlo"/>
           <w:sz w:val="19"/>
           <w:szCs w:val="19"/>
+          <w:highlight w:val="yellow"/>
           <w:lang w:val="en-US"/>
         </w:rPr>
         <w:t>group:{</w:t>
@@ -1931,6 +2197,7 @@
           <w:rFonts w:ascii="Menlo" w:eastAsia="Menlo" w:hAnsi="Menlo" w:cs="Menlo"/>
           <w:sz w:val="19"/>
           <w:szCs w:val="19"/>
+          <w:highlight w:val="yellow"/>
           <w:lang w:val="en-US"/>
         </w:rPr>
         <w:t xml:space="preserve">  _id:{year:{$year:"$date"} , tag:"$tags"}, count:{$sum:1} }</w:t>
@@ -1938,15 +2205,18 @@
     </w:p>
     <w:p>
       <w:pPr>
-        <w:rPr>
-          <w:lang w:val="en-US"/>
-        </w:rPr>
-      </w:pPr>
-      <w:r>
-        <w:rPr>
-          <w:rFonts w:ascii="Menlo" w:eastAsia="Menlo" w:hAnsi="Menlo" w:cs="Menlo"/>
-          <w:sz w:val="19"/>
-          <w:szCs w:val="19"/>
+        <w:spacing w:after="0"/>
+        <w:rPr>
+          <w:highlight w:val="yellow"/>
+          <w:lang w:val="en-US"/>
+        </w:rPr>
+      </w:pPr>
+      <w:r>
+        <w:rPr>
+          <w:rFonts w:ascii="Menlo" w:eastAsia="Menlo" w:hAnsi="Menlo" w:cs="Menlo"/>
+          <w:sz w:val="19"/>
+          <w:szCs w:val="19"/>
+          <w:highlight w:val="yellow"/>
           <w:lang w:val="en-US"/>
         </w:rPr>
         <w:t xml:space="preserve">   }</w:t>
@@ -1954,15 +2224,18 @@
     </w:p>
     <w:p>
       <w:pPr>
-        <w:rPr>
-          <w:lang w:val="en-US"/>
-        </w:rPr>
-      </w:pPr>
-      <w:r>
-        <w:rPr>
-          <w:rFonts w:ascii="Menlo" w:eastAsia="Menlo" w:hAnsi="Menlo" w:cs="Menlo"/>
-          <w:sz w:val="19"/>
-          <w:szCs w:val="19"/>
+        <w:spacing w:after="0"/>
+        <w:rPr>
+          <w:highlight w:val="yellow"/>
+          <w:lang w:val="en-US"/>
+        </w:rPr>
+      </w:pPr>
+      <w:r>
+        <w:rPr>
+          <w:rFonts w:ascii="Menlo" w:eastAsia="Menlo" w:hAnsi="Menlo" w:cs="Menlo"/>
+          <w:sz w:val="19"/>
+          <w:szCs w:val="19"/>
+          <w:highlight w:val="yellow"/>
           <w:lang w:val="en-US"/>
         </w:rPr>
         <w:t xml:space="preserve">    ,</w:t>
@@ -1970,15 +2243,18 @@
     </w:p>
     <w:p>
       <w:pPr>
-        <w:rPr>
-          <w:lang w:val="en-US"/>
-        </w:rPr>
-      </w:pPr>
-      <w:r>
-        <w:rPr>
-          <w:rFonts w:ascii="Menlo" w:eastAsia="Menlo" w:hAnsi="Menlo" w:cs="Menlo"/>
-          <w:sz w:val="19"/>
-          <w:szCs w:val="19"/>
+        <w:spacing w:after="0"/>
+        <w:rPr>
+          <w:highlight w:val="yellow"/>
+          <w:lang w:val="en-US"/>
+        </w:rPr>
+      </w:pPr>
+      <w:r>
+        <w:rPr>
+          <w:rFonts w:ascii="Menlo" w:eastAsia="Menlo" w:hAnsi="Menlo" w:cs="Menlo"/>
+          <w:sz w:val="19"/>
+          <w:szCs w:val="19"/>
+          <w:highlight w:val="yellow"/>
           <w:lang w:val="en-US"/>
         </w:rPr>
         <w:t xml:space="preserve">   {</w:t>
@@ -1986,15 +2262,18 @@
     </w:p>
     <w:p>
       <w:pPr>
-        <w:rPr>
-          <w:lang w:val="en-US"/>
-        </w:rPr>
-      </w:pPr>
-      <w:r>
-        <w:rPr>
-          <w:rFonts w:ascii="Menlo" w:eastAsia="Menlo" w:hAnsi="Menlo" w:cs="Menlo"/>
-          <w:sz w:val="19"/>
-          <w:szCs w:val="19"/>
+        <w:spacing w:after="0"/>
+        <w:rPr>
+          <w:highlight w:val="yellow"/>
+          <w:lang w:val="en-US"/>
+        </w:rPr>
+      </w:pPr>
+      <w:r>
+        <w:rPr>
+          <w:rFonts w:ascii="Menlo" w:eastAsia="Menlo" w:hAnsi="Menlo" w:cs="Menlo"/>
+          <w:sz w:val="19"/>
+          <w:szCs w:val="19"/>
+          <w:highlight w:val="yellow"/>
           <w:lang w:val="en-US"/>
         </w:rPr>
         <w:t xml:space="preserve">      $project: {</w:t>
@@ -2002,15 +2281,18 @@
     </w:p>
     <w:p>
       <w:pPr>
-        <w:rPr>
-          <w:lang w:val="en-US"/>
-        </w:rPr>
-      </w:pPr>
-      <w:r>
-        <w:rPr>
-          <w:rFonts w:ascii="Menlo" w:eastAsia="Menlo" w:hAnsi="Menlo" w:cs="Menlo"/>
-          <w:sz w:val="19"/>
-          <w:szCs w:val="19"/>
+        <w:spacing w:after="0"/>
+        <w:rPr>
+          <w:highlight w:val="yellow"/>
+          <w:lang w:val="en-US"/>
+        </w:rPr>
+      </w:pPr>
+      <w:r>
+        <w:rPr>
+          <w:rFonts w:ascii="Menlo" w:eastAsia="Menlo" w:hAnsi="Menlo" w:cs="Menlo"/>
+          <w:sz w:val="19"/>
+          <w:szCs w:val="19"/>
+          <w:highlight w:val="yellow"/>
           <w:lang w:val="en-US"/>
         </w:rPr>
         <w:t xml:space="preserve">          _id:0,</w:t>
@@ -2018,15 +2300,18 @@
     </w:p>
     <w:p>
       <w:pPr>
-        <w:rPr>
-          <w:lang w:val="en-US"/>
-        </w:rPr>
-      </w:pPr>
-      <w:r>
-        <w:rPr>
-          <w:rFonts w:ascii="Menlo" w:eastAsia="Menlo" w:hAnsi="Menlo" w:cs="Menlo"/>
-          <w:sz w:val="19"/>
-          <w:szCs w:val="19"/>
+        <w:spacing w:after="0"/>
+        <w:rPr>
+          <w:highlight w:val="yellow"/>
+          <w:lang w:val="en-US"/>
+        </w:rPr>
+      </w:pPr>
+      <w:r>
+        <w:rPr>
+          <w:rFonts w:ascii="Menlo" w:eastAsia="Menlo" w:hAnsi="Menlo" w:cs="Menlo"/>
+          <w:sz w:val="19"/>
+          <w:szCs w:val="19"/>
+          <w:highlight w:val="yellow"/>
           <w:lang w:val="en-US"/>
         </w:rPr>
         <w:t xml:space="preserve">          "tag":"$_</w:t>
@@ -2037,6 +2322,7 @@
           <w:rFonts w:ascii="Menlo" w:eastAsia="Menlo" w:hAnsi="Menlo" w:cs="Menlo"/>
           <w:sz w:val="19"/>
           <w:szCs w:val="19"/>
+          <w:highlight w:val="yellow"/>
           <w:lang w:val="en-US"/>
         </w:rPr>
         <w:t>id.tag</w:t>
@@ -2047,6 +2333,7 @@
           <w:rFonts w:ascii="Menlo" w:eastAsia="Menlo" w:hAnsi="Menlo" w:cs="Menlo"/>
           <w:sz w:val="19"/>
           <w:szCs w:val="19"/>
+          <w:highlight w:val="yellow"/>
           <w:lang w:val="en-US"/>
         </w:rPr>
         <w:t>",</w:t>
@@ -2054,15 +2341,18 @@
     </w:p>
     <w:p>
       <w:pPr>
-        <w:rPr>
-          <w:lang w:val="en-US"/>
-        </w:rPr>
-      </w:pPr>
-      <w:r>
-        <w:rPr>
-          <w:rFonts w:ascii="Menlo" w:eastAsia="Menlo" w:hAnsi="Menlo" w:cs="Menlo"/>
-          <w:sz w:val="19"/>
-          <w:szCs w:val="19"/>
+        <w:spacing w:after="0"/>
+        <w:rPr>
+          <w:highlight w:val="yellow"/>
+          <w:lang w:val="en-US"/>
+        </w:rPr>
+      </w:pPr>
+      <w:r>
+        <w:rPr>
+          <w:rFonts w:ascii="Menlo" w:eastAsia="Menlo" w:hAnsi="Menlo" w:cs="Menlo"/>
+          <w:sz w:val="19"/>
+          <w:szCs w:val="19"/>
+          <w:highlight w:val="yellow"/>
           <w:lang w:val="en-US"/>
         </w:rPr>
         <w:t xml:space="preserve">           "year":"$_</w:t>
@@ -2074,6 +2364,7 @@
           <w:rFonts w:ascii="Menlo" w:eastAsia="Menlo" w:hAnsi="Menlo" w:cs="Menlo"/>
           <w:sz w:val="19"/>
           <w:szCs w:val="19"/>
+          <w:highlight w:val="yellow"/>
           <w:lang w:val="en-US"/>
         </w:rPr>
         <w:t>id.year</w:t>
@@ -2085,6 +2376,7 @@
           <w:rFonts w:ascii="Menlo" w:eastAsia="Menlo" w:hAnsi="Menlo" w:cs="Menlo"/>
           <w:sz w:val="19"/>
           <w:szCs w:val="19"/>
+          <w:highlight w:val="yellow"/>
           <w:lang w:val="en-US"/>
         </w:rPr>
         <w:t>",</w:t>
@@ -2092,15 +2384,18 @@
     </w:p>
     <w:p>
       <w:pPr>
-        <w:rPr>
-          <w:lang w:val="en-US"/>
-        </w:rPr>
-      </w:pPr>
-      <w:r>
-        <w:rPr>
-          <w:rFonts w:ascii="Menlo" w:eastAsia="Menlo" w:hAnsi="Menlo" w:cs="Menlo"/>
-          <w:sz w:val="19"/>
-          <w:szCs w:val="19"/>
+        <w:spacing w:after="0"/>
+        <w:rPr>
+          <w:highlight w:val="yellow"/>
+          <w:lang w:val="en-US"/>
+        </w:rPr>
+      </w:pPr>
+      <w:r>
+        <w:rPr>
+          <w:rFonts w:ascii="Menlo" w:eastAsia="Menlo" w:hAnsi="Menlo" w:cs="Menlo"/>
+          <w:sz w:val="19"/>
+          <w:szCs w:val="19"/>
+          <w:highlight w:val="yellow"/>
           <w:lang w:val="en-US"/>
         </w:rPr>
         <w:t xml:space="preserve">           count:1</w:t>
@@ -2108,15 +2403,18 @@
     </w:p>
     <w:p>
       <w:pPr>
-        <w:rPr>
-          <w:lang w:val="en-US"/>
-        </w:rPr>
-      </w:pPr>
-      <w:r>
-        <w:rPr>
-          <w:rFonts w:ascii="Menlo" w:eastAsia="Menlo" w:hAnsi="Menlo" w:cs="Menlo"/>
-          <w:sz w:val="19"/>
-          <w:szCs w:val="19"/>
+        <w:spacing w:after="0"/>
+        <w:rPr>
+          <w:highlight w:val="yellow"/>
+          <w:lang w:val="en-US"/>
+        </w:rPr>
+      </w:pPr>
+      <w:r>
+        <w:rPr>
+          <w:rFonts w:ascii="Menlo" w:eastAsia="Menlo" w:hAnsi="Menlo" w:cs="Menlo"/>
+          <w:sz w:val="19"/>
+          <w:szCs w:val="19"/>
+          <w:highlight w:val="yellow"/>
           <w:lang w:val="en-US"/>
         </w:rPr>
         <w:t xml:space="preserve">       }</w:t>
@@ -2124,15 +2422,18 @@
     </w:p>
     <w:p>
       <w:pPr>
-        <w:rPr>
-          <w:lang w:val="en-US"/>
-        </w:rPr>
-      </w:pPr>
-      <w:r>
-        <w:rPr>
-          <w:rFonts w:ascii="Menlo" w:eastAsia="Menlo" w:hAnsi="Menlo" w:cs="Menlo"/>
-          <w:sz w:val="19"/>
-          <w:szCs w:val="19"/>
+        <w:spacing w:after="0"/>
+        <w:rPr>
+          <w:highlight w:val="yellow"/>
+          <w:lang w:val="en-US"/>
+        </w:rPr>
+      </w:pPr>
+      <w:r>
+        <w:rPr>
+          <w:rFonts w:ascii="Menlo" w:eastAsia="Menlo" w:hAnsi="Menlo" w:cs="Menlo"/>
+          <w:sz w:val="19"/>
+          <w:szCs w:val="19"/>
+          <w:highlight w:val="yellow"/>
           <w:lang w:val="en-US"/>
         </w:rPr>
         <w:t xml:space="preserve">   },</w:t>
@@ -2140,15 +2441,18 @@
     </w:p>
     <w:p>
       <w:pPr>
-        <w:rPr>
-          <w:lang w:val="en-US"/>
-        </w:rPr>
-      </w:pPr>
-      <w:r>
-        <w:rPr>
-          <w:rFonts w:ascii="Menlo" w:eastAsia="Menlo" w:hAnsi="Menlo" w:cs="Menlo"/>
-          <w:sz w:val="19"/>
-          <w:szCs w:val="19"/>
+        <w:spacing w:after="0"/>
+        <w:rPr>
+          <w:highlight w:val="yellow"/>
+          <w:lang w:val="en-US"/>
+        </w:rPr>
+      </w:pPr>
+      <w:r>
+        <w:rPr>
+          <w:rFonts w:ascii="Menlo" w:eastAsia="Menlo" w:hAnsi="Menlo" w:cs="Menlo"/>
+          <w:sz w:val="19"/>
+          <w:szCs w:val="19"/>
+          <w:highlight w:val="yellow"/>
           <w:lang w:val="en-US"/>
         </w:rPr>
         <w:t xml:space="preserve">    {</w:t>
@@ -2156,15 +2460,18 @@
     </w:p>
     <w:p>
       <w:pPr>
-        <w:rPr>
-          <w:lang w:val="en-US"/>
-        </w:rPr>
-      </w:pPr>
-      <w:r>
-        <w:rPr>
-          <w:rFonts w:ascii="Menlo" w:eastAsia="Menlo" w:hAnsi="Menlo" w:cs="Menlo"/>
-          <w:sz w:val="19"/>
-          <w:szCs w:val="19"/>
+        <w:spacing w:after="0"/>
+        <w:rPr>
+          <w:highlight w:val="yellow"/>
+          <w:lang w:val="en-US"/>
+        </w:rPr>
+      </w:pPr>
+      <w:r>
+        <w:rPr>
+          <w:rFonts w:ascii="Menlo" w:eastAsia="Menlo" w:hAnsi="Menlo" w:cs="Menlo"/>
+          <w:sz w:val="19"/>
+          <w:szCs w:val="19"/>
+          <w:highlight w:val="yellow"/>
           <w:lang w:val="en-US"/>
         </w:rPr>
         <w:t xml:space="preserve">       $</w:t>
@@ -2175,6 +2482,7 @@
           <w:rFonts w:ascii="Menlo" w:eastAsia="Menlo" w:hAnsi="Menlo" w:cs="Menlo"/>
           <w:sz w:val="19"/>
           <w:szCs w:val="19"/>
+          <w:highlight w:val="yellow"/>
           <w:lang w:val="en-US"/>
         </w:rPr>
         <w:t>sort :</w:t>
@@ -2185,17 +2493,25 @@
           <w:rFonts w:ascii="Menlo" w:eastAsia="Menlo" w:hAnsi="Menlo" w:cs="Menlo"/>
           <w:sz w:val="19"/>
           <w:szCs w:val="19"/>
+          <w:highlight w:val="yellow"/>
           <w:lang w:val="en-US"/>
         </w:rPr>
         <w:t xml:space="preserve"> { "year" : -1,"count": -1 }</w:t>
       </w:r>
     </w:p>
     <w:p>
-      <w:r>
-        <w:rPr>
-          <w:rFonts w:ascii="Menlo" w:eastAsia="Menlo" w:hAnsi="Menlo" w:cs="Menlo"/>
-          <w:sz w:val="19"/>
-          <w:szCs w:val="19"/>
+      <w:pPr>
+        <w:spacing w:after="0"/>
+        <w:rPr>
+          <w:highlight w:val="yellow"/>
+        </w:rPr>
+      </w:pPr>
+      <w:r>
+        <w:rPr>
+          <w:rFonts w:ascii="Menlo" w:eastAsia="Menlo" w:hAnsi="Menlo" w:cs="Menlo"/>
+          <w:sz w:val="19"/>
+          <w:szCs w:val="19"/>
+          <w:highlight w:val="yellow"/>
           <w:lang w:val="en-US"/>
         </w:rPr>
         <w:t xml:space="preserve">   </w:t>
@@ -2205,16 +2521,21 @@
           <w:rFonts w:ascii="Menlo" w:eastAsia="Menlo" w:hAnsi="Menlo" w:cs="Menlo"/>
           <w:sz w:val="19"/>
           <w:szCs w:val="19"/>
+          <w:highlight w:val="yellow"/>
         </w:rPr>
         <w:t>}</w:t>
       </w:r>
     </w:p>
     <w:p>
-      <w:r>
-        <w:rPr>
-          <w:rFonts w:ascii="Menlo" w:eastAsia="Menlo" w:hAnsi="Menlo" w:cs="Menlo"/>
-          <w:sz w:val="19"/>
-          <w:szCs w:val="19"/>
+      <w:pPr>
+        <w:spacing w:after="0"/>
+      </w:pPr>
+      <w:r>
+        <w:rPr>
+          <w:rFonts w:ascii="Menlo" w:eastAsia="Menlo" w:hAnsi="Menlo" w:cs="Menlo"/>
+          <w:sz w:val="19"/>
+          <w:szCs w:val="19"/>
+          <w:highlight w:val="yellow"/>
         </w:rPr>
         <w:t>] )</w:t>
       </w:r>
@@ -2365,35 +2686,20 @@
           <w:szCs w:val="19"/>
         </w:rPr>
       </w:pPr>
+      <w:r>
+        <w:t xml:space="preserve">Multiple Filtering </w:t>
+      </w:r>
       <w:proofErr w:type="spellStart"/>
       <w:r>
-        <w:rPr>
-          <w:rFonts w:ascii="Menlo" w:eastAsia="Menlo" w:hAnsi="Menlo" w:cs="Menlo"/>
-          <w:color w:val="000000" w:themeColor="text1"/>
-          <w:sz w:val="19"/>
-          <w:szCs w:val="19"/>
-        </w:rPr>
-        <w:t>Condition</w:t>
+        <w:t>conditions</w:t>
       </w:r>
       <w:proofErr w:type="spellEnd"/>
       <w:r>
-        <w:rPr>
-          <w:rFonts w:ascii="Menlo" w:eastAsia="Menlo" w:hAnsi="Menlo" w:cs="Menlo"/>
-          <w:color w:val="000000" w:themeColor="text1"/>
-          <w:sz w:val="19"/>
-          <w:szCs w:val="19"/>
-        </w:rPr>
         <w:t xml:space="preserve">, </w:t>
       </w:r>
       <w:proofErr w:type="spellStart"/>
       <w:r>
-        <w:rPr>
-          <w:rFonts w:ascii="Menlo" w:eastAsia="Menlo" w:hAnsi="Menlo" w:cs="Menlo"/>
-          <w:color w:val="000000" w:themeColor="text1"/>
-          <w:sz w:val="19"/>
-          <w:szCs w:val="19"/>
-        </w:rPr>
-        <w:t>Aggregation</w:t>
+        <w:t>aggregation</w:t>
       </w:r>
       <w:proofErr w:type="spellEnd"/>
     </w:p>
@@ -4562,6 +4868,37 @@
                 <w:lang w:val="en-US"/>
               </w:rPr>
               <w:t xml:space="preserve"> sections with size 2 . The results that are returned are 4 and are sorted in descending order.</w:t>
+            </w:r>
+          </w:p>
+          <w:p>
+            <w:pPr>
+              <w:spacing w:line="360" w:lineRule="exact"/>
+              <w:rPr>
+                <w:lang w:val="en-US"/>
+              </w:rPr>
+            </w:pPr>
+            <w:r>
+              <w:rPr>
+                <w:rFonts w:ascii="Calibri" w:eastAsia="Calibri" w:hAnsi="Calibri" w:cs="Calibri"/>
+                <w:lang w:val="en-US"/>
+              </w:rPr>
+              <w:t xml:space="preserve">Multiple Filtering conditions (also on internal </w:t>
+            </w:r>
+            <w:proofErr w:type="spellStart"/>
+            <w:r>
+              <w:rPr>
+                <w:rFonts w:ascii="Calibri" w:eastAsia="Calibri" w:hAnsi="Calibri" w:cs="Calibri"/>
+                <w:lang w:val="en-US"/>
+              </w:rPr>
+              <w:t>subdocs</w:t>
+            </w:r>
+            <w:proofErr w:type="spellEnd"/>
+            <w:r>
+              <w:rPr>
+                <w:rFonts w:ascii="Calibri" w:eastAsia="Calibri" w:hAnsi="Calibri" w:cs="Calibri"/>
+                <w:lang w:val="en-US"/>
+              </w:rPr>
+              <w:t>)</w:t>
             </w:r>
           </w:p>
           <w:p>
@@ -5970,13 +6307,1224 @@
           <w:color w:val="000000" w:themeColor="text1"/>
           <w:sz w:val="19"/>
           <w:szCs w:val="19"/>
-        </w:rPr>
-      </w:pPr>
-    </w:p>
-    <w:p>
-      <w:pPr>
-        <w:rPr>
-          <w:rFonts w:ascii="Menlo" w:eastAsia="Menlo" w:hAnsi="Menlo" w:cs="Menlo"/>
+          <w:lang w:val="en-US"/>
+        </w:rPr>
+      </w:pPr>
+      <w:r>
+        <w:rPr>
+          <w:rFonts w:ascii="Consolas" w:eastAsia="Consolas" w:hAnsi="Consolas" w:cs="Consolas"/>
+          <w:color w:val="000000" w:themeColor="text1"/>
+          <w:sz w:val="19"/>
+          <w:szCs w:val="19"/>
+          <w:lang w:val="en-US"/>
+        </w:rPr>
+        <w:t xml:space="preserve">3)This query returns the articles that have at least one document of their </w:t>
+      </w:r>
+      <w:proofErr w:type="gramStart"/>
+      <w:r>
+        <w:rPr>
+          <w:rFonts w:ascii="Consolas" w:eastAsia="Consolas" w:hAnsi="Consolas" w:cs="Consolas"/>
+          <w:color w:val="000000" w:themeColor="text1"/>
+          <w:sz w:val="19"/>
+          <w:szCs w:val="19"/>
+          <w:lang w:val="en-US"/>
+        </w:rPr>
+        <w:t>bibliography  published</w:t>
+      </w:r>
+      <w:proofErr w:type="gramEnd"/>
+      <w:r>
+        <w:rPr>
+          <w:rFonts w:ascii="Consolas" w:eastAsia="Consolas" w:hAnsi="Consolas" w:cs="Consolas"/>
+          <w:color w:val="000000" w:themeColor="text1"/>
+          <w:sz w:val="19"/>
+          <w:szCs w:val="19"/>
+          <w:lang w:val="en-US"/>
+        </w:rPr>
+        <w:t xml:space="preserve"> after 2018(included) and that one of the authors is affiliated to </w:t>
+      </w:r>
+      <w:proofErr w:type="spellStart"/>
+      <w:r>
+        <w:rPr>
+          <w:rFonts w:ascii="Consolas" w:eastAsia="Consolas" w:hAnsi="Consolas" w:cs="Consolas"/>
+          <w:color w:val="000000" w:themeColor="text1"/>
+          <w:sz w:val="19"/>
+          <w:szCs w:val="19"/>
+          <w:lang w:val="en-US"/>
+        </w:rPr>
+        <w:t>Universidade</w:t>
+      </w:r>
+      <w:proofErr w:type="spellEnd"/>
+      <w:r>
+        <w:rPr>
+          <w:rFonts w:ascii="Consolas" w:eastAsia="Consolas" w:hAnsi="Consolas" w:cs="Consolas"/>
+          <w:color w:val="000000" w:themeColor="text1"/>
+          <w:sz w:val="19"/>
+          <w:szCs w:val="19"/>
+          <w:lang w:val="en-US"/>
+        </w:rPr>
+        <w:t xml:space="preserve"> do Estado do Rio de Janeiro.</w:t>
+      </w:r>
+    </w:p>
+    <w:p>
+      <w:pPr>
+        <w:rPr>
+          <w:rFonts w:ascii="Consolas" w:eastAsia="Consolas" w:hAnsi="Consolas" w:cs="Consolas"/>
+          <w:sz w:val="19"/>
+          <w:szCs w:val="19"/>
+          <w:lang w:val="en-US"/>
+        </w:rPr>
+      </w:pPr>
+      <w:r>
+        <w:rPr>
+          <w:rFonts w:ascii="Consolas" w:eastAsia="Consolas" w:hAnsi="Consolas" w:cs="Consolas"/>
+          <w:sz w:val="19"/>
+          <w:szCs w:val="19"/>
+          <w:lang w:val="en-US"/>
+        </w:rPr>
+        <w:t xml:space="preserve"> Multiple Filtering through refs, aggregation, also on internal </w:t>
+      </w:r>
+      <w:proofErr w:type="spellStart"/>
+      <w:r>
+        <w:rPr>
+          <w:rFonts w:ascii="Consolas" w:eastAsia="Consolas" w:hAnsi="Consolas" w:cs="Consolas"/>
+          <w:sz w:val="19"/>
+          <w:szCs w:val="19"/>
+          <w:lang w:val="en-US"/>
+        </w:rPr>
+        <w:t>subdocs</w:t>
+      </w:r>
+      <w:proofErr w:type="spellEnd"/>
+    </w:p>
+    <w:p>
+      <w:pPr>
+        <w:rPr>
+          <w:rFonts w:ascii="Consolas" w:eastAsia="Consolas" w:hAnsi="Consolas" w:cs="Consolas"/>
+          <w:color w:val="000000" w:themeColor="text1"/>
+          <w:sz w:val="19"/>
+          <w:szCs w:val="19"/>
+          <w:lang w:val="en-US"/>
+        </w:rPr>
+      </w:pPr>
+      <w:r>
+        <w:rPr>
+          <w:rFonts w:ascii="Consolas" w:eastAsia="Consolas" w:hAnsi="Consolas" w:cs="Consolas"/>
+          <w:color w:val="F9FBFA"/>
+          <w:sz w:val="19"/>
+          <w:szCs w:val="19"/>
+          <w:lang w:val="en-US"/>
+        </w:rPr>
+        <w:t xml:space="preserve"> </w:t>
+      </w:r>
+      <w:proofErr w:type="spellStart"/>
+      <w:r>
+        <w:rPr>
+          <w:rFonts w:ascii="Consolas" w:eastAsia="Consolas" w:hAnsi="Consolas" w:cs="Consolas"/>
+          <w:color w:val="000000" w:themeColor="text1"/>
+          <w:sz w:val="19"/>
+          <w:szCs w:val="19"/>
+          <w:lang w:val="en-US"/>
+        </w:rPr>
+        <w:t>db.articles.aggregate</w:t>
+      </w:r>
+      <w:proofErr w:type="spellEnd"/>
+      <w:r>
+        <w:rPr>
+          <w:rFonts w:ascii="Consolas" w:eastAsia="Consolas" w:hAnsi="Consolas" w:cs="Consolas"/>
+          <w:color w:val="000000" w:themeColor="text1"/>
+          <w:sz w:val="19"/>
+          <w:szCs w:val="19"/>
+          <w:lang w:val="en-US"/>
+        </w:rPr>
+        <w:t>([{"$match":{"bibliography": {"$exists" : true }}}, {"$lookup":{</w:t>
+      </w:r>
+      <w:proofErr w:type="spellStart"/>
+      <w:r>
+        <w:rPr>
+          <w:rFonts w:ascii="Consolas" w:eastAsia="Consolas" w:hAnsi="Consolas" w:cs="Consolas"/>
+          <w:color w:val="000000" w:themeColor="text1"/>
+          <w:sz w:val="19"/>
+          <w:szCs w:val="19"/>
+          <w:lang w:val="en-US"/>
+        </w:rPr>
+        <w:t>from:"authors</w:t>
+      </w:r>
+      <w:proofErr w:type="spellEnd"/>
+      <w:r>
+        <w:rPr>
+          <w:rFonts w:ascii="Consolas" w:eastAsia="Consolas" w:hAnsi="Consolas" w:cs="Consolas"/>
+          <w:color w:val="000000" w:themeColor="text1"/>
+          <w:sz w:val="19"/>
+          <w:szCs w:val="19"/>
+          <w:lang w:val="en-US"/>
+        </w:rPr>
+        <w:t>",</w:t>
+      </w:r>
+      <w:r>
+        <w:rPr>
+          <w:lang w:val="en-US"/>
+        </w:rPr>
+        <w:br/>
+      </w:r>
+      <w:proofErr w:type="spellStart"/>
+      <w:r>
+        <w:rPr>
+          <w:rFonts w:ascii="Consolas" w:eastAsia="Consolas" w:hAnsi="Consolas" w:cs="Consolas"/>
+          <w:color w:val="000000" w:themeColor="text1"/>
+          <w:sz w:val="19"/>
+          <w:szCs w:val="19"/>
+          <w:lang w:val="en-US"/>
+        </w:rPr>
+        <w:t>localField</w:t>
+      </w:r>
+      <w:proofErr w:type="spellEnd"/>
+      <w:r>
+        <w:rPr>
+          <w:rFonts w:ascii="Consolas" w:eastAsia="Consolas" w:hAnsi="Consolas" w:cs="Consolas"/>
+          <w:color w:val="000000" w:themeColor="text1"/>
+          <w:sz w:val="19"/>
+          <w:szCs w:val="19"/>
+          <w:lang w:val="en-US"/>
+        </w:rPr>
+        <w:t>:"authors.id",</w:t>
+      </w:r>
+      <w:r>
+        <w:rPr>
+          <w:lang w:val="en-US"/>
+        </w:rPr>
+        <w:br/>
+      </w:r>
+      <w:proofErr w:type="spellStart"/>
+      <w:r>
+        <w:rPr>
+          <w:rFonts w:ascii="Consolas" w:eastAsia="Consolas" w:hAnsi="Consolas" w:cs="Consolas"/>
+          <w:color w:val="000000" w:themeColor="text1"/>
+          <w:sz w:val="19"/>
+          <w:szCs w:val="19"/>
+          <w:lang w:val="en-US"/>
+        </w:rPr>
+        <w:t>foreignField</w:t>
+      </w:r>
+      <w:proofErr w:type="spellEnd"/>
+      <w:r>
+        <w:rPr>
+          <w:rFonts w:ascii="Consolas" w:eastAsia="Consolas" w:hAnsi="Consolas" w:cs="Consolas"/>
+          <w:color w:val="000000" w:themeColor="text1"/>
+          <w:sz w:val="19"/>
+          <w:szCs w:val="19"/>
+          <w:lang w:val="en-US"/>
+        </w:rPr>
+        <w:t>:"</w:t>
+      </w:r>
+      <w:proofErr w:type="spellStart"/>
+      <w:r>
+        <w:rPr>
+          <w:rFonts w:ascii="Consolas" w:eastAsia="Consolas" w:hAnsi="Consolas" w:cs="Consolas"/>
+          <w:color w:val="000000" w:themeColor="text1"/>
+          <w:sz w:val="19"/>
+          <w:szCs w:val="19"/>
+          <w:lang w:val="en-US"/>
+        </w:rPr>
+        <w:t>author_id</w:t>
+      </w:r>
+      <w:proofErr w:type="spellEnd"/>
+      <w:r>
+        <w:rPr>
+          <w:rFonts w:ascii="Consolas" w:eastAsia="Consolas" w:hAnsi="Consolas" w:cs="Consolas"/>
+          <w:color w:val="000000" w:themeColor="text1"/>
+          <w:sz w:val="19"/>
+          <w:szCs w:val="19"/>
+          <w:lang w:val="en-US"/>
+        </w:rPr>
+        <w:t>",</w:t>
+      </w:r>
+      <w:r>
+        <w:rPr>
+          <w:lang w:val="en-US"/>
+        </w:rPr>
+        <w:br/>
+      </w:r>
+      <w:r>
+        <w:rPr>
+          <w:rFonts w:ascii="Consolas" w:eastAsia="Consolas" w:hAnsi="Consolas" w:cs="Consolas"/>
+          <w:color w:val="000000" w:themeColor="text1"/>
+          <w:sz w:val="19"/>
+          <w:szCs w:val="19"/>
+          <w:lang w:val="en-US"/>
+        </w:rPr>
+        <w:t>as:"</w:t>
+      </w:r>
+      <w:proofErr w:type="spellStart"/>
+      <w:r>
+        <w:rPr>
+          <w:rFonts w:ascii="Consolas" w:eastAsia="Consolas" w:hAnsi="Consolas" w:cs="Consolas"/>
+          <w:color w:val="000000" w:themeColor="text1"/>
+          <w:sz w:val="19"/>
+          <w:szCs w:val="19"/>
+          <w:lang w:val="en-US"/>
+        </w:rPr>
+        <w:t>authorsDetailed</w:t>
+      </w:r>
+      <w:proofErr w:type="spellEnd"/>
+      <w:r>
+        <w:rPr>
+          <w:rFonts w:ascii="Consolas" w:eastAsia="Consolas" w:hAnsi="Consolas" w:cs="Consolas"/>
+          <w:color w:val="000000" w:themeColor="text1"/>
+          <w:sz w:val="19"/>
+          <w:szCs w:val="19"/>
+          <w:lang w:val="en-US"/>
+        </w:rPr>
+        <w:t>"}},{"$match":{"</w:t>
+      </w:r>
+      <w:proofErr w:type="spellStart"/>
+      <w:r>
+        <w:rPr>
+          <w:rFonts w:ascii="Consolas" w:eastAsia="Consolas" w:hAnsi="Consolas" w:cs="Consolas"/>
+          <w:color w:val="000000" w:themeColor="text1"/>
+          <w:sz w:val="19"/>
+          <w:szCs w:val="19"/>
+          <w:lang w:val="en-US"/>
+        </w:rPr>
+        <w:t>bibliography.date</w:t>
+      </w:r>
+      <w:proofErr w:type="spellEnd"/>
+      <w:r>
+        <w:rPr>
+          <w:rFonts w:ascii="Consolas" w:eastAsia="Consolas" w:hAnsi="Consolas" w:cs="Consolas"/>
+          <w:color w:val="000000" w:themeColor="text1"/>
+          <w:sz w:val="19"/>
+          <w:szCs w:val="19"/>
+          <w:lang w:val="en-US"/>
+        </w:rPr>
+        <w:t>": {"$</w:t>
+      </w:r>
+      <w:proofErr w:type="spellStart"/>
+      <w:r>
+        <w:rPr>
+          <w:rFonts w:ascii="Consolas" w:eastAsia="Consolas" w:hAnsi="Consolas" w:cs="Consolas"/>
+          <w:color w:val="000000" w:themeColor="text1"/>
+          <w:sz w:val="19"/>
+          <w:szCs w:val="19"/>
+          <w:lang w:val="en-US"/>
+        </w:rPr>
+        <w:t>gte</w:t>
+      </w:r>
+      <w:proofErr w:type="spellEnd"/>
+      <w:r>
+        <w:rPr>
+          <w:rFonts w:ascii="Consolas" w:eastAsia="Consolas" w:hAnsi="Consolas" w:cs="Consolas"/>
+          <w:color w:val="000000" w:themeColor="text1"/>
+          <w:sz w:val="19"/>
+          <w:szCs w:val="19"/>
+          <w:lang w:val="en-US"/>
+        </w:rPr>
+        <w:t>" : ISODate('2018-01-01')},"authorsDetailed.affiliation":"Universidade do Estado do Rio de Janeiro"}},</w:t>
+      </w:r>
+      <w:r>
+        <w:rPr>
+          <w:lang w:val="en-US"/>
+        </w:rPr>
+        <w:br/>
+      </w:r>
+      <w:r>
+        <w:rPr>
+          <w:rFonts w:ascii="Consolas" w:eastAsia="Consolas" w:hAnsi="Consolas" w:cs="Consolas"/>
+          <w:color w:val="000000" w:themeColor="text1"/>
+          <w:sz w:val="19"/>
+          <w:szCs w:val="19"/>
+          <w:lang w:val="en-US"/>
+        </w:rPr>
+        <w:t>{"$project":{ "title":1,"bibliography.date":1, "</w:t>
+      </w:r>
+      <w:proofErr w:type="spellStart"/>
+      <w:r>
+        <w:rPr>
+          <w:rFonts w:ascii="Consolas" w:eastAsia="Consolas" w:hAnsi="Consolas" w:cs="Consolas"/>
+          <w:color w:val="000000" w:themeColor="text1"/>
+          <w:sz w:val="19"/>
+          <w:szCs w:val="19"/>
+          <w:lang w:val="en-US"/>
+        </w:rPr>
+        <w:t>authorsDetailed.affiliation</w:t>
+      </w:r>
+      <w:proofErr w:type="spellEnd"/>
+      <w:r>
+        <w:rPr>
+          <w:rFonts w:ascii="Consolas" w:eastAsia="Consolas" w:hAnsi="Consolas" w:cs="Consolas"/>
+          <w:color w:val="000000" w:themeColor="text1"/>
+          <w:sz w:val="19"/>
+          <w:szCs w:val="19"/>
+          <w:lang w:val="en-US"/>
+        </w:rPr>
+        <w:t>": 1}}</w:t>
+      </w:r>
+      <w:r>
+        <w:rPr>
+          <w:lang w:val="en-US"/>
+        </w:rPr>
+        <w:br/>
+      </w:r>
+      <w:r>
+        <w:rPr>
+          <w:rFonts w:ascii="Consolas" w:eastAsia="Consolas" w:hAnsi="Consolas" w:cs="Consolas"/>
+          <w:color w:val="000000" w:themeColor="text1"/>
+          <w:sz w:val="19"/>
+          <w:szCs w:val="19"/>
+          <w:lang w:val="en-US"/>
+        </w:rPr>
+        <w:t>])</w:t>
+      </w:r>
+    </w:p>
+    <w:tbl>
+      <w:tblPr>
+        <w:tblStyle w:val="TableGrid"/>
+        <w:tblW w:w="0" w:type="auto"/>
+        <w:tblBorders>
+          <w:top w:val="single" w:sz="0" w:space="0" w:color="auto"/>
+          <w:left w:val="single" w:sz="0" w:space="0" w:color="auto"/>
+          <w:bottom w:val="single" w:sz="0" w:space="0" w:color="auto"/>
+          <w:right w:val="single" w:sz="0" w:space="0" w:color="auto"/>
+        </w:tblBorders>
+        <w:tblLayout w:type="fixed"/>
+        <w:tblLook w:val="06A0" w:firstRow="1" w:lastRow="0" w:firstColumn="1" w:lastColumn="0" w:noHBand="1" w:noVBand="1"/>
+      </w:tblPr>
+      <w:tblGrid>
+        <w:gridCol w:w="9630"/>
+      </w:tblGrid>
+      <w:tr>
+        <w:trPr>
+          <w:trHeight w:val="300"/>
+        </w:trPr>
+        <w:tc>
+          <w:tcPr>
+            <w:tcW w:w="9630" w:type="dxa"/>
+            <w:tcBorders>
+              <w:top w:val="single" w:sz="0" w:space="0" w:color="auto"/>
+              <w:left w:val="single" w:sz="0" w:space="0" w:color="auto"/>
+              <w:bottom w:val="single" w:sz="0" w:space="0" w:color="auto"/>
+              <w:right w:val="single" w:sz="0" w:space="0" w:color="auto"/>
+            </w:tcBorders>
+          </w:tcPr>
+          <w:p>
+            <w:pPr>
+              <w:rPr>
+                <w:color w:val="000000" w:themeColor="text1"/>
+                <w:sz w:val="19"/>
+                <w:szCs w:val="19"/>
+                <w:lang w:val="en-US"/>
+              </w:rPr>
+            </w:pPr>
+            <w:proofErr w:type="gramStart"/>
+            <w:r>
+              <w:rPr>
+                <w:color w:val="000000" w:themeColor="text1"/>
+                <w:sz w:val="19"/>
+                <w:szCs w:val="19"/>
+                <w:lang w:val="en-US"/>
+              </w:rPr>
+              <w:t>{ _</w:t>
+            </w:r>
+            <w:proofErr w:type="gramEnd"/>
+            <w:r>
+              <w:rPr>
+                <w:color w:val="000000" w:themeColor="text1"/>
+                <w:sz w:val="19"/>
+                <w:szCs w:val="19"/>
+                <w:lang w:val="en-US"/>
+              </w:rPr>
+              <w:t xml:space="preserve">id: </w:t>
+            </w:r>
+            <w:proofErr w:type="spellStart"/>
+            <w:r>
+              <w:rPr>
+                <w:color w:val="000000" w:themeColor="text1"/>
+                <w:sz w:val="19"/>
+                <w:szCs w:val="19"/>
+                <w:lang w:val="en-US"/>
+              </w:rPr>
+              <w:t>ObjectId</w:t>
+            </w:r>
+            <w:proofErr w:type="spellEnd"/>
+            <w:r>
+              <w:rPr>
+                <w:color w:val="000000" w:themeColor="text1"/>
+                <w:sz w:val="19"/>
+                <w:szCs w:val="19"/>
+                <w:lang w:val="en-US"/>
+              </w:rPr>
+              <w:t>("63727cd017e0d1dfd9c10ef6"),</w:t>
+            </w:r>
+          </w:p>
+          <w:p>
+            <w:pPr>
+              <w:rPr>
+                <w:lang w:val="en-US"/>
+              </w:rPr>
+            </w:pPr>
+            <w:r>
+              <w:rPr>
+                <w:color w:val="000000" w:themeColor="text1"/>
+                <w:sz w:val="19"/>
+                <w:szCs w:val="19"/>
+                <w:lang w:val="en-US"/>
+              </w:rPr>
+              <w:t xml:space="preserve">title: 'Numerical Solution of a </w:t>
+            </w:r>
+            <w:proofErr w:type="spellStart"/>
+            <w:r>
+              <w:rPr>
+                <w:color w:val="000000" w:themeColor="text1"/>
+                <w:sz w:val="19"/>
+                <w:szCs w:val="19"/>
+                <w:lang w:val="en-US"/>
+              </w:rPr>
+              <w:t>Semilinear</w:t>
+            </w:r>
+            <w:proofErr w:type="spellEnd"/>
+            <w:r>
+              <w:rPr>
+                <w:color w:val="000000" w:themeColor="text1"/>
+                <w:sz w:val="19"/>
+                <w:szCs w:val="19"/>
+                <w:lang w:val="en-US"/>
+              </w:rPr>
+              <w:t xml:space="preserve"> Parabolic Control Problem',</w:t>
+            </w:r>
+          </w:p>
+          <w:p>
+            <w:pPr>
+              <w:rPr>
+                <w:lang w:val="en-US"/>
+              </w:rPr>
+            </w:pPr>
+            <w:r>
+              <w:rPr>
+                <w:color w:val="000000" w:themeColor="text1"/>
+                <w:sz w:val="19"/>
+                <w:szCs w:val="19"/>
+                <w:lang w:val="en-US"/>
+              </w:rPr>
+              <w:t xml:space="preserve">bibliography: </w:t>
+            </w:r>
+          </w:p>
+          <w:p>
+            <w:pPr>
+              <w:rPr>
+                <w:lang w:val="en-US"/>
+              </w:rPr>
+            </w:pPr>
+            <w:r>
+              <w:rPr>
+                <w:color w:val="000000" w:themeColor="text1"/>
+                <w:sz w:val="19"/>
+                <w:szCs w:val="19"/>
+                <w:lang w:val="en-US"/>
+              </w:rPr>
+              <w:t xml:space="preserve">[ </w:t>
+            </w:r>
+            <w:proofErr w:type="gramStart"/>
+            <w:r>
+              <w:rPr>
+                <w:color w:val="000000" w:themeColor="text1"/>
+                <w:sz w:val="19"/>
+                <w:szCs w:val="19"/>
+                <w:lang w:val="en-US"/>
+              </w:rPr>
+              <w:t>{ date</w:t>
+            </w:r>
+            <w:proofErr w:type="gramEnd"/>
+            <w:r>
+              <w:rPr>
+                <w:color w:val="000000" w:themeColor="text1"/>
+                <w:sz w:val="19"/>
+                <w:szCs w:val="19"/>
+                <w:lang w:val="en-US"/>
+              </w:rPr>
+              <w:t>: 2008-07-29T20:20:08.000Z },</w:t>
+            </w:r>
+          </w:p>
+          <w:p>
+            <w:pPr>
+              <w:rPr>
+                <w:lang w:val="en-US"/>
+              </w:rPr>
+            </w:pPr>
+            <w:proofErr w:type="gramStart"/>
+            <w:r>
+              <w:rPr>
+                <w:color w:val="000000" w:themeColor="text1"/>
+                <w:sz w:val="19"/>
+                <w:szCs w:val="19"/>
+                <w:lang w:val="en-US"/>
+              </w:rPr>
+              <w:t>{ date</w:t>
+            </w:r>
+            <w:proofErr w:type="gramEnd"/>
+            <w:r>
+              <w:rPr>
+                <w:color w:val="000000" w:themeColor="text1"/>
+                <w:sz w:val="19"/>
+                <w:szCs w:val="19"/>
+                <w:lang w:val="en-US"/>
+              </w:rPr>
+              <w:t>: 2021-02-10T23:37:46.000Z },</w:t>
+            </w:r>
+          </w:p>
+          <w:p>
+            <w:pPr>
+              <w:rPr>
+                <w:lang w:val="en-US"/>
+              </w:rPr>
+            </w:pPr>
+            <w:proofErr w:type="gramStart"/>
+            <w:r>
+              <w:rPr>
+                <w:color w:val="000000" w:themeColor="text1"/>
+                <w:sz w:val="19"/>
+                <w:szCs w:val="19"/>
+                <w:lang w:val="en-US"/>
+              </w:rPr>
+              <w:t>{ date</w:t>
+            </w:r>
+            <w:proofErr w:type="gramEnd"/>
+            <w:r>
+              <w:rPr>
+                <w:color w:val="000000" w:themeColor="text1"/>
+                <w:sz w:val="19"/>
+                <w:szCs w:val="19"/>
+                <w:lang w:val="en-US"/>
+              </w:rPr>
+              <w:t>: 2013-09-11T16:02:31.000Z } ],</w:t>
+            </w:r>
+          </w:p>
+          <w:p>
+            <w:pPr>
+              <w:rPr>
+                <w:lang w:val="en-US"/>
+              </w:rPr>
+            </w:pPr>
+            <w:proofErr w:type="spellStart"/>
+            <w:r>
+              <w:rPr>
+                <w:color w:val="000000" w:themeColor="text1"/>
+                <w:sz w:val="19"/>
+                <w:szCs w:val="19"/>
+                <w:lang w:val="en-US"/>
+              </w:rPr>
+              <w:t>authorsDetailed</w:t>
+            </w:r>
+            <w:proofErr w:type="spellEnd"/>
+            <w:r>
+              <w:rPr>
+                <w:color w:val="000000" w:themeColor="text1"/>
+                <w:sz w:val="19"/>
+                <w:szCs w:val="19"/>
+                <w:lang w:val="en-US"/>
+              </w:rPr>
+              <w:t xml:space="preserve">: </w:t>
+            </w:r>
+          </w:p>
+          <w:p>
+            <w:pPr>
+              <w:rPr>
+                <w:lang w:val="en-US"/>
+              </w:rPr>
+            </w:pPr>
+            <w:r>
+              <w:rPr>
+                <w:color w:val="000000" w:themeColor="text1"/>
+                <w:sz w:val="19"/>
+                <w:szCs w:val="19"/>
+                <w:lang w:val="en-US"/>
+              </w:rPr>
+              <w:t xml:space="preserve">[ </w:t>
+            </w:r>
+            <w:proofErr w:type="gramStart"/>
+            <w:r>
+              <w:rPr>
+                <w:color w:val="000000" w:themeColor="text1"/>
+                <w:sz w:val="19"/>
+                <w:szCs w:val="19"/>
+                <w:lang w:val="en-US"/>
+              </w:rPr>
+              <w:t>{ affiliation</w:t>
+            </w:r>
+            <w:proofErr w:type="gramEnd"/>
+            <w:r>
+              <w:rPr>
+                <w:color w:val="000000" w:themeColor="text1"/>
+                <w:sz w:val="19"/>
+                <w:szCs w:val="19"/>
+                <w:lang w:val="en-US"/>
+              </w:rPr>
+              <w:t>: '</w:t>
+            </w:r>
+            <w:proofErr w:type="spellStart"/>
+            <w:r>
+              <w:rPr>
+                <w:color w:val="000000" w:themeColor="text1"/>
+                <w:sz w:val="19"/>
+                <w:szCs w:val="19"/>
+                <w:lang w:val="en-US"/>
+              </w:rPr>
+              <w:t>Faculté</w:t>
+            </w:r>
+            <w:proofErr w:type="spellEnd"/>
+            <w:r>
+              <w:rPr>
+                <w:color w:val="000000" w:themeColor="text1"/>
+                <w:sz w:val="19"/>
+                <w:szCs w:val="19"/>
+                <w:lang w:val="en-US"/>
+              </w:rPr>
+              <w:t xml:space="preserve"> Polytechnique de Mons' },</w:t>
+            </w:r>
+          </w:p>
+          <w:p>
+            <w:proofErr w:type="gramStart"/>
+            <w:r>
+              <w:rPr>
+                <w:color w:val="000000" w:themeColor="text1"/>
+                <w:sz w:val="19"/>
+                <w:szCs w:val="19"/>
+              </w:rPr>
+              <w:t xml:space="preserve">{ </w:t>
+            </w:r>
+            <w:proofErr w:type="spellStart"/>
+            <w:r>
+              <w:rPr>
+                <w:color w:val="000000" w:themeColor="text1"/>
+                <w:sz w:val="19"/>
+                <w:szCs w:val="19"/>
+              </w:rPr>
+              <w:t>affiliation</w:t>
+            </w:r>
+            <w:proofErr w:type="spellEnd"/>
+            <w:proofErr w:type="gramEnd"/>
+            <w:r>
+              <w:rPr>
+                <w:color w:val="000000" w:themeColor="text1"/>
+                <w:sz w:val="19"/>
+                <w:szCs w:val="19"/>
+              </w:rPr>
+              <w:t>: '</w:t>
+            </w:r>
+            <w:proofErr w:type="spellStart"/>
+            <w:r>
+              <w:rPr>
+                <w:color w:val="000000" w:themeColor="text1"/>
+                <w:sz w:val="19"/>
+                <w:szCs w:val="19"/>
+              </w:rPr>
+              <w:t>Universidade</w:t>
+            </w:r>
+            <w:proofErr w:type="spellEnd"/>
+            <w:r>
+              <w:rPr>
+                <w:color w:val="000000" w:themeColor="text1"/>
+                <w:sz w:val="19"/>
+                <w:szCs w:val="19"/>
+              </w:rPr>
+              <w:t xml:space="preserve"> do </w:t>
+            </w:r>
+            <w:proofErr w:type="spellStart"/>
+            <w:r>
+              <w:rPr>
+                <w:color w:val="000000" w:themeColor="text1"/>
+                <w:sz w:val="19"/>
+                <w:szCs w:val="19"/>
+              </w:rPr>
+              <w:t>Estado</w:t>
+            </w:r>
+            <w:proofErr w:type="spellEnd"/>
+            <w:r>
+              <w:rPr>
+                <w:color w:val="000000" w:themeColor="text1"/>
+                <w:sz w:val="19"/>
+                <w:szCs w:val="19"/>
+              </w:rPr>
+              <w:t xml:space="preserve"> do Rio de Janeiro' },</w:t>
+            </w:r>
+          </w:p>
+          <w:p>
+            <w:pPr>
+              <w:rPr>
+                <w:lang w:val="en-US"/>
+              </w:rPr>
+            </w:pPr>
+            <w:proofErr w:type="gramStart"/>
+            <w:r>
+              <w:rPr>
+                <w:color w:val="000000" w:themeColor="text1"/>
+                <w:sz w:val="19"/>
+                <w:szCs w:val="19"/>
+                <w:lang w:val="en-US"/>
+              </w:rPr>
+              <w:t>{ affiliation</w:t>
+            </w:r>
+            <w:proofErr w:type="gramEnd"/>
+            <w:r>
+              <w:rPr>
+                <w:color w:val="000000" w:themeColor="text1"/>
+                <w:sz w:val="19"/>
+                <w:szCs w:val="19"/>
+                <w:lang w:val="en-US"/>
+              </w:rPr>
+              <w:t>: 'East-Siberian State University' },</w:t>
+            </w:r>
+          </w:p>
+          <w:p>
+            <w:pPr>
+              <w:rPr>
+                <w:lang w:val="en-US"/>
+              </w:rPr>
+            </w:pPr>
+            <w:proofErr w:type="gramStart"/>
+            <w:r>
+              <w:rPr>
+                <w:color w:val="000000" w:themeColor="text1"/>
+                <w:sz w:val="19"/>
+                <w:szCs w:val="19"/>
+                <w:lang w:val="en-US"/>
+              </w:rPr>
+              <w:t>{ affiliation</w:t>
+            </w:r>
+            <w:proofErr w:type="gramEnd"/>
+            <w:r>
+              <w:rPr>
+                <w:color w:val="000000" w:themeColor="text1"/>
+                <w:sz w:val="19"/>
+                <w:szCs w:val="19"/>
+                <w:lang w:val="en-US"/>
+              </w:rPr>
+              <w:t xml:space="preserve">: 'Southern Polytechnic State </w:t>
+            </w:r>
+            <w:proofErr w:type="spellStart"/>
+            <w:r>
+              <w:rPr>
+                <w:color w:val="000000" w:themeColor="text1"/>
+                <w:sz w:val="19"/>
+                <w:szCs w:val="19"/>
+                <w:lang w:val="en-US"/>
+              </w:rPr>
+              <w:t>Univerisity</w:t>
+            </w:r>
+            <w:proofErr w:type="spellEnd"/>
+            <w:r>
+              <w:rPr>
+                <w:color w:val="000000" w:themeColor="text1"/>
+                <w:sz w:val="19"/>
+                <w:szCs w:val="19"/>
+                <w:lang w:val="en-US"/>
+              </w:rPr>
+              <w:t>' },</w:t>
+            </w:r>
+          </w:p>
+          <w:p>
+            <w:pPr>
+              <w:rPr>
+                <w:lang w:val="en-US"/>
+              </w:rPr>
+            </w:pPr>
+            <w:proofErr w:type="gramStart"/>
+            <w:r>
+              <w:rPr>
+                <w:color w:val="000000" w:themeColor="text1"/>
+                <w:sz w:val="19"/>
+                <w:szCs w:val="19"/>
+                <w:lang w:val="en-US"/>
+              </w:rPr>
+              <w:t>{ affiliation</w:t>
+            </w:r>
+            <w:proofErr w:type="gramEnd"/>
+            <w:r>
+              <w:rPr>
+                <w:color w:val="000000" w:themeColor="text1"/>
+                <w:sz w:val="19"/>
+                <w:szCs w:val="19"/>
+                <w:lang w:val="en-US"/>
+              </w:rPr>
+              <w:t>: 'International University of Kyrgyzstan' } ] }</w:t>
+            </w:r>
+          </w:p>
+          <w:p>
+            <w:pPr>
+              <w:rPr>
+                <w:color w:val="000000" w:themeColor="text1"/>
+                <w:sz w:val="19"/>
+                <w:szCs w:val="19"/>
+                <w:lang w:val="en-US"/>
+              </w:rPr>
+            </w:pPr>
+          </w:p>
+        </w:tc>
+      </w:tr>
+      <w:tr>
+        <w:trPr>
+          <w:trHeight w:val="300"/>
+        </w:trPr>
+        <w:tc>
+          <w:tcPr>
+            <w:tcW w:w="9630" w:type="dxa"/>
+            <w:tcBorders>
+              <w:top w:val="single" w:sz="0" w:space="0" w:color="auto"/>
+              <w:left w:val="single" w:sz="0" w:space="0" w:color="auto"/>
+              <w:bottom w:val="single" w:sz="0" w:space="0" w:color="auto"/>
+              <w:right w:val="single" w:sz="0" w:space="0" w:color="auto"/>
+            </w:tcBorders>
+          </w:tcPr>
+          <w:p>
+            <w:pPr>
+              <w:rPr>
+                <w:color w:val="000000" w:themeColor="text1"/>
+                <w:sz w:val="19"/>
+                <w:szCs w:val="19"/>
+                <w:lang w:val="en-US"/>
+              </w:rPr>
+            </w:pPr>
+          </w:p>
+        </w:tc>
+      </w:tr>
+      <w:tr>
+        <w:trPr>
+          <w:trHeight w:val="300"/>
+        </w:trPr>
+        <w:tc>
+          <w:tcPr>
+            <w:tcW w:w="9630" w:type="dxa"/>
+            <w:tcBorders>
+              <w:top w:val="single" w:sz="0" w:space="0" w:color="auto"/>
+              <w:left w:val="single" w:sz="0" w:space="0" w:color="auto"/>
+              <w:bottom w:val="single" w:sz="0" w:space="0" w:color="auto"/>
+              <w:right w:val="single" w:sz="0" w:space="0" w:color="auto"/>
+            </w:tcBorders>
+          </w:tcPr>
+          <w:p>
+            <w:pPr>
+              <w:rPr>
+                <w:color w:val="000000" w:themeColor="text1"/>
+                <w:sz w:val="19"/>
+                <w:szCs w:val="19"/>
+                <w:lang w:val="en-US"/>
+              </w:rPr>
+            </w:pPr>
+          </w:p>
+        </w:tc>
+      </w:tr>
+      <w:tr>
+        <w:trPr>
+          <w:trHeight w:val="300"/>
+        </w:trPr>
+        <w:tc>
+          <w:tcPr>
+            <w:tcW w:w="9630" w:type="dxa"/>
+            <w:tcBorders>
+              <w:top w:val="single" w:sz="0" w:space="0" w:color="auto"/>
+              <w:left w:val="single" w:sz="0" w:space="0" w:color="auto"/>
+              <w:bottom w:val="single" w:sz="0" w:space="0" w:color="auto"/>
+              <w:right w:val="single" w:sz="0" w:space="0" w:color="auto"/>
+            </w:tcBorders>
+          </w:tcPr>
+          <w:p>
+            <w:pPr>
+              <w:spacing w:line="257" w:lineRule="auto"/>
+            </w:pPr>
+            <w:r>
+              <w:rPr>
+                <w:rFonts w:ascii="Calibri" w:eastAsia="Calibri" w:hAnsi="Calibri" w:cs="Calibri"/>
+                <w:lang w:val="en-GB"/>
+              </w:rPr>
+              <w:t>4)This command deletes all the author that haven’t published anything yet</w:t>
+            </w:r>
+          </w:p>
+          <w:p>
+            <w:pPr>
+              <w:spacing w:line="257" w:lineRule="auto"/>
+            </w:pPr>
+            <w:proofErr w:type="spellStart"/>
+            <w:proofErr w:type="gramStart"/>
+            <w:r>
+              <w:rPr>
+                <w:rFonts w:ascii="Calibri" w:eastAsia="Calibri" w:hAnsi="Calibri" w:cs="Calibri"/>
+              </w:rPr>
+              <w:t>db.authors</w:t>
+            </w:r>
+            <w:proofErr w:type="gramEnd"/>
+            <w:r>
+              <w:rPr>
+                <w:rFonts w:ascii="Calibri" w:eastAsia="Calibri" w:hAnsi="Calibri" w:cs="Calibri"/>
+              </w:rPr>
+              <w:t>.deleteMany</w:t>
+            </w:r>
+            <w:proofErr w:type="spellEnd"/>
+            <w:r>
+              <w:rPr>
+                <w:rFonts w:ascii="Calibri" w:eastAsia="Calibri" w:hAnsi="Calibri" w:cs="Calibri"/>
+              </w:rPr>
+              <w:t>({‘</w:t>
+            </w:r>
+            <w:proofErr w:type="spellStart"/>
+            <w:r>
+              <w:rPr>
+                <w:rFonts w:ascii="Calibri" w:eastAsia="Calibri" w:hAnsi="Calibri" w:cs="Calibri"/>
+              </w:rPr>
+              <w:t>documents</w:t>
+            </w:r>
+            <w:proofErr w:type="spellEnd"/>
+            <w:r>
+              <w:rPr>
+                <w:rFonts w:ascii="Calibri" w:eastAsia="Calibri" w:hAnsi="Calibri" w:cs="Calibri"/>
+              </w:rPr>
+              <w:t>’:{‘$</w:t>
+            </w:r>
+            <w:proofErr w:type="spellStart"/>
+            <w:r>
+              <w:rPr>
+                <w:rFonts w:ascii="Calibri" w:eastAsia="Calibri" w:hAnsi="Calibri" w:cs="Calibri"/>
+              </w:rPr>
+              <w:t>exists</w:t>
+            </w:r>
+            <w:proofErr w:type="spellEnd"/>
+            <w:r>
+              <w:rPr>
+                <w:rFonts w:ascii="Calibri" w:eastAsia="Calibri" w:hAnsi="Calibri" w:cs="Calibri"/>
+              </w:rPr>
+              <w:t>’:</w:t>
+            </w:r>
+            <w:r>
+              <w:rPr>
+                <w:rFonts w:ascii="Calibri" w:eastAsia="Calibri" w:hAnsi="Calibri" w:cs="Calibri"/>
+              </w:rPr>
+              <w:t>false</w:t>
+            </w:r>
+            <w:r>
+              <w:rPr>
+                <w:rFonts w:ascii="Calibri" w:eastAsia="Calibri" w:hAnsi="Calibri" w:cs="Calibri"/>
+              </w:rPr>
+              <w:t>}})</w:t>
+            </w:r>
+            <w:r>
+              <w:rPr>
+                <w:rFonts w:ascii="Calibri" w:eastAsia="Calibri" w:hAnsi="Calibri" w:cs="Calibri"/>
+              </w:rPr>
+              <w:t xml:space="preserve"> //da sistemare</w:t>
+            </w:r>
+          </w:p>
+          <w:p>
+            <w:pPr>
+              <w:rPr>
+                <w:color w:val="000000" w:themeColor="text1"/>
+                <w:sz w:val="19"/>
+                <w:szCs w:val="19"/>
+              </w:rPr>
+            </w:pPr>
+          </w:p>
+        </w:tc>
+      </w:tr>
+      <w:tr>
+        <w:trPr>
+          <w:trHeight w:val="300"/>
+        </w:trPr>
+        <w:tc>
+          <w:tcPr>
+            <w:tcW w:w="9630" w:type="dxa"/>
+            <w:tcBorders>
+              <w:top w:val="single" w:sz="0" w:space="0" w:color="auto"/>
+              <w:left w:val="single" w:sz="0" w:space="0" w:color="auto"/>
+              <w:bottom w:val="single" w:sz="0" w:space="0" w:color="auto"/>
+              <w:right w:val="single" w:sz="0" w:space="0" w:color="auto"/>
+            </w:tcBorders>
+          </w:tcPr>
+          <w:p>
+            <w:pPr>
+              <w:rPr>
+                <w:color w:val="000000" w:themeColor="text1"/>
+                <w:sz w:val="19"/>
+                <w:szCs w:val="19"/>
+              </w:rPr>
+            </w:pPr>
+          </w:p>
+        </w:tc>
+      </w:tr>
+      <w:tr>
+        <w:trPr>
+          <w:trHeight w:val="300"/>
+        </w:trPr>
+        <w:tc>
+          <w:tcPr>
+            <w:tcW w:w="9630" w:type="dxa"/>
+            <w:tcBorders>
+              <w:top w:val="single" w:sz="0" w:space="0" w:color="auto"/>
+              <w:left w:val="single" w:sz="0" w:space="0" w:color="auto"/>
+              <w:bottom w:val="single" w:sz="0" w:space="0" w:color="auto"/>
+              <w:right w:val="single" w:sz="0" w:space="0" w:color="auto"/>
+            </w:tcBorders>
+          </w:tcPr>
+          <w:p>
+            <w:pPr>
+              <w:rPr>
+                <w:color w:val="000000" w:themeColor="text1"/>
+                <w:sz w:val="19"/>
+                <w:szCs w:val="19"/>
+              </w:rPr>
+            </w:pPr>
+          </w:p>
+        </w:tc>
+      </w:tr>
+      <w:tr>
+        <w:trPr>
+          <w:trHeight w:val="300"/>
+        </w:trPr>
+        <w:tc>
+          <w:tcPr>
+            <w:tcW w:w="9630" w:type="dxa"/>
+            <w:tcBorders>
+              <w:top w:val="single" w:sz="0" w:space="0" w:color="auto"/>
+              <w:left w:val="single" w:sz="0" w:space="0" w:color="auto"/>
+              <w:bottom w:val="single" w:sz="0" w:space="0" w:color="auto"/>
+              <w:right w:val="single" w:sz="0" w:space="0" w:color="auto"/>
+            </w:tcBorders>
+          </w:tcPr>
+          <w:p>
+            <w:pPr>
+              <w:rPr>
+                <w:color w:val="000000" w:themeColor="text1"/>
+                <w:sz w:val="19"/>
+                <w:szCs w:val="19"/>
+              </w:rPr>
+            </w:pPr>
+          </w:p>
+        </w:tc>
+      </w:tr>
+      <w:tr>
+        <w:trPr>
+          <w:trHeight w:val="300"/>
+        </w:trPr>
+        <w:tc>
+          <w:tcPr>
+            <w:tcW w:w="9630" w:type="dxa"/>
+            <w:tcBorders>
+              <w:top w:val="single" w:sz="0" w:space="0" w:color="auto"/>
+              <w:left w:val="single" w:sz="0" w:space="0" w:color="auto"/>
+              <w:bottom w:val="single" w:sz="0" w:space="0" w:color="auto"/>
+              <w:right w:val="single" w:sz="0" w:space="0" w:color="auto"/>
+            </w:tcBorders>
+          </w:tcPr>
+          <w:p>
+            <w:pPr>
+              <w:rPr>
+                <w:color w:val="000000" w:themeColor="text1"/>
+                <w:sz w:val="19"/>
+                <w:szCs w:val="19"/>
+              </w:rPr>
+            </w:pPr>
+          </w:p>
+        </w:tc>
+      </w:tr>
+      <w:tr>
+        <w:trPr>
+          <w:trHeight w:val="300"/>
+        </w:trPr>
+        <w:tc>
+          <w:tcPr>
+            <w:tcW w:w="9630" w:type="dxa"/>
+            <w:tcBorders>
+              <w:top w:val="single" w:sz="0" w:space="0" w:color="auto"/>
+              <w:left w:val="single" w:sz="0" w:space="0" w:color="auto"/>
+              <w:bottom w:val="single" w:sz="0" w:space="0" w:color="auto"/>
+              <w:right w:val="single" w:sz="0" w:space="0" w:color="auto"/>
+            </w:tcBorders>
+          </w:tcPr>
+          <w:p>
+            <w:pPr>
+              <w:rPr>
+                <w:color w:val="000000" w:themeColor="text1"/>
+                <w:sz w:val="19"/>
+                <w:szCs w:val="19"/>
+              </w:rPr>
+            </w:pPr>
+          </w:p>
+        </w:tc>
+      </w:tr>
+      <w:tr>
+        <w:trPr>
+          <w:trHeight w:val="300"/>
+        </w:trPr>
+        <w:tc>
+          <w:tcPr>
+            <w:tcW w:w="9630" w:type="dxa"/>
+            <w:tcBorders>
+              <w:top w:val="single" w:sz="0" w:space="0" w:color="auto"/>
+              <w:left w:val="single" w:sz="0" w:space="0" w:color="auto"/>
+              <w:bottom w:val="single" w:sz="0" w:space="0" w:color="auto"/>
+              <w:right w:val="single" w:sz="0" w:space="0" w:color="auto"/>
+            </w:tcBorders>
+          </w:tcPr>
+          <w:p>
+            <w:pPr>
+              <w:rPr>
+                <w:color w:val="000000" w:themeColor="text1"/>
+                <w:sz w:val="19"/>
+                <w:szCs w:val="19"/>
+              </w:rPr>
+            </w:pPr>
+          </w:p>
+        </w:tc>
+      </w:tr>
+      <w:tr>
+        <w:trPr>
+          <w:trHeight w:val="300"/>
+        </w:trPr>
+        <w:tc>
+          <w:tcPr>
+            <w:tcW w:w="9630" w:type="dxa"/>
+            <w:tcBorders>
+              <w:top w:val="single" w:sz="0" w:space="0" w:color="auto"/>
+              <w:left w:val="single" w:sz="0" w:space="0" w:color="auto"/>
+              <w:bottom w:val="single" w:sz="0" w:space="0" w:color="auto"/>
+              <w:right w:val="single" w:sz="0" w:space="0" w:color="auto"/>
+            </w:tcBorders>
+          </w:tcPr>
+          <w:p>
+            <w:pPr>
+              <w:rPr>
+                <w:color w:val="000000" w:themeColor="text1"/>
+                <w:sz w:val="19"/>
+                <w:szCs w:val="19"/>
+              </w:rPr>
+            </w:pPr>
+          </w:p>
+        </w:tc>
+      </w:tr>
+      <w:tr>
+        <w:trPr>
+          <w:trHeight w:val="300"/>
+        </w:trPr>
+        <w:tc>
+          <w:tcPr>
+            <w:tcW w:w="9630" w:type="dxa"/>
+            <w:tcBorders>
+              <w:top w:val="single" w:sz="0" w:space="0" w:color="auto"/>
+              <w:left w:val="single" w:sz="0" w:space="0" w:color="auto"/>
+              <w:bottom w:val="single" w:sz="0" w:space="0" w:color="auto"/>
+              <w:right w:val="single" w:sz="0" w:space="0" w:color="auto"/>
+            </w:tcBorders>
+          </w:tcPr>
+          <w:p>
+            <w:pPr>
+              <w:rPr>
+                <w:color w:val="000000" w:themeColor="text1"/>
+                <w:sz w:val="19"/>
+                <w:szCs w:val="19"/>
+              </w:rPr>
+            </w:pPr>
+          </w:p>
+        </w:tc>
+      </w:tr>
+    </w:tbl>
+    <w:p>
+      <w:pPr>
+        <w:rPr>
+          <w:rFonts w:ascii="Consolas" w:eastAsia="Consolas" w:hAnsi="Consolas" w:cs="Consolas"/>
           <w:color w:val="000000" w:themeColor="text1"/>
           <w:sz w:val="19"/>
           <w:szCs w:val="19"/>
@@ -6018,6 +7566,41 @@
         </w:rPr>
         <w:t>, Rom e Previ:</w:t>
       </w:r>
+      <w:r>
+        <w:rPr>
+          <w:rFonts w:ascii="Menlo" w:eastAsia="Menlo" w:hAnsi="Menlo" w:cs="Menlo"/>
+          <w:b/>
+          <w:bCs/>
+          <w:color w:val="000000" w:themeColor="text1"/>
+          <w:sz w:val="29"/>
+          <w:szCs w:val="29"/>
+        </w:rPr>
+        <w:t xml:space="preserve"> Non so </w:t>
+      </w:r>
+      <w:proofErr w:type="spellStart"/>
+      <w:r>
+        <w:rPr>
+          <w:rFonts w:ascii="Menlo" w:eastAsia="Menlo" w:hAnsi="Menlo" w:cs="Menlo"/>
+          <w:b/>
+          <w:bCs/>
+          <w:color w:val="000000" w:themeColor="text1"/>
+          <w:sz w:val="29"/>
+          <w:szCs w:val="29"/>
+        </w:rPr>
+        <w:t>Ric</w:t>
+      </w:r>
+      <w:proofErr w:type="spellEnd"/>
+      <w:r>
+        <w:rPr>
+          <w:rFonts w:ascii="Menlo" w:eastAsia="Menlo" w:hAnsi="Menlo" w:cs="Menlo"/>
+          <w:b/>
+          <w:bCs/>
+          <w:color w:val="000000" w:themeColor="text1"/>
+          <w:sz w:val="29"/>
+          <w:szCs w:val="29"/>
+        </w:rPr>
+        <w:t xml:space="preserve"> sembra un falso</w:t>
+      </w:r>
     </w:p>
     <w:p>
       <w:pPr>
@@ -6263,7 +7846,29 @@
           <w:szCs w:val="19"/>
           <w:lang w:val="en-US"/>
         </w:rPr>
-        <w:t xml:space="preserve"> journal are updated by adding the more general </w:t>
+        <w:t xml:space="preserve"> journal </w:t>
+      </w:r>
+      <w:proofErr w:type="gramStart"/>
+      <w:r>
+        <w:rPr>
+          <w:rFonts w:ascii="Menlo" w:eastAsia="Menlo" w:hAnsi="Menlo" w:cs="Menlo"/>
+          <w:color w:val="000000" w:themeColor="text1"/>
+          <w:sz w:val="19"/>
+          <w:szCs w:val="19"/>
+          <w:lang w:val="en-US"/>
+        </w:rPr>
+        <w:t>are</w:t>
+      </w:r>
+      <w:proofErr w:type="gramEnd"/>
+      <w:r>
+        <w:rPr>
+          <w:rFonts w:ascii="Menlo" w:eastAsia="Menlo" w:hAnsi="Menlo" w:cs="Menlo"/>
+          <w:color w:val="000000" w:themeColor="text1"/>
+          <w:sz w:val="19"/>
+          <w:szCs w:val="19"/>
+          <w:lang w:val="en-US"/>
+        </w:rPr>
+        <w:t xml:space="preserve"> updated by adding the more general </w:t>
       </w:r>
       <w:r>
         <w:rPr>
@@ -6641,11 +8246,11 @@
             <v:path o:extrusionok="f" gradientshapeok="t" o:connecttype="rect"/>
             <o:lock v:ext="edit" aspectratio="t"/>
           </v:shapetype>
-          <v:shape id="_x0000_s1026" type="#_x0000_t75" style="position:absolute;margin-left:9.85pt;margin-top:39.1pt;width:450.75pt;height:674.65pt;z-index:251659264;mso-wrap-edited:f">
+          <v:shape id="_x0000_s1028" type="#_x0000_t75" style="position:absolute;margin-left:9.85pt;margin-top:39.1pt;width:451.9pt;height:689.9pt;z-index:251658240" wrapcoords="-36 120 -36 21600 21636 21600 21636 120 -36 120">
             <v:imagedata r:id="rId5" o:title=""/>
             <w10:wrap type="tight"/>
           </v:shape>
-          <o:OLEObject Type="Embed" ProgID="Word.Document.12" ShapeID="_x0000_s1026" DrawAspect="Content" ObjectID="_1729915870" r:id="rId6">
+          <o:OLEObject Type="Embed" ProgID="Word.Document.12" ShapeID="_x0000_s1028" DrawAspect="Content" ObjectID="_1729936023" r:id="rId6">
             <o:FieldCodes>\s</o:FieldCodes>
           </o:OLEObject>
         </w:object>
@@ -6870,6 +8475,14 @@
         </w:rPr>
         <w:t>)</w:t>
       </w:r>
+      <w:r>
+        <w:rPr>
+          <w:b/>
+          <w:bCs/>
+          <w:lang w:val="en-US"/>
+        </w:rPr>
+        <w:t xml:space="preserve"> + through unwind</w:t>
+      </w:r>
     </w:p>
     <w:p>
       <w:pPr>
@@ -7031,20 +8644,8 @@
           <w:szCs w:val="19"/>
           <w:lang w:val="en-US"/>
         </w:rPr>
-        <w:t xml:space="preserve">At least 100 </w:t>
-      </w:r>
-      <w:proofErr w:type="gramStart"/>
-      <w:r>
-        <w:rPr>
-          <w:rFonts w:ascii="Menlo" w:eastAsia="Menlo" w:hAnsi="Menlo" w:cs="Menlo"/>
-          <w:color w:val="000000" w:themeColor="text1"/>
-          <w:sz w:val="19"/>
-          <w:szCs w:val="19"/>
-          <w:lang w:val="en-US"/>
-        </w:rPr>
-        <w:t>pages ???</w:t>
-      </w:r>
-      <w:proofErr w:type="gramEnd"/>
+        <w:t>At least 100 pages</w:t>
+      </w:r>
     </w:p>
     <w:p>
       <w:pPr>
@@ -7273,53 +8874,6 @@
         <w:t>3 paragraphs, at least one image un one of the paragraphs hyperlinked</w:t>
       </w:r>
     </w:p>
-    <w:p>
-      <w:pPr>
-        <w:rPr>
-          <w:rFonts w:ascii="Menlo" w:eastAsia="Menlo" w:hAnsi="Menlo" w:cs="Menlo"/>
-          <w:color w:val="000000" w:themeColor="text1"/>
-          <w:sz w:val="19"/>
-          <w:szCs w:val="19"/>
-        </w:rPr>
-      </w:pPr>
-      <w:r>
-        <w:rPr>
-          <w:rFonts w:ascii="Menlo" w:eastAsia="Menlo" w:hAnsi="Menlo" w:cs="Menlo"/>
-          <w:color w:val="000000" w:themeColor="text1"/>
-          <w:sz w:val="19"/>
-          <w:szCs w:val="19"/>
-        </w:rPr>
-        <w:t>//questione pagine?</w:t>
-      </w:r>
-    </w:p>
-    <w:p>
-      <w:pPr>
-        <w:rPr>
-          <w:rFonts w:ascii="Menlo" w:eastAsia="Menlo" w:hAnsi="Menlo" w:cs="Menlo"/>
-          <w:color w:val="000000" w:themeColor="text1"/>
-          <w:sz w:val="19"/>
-          <w:szCs w:val="19"/>
-        </w:rPr>
-      </w:pPr>
-      <w:r>
-        <w:rPr>
-          <w:rFonts w:ascii="Menlo" w:eastAsia="Menlo" w:hAnsi="Menlo" w:cs="Menlo"/>
-          <w:color w:val="000000" w:themeColor="text1"/>
-          <w:sz w:val="19"/>
-          <w:szCs w:val="19"/>
-        </w:rPr>
-        <w:t>//deve tornare I titoli… d</w:t>
-      </w:r>
-      <w:r>
-        <w:rPr>
-          <w:rFonts w:ascii="Menlo" w:eastAsia="Menlo" w:hAnsi="Menlo" w:cs="Menlo"/>
-          <w:color w:val="000000" w:themeColor="text1"/>
-          <w:sz w:val="19"/>
-          <w:szCs w:val="19"/>
-        </w:rPr>
-        <w:t>a sistemare</w:t>
-      </w:r>
-    </w:p>
     <w:bookmarkStart w:id="0" w:name="_MON_1729939488"/>
     <w:bookmarkEnd w:id="0"/>
     <w:p>
@@ -7329,6 +8883,7 @@
           <w:color w:val="000000" w:themeColor="text1"/>
           <w:sz w:val="19"/>
           <w:szCs w:val="19"/>
+          <w:lang w:val="en-US"/>
         </w:rPr>
       </w:pPr>
       <w:r>
@@ -7341,19 +8896,943 @@
           <w:highlight w:val="yellow"/>
           <w:lang w:val="en-US"/>
         </w:rPr>
-        <w:object w:dxaOrig="9638" w:dyaOrig="14201" w14:anchorId="26DE5286">
-          <v:shape id="_x0000_i1025" type="#_x0000_t75" style="width:482.4pt;height:710.05pt" o:ole="">
+        <w:object w:dxaOrig="10466" w:dyaOrig="15360" w14:anchorId="26DE5286">
+          <v:shape id="_x0000_i1025" type="#_x0000_t75" style="width:523.5pt;height:768pt" o:ole="">
             <v:imagedata r:id="rId7" o:title=""/>
           </v:shape>
-          <o:OLEObject Type="Embed" ProgID="Word.Document.12" ShapeID="_x0000_i1025" DrawAspect="Content" ObjectID="_1729915869" r:id="rId8">
+          <o:OLEObject Type="Embed" ProgID="Word.Document.12" ShapeID="_x0000_i1025" DrawAspect="Content" ObjectID="_1729936022" r:id="rId8">
             <o:FieldCodes>\s</o:FieldCodes>
           </o:OLEObject>
         </w:object>
       </w:r>
     </w:p>
+    <w:p>
+      <w:pPr>
+        <w:spacing w:after="0"/>
+        <w:rPr>
+          <w:rFonts w:ascii="Menlo" w:eastAsia="Menlo" w:hAnsi="Menlo" w:cs="Menlo"/>
+          <w:color w:val="000000" w:themeColor="text1"/>
+          <w:sz w:val="19"/>
+          <w:szCs w:val="19"/>
+          <w:lang w:val="en-US"/>
+        </w:rPr>
+      </w:pPr>
+      <w:r>
+        <w:rPr>
+          <w:rFonts w:ascii="Menlo" w:eastAsia="Menlo" w:hAnsi="Menlo" w:cs="Menlo"/>
+          <w:color w:val="000000" w:themeColor="text1"/>
+          <w:sz w:val="19"/>
+          <w:szCs w:val="19"/>
+          <w:lang w:val="en-US"/>
+        </w:rPr>
+        <w:t>[{</w:t>
+      </w:r>
+    </w:p>
+    <w:p>
+      <w:pPr>
+        <w:spacing w:after="0"/>
+        <w:rPr>
+          <w:rFonts w:ascii="Menlo" w:eastAsia="Menlo" w:hAnsi="Menlo" w:cs="Menlo"/>
+          <w:color w:val="000000" w:themeColor="text1"/>
+          <w:sz w:val="19"/>
+          <w:szCs w:val="19"/>
+          <w:lang w:val="en-US"/>
+        </w:rPr>
+      </w:pPr>
+      <w:r>
+        <w:rPr>
+          <w:rFonts w:ascii="Menlo" w:eastAsia="Menlo" w:hAnsi="Menlo" w:cs="Menlo"/>
+          <w:color w:val="000000" w:themeColor="text1"/>
+          <w:sz w:val="19"/>
+          <w:szCs w:val="19"/>
+          <w:lang w:val="en-US"/>
+        </w:rPr>
+        <w:t xml:space="preserve">  "_id": 251,</w:t>
+      </w:r>
+    </w:p>
+    <w:p>
+      <w:pPr>
+        <w:spacing w:after="0"/>
+        <w:rPr>
+          <w:rFonts w:ascii="Menlo" w:eastAsia="Menlo" w:hAnsi="Menlo" w:cs="Menlo"/>
+          <w:color w:val="000000" w:themeColor="text1"/>
+          <w:sz w:val="19"/>
+          <w:szCs w:val="19"/>
+          <w:lang w:val="en-US"/>
+        </w:rPr>
+      </w:pPr>
+      <w:r>
+        <w:rPr>
+          <w:rFonts w:ascii="Menlo" w:eastAsia="Menlo" w:hAnsi="Menlo" w:cs="Menlo"/>
+          <w:color w:val="000000" w:themeColor="text1"/>
+          <w:sz w:val="19"/>
+          <w:szCs w:val="19"/>
+          <w:lang w:val="en-US"/>
+        </w:rPr>
+        <w:t xml:space="preserve">  "</w:t>
+      </w:r>
+      <w:proofErr w:type="spellStart"/>
+      <w:proofErr w:type="gramStart"/>
+      <w:r>
+        <w:rPr>
+          <w:rFonts w:ascii="Menlo" w:eastAsia="Menlo" w:hAnsi="Menlo" w:cs="Menlo"/>
+          <w:color w:val="000000" w:themeColor="text1"/>
+          <w:sz w:val="19"/>
+          <w:szCs w:val="19"/>
+          <w:lang w:val="en-US"/>
+        </w:rPr>
+        <w:t>doc</w:t>
+      </w:r>
+      <w:proofErr w:type="gramEnd"/>
+      <w:r>
+        <w:rPr>
+          <w:rFonts w:ascii="Menlo" w:eastAsia="Menlo" w:hAnsi="Menlo" w:cs="Menlo"/>
+          <w:color w:val="000000" w:themeColor="text1"/>
+          <w:sz w:val="19"/>
+          <w:szCs w:val="19"/>
+          <w:lang w:val="en-US"/>
+        </w:rPr>
+        <w:t>_id</w:t>
+      </w:r>
+      <w:proofErr w:type="spellEnd"/>
+      <w:r>
+        <w:rPr>
+          <w:rFonts w:ascii="Menlo" w:eastAsia="Menlo" w:hAnsi="Menlo" w:cs="Menlo"/>
+          <w:color w:val="000000" w:themeColor="text1"/>
+          <w:sz w:val="19"/>
+          <w:szCs w:val="19"/>
+          <w:lang w:val="en-US"/>
+        </w:rPr>
+        <w:t>": 251,</w:t>
+      </w:r>
+    </w:p>
+    <w:p>
+      <w:pPr>
+        <w:spacing w:after="0"/>
+        <w:rPr>
+          <w:rFonts w:ascii="Menlo" w:eastAsia="Menlo" w:hAnsi="Menlo" w:cs="Menlo"/>
+          <w:color w:val="000000" w:themeColor="text1"/>
+          <w:sz w:val="19"/>
+          <w:szCs w:val="19"/>
+          <w:lang w:val="en-US"/>
+        </w:rPr>
+      </w:pPr>
+      <w:r>
+        <w:rPr>
+          <w:rFonts w:ascii="Menlo" w:eastAsia="Menlo" w:hAnsi="Menlo" w:cs="Menlo"/>
+          <w:color w:val="000000" w:themeColor="text1"/>
+          <w:sz w:val="19"/>
+          <w:szCs w:val="19"/>
+          <w:lang w:val="en-US"/>
+        </w:rPr>
+        <w:t xml:space="preserve">  "title": "Standards für das </w:t>
+      </w:r>
+      <w:proofErr w:type="spellStart"/>
+      <w:r>
+        <w:rPr>
+          <w:rFonts w:ascii="Menlo" w:eastAsia="Menlo" w:hAnsi="Menlo" w:cs="Menlo"/>
+          <w:color w:val="000000" w:themeColor="text1"/>
+          <w:sz w:val="19"/>
+          <w:szCs w:val="19"/>
+          <w:lang w:val="en-US"/>
+        </w:rPr>
+        <w:t>Programmieren</w:t>
+      </w:r>
+      <w:proofErr w:type="spellEnd"/>
+      <w:r>
+        <w:rPr>
+          <w:rFonts w:ascii="Menlo" w:eastAsia="Menlo" w:hAnsi="Menlo" w:cs="Menlo"/>
+          <w:color w:val="000000" w:themeColor="text1"/>
+          <w:sz w:val="19"/>
+          <w:szCs w:val="19"/>
+          <w:lang w:val="en-US"/>
+        </w:rPr>
+        <w:t xml:space="preserve"> in Prolog für LILOG, Version 3.3",</w:t>
+      </w:r>
+    </w:p>
+    <w:p>
+      <w:pPr>
+        <w:spacing w:after="0"/>
+        <w:rPr>
+          <w:rFonts w:ascii="Menlo" w:eastAsia="Menlo" w:hAnsi="Menlo" w:cs="Menlo"/>
+          <w:color w:val="000000" w:themeColor="text1"/>
+          <w:sz w:val="19"/>
+          <w:szCs w:val="19"/>
+          <w:lang w:val="en-US"/>
+        </w:rPr>
+      </w:pPr>
+      <w:r>
+        <w:rPr>
+          <w:rFonts w:ascii="Menlo" w:eastAsia="Menlo" w:hAnsi="Menlo" w:cs="Menlo"/>
+          <w:color w:val="000000" w:themeColor="text1"/>
+          <w:sz w:val="19"/>
+          <w:szCs w:val="19"/>
+          <w:lang w:val="en-US"/>
+        </w:rPr>
+        <w:t xml:space="preserve">  "date": "2021-06-19T05:39:43.000Z"</w:t>
+      </w:r>
+    </w:p>
+    <w:p>
+      <w:pPr>
+        <w:spacing w:after="0"/>
+        <w:rPr>
+          <w:rFonts w:ascii="Menlo" w:eastAsia="Menlo" w:hAnsi="Menlo" w:cs="Menlo"/>
+          <w:color w:val="000000" w:themeColor="text1"/>
+          <w:sz w:val="19"/>
+          <w:szCs w:val="19"/>
+          <w:lang w:val="en-US"/>
+        </w:rPr>
+      </w:pPr>
+      <w:r>
+        <w:rPr>
+          <w:rFonts w:ascii="Menlo" w:eastAsia="Menlo" w:hAnsi="Menlo" w:cs="Menlo"/>
+          <w:color w:val="000000" w:themeColor="text1"/>
+          <w:sz w:val="19"/>
+          <w:szCs w:val="19"/>
+          <w:lang w:val="en-US"/>
+        </w:rPr>
+        <w:t>},{</w:t>
+      </w:r>
+    </w:p>
+    <w:p>
+      <w:pPr>
+        <w:spacing w:after="0"/>
+        <w:rPr>
+          <w:rFonts w:ascii="Menlo" w:eastAsia="Menlo" w:hAnsi="Menlo" w:cs="Menlo"/>
+          <w:color w:val="000000" w:themeColor="text1"/>
+          <w:sz w:val="19"/>
+          <w:szCs w:val="19"/>
+          <w:lang w:val="en-US"/>
+        </w:rPr>
+      </w:pPr>
+      <w:r>
+        <w:rPr>
+          <w:rFonts w:ascii="Menlo" w:eastAsia="Menlo" w:hAnsi="Menlo" w:cs="Menlo"/>
+          <w:color w:val="000000" w:themeColor="text1"/>
+          <w:sz w:val="19"/>
+          <w:szCs w:val="19"/>
+          <w:lang w:val="en-US"/>
+        </w:rPr>
+        <w:t xml:space="preserve">  "_id": 21,</w:t>
+      </w:r>
+    </w:p>
+    <w:p>
+      <w:pPr>
+        <w:spacing w:after="0"/>
+        <w:rPr>
+          <w:rFonts w:ascii="Menlo" w:eastAsia="Menlo" w:hAnsi="Menlo" w:cs="Menlo"/>
+          <w:color w:val="000000" w:themeColor="text1"/>
+          <w:sz w:val="19"/>
+          <w:szCs w:val="19"/>
+          <w:lang w:val="en-US"/>
+        </w:rPr>
+      </w:pPr>
+      <w:r>
+        <w:rPr>
+          <w:rFonts w:ascii="Menlo" w:eastAsia="Menlo" w:hAnsi="Menlo" w:cs="Menlo"/>
+          <w:color w:val="000000" w:themeColor="text1"/>
+          <w:sz w:val="19"/>
+          <w:szCs w:val="19"/>
+          <w:lang w:val="en-US"/>
+        </w:rPr>
+        <w:t xml:space="preserve">  "</w:t>
+      </w:r>
+      <w:proofErr w:type="spellStart"/>
+      <w:proofErr w:type="gramStart"/>
+      <w:r>
+        <w:rPr>
+          <w:rFonts w:ascii="Menlo" w:eastAsia="Menlo" w:hAnsi="Menlo" w:cs="Menlo"/>
+          <w:color w:val="000000" w:themeColor="text1"/>
+          <w:sz w:val="19"/>
+          <w:szCs w:val="19"/>
+          <w:lang w:val="en-US"/>
+        </w:rPr>
+        <w:t>doc</w:t>
+      </w:r>
+      <w:proofErr w:type="gramEnd"/>
+      <w:r>
+        <w:rPr>
+          <w:rFonts w:ascii="Menlo" w:eastAsia="Menlo" w:hAnsi="Menlo" w:cs="Menlo"/>
+          <w:color w:val="000000" w:themeColor="text1"/>
+          <w:sz w:val="19"/>
+          <w:szCs w:val="19"/>
+          <w:lang w:val="en-US"/>
+        </w:rPr>
+        <w:t>_id</w:t>
+      </w:r>
+      <w:proofErr w:type="spellEnd"/>
+      <w:r>
+        <w:rPr>
+          <w:rFonts w:ascii="Menlo" w:eastAsia="Menlo" w:hAnsi="Menlo" w:cs="Menlo"/>
+          <w:color w:val="000000" w:themeColor="text1"/>
+          <w:sz w:val="19"/>
+          <w:szCs w:val="19"/>
+          <w:lang w:val="en-US"/>
+        </w:rPr>
+        <w:t>": 21,</w:t>
+      </w:r>
+    </w:p>
+    <w:p>
+      <w:pPr>
+        <w:spacing w:after="0"/>
+        <w:rPr>
+          <w:rFonts w:ascii="Menlo" w:eastAsia="Menlo" w:hAnsi="Menlo" w:cs="Menlo"/>
+          <w:color w:val="000000" w:themeColor="text1"/>
+          <w:sz w:val="19"/>
+          <w:szCs w:val="19"/>
+          <w:lang w:val="en-US"/>
+        </w:rPr>
+      </w:pPr>
+      <w:r>
+        <w:rPr>
+          <w:rFonts w:ascii="Menlo" w:eastAsia="Menlo" w:hAnsi="Menlo" w:cs="Menlo"/>
+          <w:color w:val="000000" w:themeColor="text1"/>
+          <w:sz w:val="19"/>
+          <w:szCs w:val="19"/>
+          <w:lang w:val="en-US"/>
+        </w:rPr>
+        <w:t xml:space="preserve">  "title": "Die </w:t>
+      </w:r>
+      <w:proofErr w:type="spellStart"/>
+      <w:r>
+        <w:rPr>
+          <w:rFonts w:ascii="Menlo" w:eastAsia="Menlo" w:hAnsi="Menlo" w:cs="Menlo"/>
+          <w:color w:val="000000" w:themeColor="text1"/>
+          <w:sz w:val="19"/>
+          <w:szCs w:val="19"/>
+          <w:lang w:val="en-US"/>
+        </w:rPr>
+        <w:t>Repräsentation</w:t>
+      </w:r>
+      <w:proofErr w:type="spellEnd"/>
+      <w:r>
+        <w:rPr>
+          <w:rFonts w:ascii="Menlo" w:eastAsia="Menlo" w:hAnsi="Menlo" w:cs="Menlo"/>
+          <w:color w:val="000000" w:themeColor="text1"/>
+          <w:sz w:val="19"/>
+          <w:szCs w:val="19"/>
+          <w:lang w:val="en-US"/>
+        </w:rPr>
+        <w:t xml:space="preserve"> </w:t>
+      </w:r>
+      <w:proofErr w:type="spellStart"/>
+      <w:r>
+        <w:rPr>
+          <w:rFonts w:ascii="Menlo" w:eastAsia="Menlo" w:hAnsi="Menlo" w:cs="Menlo"/>
+          <w:color w:val="000000" w:themeColor="text1"/>
+          <w:sz w:val="19"/>
+          <w:szCs w:val="19"/>
+          <w:lang w:val="en-US"/>
+        </w:rPr>
+        <w:t>räumlichen</w:t>
+      </w:r>
+      <w:proofErr w:type="spellEnd"/>
+      <w:r>
+        <w:rPr>
+          <w:rFonts w:ascii="Menlo" w:eastAsia="Menlo" w:hAnsi="Menlo" w:cs="Menlo"/>
+          <w:color w:val="000000" w:themeColor="text1"/>
+          <w:sz w:val="19"/>
+          <w:szCs w:val="19"/>
+          <w:lang w:val="en-US"/>
+        </w:rPr>
+        <w:t xml:space="preserve"> </w:t>
+      </w:r>
+      <w:proofErr w:type="spellStart"/>
+      <w:r>
+        <w:rPr>
+          <w:rFonts w:ascii="Menlo" w:eastAsia="Menlo" w:hAnsi="Menlo" w:cs="Menlo"/>
+          <w:color w:val="000000" w:themeColor="text1"/>
+          <w:sz w:val="19"/>
+          <w:szCs w:val="19"/>
+          <w:lang w:val="en-US"/>
+        </w:rPr>
+        <w:t>Wissens</w:t>
+      </w:r>
+      <w:proofErr w:type="spellEnd"/>
+      <w:r>
+        <w:rPr>
+          <w:rFonts w:ascii="Menlo" w:eastAsia="Menlo" w:hAnsi="Menlo" w:cs="Menlo"/>
+          <w:color w:val="000000" w:themeColor="text1"/>
+          <w:sz w:val="19"/>
+          <w:szCs w:val="19"/>
+          <w:lang w:val="en-US"/>
+        </w:rPr>
+        <w:t xml:space="preserve"> und die </w:t>
+      </w:r>
+      <w:proofErr w:type="spellStart"/>
+      <w:r>
+        <w:rPr>
+          <w:rFonts w:ascii="Menlo" w:eastAsia="Menlo" w:hAnsi="Menlo" w:cs="Menlo"/>
+          <w:color w:val="000000" w:themeColor="text1"/>
+          <w:sz w:val="19"/>
+          <w:szCs w:val="19"/>
+          <w:lang w:val="en-US"/>
+        </w:rPr>
+        <w:t>Behandlung</w:t>
+      </w:r>
+      <w:proofErr w:type="spellEnd"/>
+      <w:r>
+        <w:rPr>
+          <w:rFonts w:ascii="Menlo" w:eastAsia="Menlo" w:hAnsi="Menlo" w:cs="Menlo"/>
+          <w:color w:val="000000" w:themeColor="text1"/>
+          <w:sz w:val="19"/>
+          <w:szCs w:val="19"/>
+          <w:lang w:val="en-US"/>
+        </w:rPr>
+        <w:t xml:space="preserve"> von </w:t>
+      </w:r>
+      <w:proofErr w:type="spellStart"/>
+      <w:r>
+        <w:rPr>
+          <w:rFonts w:ascii="Menlo" w:eastAsia="Menlo" w:hAnsi="Menlo" w:cs="Menlo"/>
+          <w:color w:val="000000" w:themeColor="text1"/>
+          <w:sz w:val="19"/>
+          <w:szCs w:val="19"/>
+          <w:lang w:val="en-US"/>
+        </w:rPr>
+        <w:t>Einbettungsproblemen</w:t>
+      </w:r>
+      <w:proofErr w:type="spellEnd"/>
+      <w:r>
+        <w:rPr>
+          <w:rFonts w:ascii="Menlo" w:eastAsia="Menlo" w:hAnsi="Menlo" w:cs="Menlo"/>
+          <w:color w:val="000000" w:themeColor="text1"/>
+          <w:sz w:val="19"/>
+          <w:szCs w:val="19"/>
+          <w:lang w:val="en-US"/>
+        </w:rPr>
+        <w:t xml:space="preserve"> </w:t>
+      </w:r>
+      <w:proofErr w:type="spellStart"/>
+      <w:r>
+        <w:rPr>
+          <w:rFonts w:ascii="Menlo" w:eastAsia="Menlo" w:hAnsi="Menlo" w:cs="Menlo"/>
+          <w:color w:val="000000" w:themeColor="text1"/>
+          <w:sz w:val="19"/>
+          <w:szCs w:val="19"/>
+          <w:lang w:val="en-US"/>
+        </w:rPr>
+        <w:t>mit</w:t>
+      </w:r>
+      <w:proofErr w:type="spellEnd"/>
+      <w:r>
+        <w:rPr>
+          <w:rFonts w:ascii="Menlo" w:eastAsia="Menlo" w:hAnsi="Menlo" w:cs="Menlo"/>
+          <w:color w:val="000000" w:themeColor="text1"/>
+          <w:sz w:val="19"/>
+          <w:szCs w:val="19"/>
+          <w:lang w:val="en-US"/>
+        </w:rPr>
+        <w:t xml:space="preserve"> </w:t>
+      </w:r>
+      <w:proofErr w:type="spellStart"/>
+      <w:r>
+        <w:rPr>
+          <w:rFonts w:ascii="Menlo" w:eastAsia="Menlo" w:hAnsi="Menlo" w:cs="Menlo"/>
+          <w:color w:val="000000" w:themeColor="text1"/>
+          <w:sz w:val="19"/>
+          <w:szCs w:val="19"/>
+          <w:lang w:val="en-US"/>
+        </w:rPr>
+        <w:t>Quadtreedepiktionen</w:t>
+      </w:r>
+      <w:proofErr w:type="spellEnd"/>
+      <w:r>
+        <w:rPr>
+          <w:rFonts w:ascii="Menlo" w:eastAsia="Menlo" w:hAnsi="Menlo" w:cs="Menlo"/>
+          <w:color w:val="000000" w:themeColor="text1"/>
+          <w:sz w:val="19"/>
+          <w:szCs w:val="19"/>
+          <w:lang w:val="en-US"/>
+        </w:rPr>
+        <w:t>",</w:t>
+      </w:r>
+    </w:p>
+    <w:p>
+      <w:pPr>
+        <w:spacing w:after="0"/>
+        <w:rPr>
+          <w:rFonts w:ascii="Menlo" w:eastAsia="Menlo" w:hAnsi="Menlo" w:cs="Menlo"/>
+          <w:color w:val="000000" w:themeColor="text1"/>
+          <w:sz w:val="19"/>
+          <w:szCs w:val="19"/>
+          <w:lang w:val="en-US"/>
+        </w:rPr>
+      </w:pPr>
+      <w:r>
+        <w:rPr>
+          <w:rFonts w:ascii="Menlo" w:eastAsia="Menlo" w:hAnsi="Menlo" w:cs="Menlo"/>
+          <w:color w:val="000000" w:themeColor="text1"/>
+          <w:sz w:val="19"/>
+          <w:szCs w:val="19"/>
+          <w:lang w:val="en-US"/>
+        </w:rPr>
+        <w:t xml:space="preserve">  "date": "2020-01-16T03:01:44.000Z"</w:t>
+      </w:r>
+    </w:p>
+    <w:p>
+      <w:pPr>
+        <w:spacing w:after="0"/>
+        <w:rPr>
+          <w:rFonts w:ascii="Menlo" w:eastAsia="Menlo" w:hAnsi="Menlo" w:cs="Menlo"/>
+          <w:color w:val="000000" w:themeColor="text1"/>
+          <w:sz w:val="19"/>
+          <w:szCs w:val="19"/>
+          <w:lang w:val="en-US"/>
+        </w:rPr>
+      </w:pPr>
+      <w:r>
+        <w:rPr>
+          <w:rFonts w:ascii="Menlo" w:eastAsia="Menlo" w:hAnsi="Menlo" w:cs="Menlo"/>
+          <w:color w:val="000000" w:themeColor="text1"/>
+          <w:sz w:val="19"/>
+          <w:szCs w:val="19"/>
+          <w:lang w:val="en-US"/>
+        </w:rPr>
+        <w:t>},{</w:t>
+      </w:r>
+    </w:p>
+    <w:p>
+      <w:pPr>
+        <w:spacing w:after="0"/>
+        <w:rPr>
+          <w:rFonts w:ascii="Menlo" w:eastAsia="Menlo" w:hAnsi="Menlo" w:cs="Menlo"/>
+          <w:color w:val="000000" w:themeColor="text1"/>
+          <w:sz w:val="19"/>
+          <w:szCs w:val="19"/>
+          <w:lang w:val="en-US"/>
+        </w:rPr>
+      </w:pPr>
+      <w:r>
+        <w:rPr>
+          <w:rFonts w:ascii="Menlo" w:eastAsia="Menlo" w:hAnsi="Menlo" w:cs="Menlo"/>
+          <w:color w:val="000000" w:themeColor="text1"/>
+          <w:sz w:val="19"/>
+          <w:szCs w:val="19"/>
+          <w:lang w:val="en-US"/>
+        </w:rPr>
+        <w:t xml:space="preserve">  "_id": 254,</w:t>
+      </w:r>
+    </w:p>
+    <w:p>
+      <w:pPr>
+        <w:spacing w:after="0"/>
+        <w:rPr>
+          <w:rFonts w:ascii="Menlo" w:eastAsia="Menlo" w:hAnsi="Menlo" w:cs="Menlo"/>
+          <w:color w:val="000000" w:themeColor="text1"/>
+          <w:sz w:val="19"/>
+          <w:szCs w:val="19"/>
+          <w:lang w:val="en-US"/>
+        </w:rPr>
+      </w:pPr>
+      <w:r>
+        <w:rPr>
+          <w:rFonts w:ascii="Menlo" w:eastAsia="Menlo" w:hAnsi="Menlo" w:cs="Menlo"/>
+          <w:color w:val="000000" w:themeColor="text1"/>
+          <w:sz w:val="19"/>
+          <w:szCs w:val="19"/>
+          <w:lang w:val="en-US"/>
+        </w:rPr>
+        <w:t xml:space="preserve">  "</w:t>
+      </w:r>
+      <w:proofErr w:type="spellStart"/>
+      <w:proofErr w:type="gramStart"/>
+      <w:r>
+        <w:rPr>
+          <w:rFonts w:ascii="Menlo" w:eastAsia="Menlo" w:hAnsi="Menlo" w:cs="Menlo"/>
+          <w:color w:val="000000" w:themeColor="text1"/>
+          <w:sz w:val="19"/>
+          <w:szCs w:val="19"/>
+          <w:lang w:val="en-US"/>
+        </w:rPr>
+        <w:t>doc</w:t>
+      </w:r>
+      <w:proofErr w:type="gramEnd"/>
+      <w:r>
+        <w:rPr>
+          <w:rFonts w:ascii="Menlo" w:eastAsia="Menlo" w:hAnsi="Menlo" w:cs="Menlo"/>
+          <w:color w:val="000000" w:themeColor="text1"/>
+          <w:sz w:val="19"/>
+          <w:szCs w:val="19"/>
+          <w:lang w:val="en-US"/>
+        </w:rPr>
+        <w:t>_id</w:t>
+      </w:r>
+      <w:proofErr w:type="spellEnd"/>
+      <w:r>
+        <w:rPr>
+          <w:rFonts w:ascii="Menlo" w:eastAsia="Menlo" w:hAnsi="Menlo" w:cs="Menlo"/>
+          <w:color w:val="000000" w:themeColor="text1"/>
+          <w:sz w:val="19"/>
+          <w:szCs w:val="19"/>
+          <w:lang w:val="en-US"/>
+        </w:rPr>
+        <w:t>": 254,</w:t>
+      </w:r>
+    </w:p>
+    <w:p>
+      <w:pPr>
+        <w:spacing w:after="0"/>
+        <w:rPr>
+          <w:rFonts w:ascii="Menlo" w:eastAsia="Menlo" w:hAnsi="Menlo" w:cs="Menlo"/>
+          <w:color w:val="000000" w:themeColor="text1"/>
+          <w:sz w:val="19"/>
+          <w:szCs w:val="19"/>
+          <w:lang w:val="en-US"/>
+        </w:rPr>
+      </w:pPr>
+      <w:r>
+        <w:rPr>
+          <w:rFonts w:ascii="Menlo" w:eastAsia="Menlo" w:hAnsi="Menlo" w:cs="Menlo"/>
+          <w:color w:val="000000" w:themeColor="text1"/>
+          <w:sz w:val="19"/>
+          <w:szCs w:val="19"/>
+          <w:lang w:val="en-US"/>
+        </w:rPr>
+        <w:t xml:space="preserve">  "title": "Using a Structured English Query Language as a Data Definition Facility.",</w:t>
+      </w:r>
+    </w:p>
+    <w:p>
+      <w:pPr>
+        <w:spacing w:after="0"/>
+        <w:rPr>
+          <w:rFonts w:ascii="Menlo" w:eastAsia="Menlo" w:hAnsi="Menlo" w:cs="Menlo"/>
+          <w:color w:val="000000" w:themeColor="text1"/>
+          <w:sz w:val="19"/>
+          <w:szCs w:val="19"/>
+          <w:lang w:val="en-US"/>
+        </w:rPr>
+      </w:pPr>
+      <w:r>
+        <w:rPr>
+          <w:rFonts w:ascii="Menlo" w:eastAsia="Menlo" w:hAnsi="Menlo" w:cs="Menlo"/>
+          <w:color w:val="000000" w:themeColor="text1"/>
+          <w:sz w:val="19"/>
+          <w:szCs w:val="19"/>
+          <w:lang w:val="en-US"/>
+        </w:rPr>
+        <w:t xml:space="preserve">  "date": "2019-08-27T21:23:26.000Z"</w:t>
+      </w:r>
+    </w:p>
+    <w:p>
+      <w:pPr>
+        <w:spacing w:after="0"/>
+        <w:rPr>
+          <w:rFonts w:ascii="Menlo" w:eastAsia="Menlo" w:hAnsi="Menlo" w:cs="Menlo"/>
+          <w:color w:val="000000" w:themeColor="text1"/>
+          <w:sz w:val="19"/>
+          <w:szCs w:val="19"/>
+          <w:lang w:val="en-US"/>
+        </w:rPr>
+      </w:pPr>
+      <w:r>
+        <w:rPr>
+          <w:rFonts w:ascii="Menlo" w:eastAsia="Menlo" w:hAnsi="Menlo" w:cs="Menlo"/>
+          <w:color w:val="000000" w:themeColor="text1"/>
+          <w:sz w:val="19"/>
+          <w:szCs w:val="19"/>
+          <w:lang w:val="en-US"/>
+        </w:rPr>
+        <w:t>},{</w:t>
+      </w:r>
+    </w:p>
+    <w:p>
+      <w:pPr>
+        <w:spacing w:after="0"/>
+        <w:rPr>
+          <w:rFonts w:ascii="Menlo" w:eastAsia="Menlo" w:hAnsi="Menlo" w:cs="Menlo"/>
+          <w:color w:val="000000" w:themeColor="text1"/>
+          <w:sz w:val="19"/>
+          <w:szCs w:val="19"/>
+          <w:lang w:val="en-US"/>
+        </w:rPr>
+      </w:pPr>
+      <w:r>
+        <w:rPr>
+          <w:rFonts w:ascii="Menlo" w:eastAsia="Menlo" w:hAnsi="Menlo" w:cs="Menlo"/>
+          <w:color w:val="000000" w:themeColor="text1"/>
+          <w:sz w:val="19"/>
+          <w:szCs w:val="19"/>
+          <w:lang w:val="en-US"/>
+        </w:rPr>
+        <w:t xml:space="preserve">  "_id": 489,</w:t>
+      </w:r>
+    </w:p>
+    <w:p>
+      <w:pPr>
+        <w:spacing w:after="0"/>
+        <w:rPr>
+          <w:rFonts w:ascii="Menlo" w:eastAsia="Menlo" w:hAnsi="Menlo" w:cs="Menlo"/>
+          <w:color w:val="000000" w:themeColor="text1"/>
+          <w:sz w:val="19"/>
+          <w:szCs w:val="19"/>
+          <w:lang w:val="en-US"/>
+        </w:rPr>
+      </w:pPr>
+      <w:r>
+        <w:rPr>
+          <w:rFonts w:ascii="Menlo" w:eastAsia="Menlo" w:hAnsi="Menlo" w:cs="Menlo"/>
+          <w:color w:val="000000" w:themeColor="text1"/>
+          <w:sz w:val="19"/>
+          <w:szCs w:val="19"/>
+          <w:lang w:val="en-US"/>
+        </w:rPr>
+        <w:t xml:space="preserve">  "</w:t>
+      </w:r>
+      <w:proofErr w:type="spellStart"/>
+      <w:proofErr w:type="gramStart"/>
+      <w:r>
+        <w:rPr>
+          <w:rFonts w:ascii="Menlo" w:eastAsia="Menlo" w:hAnsi="Menlo" w:cs="Menlo"/>
+          <w:color w:val="000000" w:themeColor="text1"/>
+          <w:sz w:val="19"/>
+          <w:szCs w:val="19"/>
+          <w:lang w:val="en-US"/>
+        </w:rPr>
+        <w:t>doc</w:t>
+      </w:r>
+      <w:proofErr w:type="gramEnd"/>
+      <w:r>
+        <w:rPr>
+          <w:rFonts w:ascii="Menlo" w:eastAsia="Menlo" w:hAnsi="Menlo" w:cs="Menlo"/>
+          <w:color w:val="000000" w:themeColor="text1"/>
+          <w:sz w:val="19"/>
+          <w:szCs w:val="19"/>
+          <w:lang w:val="en-US"/>
+        </w:rPr>
+        <w:t>_id</w:t>
+      </w:r>
+      <w:proofErr w:type="spellEnd"/>
+      <w:r>
+        <w:rPr>
+          <w:rFonts w:ascii="Menlo" w:eastAsia="Menlo" w:hAnsi="Menlo" w:cs="Menlo"/>
+          <w:color w:val="000000" w:themeColor="text1"/>
+          <w:sz w:val="19"/>
+          <w:szCs w:val="19"/>
+          <w:lang w:val="en-US"/>
+        </w:rPr>
+        <w:t>": 489,</w:t>
+      </w:r>
+    </w:p>
+    <w:p>
+      <w:pPr>
+        <w:spacing w:after="0"/>
+        <w:rPr>
+          <w:rFonts w:ascii="Menlo" w:eastAsia="Menlo" w:hAnsi="Menlo" w:cs="Menlo"/>
+          <w:color w:val="000000" w:themeColor="text1"/>
+          <w:sz w:val="19"/>
+          <w:szCs w:val="19"/>
+          <w:lang w:val="en-US"/>
+        </w:rPr>
+      </w:pPr>
+      <w:r>
+        <w:rPr>
+          <w:rFonts w:ascii="Menlo" w:eastAsia="Menlo" w:hAnsi="Menlo" w:cs="Menlo"/>
+          <w:color w:val="000000" w:themeColor="text1"/>
+          <w:sz w:val="19"/>
+          <w:szCs w:val="19"/>
+          <w:lang w:val="en-US"/>
+        </w:rPr>
+        <w:t xml:space="preserve">  "title": "On the Expressiveness of Tree Set Operators",</w:t>
+      </w:r>
+    </w:p>
+    <w:p>
+      <w:pPr>
+        <w:spacing w:after="0"/>
+        <w:rPr>
+          <w:rFonts w:ascii="Menlo" w:eastAsia="Menlo" w:hAnsi="Menlo" w:cs="Menlo"/>
+          <w:color w:val="000000" w:themeColor="text1"/>
+          <w:sz w:val="19"/>
+          <w:szCs w:val="19"/>
+          <w:lang w:val="en-US"/>
+        </w:rPr>
+      </w:pPr>
+      <w:r>
+        <w:rPr>
+          <w:rFonts w:ascii="Menlo" w:eastAsia="Menlo" w:hAnsi="Menlo" w:cs="Menlo"/>
+          <w:color w:val="000000" w:themeColor="text1"/>
+          <w:sz w:val="19"/>
+          <w:szCs w:val="19"/>
+          <w:lang w:val="en-US"/>
+        </w:rPr>
+        <w:t xml:space="preserve">  "date": "2019-06-08T00:52:34.000Z"</w:t>
+      </w:r>
+    </w:p>
+    <w:p>
+      <w:pPr>
+        <w:spacing w:after="0"/>
+        <w:rPr>
+          <w:rFonts w:ascii="Menlo" w:eastAsia="Menlo" w:hAnsi="Menlo" w:cs="Menlo"/>
+          <w:color w:val="000000" w:themeColor="text1"/>
+          <w:sz w:val="19"/>
+          <w:szCs w:val="19"/>
+          <w:lang w:val="en-US"/>
+        </w:rPr>
+      </w:pPr>
+      <w:r>
+        <w:rPr>
+          <w:rFonts w:ascii="Menlo" w:eastAsia="Menlo" w:hAnsi="Menlo" w:cs="Menlo"/>
+          <w:color w:val="000000" w:themeColor="text1"/>
+          <w:sz w:val="19"/>
+          <w:szCs w:val="19"/>
+          <w:lang w:val="en-US"/>
+        </w:rPr>
+        <w:t>},{</w:t>
+      </w:r>
+    </w:p>
+    <w:p>
+      <w:pPr>
+        <w:spacing w:after="0"/>
+        <w:rPr>
+          <w:rFonts w:ascii="Menlo" w:eastAsia="Menlo" w:hAnsi="Menlo" w:cs="Menlo"/>
+          <w:color w:val="000000" w:themeColor="text1"/>
+          <w:sz w:val="19"/>
+          <w:szCs w:val="19"/>
+          <w:lang w:val="en-US"/>
+        </w:rPr>
+      </w:pPr>
+      <w:r>
+        <w:rPr>
+          <w:rFonts w:ascii="Menlo" w:eastAsia="Menlo" w:hAnsi="Menlo" w:cs="Menlo"/>
+          <w:color w:val="000000" w:themeColor="text1"/>
+          <w:sz w:val="19"/>
+          <w:szCs w:val="19"/>
+          <w:lang w:val="en-US"/>
+        </w:rPr>
+        <w:t xml:space="preserve">  "_id": 179,</w:t>
+      </w:r>
+    </w:p>
+    <w:p>
+      <w:pPr>
+        <w:spacing w:after="0"/>
+        <w:rPr>
+          <w:rFonts w:ascii="Menlo" w:eastAsia="Menlo" w:hAnsi="Menlo" w:cs="Menlo"/>
+          <w:color w:val="000000" w:themeColor="text1"/>
+          <w:sz w:val="19"/>
+          <w:szCs w:val="19"/>
+          <w:lang w:val="en-US"/>
+        </w:rPr>
+      </w:pPr>
+      <w:r>
+        <w:rPr>
+          <w:rFonts w:ascii="Menlo" w:eastAsia="Menlo" w:hAnsi="Menlo" w:cs="Menlo"/>
+          <w:color w:val="000000" w:themeColor="text1"/>
+          <w:sz w:val="19"/>
+          <w:szCs w:val="19"/>
+          <w:lang w:val="en-US"/>
+        </w:rPr>
+        <w:t xml:space="preserve">  "</w:t>
+      </w:r>
+      <w:proofErr w:type="spellStart"/>
+      <w:proofErr w:type="gramStart"/>
+      <w:r>
+        <w:rPr>
+          <w:rFonts w:ascii="Menlo" w:eastAsia="Menlo" w:hAnsi="Menlo" w:cs="Menlo"/>
+          <w:color w:val="000000" w:themeColor="text1"/>
+          <w:sz w:val="19"/>
+          <w:szCs w:val="19"/>
+          <w:lang w:val="en-US"/>
+        </w:rPr>
+        <w:t>doc</w:t>
+      </w:r>
+      <w:proofErr w:type="gramEnd"/>
+      <w:r>
+        <w:rPr>
+          <w:rFonts w:ascii="Menlo" w:eastAsia="Menlo" w:hAnsi="Menlo" w:cs="Menlo"/>
+          <w:color w:val="000000" w:themeColor="text1"/>
+          <w:sz w:val="19"/>
+          <w:szCs w:val="19"/>
+          <w:lang w:val="en-US"/>
+        </w:rPr>
+        <w:t>_id</w:t>
+      </w:r>
+      <w:proofErr w:type="spellEnd"/>
+      <w:r>
+        <w:rPr>
+          <w:rFonts w:ascii="Menlo" w:eastAsia="Menlo" w:hAnsi="Menlo" w:cs="Menlo"/>
+          <w:color w:val="000000" w:themeColor="text1"/>
+          <w:sz w:val="19"/>
+          <w:szCs w:val="19"/>
+          <w:lang w:val="en-US"/>
+        </w:rPr>
+        <w:t>": 179,</w:t>
+      </w:r>
+    </w:p>
+    <w:p>
+      <w:pPr>
+        <w:spacing w:after="0"/>
+        <w:rPr>
+          <w:rFonts w:ascii="Menlo" w:eastAsia="Menlo" w:hAnsi="Menlo" w:cs="Menlo"/>
+          <w:color w:val="000000" w:themeColor="text1"/>
+          <w:sz w:val="19"/>
+          <w:szCs w:val="19"/>
+          <w:lang w:val="en-US"/>
+        </w:rPr>
+      </w:pPr>
+      <w:r>
+        <w:rPr>
+          <w:rFonts w:ascii="Menlo" w:eastAsia="Menlo" w:hAnsi="Menlo" w:cs="Menlo"/>
+          <w:color w:val="000000" w:themeColor="text1"/>
+          <w:sz w:val="19"/>
+          <w:szCs w:val="19"/>
+          <w:lang w:val="en-US"/>
+        </w:rPr>
+        <w:t xml:space="preserve">  "title": "EFTA Query Processing in LILOG-DB",</w:t>
+      </w:r>
+    </w:p>
+    <w:p>
+      <w:pPr>
+        <w:spacing w:after="0"/>
+        <w:rPr>
+          <w:rFonts w:ascii="Menlo" w:eastAsia="Menlo" w:hAnsi="Menlo" w:cs="Menlo"/>
+          <w:color w:val="000000" w:themeColor="text1"/>
+          <w:sz w:val="19"/>
+          <w:szCs w:val="19"/>
+        </w:rPr>
+      </w:pPr>
+      <w:r>
+        <w:rPr>
+          <w:rFonts w:ascii="Menlo" w:eastAsia="Menlo" w:hAnsi="Menlo" w:cs="Menlo"/>
+          <w:color w:val="000000" w:themeColor="text1"/>
+          <w:sz w:val="19"/>
+          <w:szCs w:val="19"/>
+          <w:lang w:val="en-US"/>
+        </w:rPr>
+        <w:t xml:space="preserve">  </w:t>
+      </w:r>
+      <w:r>
+        <w:rPr>
+          <w:rFonts w:ascii="Menlo" w:eastAsia="Menlo" w:hAnsi="Menlo" w:cs="Menlo"/>
+          <w:color w:val="000000" w:themeColor="text1"/>
+          <w:sz w:val="19"/>
+          <w:szCs w:val="19"/>
+        </w:rPr>
+        <w:t>"date": "2019-05-22T17:21:23.000Z"</w:t>
+      </w:r>
+    </w:p>
+    <w:p>
+      <w:pPr>
+        <w:spacing w:after="0"/>
+        <w:rPr>
+          <w:rFonts w:ascii="Menlo" w:eastAsia="Menlo" w:hAnsi="Menlo" w:cs="Menlo"/>
+          <w:color w:val="000000" w:themeColor="text1"/>
+          <w:sz w:val="19"/>
+          <w:szCs w:val="19"/>
+        </w:rPr>
+      </w:pPr>
+      <w:r>
+        <w:rPr>
+          <w:rFonts w:ascii="Menlo" w:eastAsia="Menlo" w:hAnsi="Menlo" w:cs="Menlo"/>
+          <w:color w:val="000000" w:themeColor="text1"/>
+          <w:sz w:val="19"/>
+          <w:szCs w:val="19"/>
+        </w:rPr>
+        <w:t>}]</w:t>
+      </w:r>
+    </w:p>
     <w:sectPr>
       <w:pgSz w:w="11906" w:h="16838"/>
-      <w:pgMar w:top="1417" w:right="1134" w:bottom="1134" w:left="1134" w:header="708" w:footer="708" w:gutter="0"/>
+      <w:pgMar w:top="720" w:right="720" w:bottom="720" w:left="720" w:header="708" w:footer="708" w:gutter="0"/>
       <w:cols w:space="708"/>
       <w:docGrid w:linePitch="360"/>
     </w:sectPr>
@@ -7675,6 +10154,119 @@
     </w:lvl>
   </w:abstractNum>
   <w:abstractNum w:abstractNumId="3" w15:restartNumberingAfterBreak="0">
+    <w:nsid w:val="407C93E6"/>
+    <w:multiLevelType w:val="hybridMultilevel"/>
+    <w:tmpl w:val="0082EF5A"/>
+    <w:lvl w:ilvl="0" w:tplc="EC44A982">
+      <w:start w:val="1"/>
+      <w:numFmt w:val="bullet"/>
+      <w:lvlText w:val="·"/>
+      <w:lvlJc w:val="left"/>
+      <w:pPr>
+        <w:ind w:left="720" w:hanging="360"/>
+      </w:pPr>
+      <w:rPr>
+        <w:rFonts w:ascii="Symbol" w:hAnsi="Symbol" w:hint="default"/>
+      </w:rPr>
+    </w:lvl>
+    <w:lvl w:ilvl="1" w:tplc="4EAEC474">
+      <w:start w:val="1"/>
+      <w:numFmt w:val="bullet"/>
+      <w:lvlText w:val="o"/>
+      <w:lvlJc w:val="left"/>
+      <w:pPr>
+        <w:ind w:left="1440" w:hanging="360"/>
+      </w:pPr>
+      <w:rPr>
+        <w:rFonts w:ascii="Courier New" w:hAnsi="Courier New" w:hint="default"/>
+      </w:rPr>
+    </w:lvl>
+    <w:lvl w:ilvl="2" w:tplc="396AFF7C">
+      <w:start w:val="1"/>
+      <w:numFmt w:val="bullet"/>
+      <w:lvlText w:val=""/>
+      <w:lvlJc w:val="left"/>
+      <w:pPr>
+        <w:ind w:left="2160" w:hanging="360"/>
+      </w:pPr>
+      <w:rPr>
+        <w:rFonts w:ascii="Wingdings" w:hAnsi="Wingdings" w:hint="default"/>
+      </w:rPr>
+    </w:lvl>
+    <w:lvl w:ilvl="3" w:tplc="DC0655EA">
+      <w:start w:val="1"/>
+      <w:numFmt w:val="bullet"/>
+      <w:lvlText w:val=""/>
+      <w:lvlJc w:val="left"/>
+      <w:pPr>
+        <w:ind w:left="2880" w:hanging="360"/>
+      </w:pPr>
+      <w:rPr>
+        <w:rFonts w:ascii="Symbol" w:hAnsi="Symbol" w:hint="default"/>
+      </w:rPr>
+    </w:lvl>
+    <w:lvl w:ilvl="4" w:tplc="8598781A">
+      <w:start w:val="1"/>
+      <w:numFmt w:val="bullet"/>
+      <w:lvlText w:val="o"/>
+      <w:lvlJc w:val="left"/>
+      <w:pPr>
+        <w:ind w:left="3600" w:hanging="360"/>
+      </w:pPr>
+      <w:rPr>
+        <w:rFonts w:ascii="Courier New" w:hAnsi="Courier New" w:hint="default"/>
+      </w:rPr>
+    </w:lvl>
+    <w:lvl w:ilvl="5" w:tplc="0CC40CC2">
+      <w:start w:val="1"/>
+      <w:numFmt w:val="bullet"/>
+      <w:lvlText w:val=""/>
+      <w:lvlJc w:val="left"/>
+      <w:pPr>
+        <w:ind w:left="4320" w:hanging="360"/>
+      </w:pPr>
+      <w:rPr>
+        <w:rFonts w:ascii="Wingdings" w:hAnsi="Wingdings" w:hint="default"/>
+      </w:rPr>
+    </w:lvl>
+    <w:lvl w:ilvl="6" w:tplc="D4CE8C6C">
+      <w:start w:val="1"/>
+      <w:numFmt w:val="bullet"/>
+      <w:lvlText w:val=""/>
+      <w:lvlJc w:val="left"/>
+      <w:pPr>
+        <w:ind w:left="5040" w:hanging="360"/>
+      </w:pPr>
+      <w:rPr>
+        <w:rFonts w:ascii="Symbol" w:hAnsi="Symbol" w:hint="default"/>
+      </w:rPr>
+    </w:lvl>
+    <w:lvl w:ilvl="7" w:tplc="76B8D6D2">
+      <w:start w:val="1"/>
+      <w:numFmt w:val="bullet"/>
+      <w:lvlText w:val="o"/>
+      <w:lvlJc w:val="left"/>
+      <w:pPr>
+        <w:ind w:left="5760" w:hanging="360"/>
+      </w:pPr>
+      <w:rPr>
+        <w:rFonts w:ascii="Courier New" w:hAnsi="Courier New" w:hint="default"/>
+      </w:rPr>
+    </w:lvl>
+    <w:lvl w:ilvl="8" w:tplc="F73AFF66">
+      <w:start w:val="1"/>
+      <w:numFmt w:val="bullet"/>
+      <w:lvlText w:val=""/>
+      <w:lvlJc w:val="left"/>
+      <w:pPr>
+        <w:ind w:left="6480" w:hanging="360"/>
+      </w:pPr>
+      <w:rPr>
+        <w:rFonts w:ascii="Wingdings" w:hAnsi="Wingdings" w:hint="default"/>
+      </w:rPr>
+    </w:lvl>
+  </w:abstractNum>
+  <w:abstractNum w:abstractNumId="4" w15:restartNumberingAfterBreak="0">
     <w:nsid w:val="466C5105"/>
     <w:multiLevelType w:val="hybridMultilevel"/>
     <w:tmpl w:val="C5D2B152"/>
@@ -7763,7 +10355,7 @@
       </w:pPr>
     </w:lvl>
   </w:abstractNum>
-  <w:abstractNum w:abstractNumId="4" w15:restartNumberingAfterBreak="0">
+  <w:abstractNum w:abstractNumId="5" w15:restartNumberingAfterBreak="0">
     <w:nsid w:val="60931134"/>
     <w:multiLevelType w:val="hybridMultilevel"/>
     <w:tmpl w:val="AAA64A12"/>
@@ -7849,7 +10441,7 @@
       </w:pPr>
     </w:lvl>
   </w:abstractNum>
-  <w:abstractNum w:abstractNumId="5" w15:restartNumberingAfterBreak="0">
+  <w:abstractNum w:abstractNumId="6" w15:restartNumberingAfterBreak="0">
     <w:nsid w:val="76EC0A44"/>
     <w:multiLevelType w:val="hybridMultilevel"/>
     <w:tmpl w:val="78B2E8A0"/>
@@ -7971,12 +10563,15 @@
     <w:abstractNumId w:val="0"/>
   </w:num>
   <w:num w:numId="4" w16cid:durableId="1188640738">
+    <w:abstractNumId w:val="5"/>
+  </w:num>
+  <w:num w:numId="5" w16cid:durableId="101921839">
+    <w:abstractNumId w:val="6"/>
+  </w:num>
+  <w:num w:numId="6" w16cid:durableId="510923340">
     <w:abstractNumId w:val="4"/>
   </w:num>
-  <w:num w:numId="5" w16cid:durableId="101921839">
-    <w:abstractNumId w:val="5"/>
-  </w:num>
-  <w:num w:numId="6" w16cid:durableId="510923340">
+  <w:num w:numId="7" w16cid:durableId="577327415">
     <w:abstractNumId w:val="3"/>
   </w:num>
 </w:numbering>
